--- a/PPTs/Exams/CSC111 Midterm Exam ANS Fa2025.docx
+++ b/PPTs/Exams/CSC111 Midterm Exam ANS Fa2025.docx
@@ -14,17 +14,7 @@
           <w:szCs w:val="40"/>
         </w:rPr>
       </w:pPr>
-      <w:bookmarkStart w:id="0" w:name="_Hlk184909670"/>
-      <w:bookmarkStart w:id="1" w:name="_Hlk535502541"/>
-      <w:bookmarkEnd w:id="0"/>
-      <w:r>
-        <w:rPr>
-          <w:rFonts w:hint="eastAsia"/>
-          <w:sz w:val="40"/>
-          <w:szCs w:val="40"/>
-        </w:rPr>
-        <w:t>s</w:t>
-      </w:r>
+      <w:bookmarkStart w:id="0" w:name="_Hlk535502541"/>
       <w:r>
         <w:rPr>
           <w:sz w:val="40"/>
@@ -286,7 +276,7 @@
           </w:p>
         </w:tc>
       </w:tr>
-      <w:bookmarkEnd w:id="1"/>
+      <w:bookmarkEnd w:id="0"/>
     </w:tbl>
     <w:p>
       <w:pPr>
@@ -1458,27 +1448,7 @@
           <w:sz w:val="22"/>
           <w:szCs w:val="22"/>
         </w:rPr>
-        <w:t xml:space="preserve">Fill in the answer keys </w:t>
-      </w:r>
-      <w:proofErr w:type="gramStart"/>
-      <w:r>
-        <w:rPr>
-          <w:rStyle w:val="Strong"/>
-          <w:rFonts w:eastAsiaTheme="majorEastAsia"/>
-          <w:sz w:val="22"/>
-          <w:szCs w:val="22"/>
-        </w:rPr>
-        <w:t>in</w:t>
-      </w:r>
-      <w:proofErr w:type="gramEnd"/>
-      <w:r>
-        <w:rPr>
-          <w:rStyle w:val="Strong"/>
-          <w:rFonts w:eastAsiaTheme="majorEastAsia"/>
-          <w:sz w:val="22"/>
-          <w:szCs w:val="22"/>
-        </w:rPr>
-        <w:t xml:space="preserve"> the table above</w:t>
+        <w:t>Fill in the answer keys in the table above</w:t>
       </w:r>
       <w:r>
         <w:rPr>
@@ -1570,9 +1540,8 @@
           <w:szCs w:val="22"/>
         </w:rPr>
         <w:br/>
-        <w:t xml:space="preserve">D. </w:t>
-      </w:r>
-      <w:proofErr w:type="spellStart"/>
+        <w:t>D. xPSR only</w:t>
+      </w:r>
       <w:r>
         <w:rPr>
           <w:rFonts w:eastAsia="inter"/>
@@ -1580,30 +1549,11 @@
           <w:sz w:val="22"/>
           <w:szCs w:val="22"/>
         </w:rPr>
-        <w:t>xPSR</w:t>
-      </w:r>
-      <w:proofErr w:type="spellEnd"/>
-      <w:r>
-        <w:rPr>
-          <w:rFonts w:eastAsia="inter"/>
-          <w:color w:val="000000"/>
-          <w:sz w:val="22"/>
-          <w:szCs w:val="22"/>
-        </w:rPr>
-        <w:t xml:space="preserve"> only</w:t>
-      </w:r>
-      <w:r>
-        <w:rPr>
-          <w:rFonts w:eastAsia="inter"/>
-          <w:color w:val="000000"/>
-          <w:sz w:val="22"/>
-          <w:szCs w:val="22"/>
-        </w:rPr>
         <w:br/>
         <w:t>ANS: A</w:t>
       </w:r>
-      <w:bookmarkStart w:id="2" w:name="fnref2:1"/>
-      <w:bookmarkEnd w:id="2"/>
+      <w:bookmarkStart w:id="1" w:name="fnref2:1"/>
+      <w:bookmarkEnd w:id="1"/>
       <w:r>
         <w:rPr>
           <w:sz w:val="22"/>
@@ -1710,8 +1660,8 @@
         <w:br/>
         <w:t>ANS: C</w:t>
       </w:r>
-      <w:bookmarkStart w:id="3" w:name="fnref2:2"/>
-      <w:bookmarkEnd w:id="3"/>
+      <w:bookmarkStart w:id="2" w:name="fnref2:2"/>
+      <w:bookmarkEnd w:id="2"/>
       <w:r>
         <w:rPr>
           <w:sz w:val="22"/>
@@ -1793,8 +1743,8 @@
         <w:br/>
         <w:t>D. Carry always 0</w:t>
       </w:r>
-      <w:bookmarkStart w:id="4" w:name="fnref1:5"/>
-      <w:bookmarkEnd w:id="4"/>
+      <w:bookmarkStart w:id="3" w:name="fnref1:5"/>
+      <w:bookmarkEnd w:id="3"/>
     </w:p>
     <w:p>
       <w:pPr>
@@ -1877,8 +1827,8 @@
         <w:br/>
         <w:t>D. Add one then invert bits</w:t>
       </w:r>
-      <w:bookmarkStart w:id="5" w:name="fnref1:8"/>
-      <w:bookmarkEnd w:id="5"/>
+      <w:bookmarkStart w:id="4" w:name="fnref1:8"/>
+      <w:bookmarkEnd w:id="4"/>
     </w:p>
     <w:p>
       <w:pPr>
@@ -1928,9 +1878,8 @@
           <w:szCs w:val="22"/>
         </w:rPr>
         <w:br/>
-        <w:t xml:space="preserve">A. Its </w:t>
-      </w:r>
-      <w:proofErr w:type="gramStart"/>
+        <w:t>A. Its two’s complement is 00000₂</w:t>
+      </w:r>
       <w:r>
         <w:rPr>
           <w:rFonts w:eastAsia="inter"/>
@@ -1938,9 +1887,9 @@
           <w:sz w:val="22"/>
           <w:szCs w:val="22"/>
         </w:rPr>
-        <w:t>two’s</w:t>
-      </w:r>
-      <w:proofErr w:type="gramEnd"/>
+        <w:br/>
+        <w:t>B. Its two’s complement is itself</w:t>
+      </w:r>
       <w:r>
         <w:rPr>
           <w:rFonts w:eastAsia="inter"/>
@@ -1948,7 +1897,8 @@
           <w:sz w:val="22"/>
           <w:szCs w:val="22"/>
         </w:rPr>
-        <w:t xml:space="preserve"> complement is 00000₂</w:t>
+        <w:br/>
+        <w:t>C. It cannot be represented</w:t>
       </w:r>
       <w:r>
         <w:rPr>
@@ -1958,30 +1908,10 @@
           <w:szCs w:val="22"/>
         </w:rPr>
         <w:br/>
-        <w:t>B. Its two’s complement is itself</w:t>
-      </w:r>
-      <w:r>
-        <w:rPr>
-          <w:rFonts w:eastAsia="inter"/>
-          <w:color w:val="000000"/>
-          <w:sz w:val="22"/>
-          <w:szCs w:val="22"/>
-        </w:rPr>
-        <w:br/>
-        <w:t>C. It cannot be represented</w:t>
-      </w:r>
-      <w:r>
-        <w:rPr>
-          <w:rFonts w:eastAsia="inter"/>
-          <w:color w:val="000000"/>
-          <w:sz w:val="22"/>
-          <w:szCs w:val="22"/>
-        </w:rPr>
-        <w:br/>
         <w:t>D. It equals +16</w:t>
       </w:r>
-      <w:bookmarkStart w:id="6" w:name="fnref1:9"/>
-      <w:bookmarkEnd w:id="6"/>
+      <w:bookmarkStart w:id="5" w:name="fnref1:9"/>
+      <w:bookmarkEnd w:id="5"/>
     </w:p>
     <w:p>
       <w:pPr>
@@ -2013,6 +1943,73 @@
         </w:numPr>
         <w:spacing w:after="0"/>
         <w:rPr>
+          <w:rFonts w:ascii="Times New Roman" w:eastAsia="inter" w:hAnsi="Times New Roman"/>
+          <w:color w:val="000000"/>
+          <w:sz w:val="22"/>
+          <w:szCs w:val="22"/>
+          <w:lang w:eastAsia="zh-CN"/>
+        </w:rPr>
+      </w:pPr>
+      <w:r>
+        <w:rPr>
+          <w:rFonts w:ascii="Times New Roman" w:eastAsia="inter" w:hAnsi="Times New Roman"/>
+          <w:color w:val="000000"/>
+          <w:sz w:val="22"/>
+          <w:szCs w:val="22"/>
+          <w:lang w:eastAsia="zh-CN"/>
+        </w:rPr>
+        <w:t>What is the bit width of each register in ARM Cortex-M processors?</w:t>
+      </w:r>
+      <w:r>
+        <w:rPr>
+          <w:rFonts w:ascii="Times New Roman" w:eastAsia="inter" w:hAnsi="Times New Roman"/>
+          <w:color w:val="000000"/>
+          <w:sz w:val="22"/>
+          <w:szCs w:val="22"/>
+          <w:lang w:eastAsia="zh-CN"/>
+        </w:rPr>
+        <w:br/>
+        <w:t>A) 16 bits</w:t>
+      </w:r>
+      <w:r>
+        <w:rPr>
+          <w:rFonts w:ascii="Times New Roman" w:eastAsia="inter" w:hAnsi="Times New Roman"/>
+          <w:color w:val="000000"/>
+          <w:sz w:val="22"/>
+          <w:szCs w:val="22"/>
+          <w:lang w:eastAsia="zh-CN"/>
+        </w:rPr>
+        <w:br/>
+        <w:t>B) 24 bits</w:t>
+      </w:r>
+      <w:r>
+        <w:rPr>
+          <w:rFonts w:ascii="Times New Roman" w:eastAsia="inter" w:hAnsi="Times New Roman"/>
+          <w:color w:val="000000"/>
+          <w:sz w:val="22"/>
+          <w:szCs w:val="22"/>
+          <w:lang w:eastAsia="zh-CN"/>
+        </w:rPr>
+        <w:br/>
+        <w:t>C) 32 bits</w:t>
+      </w:r>
+      <w:r>
+        <w:rPr>
+          <w:rFonts w:ascii="Times New Roman" w:eastAsia="inter" w:hAnsi="Times New Roman"/>
+          <w:color w:val="000000"/>
+          <w:sz w:val="22"/>
+          <w:szCs w:val="22"/>
+          <w:lang w:eastAsia="zh-CN"/>
+        </w:rPr>
+        <w:br/>
+        <w:t>D) 64 bits</w:t>
+      </w:r>
+    </w:p>
+    <w:p>
+      <w:pPr>
+        <w:spacing w:after="240"/>
+        <w:ind w:firstLine="360"/>
+        <w:rPr>
           <w:rFonts w:eastAsia="inter"/>
           <w:color w:val="000000"/>
           <w:sz w:val="22"/>
@@ -2023,63 +2020,6 @@
         <w:rPr>
           <w:rFonts w:eastAsia="inter"/>
           <w:color w:val="000000"/>
-          <w:sz w:val="22"/>
-          <w:szCs w:val="22"/>
-        </w:rPr>
-        <w:t>What is the bit width of each register in ARM Cortex-M processors?</w:t>
-      </w:r>
-      <w:r>
-        <w:rPr>
-          <w:rFonts w:eastAsia="inter"/>
-          <w:color w:val="000000"/>
-          <w:sz w:val="22"/>
-          <w:szCs w:val="22"/>
-        </w:rPr>
-        <w:br/>
-        <w:t>A) 16 bits</w:t>
-      </w:r>
-      <w:r>
-        <w:rPr>
-          <w:rFonts w:eastAsia="inter"/>
-          <w:color w:val="000000"/>
-          <w:sz w:val="22"/>
-          <w:szCs w:val="22"/>
-        </w:rPr>
-        <w:br/>
-        <w:t>B) 24 bits</w:t>
-      </w:r>
-      <w:r>
-        <w:rPr>
-          <w:rFonts w:eastAsia="inter"/>
-          <w:color w:val="000000"/>
-          <w:sz w:val="22"/>
-          <w:szCs w:val="22"/>
-        </w:rPr>
-        <w:br/>
-        <w:t>C) 32 bits</w:t>
-      </w:r>
-      <w:r>
-        <w:rPr>
-          <w:rFonts w:eastAsia="inter"/>
-          <w:color w:val="000000"/>
-          <w:sz w:val="22"/>
-          <w:szCs w:val="22"/>
-        </w:rPr>
-        <w:br/>
-        <w:t>D) 64 bits</w:t>
-      </w:r>
-    </w:p>
-    <w:p>
-      <w:pPr>
-        <w:spacing w:after="240"/>
-        <w:ind w:firstLine="360"/>
-        <w:rPr>
-          <w:sz w:val="22"/>
-          <w:szCs w:val="22"/>
-        </w:rPr>
-      </w:pPr>
-      <w:r>
-        <w:rPr>
           <w:sz w:val="22"/>
           <w:szCs w:val="22"/>
         </w:rPr>
@@ -2104,57 +2044,63 @@
         </w:numPr>
         <w:spacing w:after="0"/>
         <w:rPr>
-          <w:rFonts w:eastAsia="inter"/>
+          <w:rFonts w:ascii="Times New Roman" w:eastAsia="inter" w:hAnsi="Times New Roman"/>
           <w:color w:val="000000"/>
           <w:sz w:val="22"/>
           <w:szCs w:val="22"/>
-        </w:rPr>
-      </w:pPr>
-      <w:r>
-        <w:rPr>
-          <w:rFonts w:eastAsia="inter"/>
+          <w:lang w:eastAsia="zh-CN"/>
+        </w:rPr>
+      </w:pPr>
+      <w:r>
+        <w:rPr>
+          <w:rFonts w:ascii="Times New Roman" w:eastAsia="inter" w:hAnsi="Times New Roman"/>
           <w:color w:val="000000"/>
           <w:sz w:val="22"/>
           <w:szCs w:val="22"/>
+          <w:lang w:eastAsia="zh-CN"/>
         </w:rPr>
         <w:t>In ARM assembly instruction format, what is typically the first operand (operand1)?</w:t>
       </w:r>
       <w:r>
         <w:rPr>
-          <w:rFonts w:eastAsia="inter"/>
+          <w:rFonts w:ascii="Times New Roman" w:eastAsia="inter" w:hAnsi="Times New Roman"/>
           <w:color w:val="000000"/>
           <w:sz w:val="22"/>
           <w:szCs w:val="22"/>
+          <w:lang w:eastAsia="zh-CN"/>
         </w:rPr>
         <w:br/>
         <w:t>A) Source register</w:t>
       </w:r>
       <w:r>
         <w:rPr>
-          <w:rFonts w:eastAsia="inter"/>
+          <w:rFonts w:ascii="Times New Roman" w:eastAsia="inter" w:hAnsi="Times New Roman"/>
           <w:color w:val="000000"/>
           <w:sz w:val="22"/>
           <w:szCs w:val="22"/>
+          <w:lang w:eastAsia="zh-CN"/>
         </w:rPr>
         <w:br/>
         <w:t>B) Immediate value</w:t>
       </w:r>
       <w:r>
         <w:rPr>
-          <w:rFonts w:eastAsia="inter"/>
+          <w:rFonts w:ascii="Times New Roman" w:eastAsia="inter" w:hAnsi="Times New Roman"/>
           <w:color w:val="000000"/>
           <w:sz w:val="22"/>
           <w:szCs w:val="22"/>
+          <w:lang w:eastAsia="zh-CN"/>
         </w:rPr>
         <w:br/>
         <w:t>C) Destination register</w:t>
       </w:r>
       <w:r>
         <w:rPr>
-          <w:rFonts w:eastAsia="inter"/>
+          <w:rFonts w:ascii="Times New Roman" w:eastAsia="inter" w:hAnsi="Times New Roman"/>
           <w:color w:val="000000"/>
           <w:sz w:val="22"/>
           <w:szCs w:val="22"/>
+          <w:lang w:eastAsia="zh-CN"/>
         </w:rPr>
         <w:br/>
         <w:t>D) Memory address</w:t>
@@ -2379,47 +2325,15 @@
           <w:lang w:eastAsia="zh-CN"/>
         </w:rPr>
         <w:br/>
-        <w:t xml:space="preserve">C. ADD </w:t>
-      </w:r>
-      <w:proofErr w:type="gramStart"/>
+        <w:t>C. ADD r1, r0, r0, ASR #3</w:t>
+      </w:r>
       <w:r>
         <w:rPr>
           <w:rFonts w:ascii="Times New Roman" w:eastAsia="Times New Roman" w:hAnsi="Times New Roman"/>
           <w:lang w:eastAsia="zh-CN"/>
         </w:rPr>
-        <w:t>r1, r0</w:t>
-      </w:r>
-      <w:proofErr w:type="gramEnd"/>
-      <w:r>
-        <w:rPr>
-          <w:rFonts w:ascii="Times New Roman" w:eastAsia="Times New Roman" w:hAnsi="Times New Roman"/>
-          <w:lang w:eastAsia="zh-CN"/>
-        </w:rPr>
-        <w:t>, r0, ASR #3</w:t>
-      </w:r>
-      <w:r>
-        <w:rPr>
-          <w:rFonts w:ascii="Times New Roman" w:eastAsia="Times New Roman" w:hAnsi="Times New Roman"/>
-          <w:lang w:eastAsia="zh-CN"/>
-        </w:rPr>
         <w:br/>
-        <w:t xml:space="preserve">D. MUL r1, </w:t>
-      </w:r>
-      <w:proofErr w:type="gramStart"/>
-      <w:r>
-        <w:rPr>
-          <w:rFonts w:ascii="Times New Roman" w:eastAsia="Times New Roman" w:hAnsi="Times New Roman"/>
-          <w:lang w:eastAsia="zh-CN"/>
-        </w:rPr>
-        <w:t>r0, #</w:t>
-      </w:r>
-      <w:proofErr w:type="gramEnd"/>
-      <w:r>
-        <w:rPr>
-          <w:rFonts w:ascii="Times New Roman" w:eastAsia="Times New Roman" w:hAnsi="Times New Roman"/>
-          <w:lang w:eastAsia="zh-CN"/>
-        </w:rPr>
-        <w:t>17</w:t>
+        <w:t>D. MUL r1, r0, #17</w:t>
       </w:r>
     </w:p>
     <w:p>
@@ -3701,39 +3615,7 @@
           <w:sz w:val="22"/>
           <w:szCs w:val="22"/>
         </w:rPr>
-        <w:t xml:space="preserve"> bits </w:t>
-      </w:r>
-      <w:proofErr w:type="gramStart"/>
-      <w:r>
-        <w:rPr>
-          <w:sz w:val="22"/>
-          <w:szCs w:val="22"/>
-        </w:rPr>
-        <w:t>5..</w:t>
-      </w:r>
-      <w:proofErr w:type="gramEnd"/>
-      <w:r>
-        <w:rPr>
-          <w:sz w:val="22"/>
-          <w:szCs w:val="22"/>
-        </w:rPr>
-        <w:t xml:space="preserve">3 in R4 to be the rightmost bits of </w:t>
-      </w:r>
-      <w:proofErr w:type="gramStart"/>
-      <w:r>
-        <w:rPr>
-          <w:sz w:val="22"/>
-          <w:szCs w:val="22"/>
-        </w:rPr>
-        <w:t>R5, and</w:t>
-      </w:r>
-      <w:proofErr w:type="gramEnd"/>
-      <w:r>
-        <w:rPr>
-          <w:sz w:val="22"/>
-          <w:szCs w:val="22"/>
-        </w:rPr>
-        <w:t xml:space="preserve"> set </w:t>
+        <w:t xml:space="preserve"> bits 5..3 in R4 to be the rightmost bits of R5, and set </w:t>
       </w:r>
       <w:r>
         <w:rPr>
@@ -3832,7 +3714,6 @@
                                 <w:szCs w:val="22"/>
                               </w:rPr>
                             </w:pPr>
-                            <w:proofErr w:type="gramStart"/>
                             <w:r>
                               <w:rPr>
                                 <w:rFonts w:ascii="Courier New" w:eastAsia="MS PGothic" w:hAnsi="Courier New" w:cs="Courier New"/>
@@ -3841,18 +3722,7 @@
                                 <w:sz w:val="22"/>
                                 <w:szCs w:val="22"/>
                               </w:rPr>
-                              <w:t>MOV  R</w:t>
-                            </w:r>
-                            <w:proofErr w:type="gramEnd"/>
-                            <w:r>
-                              <w:rPr>
-                                <w:rFonts w:ascii="Courier New" w:eastAsia="MS PGothic" w:hAnsi="Courier New" w:cs="Courier New"/>
-                                <w:color w:val="000000"/>
-                                <w:spacing w:val="-10"/>
-                                <w:sz w:val="22"/>
-                                <w:szCs w:val="22"/>
-                              </w:rPr>
-                              <w:t xml:space="preserve">0, #0x38     </w:t>
+                              <w:t xml:space="preserve">MOV  R0, #0x38     </w:t>
                             </w:r>
                             <w:r>
                               <w:rPr>
@@ -3910,7 +3780,6 @@
                                 <w:szCs w:val="22"/>
                               </w:rPr>
                             </w:pPr>
-                            <w:proofErr w:type="gramStart"/>
                             <w:r>
                               <w:rPr>
                                 <w:rFonts w:ascii="Courier New" w:eastAsia="MS PGothic" w:hAnsi="Courier New" w:cs="Courier New"/>
@@ -3919,18 +3788,7 @@
                                 <w:sz w:val="22"/>
                                 <w:szCs w:val="22"/>
                               </w:rPr>
-                              <w:t>MOV  R</w:t>
-                            </w:r>
-                            <w:proofErr w:type="gramEnd"/>
-                            <w:r>
-                              <w:rPr>
-                                <w:rFonts w:ascii="Courier New" w:eastAsia="MS PGothic" w:hAnsi="Courier New" w:cs="Courier New"/>
-                                <w:color w:val="000000"/>
-                                <w:spacing w:val="-10"/>
-                                <w:sz w:val="22"/>
-                                <w:szCs w:val="22"/>
-                              </w:rPr>
-                              <w:t>0, #</w:t>
+                              <w:t>MOV  R0, #</w:t>
                             </w:r>
                             <w:r>
                               <w:rPr>
@@ -4028,7 +3886,6 @@
                               </w:rPr>
                               <w:t xml:space="preserve">    </w:t>
                             </w:r>
-                            <w:proofErr w:type="gramStart"/>
                             <w:r>
                               <w:rPr>
                                 <w:rFonts w:ascii="Courier New" w:eastAsia="MS PGothic" w:hAnsi="Courier New" w:cs="Courier New"/>
@@ -4037,18 +3894,7 @@
                                 <w:sz w:val="22"/>
                                 <w:szCs w:val="22"/>
                               </w:rPr>
-                              <w:t>MOV  R</w:t>
-                            </w:r>
-                            <w:proofErr w:type="gramEnd"/>
-                            <w:r>
-                              <w:rPr>
-                                <w:rFonts w:ascii="Courier New" w:eastAsia="MS PGothic" w:hAnsi="Courier New" w:cs="Courier New"/>
-                                <w:color w:val="000000"/>
-                                <w:spacing w:val="-10"/>
-                                <w:sz w:val="22"/>
-                                <w:szCs w:val="22"/>
-                              </w:rPr>
-                              <w:t xml:space="preserve">0, #7        </w:t>
+                              <w:t xml:space="preserve">MOV  R0, #7        </w:t>
                             </w:r>
                             <w:r>
                               <w:rPr>
@@ -4091,29 +3937,7 @@
                                 <w:sz w:val="22"/>
                                 <w:szCs w:val="22"/>
                               </w:rPr>
-                              <w:t xml:space="preserve">    </w:t>
-                            </w:r>
-                            <w:proofErr w:type="gramStart"/>
-                            <w:r>
-                              <w:rPr>
-                                <w:rFonts w:ascii="Courier New" w:eastAsia="MS PGothic" w:hAnsi="Courier New" w:cs="Courier New"/>
-                                <w:color w:val="000000"/>
-                                <w:spacing w:val="-10"/>
-                                <w:sz w:val="22"/>
-                                <w:szCs w:val="22"/>
-                              </w:rPr>
-                              <w:t>LSL  R</w:t>
-                            </w:r>
-                            <w:proofErr w:type="gramEnd"/>
-                            <w:r>
-                              <w:rPr>
-                                <w:rFonts w:ascii="Courier New" w:eastAsia="MS PGothic" w:hAnsi="Courier New" w:cs="Courier New"/>
-                                <w:color w:val="000000"/>
-                                <w:spacing w:val="-10"/>
-                                <w:sz w:val="22"/>
-                                <w:szCs w:val="22"/>
-                              </w:rPr>
-                              <w:t xml:space="preserve">0, R0, #3   </w:t>
+                              <w:t xml:space="preserve">    LSL  R0, R0, #3   </w:t>
                             </w:r>
                             <w:r>
                               <w:rPr>
@@ -4133,29 +3957,7 @@
                                 <w:sz w:val="22"/>
                                 <w:szCs w:val="22"/>
                               </w:rPr>
-                              <w:t xml:space="preserve"> @ R0 = </w:t>
-                            </w:r>
-                            <w:proofErr w:type="gramStart"/>
-                            <w:r>
-                              <w:rPr>
-                                <w:rFonts w:ascii="Courier New" w:eastAsia="MS PGothic" w:hAnsi="Courier New" w:cs="Courier New"/>
-                                <w:color w:val="000000"/>
-                                <w:spacing w:val="-10"/>
-                                <w:sz w:val="22"/>
-                                <w:szCs w:val="22"/>
-                              </w:rPr>
-                              <w:t>00111000  (</w:t>
-                            </w:r>
-                            <w:proofErr w:type="gramEnd"/>
-                            <w:r>
-                              <w:rPr>
-                                <w:rFonts w:ascii="Courier New" w:eastAsia="MS PGothic" w:hAnsi="Courier New" w:cs="Courier New"/>
-                                <w:color w:val="000000"/>
-                                <w:spacing w:val="-10"/>
-                                <w:sz w:val="22"/>
-                                <w:szCs w:val="22"/>
-                              </w:rPr>
-                              <w:t>now mask is 0x38)</w:t>
+                              <w:t xml:space="preserve"> @ R0 = 00111000  (now mask is 0x38)</w:t>
                             </w:r>
                           </w:p>
                           <w:p>
@@ -4191,51 +3993,7 @@
                                 <w:sz w:val="22"/>
                                 <w:szCs w:val="22"/>
                               </w:rPr>
-                              <w:t xml:space="preserve">    </w:t>
-                            </w:r>
-                            <w:proofErr w:type="gramStart"/>
-                            <w:r>
-                              <w:rPr>
-                                <w:rFonts w:ascii="Courier New" w:eastAsia="MS PGothic" w:hAnsi="Courier New" w:cs="Courier New"/>
-                                <w:color w:val="000000"/>
-                                <w:spacing w:val="-10"/>
-                                <w:sz w:val="22"/>
-                                <w:szCs w:val="22"/>
-                              </w:rPr>
-                              <w:t>AND  R</w:t>
-                            </w:r>
-                            <w:proofErr w:type="gramEnd"/>
-                            <w:r>
-                              <w:rPr>
-                                <w:rFonts w:ascii="Courier New" w:eastAsia="MS PGothic" w:hAnsi="Courier New" w:cs="Courier New"/>
-                                <w:color w:val="000000"/>
-                                <w:spacing w:val="-10"/>
-                                <w:sz w:val="22"/>
-                                <w:szCs w:val="22"/>
-                              </w:rPr>
-                              <w:t xml:space="preserve">5, R4, R0     @ isolate bits </w:t>
-                            </w:r>
-                            <w:proofErr w:type="gramStart"/>
-                            <w:r>
-                              <w:rPr>
-                                <w:rFonts w:ascii="Courier New" w:eastAsia="MS PGothic" w:hAnsi="Courier New" w:cs="Courier New"/>
-                                <w:color w:val="000000"/>
-                                <w:spacing w:val="-10"/>
-                                <w:sz w:val="22"/>
-                                <w:szCs w:val="22"/>
-                              </w:rPr>
-                              <w:t>5..</w:t>
-                            </w:r>
-                            <w:proofErr w:type="gramEnd"/>
-                            <w:r>
-                              <w:rPr>
-                                <w:rFonts w:ascii="Courier New" w:eastAsia="MS PGothic" w:hAnsi="Courier New" w:cs="Courier New"/>
-                                <w:color w:val="000000"/>
-                                <w:spacing w:val="-10"/>
-                                <w:sz w:val="22"/>
-                                <w:szCs w:val="22"/>
-                              </w:rPr>
-                              <w:t>3</w:t>
+                              <w:t xml:space="preserve">    AND  R5, R4, R0     @ isolate bits 5..3</w:t>
                             </w:r>
                             <w:r>
                               <w:rPr>
@@ -4247,7 +4005,6 @@
                               </w:rPr>
                               <w:t xml:space="preserve">. Or: </w:t>
                             </w:r>
-                            <w:proofErr w:type="gramStart"/>
                             <w:r>
                               <w:rPr>
                                 <w:rFonts w:ascii="Courier New" w:eastAsia="MS PGothic" w:hAnsi="Courier New" w:cs="Courier New"/>
@@ -4256,18 +4013,7 @@
                                 <w:sz w:val="22"/>
                                 <w:szCs w:val="22"/>
                               </w:rPr>
-                              <w:t>AND  R</w:t>
-                            </w:r>
-                            <w:proofErr w:type="gramEnd"/>
-                            <w:r>
-                              <w:rPr>
-                                <w:rFonts w:ascii="Courier New" w:eastAsia="MS PGothic" w:hAnsi="Courier New" w:cs="Courier New"/>
-                                <w:color w:val="000000"/>
-                                <w:spacing w:val="-10"/>
-                                <w:sz w:val="22"/>
-                                <w:szCs w:val="22"/>
-                              </w:rPr>
-                              <w:t>5, R4, #0x38</w:t>
+                              <w:t>AND  R5, R4, #0x38</w:t>
                             </w:r>
                           </w:p>
                           <w:p>
@@ -4290,51 +4036,7 @@
                                 <w:sz w:val="22"/>
                                 <w:szCs w:val="22"/>
                               </w:rPr>
-                              <w:t xml:space="preserve">    </w:t>
-                            </w:r>
-                            <w:proofErr w:type="gramStart"/>
-                            <w:r>
-                              <w:rPr>
-                                <w:rFonts w:ascii="Courier New" w:eastAsia="MS PGothic" w:hAnsi="Courier New" w:cs="Courier New"/>
-                                <w:color w:val="000000"/>
-                                <w:spacing w:val="-10"/>
-                                <w:sz w:val="22"/>
-                                <w:szCs w:val="22"/>
-                              </w:rPr>
-                              <w:t>LSR  R</w:t>
-                            </w:r>
-                            <w:proofErr w:type="gramEnd"/>
-                            <w:r>
-                              <w:rPr>
-                                <w:rFonts w:ascii="Courier New" w:eastAsia="MS PGothic" w:hAnsi="Courier New" w:cs="Courier New"/>
-                                <w:color w:val="000000"/>
-                                <w:spacing w:val="-10"/>
-                                <w:sz w:val="22"/>
-                                <w:szCs w:val="22"/>
-                              </w:rPr>
-                              <w:t xml:space="preserve">5, R5, #3     @ shift them to bits </w:t>
-                            </w:r>
-                            <w:proofErr w:type="gramStart"/>
-                            <w:r>
-                              <w:rPr>
-                                <w:rFonts w:ascii="Courier New" w:eastAsia="MS PGothic" w:hAnsi="Courier New" w:cs="Courier New"/>
-                                <w:color w:val="000000"/>
-                                <w:spacing w:val="-10"/>
-                                <w:sz w:val="22"/>
-                                <w:szCs w:val="22"/>
-                              </w:rPr>
-                              <w:t>2..</w:t>
-                            </w:r>
-                            <w:proofErr w:type="gramEnd"/>
-                            <w:r>
-                              <w:rPr>
-                                <w:rFonts w:ascii="Courier New" w:eastAsia="MS PGothic" w:hAnsi="Courier New" w:cs="Courier New"/>
-                                <w:color w:val="000000"/>
-                                <w:spacing w:val="-10"/>
-                                <w:sz w:val="22"/>
-                                <w:szCs w:val="22"/>
-                              </w:rPr>
-                              <w:t>0</w:t>
+                              <w:t xml:space="preserve">    LSR  R5, R5, #3     @ shift them to bits 2..0</w:t>
                             </w:r>
                           </w:p>
                         </w:txbxContent>
@@ -4372,7 +4074,6 @@
                           <w:szCs w:val="22"/>
                         </w:rPr>
                       </w:pPr>
-                      <w:proofErr w:type="gramStart"/>
                       <w:r>
                         <w:rPr>
                           <w:rFonts w:ascii="Courier New" w:eastAsia="MS PGothic" w:hAnsi="Courier New" w:cs="Courier New"/>
@@ -4381,18 +4082,7 @@
                           <w:sz w:val="22"/>
                           <w:szCs w:val="22"/>
                         </w:rPr>
-                        <w:t>MOV  R</w:t>
-                      </w:r>
-                      <w:proofErr w:type="gramEnd"/>
-                      <w:r>
-                        <w:rPr>
-                          <w:rFonts w:ascii="Courier New" w:eastAsia="MS PGothic" w:hAnsi="Courier New" w:cs="Courier New"/>
-                          <w:color w:val="000000"/>
-                          <w:spacing w:val="-10"/>
-                          <w:sz w:val="22"/>
-                          <w:szCs w:val="22"/>
-                        </w:rPr>
-                        <w:t xml:space="preserve">0, #0x38     </w:t>
+                        <w:t xml:space="preserve">MOV  R0, #0x38     </w:t>
                       </w:r>
                       <w:r>
                         <w:rPr>
@@ -4450,7 +4140,6 @@
                           <w:szCs w:val="22"/>
                         </w:rPr>
                       </w:pPr>
-                      <w:proofErr w:type="gramStart"/>
                       <w:r>
                         <w:rPr>
                           <w:rFonts w:ascii="Courier New" w:eastAsia="MS PGothic" w:hAnsi="Courier New" w:cs="Courier New"/>
@@ -4459,18 +4148,7 @@
                           <w:sz w:val="22"/>
                           <w:szCs w:val="22"/>
                         </w:rPr>
-                        <w:t>MOV  R</w:t>
-                      </w:r>
-                      <w:proofErr w:type="gramEnd"/>
-                      <w:r>
-                        <w:rPr>
-                          <w:rFonts w:ascii="Courier New" w:eastAsia="MS PGothic" w:hAnsi="Courier New" w:cs="Courier New"/>
-                          <w:color w:val="000000"/>
-                          <w:spacing w:val="-10"/>
-                          <w:sz w:val="22"/>
-                          <w:szCs w:val="22"/>
-                        </w:rPr>
-                        <w:t>0, #</w:t>
+                        <w:t>MOV  R0, #</w:t>
                       </w:r>
                       <w:r>
                         <w:rPr>
@@ -4568,7 +4246,6 @@
                         </w:rPr>
                         <w:t xml:space="preserve">    </w:t>
                       </w:r>
-                      <w:proofErr w:type="gramStart"/>
                       <w:r>
                         <w:rPr>
                           <w:rFonts w:ascii="Courier New" w:eastAsia="MS PGothic" w:hAnsi="Courier New" w:cs="Courier New"/>
@@ -4577,18 +4254,7 @@
                           <w:sz w:val="22"/>
                           <w:szCs w:val="22"/>
                         </w:rPr>
-                        <w:t>MOV  R</w:t>
-                      </w:r>
-                      <w:proofErr w:type="gramEnd"/>
-                      <w:r>
-                        <w:rPr>
-                          <w:rFonts w:ascii="Courier New" w:eastAsia="MS PGothic" w:hAnsi="Courier New" w:cs="Courier New"/>
-                          <w:color w:val="000000"/>
-                          <w:spacing w:val="-10"/>
-                          <w:sz w:val="22"/>
-                          <w:szCs w:val="22"/>
-                        </w:rPr>
-                        <w:t xml:space="preserve">0, #7        </w:t>
+                        <w:t xml:space="preserve">MOV  R0, #7        </w:t>
                       </w:r>
                       <w:r>
                         <w:rPr>
@@ -4631,29 +4297,7 @@
                           <w:sz w:val="22"/>
                           <w:szCs w:val="22"/>
                         </w:rPr>
-                        <w:t xml:space="preserve">    </w:t>
-                      </w:r>
-                      <w:proofErr w:type="gramStart"/>
-                      <w:r>
-                        <w:rPr>
-                          <w:rFonts w:ascii="Courier New" w:eastAsia="MS PGothic" w:hAnsi="Courier New" w:cs="Courier New"/>
-                          <w:color w:val="000000"/>
-                          <w:spacing w:val="-10"/>
-                          <w:sz w:val="22"/>
-                          <w:szCs w:val="22"/>
-                        </w:rPr>
-                        <w:t>LSL  R</w:t>
-                      </w:r>
-                      <w:proofErr w:type="gramEnd"/>
-                      <w:r>
-                        <w:rPr>
-                          <w:rFonts w:ascii="Courier New" w:eastAsia="MS PGothic" w:hAnsi="Courier New" w:cs="Courier New"/>
-                          <w:color w:val="000000"/>
-                          <w:spacing w:val="-10"/>
-                          <w:sz w:val="22"/>
-                          <w:szCs w:val="22"/>
-                        </w:rPr>
-                        <w:t xml:space="preserve">0, R0, #3   </w:t>
+                        <w:t xml:space="preserve">    LSL  R0, R0, #3   </w:t>
                       </w:r>
                       <w:r>
                         <w:rPr>
@@ -4673,29 +4317,7 @@
                           <w:sz w:val="22"/>
                           <w:szCs w:val="22"/>
                         </w:rPr>
-                        <w:t xml:space="preserve"> @ R0 = </w:t>
-                      </w:r>
-                      <w:proofErr w:type="gramStart"/>
-                      <w:r>
-                        <w:rPr>
-                          <w:rFonts w:ascii="Courier New" w:eastAsia="MS PGothic" w:hAnsi="Courier New" w:cs="Courier New"/>
-                          <w:color w:val="000000"/>
-                          <w:spacing w:val="-10"/>
-                          <w:sz w:val="22"/>
-                          <w:szCs w:val="22"/>
-                        </w:rPr>
-                        <w:t>00111000  (</w:t>
-                      </w:r>
-                      <w:proofErr w:type="gramEnd"/>
-                      <w:r>
-                        <w:rPr>
-                          <w:rFonts w:ascii="Courier New" w:eastAsia="MS PGothic" w:hAnsi="Courier New" w:cs="Courier New"/>
-                          <w:color w:val="000000"/>
-                          <w:spacing w:val="-10"/>
-                          <w:sz w:val="22"/>
-                          <w:szCs w:val="22"/>
-                        </w:rPr>
-                        <w:t>now mask is 0x38)</w:t>
+                        <w:t xml:space="preserve"> @ R0 = 00111000  (now mask is 0x38)</w:t>
                       </w:r>
                     </w:p>
                     <w:p>
@@ -4731,51 +4353,7 @@
                           <w:sz w:val="22"/>
                           <w:szCs w:val="22"/>
                         </w:rPr>
-                        <w:t xml:space="preserve">    </w:t>
-                      </w:r>
-                      <w:proofErr w:type="gramStart"/>
-                      <w:r>
-                        <w:rPr>
-                          <w:rFonts w:ascii="Courier New" w:eastAsia="MS PGothic" w:hAnsi="Courier New" w:cs="Courier New"/>
-                          <w:color w:val="000000"/>
-                          <w:spacing w:val="-10"/>
-                          <w:sz w:val="22"/>
-                          <w:szCs w:val="22"/>
-                        </w:rPr>
-                        <w:t>AND  R</w:t>
-                      </w:r>
-                      <w:proofErr w:type="gramEnd"/>
-                      <w:r>
-                        <w:rPr>
-                          <w:rFonts w:ascii="Courier New" w:eastAsia="MS PGothic" w:hAnsi="Courier New" w:cs="Courier New"/>
-                          <w:color w:val="000000"/>
-                          <w:spacing w:val="-10"/>
-                          <w:sz w:val="22"/>
-                          <w:szCs w:val="22"/>
-                        </w:rPr>
-                        <w:t xml:space="preserve">5, R4, R0     @ isolate bits </w:t>
-                      </w:r>
-                      <w:proofErr w:type="gramStart"/>
-                      <w:r>
-                        <w:rPr>
-                          <w:rFonts w:ascii="Courier New" w:eastAsia="MS PGothic" w:hAnsi="Courier New" w:cs="Courier New"/>
-                          <w:color w:val="000000"/>
-                          <w:spacing w:val="-10"/>
-                          <w:sz w:val="22"/>
-                          <w:szCs w:val="22"/>
-                        </w:rPr>
-                        <w:t>5..</w:t>
-                      </w:r>
-                      <w:proofErr w:type="gramEnd"/>
-                      <w:r>
-                        <w:rPr>
-                          <w:rFonts w:ascii="Courier New" w:eastAsia="MS PGothic" w:hAnsi="Courier New" w:cs="Courier New"/>
-                          <w:color w:val="000000"/>
-                          <w:spacing w:val="-10"/>
-                          <w:sz w:val="22"/>
-                          <w:szCs w:val="22"/>
-                        </w:rPr>
-                        <w:t>3</w:t>
+                        <w:t xml:space="preserve">    AND  R5, R4, R0     @ isolate bits 5..3</w:t>
                       </w:r>
                       <w:r>
                         <w:rPr>
@@ -4787,7 +4365,6 @@
                         </w:rPr>
                         <w:t xml:space="preserve">. Or: </w:t>
                       </w:r>
-                      <w:proofErr w:type="gramStart"/>
                       <w:r>
                         <w:rPr>
                           <w:rFonts w:ascii="Courier New" w:eastAsia="MS PGothic" w:hAnsi="Courier New" w:cs="Courier New"/>
@@ -4796,18 +4373,7 @@
                           <w:sz w:val="22"/>
                           <w:szCs w:val="22"/>
                         </w:rPr>
-                        <w:t>AND  R</w:t>
-                      </w:r>
-                      <w:proofErr w:type="gramEnd"/>
-                      <w:r>
-                        <w:rPr>
-                          <w:rFonts w:ascii="Courier New" w:eastAsia="MS PGothic" w:hAnsi="Courier New" w:cs="Courier New"/>
-                          <w:color w:val="000000"/>
-                          <w:spacing w:val="-10"/>
-                          <w:sz w:val="22"/>
-                          <w:szCs w:val="22"/>
-                        </w:rPr>
-                        <w:t>5, R4, #0x38</w:t>
+                        <w:t>AND  R5, R4, #0x38</w:t>
                       </w:r>
                     </w:p>
                     <w:p>
@@ -4830,51 +4396,7 @@
                           <w:sz w:val="22"/>
                           <w:szCs w:val="22"/>
                         </w:rPr>
-                        <w:t xml:space="preserve">    </w:t>
-                      </w:r>
-                      <w:proofErr w:type="gramStart"/>
-                      <w:r>
-                        <w:rPr>
-                          <w:rFonts w:ascii="Courier New" w:eastAsia="MS PGothic" w:hAnsi="Courier New" w:cs="Courier New"/>
-                          <w:color w:val="000000"/>
-                          <w:spacing w:val="-10"/>
-                          <w:sz w:val="22"/>
-                          <w:szCs w:val="22"/>
-                        </w:rPr>
-                        <w:t>LSR  R</w:t>
-                      </w:r>
-                      <w:proofErr w:type="gramEnd"/>
-                      <w:r>
-                        <w:rPr>
-                          <w:rFonts w:ascii="Courier New" w:eastAsia="MS PGothic" w:hAnsi="Courier New" w:cs="Courier New"/>
-                          <w:color w:val="000000"/>
-                          <w:spacing w:val="-10"/>
-                          <w:sz w:val="22"/>
-                          <w:szCs w:val="22"/>
-                        </w:rPr>
-                        <w:t xml:space="preserve">5, R5, #3     @ shift them to bits </w:t>
-                      </w:r>
-                      <w:proofErr w:type="gramStart"/>
-                      <w:r>
-                        <w:rPr>
-                          <w:rFonts w:ascii="Courier New" w:eastAsia="MS PGothic" w:hAnsi="Courier New" w:cs="Courier New"/>
-                          <w:color w:val="000000"/>
-                          <w:spacing w:val="-10"/>
-                          <w:sz w:val="22"/>
-                          <w:szCs w:val="22"/>
-                        </w:rPr>
-                        <w:t>2..</w:t>
-                      </w:r>
-                      <w:proofErr w:type="gramEnd"/>
-                      <w:r>
-                        <w:rPr>
-                          <w:rFonts w:ascii="Courier New" w:eastAsia="MS PGothic" w:hAnsi="Courier New" w:cs="Courier New"/>
-                          <w:color w:val="000000"/>
-                          <w:spacing w:val="-10"/>
-                          <w:sz w:val="22"/>
-                          <w:szCs w:val="22"/>
-                        </w:rPr>
-                        <w:t>0</w:t>
+                        <w:t xml:space="preserve">    LSR  R5, R5, #3     @ shift them to bits 2..0</w:t>
                       </w:r>
                     </w:p>
                   </w:txbxContent>
@@ -5003,7 +4525,6 @@
                                 <w:szCs w:val="22"/>
                               </w:rPr>
                             </w:pPr>
-                            <w:proofErr w:type="gramStart"/>
                             <w:r>
                               <w:rPr>
                                 <w:rFonts w:ascii="Courier New" w:eastAsia="MS PGothic" w:hAnsi="Courier New" w:cs="Courier New"/>
@@ -5012,40 +4533,7 @@
                                 <w:sz w:val="22"/>
                                 <w:szCs w:val="22"/>
                               </w:rPr>
-                              <w:t>MOV  R</w:t>
-                            </w:r>
-                            <w:proofErr w:type="gramEnd"/>
-                            <w:r>
-                              <w:rPr>
-                                <w:rFonts w:ascii="Courier New" w:eastAsia="MS PGothic" w:hAnsi="Courier New" w:cs="Courier New"/>
-                                <w:color w:val="000000"/>
-                                <w:spacing w:val="-10"/>
-                                <w:sz w:val="22"/>
-                                <w:szCs w:val="22"/>
-                              </w:rPr>
-                              <w:t>5, R4, LSR #</w:t>
-                            </w:r>
-                            <w:proofErr w:type="gramStart"/>
-                            <w:r>
-                              <w:rPr>
-                                <w:rFonts w:ascii="Courier New" w:eastAsia="MS PGothic" w:hAnsi="Courier New" w:cs="Courier New"/>
-                                <w:color w:val="000000"/>
-                                <w:spacing w:val="-10"/>
-                                <w:sz w:val="22"/>
-                                <w:szCs w:val="22"/>
-                              </w:rPr>
-                              <w:t>3  @</w:t>
-                            </w:r>
-                            <w:proofErr w:type="gramEnd"/>
-                            <w:r>
-                              <w:rPr>
-                                <w:rFonts w:ascii="Courier New" w:eastAsia="MS PGothic" w:hAnsi="Courier New" w:cs="Courier New"/>
-                                <w:color w:val="000000"/>
-                                <w:spacing w:val="-10"/>
-                                <w:sz w:val="22"/>
-                                <w:szCs w:val="22"/>
-                              </w:rPr>
-                              <w:t xml:space="preserve"> R5 = R4 &gt;&gt; 3</w:t>
+                              <w:t>MOV  R5, R4, LSR #3  @ R5 = R4 &gt;&gt; 3</w:t>
                             </w:r>
                           </w:p>
                           <w:p>
@@ -5083,7 +4571,6 @@
                                 <w:szCs w:val="22"/>
                               </w:rPr>
                             </w:pPr>
-                            <w:proofErr w:type="gramStart"/>
                             <w:r>
                               <w:rPr>
                                 <w:rFonts w:ascii="Courier New" w:eastAsia="MS PGothic" w:hAnsi="Courier New" w:cs="Courier New"/>
@@ -5092,9 +4579,8 @@
                                 <w:sz w:val="22"/>
                                 <w:szCs w:val="22"/>
                               </w:rPr>
-                              <w:t>LSR  R</w:t>
+                              <w:t xml:space="preserve">LSR  R5, R4, #3      </w:t>
                             </w:r>
-                            <w:proofErr w:type="gramEnd"/>
                             <w:r>
                               <w:rPr>
                                 <w:rFonts w:ascii="Courier New" w:eastAsia="MS PGothic" w:hAnsi="Courier New" w:cs="Courier New"/>
@@ -5103,20 +4589,8 @@
                                 <w:sz w:val="22"/>
                                 <w:szCs w:val="22"/>
                               </w:rPr>
-                              <w:t xml:space="preserve">5, R4, #3    </w:t>
+                              <w:t>@</w:t>
                             </w:r>
-                            <w:proofErr w:type="gramStart"/>
-                            <w:r>
-                              <w:rPr>
-                                <w:rFonts w:ascii="Courier New" w:eastAsia="MS PGothic" w:hAnsi="Courier New" w:cs="Courier New"/>
-                                <w:color w:val="000000"/>
-                                <w:spacing w:val="-10"/>
-                                <w:sz w:val="22"/>
-                                <w:szCs w:val="22"/>
-                              </w:rPr>
-                              <w:t xml:space="preserve">  ;</w:t>
-                            </w:r>
-                            <w:proofErr w:type="gramEnd"/>
                             <w:r>
                               <w:rPr>
                                 <w:rFonts w:ascii="Courier New" w:eastAsia="MS PGothic" w:hAnsi="Courier New" w:cs="Courier New"/>
@@ -5153,7 +4627,6 @@
                                 <w:szCs w:val="22"/>
                               </w:rPr>
                             </w:pPr>
-                            <w:proofErr w:type="gramStart"/>
                             <w:r>
                               <w:rPr>
                                 <w:rFonts w:ascii="Courier New" w:eastAsia="MS PGothic" w:hAnsi="Courier New" w:cs="Courier New"/>
@@ -5162,18 +4635,7 @@
                                 <w:sz w:val="22"/>
                                 <w:szCs w:val="22"/>
                               </w:rPr>
-                              <w:t>AND  R</w:t>
-                            </w:r>
-                            <w:proofErr w:type="gramEnd"/>
-                            <w:r>
-                              <w:rPr>
-                                <w:rFonts w:ascii="Courier New" w:eastAsia="MS PGothic" w:hAnsi="Courier New" w:cs="Courier New"/>
-                                <w:color w:val="000000"/>
-                                <w:spacing w:val="-10"/>
-                                <w:sz w:val="22"/>
-                                <w:szCs w:val="22"/>
-                              </w:rPr>
-                              <w:t>5, R5, #0x7    @ keep only lower 3 bits</w:t>
+                              <w:t>AND  R5, R5, #0x7    @ keep only lower 3 bits</w:t>
                             </w:r>
                           </w:p>
                         </w:txbxContent>
@@ -5207,7 +4669,6 @@
                           <w:szCs w:val="22"/>
                         </w:rPr>
                       </w:pPr>
-                      <w:proofErr w:type="gramStart"/>
                       <w:r>
                         <w:rPr>
                           <w:rFonts w:ascii="Courier New" w:eastAsia="MS PGothic" w:hAnsi="Courier New" w:cs="Courier New"/>
@@ -5216,40 +4677,7 @@
                           <w:sz w:val="22"/>
                           <w:szCs w:val="22"/>
                         </w:rPr>
-                        <w:t>MOV  R</w:t>
-                      </w:r>
-                      <w:proofErr w:type="gramEnd"/>
-                      <w:r>
-                        <w:rPr>
-                          <w:rFonts w:ascii="Courier New" w:eastAsia="MS PGothic" w:hAnsi="Courier New" w:cs="Courier New"/>
-                          <w:color w:val="000000"/>
-                          <w:spacing w:val="-10"/>
-                          <w:sz w:val="22"/>
-                          <w:szCs w:val="22"/>
-                        </w:rPr>
-                        <w:t>5, R4, LSR #</w:t>
-                      </w:r>
-                      <w:proofErr w:type="gramStart"/>
-                      <w:r>
-                        <w:rPr>
-                          <w:rFonts w:ascii="Courier New" w:eastAsia="MS PGothic" w:hAnsi="Courier New" w:cs="Courier New"/>
-                          <w:color w:val="000000"/>
-                          <w:spacing w:val="-10"/>
-                          <w:sz w:val="22"/>
-                          <w:szCs w:val="22"/>
-                        </w:rPr>
-                        <w:t>3  @</w:t>
-                      </w:r>
-                      <w:proofErr w:type="gramEnd"/>
-                      <w:r>
-                        <w:rPr>
-                          <w:rFonts w:ascii="Courier New" w:eastAsia="MS PGothic" w:hAnsi="Courier New" w:cs="Courier New"/>
-                          <w:color w:val="000000"/>
-                          <w:spacing w:val="-10"/>
-                          <w:sz w:val="22"/>
-                          <w:szCs w:val="22"/>
-                        </w:rPr>
-                        <w:t xml:space="preserve"> R5 = R4 &gt;&gt; 3</w:t>
+                        <w:t>MOV  R5, R4, LSR #3  @ R5 = R4 &gt;&gt; 3</w:t>
                       </w:r>
                     </w:p>
                     <w:p>
@@ -5287,7 +4715,6 @@
                           <w:szCs w:val="22"/>
                         </w:rPr>
                       </w:pPr>
-                      <w:proofErr w:type="gramStart"/>
                       <w:r>
                         <w:rPr>
                           <w:rFonts w:ascii="Courier New" w:eastAsia="MS PGothic" w:hAnsi="Courier New" w:cs="Courier New"/>
@@ -5296,9 +4723,8 @@
                           <w:sz w:val="22"/>
                           <w:szCs w:val="22"/>
                         </w:rPr>
-                        <w:t>LSR  R</w:t>
+                        <w:t xml:space="preserve">LSR  R5, R4, #3      </w:t>
                       </w:r>
-                      <w:proofErr w:type="gramEnd"/>
                       <w:r>
                         <w:rPr>
                           <w:rFonts w:ascii="Courier New" w:eastAsia="MS PGothic" w:hAnsi="Courier New" w:cs="Courier New"/>
@@ -5307,20 +4733,8 @@
                           <w:sz w:val="22"/>
                           <w:szCs w:val="22"/>
                         </w:rPr>
-                        <w:t xml:space="preserve">5, R4, #3    </w:t>
+                        <w:t>@</w:t>
                       </w:r>
-                      <w:proofErr w:type="gramStart"/>
-                      <w:r>
-                        <w:rPr>
-                          <w:rFonts w:ascii="Courier New" w:eastAsia="MS PGothic" w:hAnsi="Courier New" w:cs="Courier New"/>
-                          <w:color w:val="000000"/>
-                          <w:spacing w:val="-10"/>
-                          <w:sz w:val="22"/>
-                          <w:szCs w:val="22"/>
-                        </w:rPr>
-                        <w:t xml:space="preserve">  ;</w:t>
-                      </w:r>
-                      <w:proofErr w:type="gramEnd"/>
                       <w:r>
                         <w:rPr>
                           <w:rFonts w:ascii="Courier New" w:eastAsia="MS PGothic" w:hAnsi="Courier New" w:cs="Courier New"/>
@@ -5357,7 +4771,6 @@
                           <w:szCs w:val="22"/>
                         </w:rPr>
                       </w:pPr>
-                      <w:proofErr w:type="gramStart"/>
                       <w:r>
                         <w:rPr>
                           <w:rFonts w:ascii="Courier New" w:eastAsia="MS PGothic" w:hAnsi="Courier New" w:cs="Courier New"/>
@@ -5366,18 +4779,7 @@
                           <w:sz w:val="22"/>
                           <w:szCs w:val="22"/>
                         </w:rPr>
-                        <w:t>AND  R</w:t>
-                      </w:r>
-                      <w:proofErr w:type="gramEnd"/>
-                      <w:r>
-                        <w:rPr>
-                          <w:rFonts w:ascii="Courier New" w:eastAsia="MS PGothic" w:hAnsi="Courier New" w:cs="Courier New"/>
-                          <w:color w:val="000000"/>
-                          <w:spacing w:val="-10"/>
-                          <w:sz w:val="22"/>
-                          <w:szCs w:val="22"/>
-                        </w:rPr>
-                        <w:t>5, R5, #0x7    @ keep only lower 3 bits</w:t>
+                        <w:t>AND  R5, R5, #0x7    @ keep only lower 3 bits</w:t>
                       </w:r>
                     </w:p>
                   </w:txbxContent>
@@ -5425,7 +4827,21 @@
           <w:sz w:val="22"/>
           <w:szCs w:val="22"/>
         </w:rPr>
-        <w:t>Assuming an 8-bit system</w:t>
+        <w:t>Assum</w:t>
+      </w:r>
+      <w:r>
+        <w:rPr>
+          <w:sz w:val="22"/>
+          <w:szCs w:val="22"/>
+        </w:rPr>
+        <w:t>e</w:t>
+      </w:r>
+      <w:r>
+        <w:rPr>
+          <w:sz w:val="22"/>
+          <w:szCs w:val="22"/>
+        </w:rPr>
+        <w:t xml:space="preserve"> an 8-bit system</w:t>
       </w:r>
       <w:r>
         <w:rPr>
@@ -5453,83 +4869,42 @@
           <w:sz w:val="22"/>
           <w:szCs w:val="22"/>
         </w:rPr>
+        <w:t>bits 3..0 in R</w:t>
+      </w:r>
+      <w:r>
+        <w:rPr>
+          <w:sz w:val="22"/>
+          <w:szCs w:val="22"/>
+        </w:rPr>
+        <w:t xml:space="preserve">0 </w:t>
+      </w:r>
+      <w:r>
+        <w:rPr>
+          <w:sz w:val="22"/>
+          <w:szCs w:val="22"/>
+        </w:rPr>
+        <w:t xml:space="preserve">to </w:t>
+      </w:r>
+      <w:r>
+        <w:rPr>
+          <w:sz w:val="22"/>
+          <w:szCs w:val="22"/>
+        </w:rPr>
         <w:t xml:space="preserve">bits </w:t>
       </w:r>
-      <w:proofErr w:type="gramStart"/>
-      <w:r>
-        <w:rPr>
-          <w:sz w:val="22"/>
-          <w:szCs w:val="22"/>
-        </w:rPr>
-        <w:t>3..</w:t>
-      </w:r>
-      <w:proofErr w:type="gramEnd"/>
-      <w:r>
-        <w:rPr>
-          <w:sz w:val="22"/>
-          <w:szCs w:val="22"/>
-        </w:rPr>
-        <w:t>0 in R</w:t>
-      </w:r>
-      <w:r>
-        <w:rPr>
-          <w:sz w:val="22"/>
-          <w:szCs w:val="22"/>
-        </w:rPr>
-        <w:t xml:space="preserve">0 </w:t>
-      </w:r>
-      <w:r>
-        <w:rPr>
-          <w:sz w:val="22"/>
-          <w:szCs w:val="22"/>
-        </w:rPr>
-        <w:t xml:space="preserve">to </w:t>
-      </w:r>
-      <w:r>
-        <w:rPr>
-          <w:sz w:val="22"/>
-          <w:szCs w:val="22"/>
-        </w:rPr>
-        <w:t xml:space="preserve">bits </w:t>
-      </w:r>
-      <w:proofErr w:type="gramStart"/>
-      <w:r>
-        <w:rPr>
-          <w:sz w:val="22"/>
-          <w:szCs w:val="22"/>
-        </w:rPr>
-        <w:t>6..</w:t>
-      </w:r>
-      <w:proofErr w:type="gramEnd"/>
-      <w:r>
-        <w:rPr>
-          <w:sz w:val="22"/>
-          <w:szCs w:val="22"/>
-        </w:rPr>
-        <w:t xml:space="preserve">3 in </w:t>
-      </w:r>
-      <w:proofErr w:type="gramStart"/>
-      <w:r>
-        <w:rPr>
-          <w:sz w:val="22"/>
-          <w:szCs w:val="22"/>
-        </w:rPr>
-        <w:t>R1</w:t>
-      </w:r>
-      <w:r>
-        <w:rPr>
-          <w:sz w:val="22"/>
-          <w:szCs w:val="22"/>
-        </w:rPr>
-        <w:t>, and</w:t>
-      </w:r>
-      <w:proofErr w:type="gramEnd"/>
-      <w:r>
-        <w:rPr>
-          <w:sz w:val="22"/>
-          <w:szCs w:val="22"/>
-        </w:rPr>
-        <w:t xml:space="preserve"> </w:t>
+      <w:r>
+        <w:rPr>
+          <w:sz w:val="22"/>
+          <w:szCs w:val="22"/>
+        </w:rPr>
+        <w:t>6..3 in R1</w:t>
+      </w:r>
+      <w:r>
+        <w:rPr>
+          <w:sz w:val="22"/>
+          <w:szCs w:val="22"/>
+        </w:rPr>
+        <w:t xml:space="preserve">, and </w:t>
       </w:r>
       <w:r>
         <w:rPr>
@@ -5657,7 +5032,6 @@
                                 <w:szCs w:val="22"/>
                               </w:rPr>
                             </w:pPr>
-                            <w:proofErr w:type="gramStart"/>
                             <w:r>
                               <w:rPr>
                                 <w:rFonts w:ascii="Courier New" w:eastAsia="MS PGothic" w:hAnsi="Courier New" w:cs="Courier New"/>
@@ -5666,9 +5040,8 @@
                                 <w:sz w:val="22"/>
                                 <w:szCs w:val="22"/>
                               </w:rPr>
-                              <w:t>AND  R</w:t>
+                              <w:t>AND  R2, R0, #0x0F   ; take bits 3..0 from R0</w:t>
                             </w:r>
-                            <w:proofErr w:type="gramEnd"/>
                             <w:r>
                               <w:rPr>
                                 <w:rFonts w:ascii="Courier New" w:eastAsia="MS PGothic" w:hAnsi="Courier New" w:cs="Courier New"/>
@@ -5677,51 +5050,7 @@
                                 <w:sz w:val="22"/>
                                 <w:szCs w:val="22"/>
                               </w:rPr>
-                              <w:t xml:space="preserve">2, R0, #0x0F </w:t>
-                            </w:r>
-                            <w:proofErr w:type="gramStart"/>
-                            <w:r>
-                              <w:rPr>
-                                <w:rFonts w:ascii="Courier New" w:eastAsia="MS PGothic" w:hAnsi="Courier New" w:cs="Courier New"/>
-                                <w:color w:val="000000"/>
-                                <w:spacing w:val="-10"/>
-                                <w:sz w:val="22"/>
-                                <w:szCs w:val="22"/>
-                              </w:rPr>
-                              <w:t xml:space="preserve">  ;</w:t>
-                            </w:r>
-                            <w:proofErr w:type="gramEnd"/>
-                            <w:r>
-                              <w:rPr>
-                                <w:rFonts w:ascii="Courier New" w:eastAsia="MS PGothic" w:hAnsi="Courier New" w:cs="Courier New"/>
-                                <w:color w:val="000000"/>
-                                <w:spacing w:val="-10"/>
-                                <w:sz w:val="22"/>
-                                <w:szCs w:val="22"/>
-                              </w:rPr>
-                              <w:t xml:space="preserve"> take bits </w:t>
-                            </w:r>
-                            <w:proofErr w:type="gramStart"/>
-                            <w:r>
-                              <w:rPr>
-                                <w:rFonts w:ascii="Courier New" w:eastAsia="MS PGothic" w:hAnsi="Courier New" w:cs="Courier New"/>
-                                <w:color w:val="000000"/>
-                                <w:spacing w:val="-10"/>
-                                <w:sz w:val="22"/>
-                                <w:szCs w:val="22"/>
-                              </w:rPr>
-                              <w:t>3..</w:t>
-                            </w:r>
-                            <w:proofErr w:type="gramEnd"/>
-                            <w:r>
-                              <w:rPr>
-                                <w:rFonts w:ascii="Courier New" w:eastAsia="MS PGothic" w:hAnsi="Courier New" w:cs="Courier New"/>
-                                <w:color w:val="000000"/>
-                                <w:spacing w:val="-10"/>
-                                <w:sz w:val="22"/>
-                                <w:szCs w:val="22"/>
-                              </w:rPr>
-                              <w:t>0 from R0</w:t>
+                              <w:t xml:space="preserve"> into R2</w:t>
                             </w:r>
                           </w:p>
                           <w:p>
@@ -5736,7 +5065,6 @@
                                 <w:szCs w:val="22"/>
                               </w:rPr>
                             </w:pPr>
-                            <w:proofErr w:type="gramStart"/>
                             <w:r>
                               <w:rPr>
                                 <w:rFonts w:ascii="Courier New" w:eastAsia="MS PGothic" w:hAnsi="Courier New" w:cs="Courier New"/>
@@ -5745,9 +5073,8 @@
                                 <w:sz w:val="22"/>
                                 <w:szCs w:val="22"/>
                               </w:rPr>
-                              <w:t>LSL  R</w:t>
+                              <w:t>LSL  R2, R2, #3      ; move into positions 6..3</w:t>
                             </w:r>
-                            <w:proofErr w:type="gramEnd"/>
                             <w:r>
                               <w:rPr>
                                 <w:rFonts w:ascii="Courier New" w:eastAsia="MS PGothic" w:hAnsi="Courier New" w:cs="Courier New"/>
@@ -5756,51 +5083,7 @@
                                 <w:sz w:val="22"/>
                                 <w:szCs w:val="22"/>
                               </w:rPr>
-                              <w:t xml:space="preserve">2, R2, #3    </w:t>
-                            </w:r>
-                            <w:proofErr w:type="gramStart"/>
-                            <w:r>
-                              <w:rPr>
-                                <w:rFonts w:ascii="Courier New" w:eastAsia="MS PGothic" w:hAnsi="Courier New" w:cs="Courier New"/>
-                                <w:color w:val="000000"/>
-                                <w:spacing w:val="-10"/>
-                                <w:sz w:val="22"/>
-                                <w:szCs w:val="22"/>
-                              </w:rPr>
-                              <w:t xml:space="preserve">  ;</w:t>
-                            </w:r>
-                            <w:proofErr w:type="gramEnd"/>
-                            <w:r>
-                              <w:rPr>
-                                <w:rFonts w:ascii="Courier New" w:eastAsia="MS PGothic" w:hAnsi="Courier New" w:cs="Courier New"/>
-                                <w:color w:val="000000"/>
-                                <w:spacing w:val="-10"/>
-                                <w:sz w:val="22"/>
-                                <w:szCs w:val="22"/>
-                              </w:rPr>
-                              <w:t xml:space="preserve"> move into positions </w:t>
-                            </w:r>
-                            <w:proofErr w:type="gramStart"/>
-                            <w:r>
-                              <w:rPr>
-                                <w:rFonts w:ascii="Courier New" w:eastAsia="MS PGothic" w:hAnsi="Courier New" w:cs="Courier New"/>
-                                <w:color w:val="000000"/>
-                                <w:spacing w:val="-10"/>
-                                <w:sz w:val="22"/>
-                                <w:szCs w:val="22"/>
-                              </w:rPr>
-                              <w:t>6..</w:t>
-                            </w:r>
-                            <w:proofErr w:type="gramEnd"/>
-                            <w:r>
-                              <w:rPr>
-                                <w:rFonts w:ascii="Courier New" w:eastAsia="MS PGothic" w:hAnsi="Courier New" w:cs="Courier New"/>
-                                <w:color w:val="000000"/>
-                                <w:spacing w:val="-10"/>
-                                <w:sz w:val="22"/>
-                                <w:szCs w:val="22"/>
-                              </w:rPr>
-                              <w:t>3</w:t>
+                              <w:t xml:space="preserve"> in R2</w:t>
                             </w:r>
                           </w:p>
                           <w:p>
@@ -5815,7 +5098,6 @@
                                 <w:szCs w:val="22"/>
                               </w:rPr>
                             </w:pPr>
-                            <w:proofErr w:type="gramStart"/>
                             <w:r>
                               <w:rPr>
                                 <w:rFonts w:ascii="Courier New" w:eastAsia="MS PGothic" w:hAnsi="Courier New" w:cs="Courier New"/>
@@ -5824,9 +5106,8 @@
                                 <w:sz w:val="22"/>
                                 <w:szCs w:val="22"/>
                               </w:rPr>
-                              <w:t>AND  R</w:t>
+                              <w:t xml:space="preserve">AND  R1, R1, #0x87   ; clear bits 6..3 </w:t>
                             </w:r>
-                            <w:proofErr w:type="gramEnd"/>
                             <w:r>
                               <w:rPr>
                                 <w:rFonts w:ascii="Courier New" w:eastAsia="MS PGothic" w:hAnsi="Courier New" w:cs="Courier New"/>
@@ -5835,51 +5116,7 @@
                                 <w:sz w:val="22"/>
                                 <w:szCs w:val="22"/>
                               </w:rPr>
-                              <w:t xml:space="preserve">1, R1, #0x87 </w:t>
-                            </w:r>
-                            <w:proofErr w:type="gramStart"/>
-                            <w:r>
-                              <w:rPr>
-                                <w:rFonts w:ascii="Courier New" w:eastAsia="MS PGothic" w:hAnsi="Courier New" w:cs="Courier New"/>
-                                <w:color w:val="000000"/>
-                                <w:spacing w:val="-10"/>
-                                <w:sz w:val="22"/>
-                                <w:szCs w:val="22"/>
-                              </w:rPr>
-                              <w:t xml:space="preserve">  ;</w:t>
-                            </w:r>
-                            <w:proofErr w:type="gramEnd"/>
-                            <w:r>
-                              <w:rPr>
-                                <w:rFonts w:ascii="Courier New" w:eastAsia="MS PGothic" w:hAnsi="Courier New" w:cs="Courier New"/>
-                                <w:color w:val="000000"/>
-                                <w:spacing w:val="-10"/>
-                                <w:sz w:val="22"/>
-                                <w:szCs w:val="22"/>
-                              </w:rPr>
-                              <w:t xml:space="preserve"> clear bits </w:t>
-                            </w:r>
-                            <w:proofErr w:type="gramStart"/>
-                            <w:r>
-                              <w:rPr>
-                                <w:rFonts w:ascii="Courier New" w:eastAsia="MS PGothic" w:hAnsi="Courier New" w:cs="Courier New"/>
-                                <w:color w:val="000000"/>
-                                <w:spacing w:val="-10"/>
-                                <w:sz w:val="22"/>
-                                <w:szCs w:val="22"/>
-                              </w:rPr>
-                              <w:t>6..</w:t>
-                            </w:r>
-                            <w:proofErr w:type="gramEnd"/>
-                            <w:r>
-                              <w:rPr>
-                                <w:rFonts w:ascii="Courier New" w:eastAsia="MS PGothic" w:hAnsi="Courier New" w:cs="Courier New"/>
-                                <w:color w:val="000000"/>
-                                <w:spacing w:val="-10"/>
-                                <w:sz w:val="22"/>
-                                <w:szCs w:val="22"/>
-                              </w:rPr>
-                              <w:t xml:space="preserve">3 </w:t>
+                              <w:t xml:space="preserve">in R1 </w:t>
                             </w:r>
                             <w:r>
                               <w:rPr>
@@ -5960,7 +5197,6 @@
                                 <w:szCs w:val="22"/>
                               </w:rPr>
                             </w:pPr>
-                            <w:proofErr w:type="gramStart"/>
                             <w:r>
                               <w:rPr>
                                 <w:rFonts w:ascii="Courier New" w:eastAsia="MS PGothic" w:hAnsi="Courier New" w:cs="Courier New"/>
@@ -5989,62 +5225,7 @@
                                 <w:sz w:val="22"/>
                                 <w:szCs w:val="22"/>
                               </w:rPr>
-                              <w:t>R</w:t>
-                            </w:r>
-                            <w:proofErr w:type="gramEnd"/>
-                            <w:r>
-                              <w:rPr>
-                                <w:rFonts w:ascii="Courier New" w:eastAsia="MS PGothic" w:hAnsi="Courier New" w:cs="Courier New"/>
-                                <w:color w:val="000000"/>
-                                <w:spacing w:val="-10"/>
-                                <w:sz w:val="22"/>
-                                <w:szCs w:val="22"/>
-                              </w:rPr>
-                              <w:t xml:space="preserve">1, R1, #0x78 </w:t>
-                            </w:r>
-                            <w:proofErr w:type="gramStart"/>
-                            <w:r>
-                              <w:rPr>
-                                <w:rFonts w:ascii="Courier New" w:eastAsia="MS PGothic" w:hAnsi="Courier New" w:cs="Courier New"/>
-                                <w:color w:val="000000"/>
-                                <w:spacing w:val="-10"/>
-                                <w:sz w:val="22"/>
-                                <w:szCs w:val="22"/>
-                              </w:rPr>
-                              <w:t xml:space="preserve">  ;</w:t>
-                            </w:r>
-                            <w:proofErr w:type="gramEnd"/>
-                            <w:r>
-                              <w:rPr>
-                                <w:rFonts w:ascii="Courier New" w:eastAsia="MS PGothic" w:hAnsi="Courier New" w:cs="Courier New"/>
-                                <w:color w:val="000000"/>
-                                <w:spacing w:val="-10"/>
-                                <w:sz w:val="22"/>
-                                <w:szCs w:val="22"/>
-                              </w:rPr>
-                              <w:t xml:space="preserve"> clear bits </w:t>
-                            </w:r>
-                            <w:proofErr w:type="gramStart"/>
-                            <w:r>
-                              <w:rPr>
-                                <w:rFonts w:ascii="Courier New" w:eastAsia="MS PGothic" w:hAnsi="Courier New" w:cs="Courier New"/>
-                                <w:color w:val="000000"/>
-                                <w:spacing w:val="-10"/>
-                                <w:sz w:val="22"/>
-                                <w:szCs w:val="22"/>
-                              </w:rPr>
-                              <w:t>6..</w:t>
-                            </w:r>
-                            <w:proofErr w:type="gramEnd"/>
-                            <w:r>
-                              <w:rPr>
-                                <w:rFonts w:ascii="Courier New" w:eastAsia="MS PGothic" w:hAnsi="Courier New" w:cs="Courier New"/>
-                                <w:color w:val="000000"/>
-                                <w:spacing w:val="-10"/>
-                                <w:sz w:val="22"/>
-                                <w:szCs w:val="22"/>
-                              </w:rPr>
-                              <w:t xml:space="preserve">3 in R1 </w:t>
+                              <w:t xml:space="preserve">R1, R1, #0x78   ; clear bits 6..3 in R1 </w:t>
                             </w:r>
                             <w:r>
                               <w:rPr>
@@ -6082,7 +5263,6 @@
                                 <w:szCs w:val="22"/>
                               </w:rPr>
                             </w:pPr>
-                            <w:proofErr w:type="gramStart"/>
                             <w:r>
                               <w:rPr>
                                 <w:rFonts w:ascii="Courier New" w:eastAsia="MS PGothic" w:hAnsi="Courier New" w:cs="Courier New"/>
@@ -6091,40 +5271,7 @@
                                 <w:sz w:val="22"/>
                                 <w:szCs w:val="22"/>
                               </w:rPr>
-                              <w:t>ORR  R</w:t>
-                            </w:r>
-                            <w:proofErr w:type="gramEnd"/>
-                            <w:r>
-                              <w:rPr>
-                                <w:rFonts w:ascii="Courier New" w:eastAsia="MS PGothic" w:hAnsi="Courier New" w:cs="Courier New"/>
-                                <w:color w:val="000000"/>
-                                <w:spacing w:val="-10"/>
-                                <w:sz w:val="22"/>
-                                <w:szCs w:val="22"/>
-                              </w:rPr>
-                              <w:t xml:space="preserve">1, R1, R2    </w:t>
-                            </w:r>
-                            <w:proofErr w:type="gramStart"/>
-                            <w:r>
-                              <w:rPr>
-                                <w:rFonts w:ascii="Courier New" w:eastAsia="MS PGothic" w:hAnsi="Courier New" w:cs="Courier New"/>
-                                <w:color w:val="000000"/>
-                                <w:spacing w:val="-10"/>
-                                <w:sz w:val="22"/>
-                                <w:szCs w:val="22"/>
-                              </w:rPr>
-                              <w:t xml:space="preserve">  ;</w:t>
-                            </w:r>
-                            <w:proofErr w:type="gramEnd"/>
-                            <w:r>
-                              <w:rPr>
-                                <w:rFonts w:ascii="Courier New" w:eastAsia="MS PGothic" w:hAnsi="Courier New" w:cs="Courier New"/>
-                                <w:color w:val="000000"/>
-                                <w:spacing w:val="-10"/>
-                                <w:sz w:val="22"/>
-                                <w:szCs w:val="22"/>
-                              </w:rPr>
-                              <w:t xml:space="preserve"> insert new bits</w:t>
+                              <w:t>ORR  R1, R1, R2      ; insert new bits</w:t>
                             </w:r>
                           </w:p>
                         </w:txbxContent>
@@ -6158,7 +5305,6 @@
                           <w:szCs w:val="22"/>
                         </w:rPr>
                       </w:pPr>
-                      <w:proofErr w:type="gramStart"/>
                       <w:r>
                         <w:rPr>
                           <w:rFonts w:ascii="Courier New" w:eastAsia="MS PGothic" w:hAnsi="Courier New" w:cs="Courier New"/>
@@ -6167,9 +5313,8 @@
                           <w:sz w:val="22"/>
                           <w:szCs w:val="22"/>
                         </w:rPr>
-                        <w:t>AND  R</w:t>
+                        <w:t>AND  R2, R0, #0x0F   ; take bits 3..0 from R0</w:t>
                       </w:r>
-                      <w:proofErr w:type="gramEnd"/>
                       <w:r>
                         <w:rPr>
                           <w:rFonts w:ascii="Courier New" w:eastAsia="MS PGothic" w:hAnsi="Courier New" w:cs="Courier New"/>
@@ -6178,51 +5323,7 @@
                           <w:sz w:val="22"/>
                           <w:szCs w:val="22"/>
                         </w:rPr>
-                        <w:t xml:space="preserve">2, R0, #0x0F </w:t>
-                      </w:r>
-                      <w:proofErr w:type="gramStart"/>
-                      <w:r>
-                        <w:rPr>
-                          <w:rFonts w:ascii="Courier New" w:eastAsia="MS PGothic" w:hAnsi="Courier New" w:cs="Courier New"/>
-                          <w:color w:val="000000"/>
-                          <w:spacing w:val="-10"/>
-                          <w:sz w:val="22"/>
-                          <w:szCs w:val="22"/>
-                        </w:rPr>
-                        <w:t xml:space="preserve">  ;</w:t>
-                      </w:r>
-                      <w:proofErr w:type="gramEnd"/>
-                      <w:r>
-                        <w:rPr>
-                          <w:rFonts w:ascii="Courier New" w:eastAsia="MS PGothic" w:hAnsi="Courier New" w:cs="Courier New"/>
-                          <w:color w:val="000000"/>
-                          <w:spacing w:val="-10"/>
-                          <w:sz w:val="22"/>
-                          <w:szCs w:val="22"/>
-                        </w:rPr>
-                        <w:t xml:space="preserve"> take bits </w:t>
-                      </w:r>
-                      <w:proofErr w:type="gramStart"/>
-                      <w:r>
-                        <w:rPr>
-                          <w:rFonts w:ascii="Courier New" w:eastAsia="MS PGothic" w:hAnsi="Courier New" w:cs="Courier New"/>
-                          <w:color w:val="000000"/>
-                          <w:spacing w:val="-10"/>
-                          <w:sz w:val="22"/>
-                          <w:szCs w:val="22"/>
-                        </w:rPr>
-                        <w:t>3..</w:t>
-                      </w:r>
-                      <w:proofErr w:type="gramEnd"/>
-                      <w:r>
-                        <w:rPr>
-                          <w:rFonts w:ascii="Courier New" w:eastAsia="MS PGothic" w:hAnsi="Courier New" w:cs="Courier New"/>
-                          <w:color w:val="000000"/>
-                          <w:spacing w:val="-10"/>
-                          <w:sz w:val="22"/>
-                          <w:szCs w:val="22"/>
-                        </w:rPr>
-                        <w:t>0 from R0</w:t>
+                        <w:t xml:space="preserve"> into R2</w:t>
                       </w:r>
                     </w:p>
                     <w:p>
@@ -6237,7 +5338,6 @@
                           <w:szCs w:val="22"/>
                         </w:rPr>
                       </w:pPr>
-                      <w:proofErr w:type="gramStart"/>
                       <w:r>
                         <w:rPr>
                           <w:rFonts w:ascii="Courier New" w:eastAsia="MS PGothic" w:hAnsi="Courier New" w:cs="Courier New"/>
@@ -6246,9 +5346,8 @@
                           <w:sz w:val="22"/>
                           <w:szCs w:val="22"/>
                         </w:rPr>
-                        <w:t>LSL  R</w:t>
+                        <w:t>LSL  R2, R2, #3      ; move into positions 6..3</w:t>
                       </w:r>
-                      <w:proofErr w:type="gramEnd"/>
                       <w:r>
                         <w:rPr>
                           <w:rFonts w:ascii="Courier New" w:eastAsia="MS PGothic" w:hAnsi="Courier New" w:cs="Courier New"/>
@@ -6257,51 +5356,7 @@
                           <w:sz w:val="22"/>
                           <w:szCs w:val="22"/>
                         </w:rPr>
-                        <w:t xml:space="preserve">2, R2, #3    </w:t>
-                      </w:r>
-                      <w:proofErr w:type="gramStart"/>
-                      <w:r>
-                        <w:rPr>
-                          <w:rFonts w:ascii="Courier New" w:eastAsia="MS PGothic" w:hAnsi="Courier New" w:cs="Courier New"/>
-                          <w:color w:val="000000"/>
-                          <w:spacing w:val="-10"/>
-                          <w:sz w:val="22"/>
-                          <w:szCs w:val="22"/>
-                        </w:rPr>
-                        <w:t xml:space="preserve">  ;</w:t>
-                      </w:r>
-                      <w:proofErr w:type="gramEnd"/>
-                      <w:r>
-                        <w:rPr>
-                          <w:rFonts w:ascii="Courier New" w:eastAsia="MS PGothic" w:hAnsi="Courier New" w:cs="Courier New"/>
-                          <w:color w:val="000000"/>
-                          <w:spacing w:val="-10"/>
-                          <w:sz w:val="22"/>
-                          <w:szCs w:val="22"/>
-                        </w:rPr>
-                        <w:t xml:space="preserve"> move into positions </w:t>
-                      </w:r>
-                      <w:proofErr w:type="gramStart"/>
-                      <w:r>
-                        <w:rPr>
-                          <w:rFonts w:ascii="Courier New" w:eastAsia="MS PGothic" w:hAnsi="Courier New" w:cs="Courier New"/>
-                          <w:color w:val="000000"/>
-                          <w:spacing w:val="-10"/>
-                          <w:sz w:val="22"/>
-                          <w:szCs w:val="22"/>
-                        </w:rPr>
-                        <w:t>6..</w:t>
-                      </w:r>
-                      <w:proofErr w:type="gramEnd"/>
-                      <w:r>
-                        <w:rPr>
-                          <w:rFonts w:ascii="Courier New" w:eastAsia="MS PGothic" w:hAnsi="Courier New" w:cs="Courier New"/>
-                          <w:color w:val="000000"/>
-                          <w:spacing w:val="-10"/>
-                          <w:sz w:val="22"/>
-                          <w:szCs w:val="22"/>
-                        </w:rPr>
-                        <w:t>3</w:t>
+                        <w:t xml:space="preserve"> in R2</w:t>
                       </w:r>
                     </w:p>
                     <w:p>
@@ -6316,7 +5371,6 @@
                           <w:szCs w:val="22"/>
                         </w:rPr>
                       </w:pPr>
-                      <w:proofErr w:type="gramStart"/>
                       <w:r>
                         <w:rPr>
                           <w:rFonts w:ascii="Courier New" w:eastAsia="MS PGothic" w:hAnsi="Courier New" w:cs="Courier New"/>
@@ -6325,9 +5379,8 @@
                           <w:sz w:val="22"/>
                           <w:szCs w:val="22"/>
                         </w:rPr>
-                        <w:t>AND  R</w:t>
+                        <w:t xml:space="preserve">AND  R1, R1, #0x87   ; clear bits 6..3 </w:t>
                       </w:r>
-                      <w:proofErr w:type="gramEnd"/>
                       <w:r>
                         <w:rPr>
                           <w:rFonts w:ascii="Courier New" w:eastAsia="MS PGothic" w:hAnsi="Courier New" w:cs="Courier New"/>
@@ -6336,51 +5389,7 @@
                           <w:sz w:val="22"/>
                           <w:szCs w:val="22"/>
                         </w:rPr>
-                        <w:t xml:space="preserve">1, R1, #0x87 </w:t>
-                      </w:r>
-                      <w:proofErr w:type="gramStart"/>
-                      <w:r>
-                        <w:rPr>
-                          <w:rFonts w:ascii="Courier New" w:eastAsia="MS PGothic" w:hAnsi="Courier New" w:cs="Courier New"/>
-                          <w:color w:val="000000"/>
-                          <w:spacing w:val="-10"/>
-                          <w:sz w:val="22"/>
-                          <w:szCs w:val="22"/>
-                        </w:rPr>
-                        <w:t xml:space="preserve">  ;</w:t>
-                      </w:r>
-                      <w:proofErr w:type="gramEnd"/>
-                      <w:r>
-                        <w:rPr>
-                          <w:rFonts w:ascii="Courier New" w:eastAsia="MS PGothic" w:hAnsi="Courier New" w:cs="Courier New"/>
-                          <w:color w:val="000000"/>
-                          <w:spacing w:val="-10"/>
-                          <w:sz w:val="22"/>
-                          <w:szCs w:val="22"/>
-                        </w:rPr>
-                        <w:t xml:space="preserve"> clear bits </w:t>
-                      </w:r>
-                      <w:proofErr w:type="gramStart"/>
-                      <w:r>
-                        <w:rPr>
-                          <w:rFonts w:ascii="Courier New" w:eastAsia="MS PGothic" w:hAnsi="Courier New" w:cs="Courier New"/>
-                          <w:color w:val="000000"/>
-                          <w:spacing w:val="-10"/>
-                          <w:sz w:val="22"/>
-                          <w:szCs w:val="22"/>
-                        </w:rPr>
-                        <w:t>6..</w:t>
-                      </w:r>
-                      <w:proofErr w:type="gramEnd"/>
-                      <w:r>
-                        <w:rPr>
-                          <w:rFonts w:ascii="Courier New" w:eastAsia="MS PGothic" w:hAnsi="Courier New" w:cs="Courier New"/>
-                          <w:color w:val="000000"/>
-                          <w:spacing w:val="-10"/>
-                          <w:sz w:val="22"/>
-                          <w:szCs w:val="22"/>
-                        </w:rPr>
-                        <w:t xml:space="preserve">3 </w:t>
+                        <w:t xml:space="preserve">in R1 </w:t>
                       </w:r>
                       <w:r>
                         <w:rPr>
@@ -6461,7 +5470,6 @@
                           <w:szCs w:val="22"/>
                         </w:rPr>
                       </w:pPr>
-                      <w:proofErr w:type="gramStart"/>
                       <w:r>
                         <w:rPr>
                           <w:rFonts w:ascii="Courier New" w:eastAsia="MS PGothic" w:hAnsi="Courier New" w:cs="Courier New"/>
@@ -6490,62 +5498,7 @@
                           <w:sz w:val="22"/>
                           <w:szCs w:val="22"/>
                         </w:rPr>
-                        <w:t>R</w:t>
-                      </w:r>
-                      <w:proofErr w:type="gramEnd"/>
-                      <w:r>
-                        <w:rPr>
-                          <w:rFonts w:ascii="Courier New" w:eastAsia="MS PGothic" w:hAnsi="Courier New" w:cs="Courier New"/>
-                          <w:color w:val="000000"/>
-                          <w:spacing w:val="-10"/>
-                          <w:sz w:val="22"/>
-                          <w:szCs w:val="22"/>
-                        </w:rPr>
-                        <w:t xml:space="preserve">1, R1, #0x78 </w:t>
-                      </w:r>
-                      <w:proofErr w:type="gramStart"/>
-                      <w:r>
-                        <w:rPr>
-                          <w:rFonts w:ascii="Courier New" w:eastAsia="MS PGothic" w:hAnsi="Courier New" w:cs="Courier New"/>
-                          <w:color w:val="000000"/>
-                          <w:spacing w:val="-10"/>
-                          <w:sz w:val="22"/>
-                          <w:szCs w:val="22"/>
-                        </w:rPr>
-                        <w:t xml:space="preserve">  ;</w:t>
-                      </w:r>
-                      <w:proofErr w:type="gramEnd"/>
-                      <w:r>
-                        <w:rPr>
-                          <w:rFonts w:ascii="Courier New" w:eastAsia="MS PGothic" w:hAnsi="Courier New" w:cs="Courier New"/>
-                          <w:color w:val="000000"/>
-                          <w:spacing w:val="-10"/>
-                          <w:sz w:val="22"/>
-                          <w:szCs w:val="22"/>
-                        </w:rPr>
-                        <w:t xml:space="preserve"> clear bits </w:t>
-                      </w:r>
-                      <w:proofErr w:type="gramStart"/>
-                      <w:r>
-                        <w:rPr>
-                          <w:rFonts w:ascii="Courier New" w:eastAsia="MS PGothic" w:hAnsi="Courier New" w:cs="Courier New"/>
-                          <w:color w:val="000000"/>
-                          <w:spacing w:val="-10"/>
-                          <w:sz w:val="22"/>
-                          <w:szCs w:val="22"/>
-                        </w:rPr>
-                        <w:t>6..</w:t>
-                      </w:r>
-                      <w:proofErr w:type="gramEnd"/>
-                      <w:r>
-                        <w:rPr>
-                          <w:rFonts w:ascii="Courier New" w:eastAsia="MS PGothic" w:hAnsi="Courier New" w:cs="Courier New"/>
-                          <w:color w:val="000000"/>
-                          <w:spacing w:val="-10"/>
-                          <w:sz w:val="22"/>
-                          <w:szCs w:val="22"/>
-                        </w:rPr>
-                        <w:t xml:space="preserve">3 in R1 </w:t>
+                        <w:t xml:space="preserve">R1, R1, #0x78   ; clear bits 6..3 in R1 </w:t>
                       </w:r>
                       <w:r>
                         <w:rPr>
@@ -6583,7 +5536,6 @@
                           <w:szCs w:val="22"/>
                         </w:rPr>
                       </w:pPr>
-                      <w:proofErr w:type="gramStart"/>
                       <w:r>
                         <w:rPr>
                           <w:rFonts w:ascii="Courier New" w:eastAsia="MS PGothic" w:hAnsi="Courier New" w:cs="Courier New"/>
@@ -6592,40 +5544,7 @@
                           <w:sz w:val="22"/>
                           <w:szCs w:val="22"/>
                         </w:rPr>
-                        <w:t>ORR  R</w:t>
-                      </w:r>
-                      <w:proofErr w:type="gramEnd"/>
-                      <w:r>
-                        <w:rPr>
-                          <w:rFonts w:ascii="Courier New" w:eastAsia="MS PGothic" w:hAnsi="Courier New" w:cs="Courier New"/>
-                          <w:color w:val="000000"/>
-                          <w:spacing w:val="-10"/>
-                          <w:sz w:val="22"/>
-                          <w:szCs w:val="22"/>
-                        </w:rPr>
-                        <w:t xml:space="preserve">1, R1, R2    </w:t>
-                      </w:r>
-                      <w:proofErr w:type="gramStart"/>
-                      <w:r>
-                        <w:rPr>
-                          <w:rFonts w:ascii="Courier New" w:eastAsia="MS PGothic" w:hAnsi="Courier New" w:cs="Courier New"/>
-                          <w:color w:val="000000"/>
-                          <w:spacing w:val="-10"/>
-                          <w:sz w:val="22"/>
-                          <w:szCs w:val="22"/>
-                        </w:rPr>
-                        <w:t xml:space="preserve">  ;</w:t>
-                      </w:r>
-                      <w:proofErr w:type="gramEnd"/>
-                      <w:r>
-                        <w:rPr>
-                          <w:rFonts w:ascii="Courier New" w:eastAsia="MS PGothic" w:hAnsi="Courier New" w:cs="Courier New"/>
-                          <w:color w:val="000000"/>
-                          <w:spacing w:val="-10"/>
-                          <w:sz w:val="22"/>
-                          <w:szCs w:val="22"/>
-                        </w:rPr>
-                        <w:t xml:space="preserve"> insert new bits</w:t>
+                        <w:t>ORR  R1, R1, R2      ; insert new bits</w:t>
                       </w:r>
                     </w:p>
                   </w:txbxContent>
@@ -6714,59 +5633,23 @@
           <w:szCs w:val="22"/>
           <w:lang w:val="en-GB"/>
         </w:rPr>
-        <w:t>Inserts them into &lt;Rd&gt;, starting at bit position &lt;</w:t>
-      </w:r>
-      <w:proofErr w:type="spellStart"/>
+        <w:t>Inserts them into &lt;Rd&gt;, starting at bit position &lt;lsb&gt;.</w:t>
+      </w:r>
       <w:r>
         <w:rPr>
           <w:sz w:val="22"/>
           <w:szCs w:val="22"/>
           <w:lang w:val="en-GB"/>
         </w:rPr>
-        <w:t>lsb</w:t>
-      </w:r>
-      <w:proofErr w:type="spellEnd"/>
+        <w:t xml:space="preserve"> </w:t>
+      </w:r>
       <w:r>
         <w:rPr>
           <w:sz w:val="22"/>
           <w:szCs w:val="22"/>
           <w:lang w:val="en-GB"/>
         </w:rPr>
-        <w:t>&gt;.</w:t>
-      </w:r>
-      <w:r>
-        <w:rPr>
-          <w:sz w:val="22"/>
-          <w:szCs w:val="22"/>
-          <w:lang w:val="en-GB"/>
-        </w:rPr>
-        <w:t xml:space="preserve"> </w:t>
-      </w:r>
-      <w:r>
-        <w:rPr>
-          <w:sz w:val="22"/>
-          <w:szCs w:val="22"/>
-          <w:lang w:val="en-GB"/>
-        </w:rPr>
-        <w:t>Bits outside the range [</w:t>
-      </w:r>
-      <w:proofErr w:type="spellStart"/>
-      <w:r>
-        <w:rPr>
-          <w:sz w:val="22"/>
-          <w:szCs w:val="22"/>
-          <w:lang w:val="en-GB"/>
-        </w:rPr>
-        <w:t>lsb</w:t>
-      </w:r>
-      <w:proofErr w:type="spellEnd"/>
-      <w:r>
-        <w:rPr>
-          <w:sz w:val="22"/>
-          <w:szCs w:val="22"/>
-          <w:lang w:val="en-GB"/>
-        </w:rPr>
-        <w:t>, lsb+width−1] of &lt;Rd&gt; remain unchanged.</w:t>
+        <w:t>Bits outside the range [lsb, lsb+width−1] of &lt;Rd&gt; remain unchanged.</w:t>
       </w:r>
     </w:p>
     <w:p>
@@ -6825,7 +5708,7 @@
                           <w:p>
                             <w:pPr>
                               <w:spacing w:line="284" w:lineRule="exact"/>
-                              <w:ind w:left="86" w:firstLine="480"/>
+                              <w:ind w:left="86"/>
                               <w:rPr>
                                 <w:rFonts w:ascii="Courier New" w:eastAsia="MS PGothic" w:hAnsi="Courier New" w:cs="Courier New"/>
                                 <w:color w:val="000000"/>
@@ -6842,29 +5725,7 @@
                                 <w:sz w:val="22"/>
                                 <w:szCs w:val="22"/>
                               </w:rPr>
-                              <w:t xml:space="preserve">BFI R1, R0, #3, #4 </w:t>
-                            </w:r>
-                            <w:proofErr w:type="gramStart"/>
-                            <w:r>
-                              <w:rPr>
-                                <w:rFonts w:ascii="Courier New" w:eastAsia="MS PGothic" w:hAnsi="Courier New" w:cs="Courier New"/>
-                                <w:color w:val="000000"/>
-                                <w:spacing w:val="-10"/>
-                                <w:sz w:val="22"/>
-                                <w:szCs w:val="22"/>
-                              </w:rPr>
-                              <w:t xml:space="preserve">  ;</w:t>
-                            </w:r>
-                            <w:proofErr w:type="gramEnd"/>
-                            <w:r>
-                              <w:rPr>
-                                <w:rFonts w:ascii="Courier New" w:eastAsia="MS PGothic" w:hAnsi="Courier New" w:cs="Courier New"/>
-                                <w:color w:val="000000"/>
-                                <w:spacing w:val="-10"/>
-                                <w:sz w:val="22"/>
-                                <w:szCs w:val="22"/>
-                              </w:rPr>
-                              <w:t xml:space="preserve"> copy 4 bits from R0 (starting at bit 0) into R1 at bit position 3</w:t>
+                              <w:t>BFI R1, R0, #3, #4   ; copy 4 bits from R0 (starting at bit 0) into R1 at bit position 3</w:t>
                             </w:r>
                           </w:p>
                         </w:txbxContent>
@@ -6889,7 +5750,7 @@
                     <w:p>
                       <w:pPr>
                         <w:spacing w:line="284" w:lineRule="exact"/>
-                        <w:ind w:left="86" w:firstLine="480"/>
+                        <w:ind w:left="86"/>
                         <w:rPr>
                           <w:rFonts w:ascii="Courier New" w:eastAsia="MS PGothic" w:hAnsi="Courier New" w:cs="Courier New"/>
                           <w:color w:val="000000"/>
@@ -6906,29 +5767,7 @@
                           <w:sz w:val="22"/>
                           <w:szCs w:val="22"/>
                         </w:rPr>
-                        <w:t xml:space="preserve">BFI R1, R0, #3, #4 </w:t>
-                      </w:r>
-                      <w:proofErr w:type="gramStart"/>
-                      <w:r>
-                        <w:rPr>
-                          <w:rFonts w:ascii="Courier New" w:eastAsia="MS PGothic" w:hAnsi="Courier New" w:cs="Courier New"/>
-                          <w:color w:val="000000"/>
-                          <w:spacing w:val="-10"/>
-                          <w:sz w:val="22"/>
-                          <w:szCs w:val="22"/>
-                        </w:rPr>
-                        <w:t xml:space="preserve">  ;</w:t>
-                      </w:r>
-                      <w:proofErr w:type="gramEnd"/>
-                      <w:r>
-                        <w:rPr>
-                          <w:rFonts w:ascii="Courier New" w:eastAsia="MS PGothic" w:hAnsi="Courier New" w:cs="Courier New"/>
-                          <w:color w:val="000000"/>
-                          <w:spacing w:val="-10"/>
-                          <w:sz w:val="22"/>
-                          <w:szCs w:val="22"/>
-                        </w:rPr>
-                        <w:t xml:space="preserve"> copy 4 bits from R0 (starting at bit 0) into R1 at bit position 3</w:t>
+                        <w:t>BFI R1, R0, #3, #4   ; copy 4 bits from R0 (starting at bit 0) into R1 at bit position 3</w:t>
                       </w:r>
                     </w:p>
                   </w:txbxContent>
@@ -8273,16 +7112,15 @@
           <w:sz w:val="22"/>
           <w:szCs w:val="22"/>
         </w:rPr>
-        <w:t xml:space="preserve">, </w:t>
-      </w:r>
-      <w:proofErr w:type="gramStart"/>
+        <w:t xml:space="preserve">, R1      </w:t>
+      </w:r>
       <w:r>
         <w:rPr>
           <w:rFonts w:ascii="Courier New" w:eastAsia="Times New Roman" w:hAnsi="Courier New" w:cs="Courier New"/>
           <w:sz w:val="22"/>
           <w:szCs w:val="22"/>
         </w:rPr>
-        <w:t xml:space="preserve">R1      </w:t>
+        <w:t xml:space="preserve">@ </w:t>
       </w:r>
       <w:r>
         <w:rPr>
@@ -8290,15 +7128,22 @@
           <w:sz w:val="22"/>
           <w:szCs w:val="22"/>
         </w:rPr>
-        <w:t>@</w:t>
-      </w:r>
-      <w:proofErr w:type="gramEnd"/>
+        <w:t>R5</w:t>
+      </w:r>
       <w:r>
         <w:rPr>
           <w:rFonts w:ascii="Courier New" w:eastAsia="Times New Roman" w:hAnsi="Courier New" w:cs="Courier New"/>
           <w:sz w:val="22"/>
           <w:szCs w:val="22"/>
         </w:rPr>
+        <w:t xml:space="preserve"> = 0xDE000000</w:t>
+      </w:r>
+      <w:r>
+        <w:rPr>
+          <w:rFonts w:ascii="Courier New" w:eastAsia="Times New Roman" w:hAnsi="Courier New" w:cs="Courier New"/>
+          <w:sz w:val="22"/>
+          <w:szCs w:val="22"/>
+        </w:rPr>
         <w:t xml:space="preserve"> </w:t>
       </w:r>
       <w:r>
@@ -8307,7 +7152,7 @@
           <w:sz w:val="22"/>
           <w:szCs w:val="22"/>
         </w:rPr>
-        <w:t>R5</w:t>
+        <w:t>|</w:t>
       </w:r>
       <w:r>
         <w:rPr>
@@ -8315,7 +7160,7 @@
           <w:sz w:val="22"/>
           <w:szCs w:val="22"/>
         </w:rPr>
-        <w:t xml:space="preserve"> = 0x00FF00FF</w:t>
+        <w:t xml:space="preserve"> </w:t>
       </w:r>
       <w:r>
         <w:rPr>
@@ -8323,6 +7168,14 @@
           <w:sz w:val="22"/>
           <w:szCs w:val="22"/>
         </w:rPr>
+        <w:t>0x00FF00FF</w:t>
+      </w:r>
+      <w:r>
+        <w:rPr>
+          <w:rFonts w:ascii="Courier New" w:eastAsia="Times New Roman" w:hAnsi="Courier New" w:cs="Courier New"/>
+          <w:sz w:val="22"/>
+          <w:szCs w:val="22"/>
+        </w:rPr>
         <w:t xml:space="preserve"> </w:t>
       </w:r>
       <w:r>
@@ -8331,23 +7184,7 @@
           <w:sz w:val="22"/>
           <w:szCs w:val="22"/>
         </w:rPr>
-        <w:t>|</w:t>
-      </w:r>
-      <w:r>
-        <w:rPr>
-          <w:rFonts w:ascii="Courier New" w:eastAsia="Times New Roman" w:hAnsi="Courier New" w:cs="Courier New"/>
-          <w:sz w:val="22"/>
-          <w:szCs w:val="22"/>
-        </w:rPr>
-        <w:t xml:space="preserve"> </w:t>
-      </w:r>
-      <w:r>
-        <w:rPr>
-          <w:rFonts w:ascii="Courier New" w:eastAsia="Times New Roman" w:hAnsi="Courier New" w:cs="Courier New"/>
-          <w:sz w:val="22"/>
-          <w:szCs w:val="22"/>
-        </w:rPr>
-        <w:t>0xDE000000 = 0xDEFF00FF</w:t>
+        <w:t>= 0xDEFF00FF</w:t>
       </w:r>
     </w:p>
     <w:p>
@@ -8454,7 +7291,6 @@
           <w:szCs w:val="22"/>
         </w:rPr>
       </w:pPr>
-      <w:proofErr w:type="gramStart"/>
       <w:r>
         <w:rPr>
           <w:rFonts w:ascii="Courier New" w:eastAsia="Times New Roman" w:hAnsi="Courier New" w:cs="Courier New"/>
@@ -8469,16 +7305,7 @@
           <w:sz w:val="22"/>
           <w:szCs w:val="22"/>
         </w:rPr>
-        <w:t>R</w:t>
-      </w:r>
-      <w:proofErr w:type="gramEnd"/>
-      <w:r>
-        <w:rPr>
-          <w:rFonts w:ascii="Courier New" w:eastAsia="Times New Roman" w:hAnsi="Courier New" w:cs="Courier New"/>
-          <w:sz w:val="22"/>
-          <w:szCs w:val="22"/>
-        </w:rPr>
-        <w:t>5</w:t>
+        <w:t>R5</w:t>
       </w:r>
       <w:r>
         <w:rPr>
@@ -8572,7 +7399,15 @@
           <w:sz w:val="22"/>
           <w:szCs w:val="22"/>
         </w:rPr>
-        <w:t xml:space="preserve">, option </w:t>
+        <w:t>, option</w:t>
+      </w:r>
+      <w:r>
+        <w:rPr>
+          <w:rFonts w:eastAsia="Times New Roman"/>
+          <w:sz w:val="22"/>
+          <w:szCs w:val="22"/>
+        </w:rPr>
+        <w:t xml:space="preserve"> </w:t>
       </w:r>
       <w:r>
         <w:rPr>
@@ -8617,14 +7452,13 @@
           <w:szCs w:val="22"/>
         </w:rPr>
       </w:pPr>
-      <w:proofErr w:type="gramStart"/>
       <w:r>
         <w:rPr>
           <w:rFonts w:ascii="Courier New" w:eastAsia="Times New Roman" w:hAnsi="Courier New" w:cs="Courier New"/>
           <w:sz w:val="22"/>
           <w:szCs w:val="22"/>
         </w:rPr>
-        <w:t xml:space="preserve">ORR  </w:t>
+        <w:t xml:space="preserve">MOV  </w:t>
       </w:r>
       <w:r>
         <w:rPr>
@@ -8632,16 +7466,15 @@
           <w:sz w:val="22"/>
           <w:szCs w:val="22"/>
         </w:rPr>
-        <w:t>R</w:t>
-      </w:r>
-      <w:proofErr w:type="gramEnd"/>
+        <w:t>R5</w:t>
+      </w:r>
       <w:r>
         <w:rPr>
           <w:rFonts w:ascii="Courier New" w:eastAsia="Times New Roman" w:hAnsi="Courier New" w:cs="Courier New"/>
           <w:sz w:val="22"/>
           <w:szCs w:val="22"/>
         </w:rPr>
-        <w:t>5</w:t>
+        <w:t xml:space="preserve">, R1        </w:t>
       </w:r>
       <w:r>
         <w:rPr>
@@ -8649,7 +7482,7 @@
           <w:sz w:val="22"/>
           <w:szCs w:val="22"/>
         </w:rPr>
-        <w:t xml:space="preserve">, R1, R0, </w:t>
+        <w:t xml:space="preserve"> </w:t>
       </w:r>
       <w:r>
         <w:rPr>
@@ -8657,7 +7490,7 @@
           <w:sz w:val="22"/>
           <w:szCs w:val="22"/>
         </w:rPr>
-        <w:t>ROR</w:t>
+        <w:t xml:space="preserve">  </w:t>
       </w:r>
       <w:r>
         <w:rPr>
@@ -8665,7 +7498,7 @@
           <w:sz w:val="22"/>
           <w:szCs w:val="22"/>
         </w:rPr>
-        <w:t xml:space="preserve"> #</w:t>
+        <w:t xml:space="preserve">@ </w:t>
       </w:r>
       <w:r>
         <w:rPr>
@@ -8673,7 +7506,7 @@
           <w:sz w:val="22"/>
           <w:szCs w:val="22"/>
         </w:rPr>
-        <w:t>8</w:t>
+        <w:t>R5</w:t>
       </w:r>
       <w:r>
         <w:rPr>
@@ -8681,79 +7514,7 @@
           <w:sz w:val="22"/>
           <w:szCs w:val="22"/>
         </w:rPr>
-        <w:t xml:space="preserve"> </w:t>
-      </w:r>
-      <w:r>
-        <w:rPr>
-          <w:rFonts w:ascii="Courier New" w:eastAsia="Times New Roman" w:hAnsi="Courier New" w:cs="Courier New"/>
-          <w:sz w:val="22"/>
-          <w:szCs w:val="22"/>
-        </w:rPr>
-        <w:t xml:space="preserve">@ </w:t>
-      </w:r>
-      <w:r>
-        <w:rPr>
-          <w:rFonts w:ascii="Courier New" w:eastAsia="Times New Roman" w:hAnsi="Courier New" w:cs="Courier New"/>
-          <w:sz w:val="22"/>
-          <w:szCs w:val="22"/>
-        </w:rPr>
-        <w:t>R5</w:t>
-      </w:r>
-      <w:r>
-        <w:rPr>
-          <w:rFonts w:ascii="Courier New" w:eastAsia="Times New Roman" w:hAnsi="Courier New" w:cs="Courier New"/>
-          <w:sz w:val="22"/>
-          <w:szCs w:val="22"/>
-        </w:rPr>
-        <w:t xml:space="preserve"> = 0x00FF00FF</w:t>
-      </w:r>
-      <w:r>
-        <w:rPr>
-          <w:rFonts w:ascii="Courier New" w:eastAsia="Times New Roman" w:hAnsi="Courier New" w:cs="Courier New"/>
-          <w:sz w:val="22"/>
-          <w:szCs w:val="22"/>
-        </w:rPr>
-        <w:t xml:space="preserve"> </w:t>
-      </w:r>
-      <w:r>
-        <w:rPr>
-          <w:rFonts w:ascii="Courier New" w:eastAsia="Times New Roman" w:hAnsi="Courier New" w:cs="Courier New"/>
-          <w:sz w:val="22"/>
-          <w:szCs w:val="22"/>
-        </w:rPr>
-        <w:t>|</w:t>
-      </w:r>
-      <w:r>
-        <w:rPr>
-          <w:rFonts w:ascii="Courier New" w:eastAsia="Times New Roman" w:hAnsi="Courier New" w:cs="Courier New"/>
-          <w:sz w:val="22"/>
-          <w:szCs w:val="22"/>
-        </w:rPr>
-        <w:t xml:space="preserve"> </w:t>
-      </w:r>
-      <w:r>
-        <w:rPr>
-          <w:rFonts w:ascii="Courier New" w:eastAsia="Times New Roman" w:hAnsi="Courier New" w:cs="Courier New"/>
-          <w:sz w:val="22"/>
-          <w:szCs w:val="22"/>
-        </w:rPr>
-        <w:t>0xDE</w:t>
-      </w:r>
-      <w:r>
-        <w:rPr>
-          <w:rFonts w:ascii="Courier New" w:eastAsia="Times New Roman" w:hAnsi="Courier New" w:cs="Courier New"/>
-          <w:sz w:val="22"/>
-          <w:szCs w:val="22"/>
-        </w:rPr>
-        <w:t>CAFEFA</w:t>
-      </w:r>
-      <w:r>
-        <w:rPr>
-          <w:rFonts w:ascii="Courier New" w:eastAsia="Times New Roman" w:hAnsi="Courier New" w:cs="Courier New"/>
-          <w:sz w:val="22"/>
-          <w:szCs w:val="22"/>
-        </w:rPr>
-        <w:t xml:space="preserve"> = 0xDEFF00FF</w:t>
+        <w:t xml:space="preserve"> = 0x00FF00FF  </w:t>
       </w:r>
     </w:p>
     <w:p>
@@ -8782,6 +7543,78 @@
           <w:szCs w:val="22"/>
         </w:rPr>
       </w:pPr>
+      <w:r>
+        <w:rPr>
+          <w:rFonts w:ascii="Courier New" w:eastAsia="Times New Roman" w:hAnsi="Courier New" w:cs="Courier New"/>
+          <w:sz w:val="22"/>
+          <w:szCs w:val="22"/>
+        </w:rPr>
+        <w:t xml:space="preserve">BFI  </w:t>
+      </w:r>
+      <w:r>
+        <w:rPr>
+          <w:rFonts w:ascii="Courier New" w:eastAsia="Times New Roman" w:hAnsi="Courier New" w:cs="Courier New"/>
+          <w:sz w:val="22"/>
+          <w:szCs w:val="22"/>
+        </w:rPr>
+        <w:t>R5</w:t>
+      </w:r>
+      <w:r>
+        <w:rPr>
+          <w:rFonts w:ascii="Courier New" w:eastAsia="Times New Roman" w:hAnsi="Courier New" w:cs="Courier New"/>
+          <w:sz w:val="22"/>
+          <w:szCs w:val="22"/>
+        </w:rPr>
+        <w:t xml:space="preserve">, R0, #24, #8  </w:t>
+      </w:r>
+      <w:r>
+        <w:rPr>
+          <w:rFonts w:ascii="Courier New" w:eastAsia="Times New Roman" w:hAnsi="Courier New" w:cs="Courier New"/>
+          <w:sz w:val="22"/>
+          <w:szCs w:val="22"/>
+        </w:rPr>
+        <w:t xml:space="preserve">@ </w:t>
+      </w:r>
+      <w:r>
+        <w:rPr>
+          <w:rFonts w:ascii="Courier New" w:eastAsia="Times New Roman" w:hAnsi="Courier New" w:cs="Courier New"/>
+          <w:sz w:val="22"/>
+          <w:szCs w:val="22"/>
+        </w:rPr>
+        <w:t xml:space="preserve">Bit Field Insert – insert </w:t>
+      </w:r>
+      <w:r>
+        <w:rPr>
+          <w:rFonts w:ascii="Courier New" w:eastAsia="Times New Roman" w:hAnsi="Courier New" w:cs="Courier New"/>
+          <w:sz w:val="22"/>
+          <w:szCs w:val="22"/>
+        </w:rPr>
+        <w:t>the lowest 8 bits of R0</w:t>
+      </w:r>
+      <w:r>
+        <w:rPr>
+          <w:rFonts w:ascii="Courier New" w:eastAsia="Times New Roman" w:hAnsi="Courier New" w:cs="Courier New"/>
+          <w:sz w:val="22"/>
+          <w:szCs w:val="22"/>
+        </w:rPr>
+        <w:t xml:space="preserve"> </w:t>
+      </w:r>
+      <w:r>
+        <w:rPr>
+          <w:rFonts w:ascii="Courier New" w:eastAsia="Times New Roman" w:hAnsi="Courier New" w:cs="Courier New"/>
+          <w:sz w:val="22"/>
+          <w:szCs w:val="22"/>
+        </w:rPr>
+        <w:t xml:space="preserve">bits [7:0] (0xDE) into bits [31:24] of </w:t>
+      </w:r>
+      <w:r>
+        <w:rPr>
+          <w:rFonts w:ascii="Courier New" w:eastAsia="Times New Roman" w:hAnsi="Courier New" w:cs="Courier New"/>
+          <w:sz w:val="22"/>
+          <w:szCs w:val="22"/>
+        </w:rPr>
+        <w:t>R5</w:t>
+      </w:r>
     </w:p>
     <w:p>
       <w:pPr>
@@ -8804,51 +7637,11 @@
           <w:tab w:val="left" w:pos="14656"/>
         </w:tabs>
         <w:rPr>
-          <w:rFonts w:eastAsia="Times New Roman"/>
-          <w:sz w:val="22"/>
-          <w:szCs w:val="22"/>
-        </w:rPr>
-      </w:pPr>
-      <w:r>
-        <w:rPr>
-          <w:rFonts w:eastAsia="Times New Roman"/>
-          <w:sz w:val="22"/>
-          <w:szCs w:val="22"/>
-        </w:rPr>
-        <w:t xml:space="preserve">For </w:t>
-      </w:r>
-      <w:r>
-        <w:rPr>
-          <w:rFonts w:eastAsia="Times New Roman"/>
-          <w:sz w:val="22"/>
-          <w:szCs w:val="22"/>
-        </w:rPr>
-        <w:t>R5</w:t>
-      </w:r>
-      <w:r>
-        <w:rPr>
-          <w:rFonts w:eastAsia="Times New Roman"/>
-          <w:sz w:val="22"/>
-          <w:szCs w:val="22"/>
-        </w:rPr>
-        <w:t xml:space="preserve">, option </w:t>
-      </w:r>
-      <w:r>
-        <w:rPr>
-          <w:rFonts w:eastAsia="Times New Roman"/>
-          <w:sz w:val="22"/>
-          <w:szCs w:val="22"/>
-        </w:rPr>
-        <w:t>4</w:t>
-      </w:r>
-      <w:r>
-        <w:rPr>
-          <w:rFonts w:eastAsia="Times New Roman"/>
-          <w:sz w:val="22"/>
-          <w:szCs w:val="22"/>
-        </w:rPr>
-        <w:t>:</w:t>
-      </w:r>
+          <w:rFonts w:ascii="Courier New" w:eastAsia="Times New Roman" w:hAnsi="Courier New" w:cs="Courier New"/>
+          <w:sz w:val="22"/>
+          <w:szCs w:val="22"/>
+        </w:rPr>
+      </w:pPr>
     </w:p>
     <w:p>
       <w:pPr>
@@ -8871,48 +7664,22 @@
           <w:tab w:val="left" w:pos="14656"/>
         </w:tabs>
         <w:rPr>
-          <w:rFonts w:ascii="Courier New" w:eastAsia="Times New Roman" w:hAnsi="Courier New" w:cs="Courier New"/>
-          <w:sz w:val="22"/>
-          <w:szCs w:val="22"/>
-        </w:rPr>
-      </w:pPr>
-      <w:proofErr w:type="gramStart"/>
-      <w:r>
-        <w:rPr>
-          <w:rFonts w:ascii="Courier New" w:eastAsia="Times New Roman" w:hAnsi="Courier New" w:cs="Courier New"/>
-          <w:sz w:val="22"/>
-          <w:szCs w:val="22"/>
-        </w:rPr>
-        <w:t xml:space="preserve">MOV  </w:t>
-      </w:r>
-      <w:r>
-        <w:rPr>
-          <w:rFonts w:ascii="Courier New" w:eastAsia="Times New Roman" w:hAnsi="Courier New" w:cs="Courier New"/>
-          <w:sz w:val="22"/>
-          <w:szCs w:val="22"/>
-        </w:rPr>
-        <w:t>R</w:t>
-      </w:r>
-      <w:proofErr w:type="gramEnd"/>
-      <w:r>
-        <w:rPr>
-          <w:rFonts w:ascii="Courier New" w:eastAsia="Times New Roman" w:hAnsi="Courier New" w:cs="Courier New"/>
-          <w:sz w:val="22"/>
-          <w:szCs w:val="22"/>
-        </w:rPr>
-        <w:t>5</w:t>
-      </w:r>
-      <w:r>
-        <w:rPr>
-          <w:rFonts w:ascii="Courier New" w:eastAsia="Times New Roman" w:hAnsi="Courier New" w:cs="Courier New"/>
-          <w:sz w:val="22"/>
-          <w:szCs w:val="22"/>
-        </w:rPr>
-        <w:t xml:space="preserve">, R1        </w:t>
-      </w:r>
-      <w:r>
-        <w:rPr>
-          <w:rFonts w:ascii="Courier New" w:eastAsia="Times New Roman" w:hAnsi="Courier New" w:cs="Courier New"/>
+          <w:rFonts w:eastAsia="Times New Roman"/>
+          <w:sz w:val="22"/>
+          <w:szCs w:val="22"/>
+        </w:rPr>
+      </w:pPr>
+      <w:r>
+        <w:rPr>
+          <w:rFonts w:eastAsia="Times New Roman"/>
+          <w:sz w:val="22"/>
+          <w:szCs w:val="22"/>
+        </w:rPr>
+        <w:t>Note that this instruction is invalid</w:t>
+      </w:r>
+      <w:r>
+        <w:rPr>
+          <w:rFonts w:eastAsia="Times New Roman"/>
           <w:sz w:val="22"/>
           <w:szCs w:val="22"/>
         </w:rPr>
@@ -8920,35 +7687,51 @@
       </w:r>
       <w:r>
         <w:rPr>
-          <w:rFonts w:ascii="Courier New" w:eastAsia="Times New Roman" w:hAnsi="Courier New" w:cs="Courier New"/>
-          <w:sz w:val="22"/>
-          <w:szCs w:val="22"/>
-        </w:rPr>
-        <w:t xml:space="preserve">  </w:t>
-      </w:r>
-      <w:r>
-        <w:rPr>
-          <w:rFonts w:ascii="Courier New" w:eastAsia="Times New Roman" w:hAnsi="Courier New" w:cs="Courier New"/>
-          <w:sz w:val="22"/>
-          <w:szCs w:val="22"/>
-        </w:rPr>
-        <w:t xml:space="preserve">@ </w:t>
-      </w:r>
-      <w:r>
-        <w:rPr>
-          <w:rFonts w:ascii="Courier New" w:eastAsia="Times New Roman" w:hAnsi="Courier New" w:cs="Courier New"/>
-          <w:sz w:val="22"/>
-          <w:szCs w:val="22"/>
-        </w:rPr>
-        <w:t>R5</w:t>
-      </w:r>
-      <w:r>
-        <w:rPr>
-          <w:rFonts w:ascii="Courier New" w:eastAsia="Times New Roman" w:hAnsi="Courier New" w:cs="Courier New"/>
-          <w:sz w:val="22"/>
-          <w:szCs w:val="22"/>
-        </w:rPr>
-        <w:t xml:space="preserve"> = 0x00FF00FF  </w:t>
+          <w:rFonts w:eastAsia="Times New Roman"/>
+          <w:sz w:val="22"/>
+          <w:szCs w:val="22"/>
+        </w:rPr>
+        <w:t xml:space="preserve">due to constraints on </w:t>
+      </w:r>
+      <w:r>
+        <w:rPr>
+          <w:rFonts w:eastAsia="Times New Roman"/>
+          <w:sz w:val="22"/>
+          <w:szCs w:val="22"/>
+        </w:rPr>
+        <w:t xml:space="preserve">the immediate </w:t>
+      </w:r>
+      <w:r>
+        <w:rPr>
+          <w:rFonts w:eastAsia="Times New Roman"/>
+          <w:sz w:val="22"/>
+          <w:szCs w:val="22"/>
+        </w:rPr>
+        <w:t xml:space="preserve">value (c.f., last few slides of </w:t>
+      </w:r>
+      <w:r>
+        <w:rPr>
+          <w:rFonts w:eastAsia="Times New Roman"/>
+          <w:sz w:val="22"/>
+          <w:szCs w:val="22"/>
+        </w:rPr>
+        <w:t>Ch4 ARM Arithmetic Logic</w:t>
+      </w:r>
+      <w:r>
+        <w:rPr>
+          <w:rFonts w:eastAsia="Times New Roman"/>
+          <w:sz w:val="22"/>
+          <w:szCs w:val="22"/>
+        </w:rPr>
+        <w:t>)</w:t>
+      </w:r>
+      <w:r>
+        <w:rPr>
+          <w:rFonts w:eastAsia="Times New Roman"/>
+          <w:sz w:val="22"/>
+          <w:szCs w:val="22"/>
+        </w:rPr>
+        <w:t>:</w:t>
       </w:r>
     </w:p>
     <w:p>
@@ -8977,14 +7760,13 @@
           <w:szCs w:val="22"/>
         </w:rPr>
       </w:pPr>
-      <w:proofErr w:type="gramStart"/>
       <w:r>
         <w:rPr>
           <w:rFonts w:ascii="Courier New" w:eastAsia="Times New Roman" w:hAnsi="Courier New" w:cs="Courier New"/>
           <w:sz w:val="22"/>
           <w:szCs w:val="22"/>
         </w:rPr>
-        <w:t xml:space="preserve">BFI  </w:t>
+        <w:t>AND R</w:t>
       </w:r>
       <w:r>
         <w:rPr>
@@ -8992,16 +7774,15 @@
           <w:sz w:val="22"/>
           <w:szCs w:val="22"/>
         </w:rPr>
-        <w:t>R</w:t>
-      </w:r>
-      <w:proofErr w:type="gramEnd"/>
+        <w:t>3</w:t>
+      </w:r>
       <w:r>
         <w:rPr>
           <w:rFonts w:ascii="Courier New" w:eastAsia="Times New Roman" w:hAnsi="Courier New" w:cs="Courier New"/>
           <w:sz w:val="22"/>
           <w:szCs w:val="22"/>
         </w:rPr>
-        <w:t>5</w:t>
+        <w:t>, R</w:t>
       </w:r>
       <w:r>
         <w:rPr>
@@ -9009,73 +7790,15 @@
           <w:sz w:val="22"/>
           <w:szCs w:val="22"/>
         </w:rPr>
-        <w:t>, R0, #24, #</w:t>
-      </w:r>
-      <w:proofErr w:type="gramStart"/>
+        <w:t>2</w:t>
+      </w:r>
       <w:r>
         <w:rPr>
           <w:rFonts w:ascii="Courier New" w:eastAsia="Times New Roman" w:hAnsi="Courier New" w:cs="Courier New"/>
           <w:sz w:val="22"/>
           <w:szCs w:val="22"/>
         </w:rPr>
-        <w:t xml:space="preserve">8  </w:t>
-      </w:r>
-      <w:r>
-        <w:rPr>
-          <w:rFonts w:ascii="Courier New" w:eastAsia="Times New Roman" w:hAnsi="Courier New" w:cs="Courier New"/>
-          <w:sz w:val="22"/>
-          <w:szCs w:val="22"/>
-        </w:rPr>
-        <w:t>@</w:t>
-      </w:r>
-      <w:proofErr w:type="gramEnd"/>
-      <w:r>
-        <w:rPr>
-          <w:rFonts w:ascii="Courier New" w:eastAsia="Times New Roman" w:hAnsi="Courier New" w:cs="Courier New"/>
-          <w:sz w:val="22"/>
-          <w:szCs w:val="22"/>
-        </w:rPr>
-        <w:t xml:space="preserve"> </w:t>
-      </w:r>
-      <w:r>
-        <w:rPr>
-          <w:rFonts w:ascii="Courier New" w:eastAsia="Times New Roman" w:hAnsi="Courier New" w:cs="Courier New"/>
-          <w:sz w:val="22"/>
-          <w:szCs w:val="22"/>
-        </w:rPr>
-        <w:t xml:space="preserve">Bit Field Insert – insert </w:t>
-      </w:r>
-      <w:r>
-        <w:rPr>
-          <w:rFonts w:ascii="Courier New" w:eastAsia="Times New Roman" w:hAnsi="Courier New" w:cs="Courier New"/>
-          <w:sz w:val="22"/>
-          <w:szCs w:val="22"/>
-        </w:rPr>
-        <w:t>the lowest 8 bits of R0</w:t>
-      </w:r>
-      <w:r>
-        <w:rPr>
-          <w:rFonts w:ascii="Courier New" w:eastAsia="Times New Roman" w:hAnsi="Courier New" w:cs="Courier New"/>
-          <w:sz w:val="22"/>
-          <w:szCs w:val="22"/>
-        </w:rPr>
-        <w:t xml:space="preserve"> </w:t>
-      </w:r>
-      <w:r>
-        <w:rPr>
-          <w:rFonts w:ascii="Courier New" w:eastAsia="Times New Roman" w:hAnsi="Courier New" w:cs="Courier New"/>
-          <w:sz w:val="22"/>
-          <w:szCs w:val="22"/>
-        </w:rPr>
-        <w:t xml:space="preserve">bits [7:0] (0xDE) into bits [31:24] of </w:t>
-      </w:r>
-      <w:r>
-        <w:rPr>
-          <w:rFonts w:ascii="Courier New" w:eastAsia="Times New Roman" w:hAnsi="Courier New" w:cs="Courier New"/>
-          <w:sz w:val="22"/>
-          <w:szCs w:val="22"/>
-        </w:rPr>
-        <w:t>R5</w:t>
+        <w:t>, #0xFFFFFF8F</w:t>
       </w:r>
     </w:p>
     <w:p>
@@ -9139,6 +7862,7 @@
           <w:sz w:val="22"/>
           <w:szCs w:val="22"/>
         </w:rPr>
+        <w:lastRenderedPageBreak/>
         <w:t>Q</w:t>
       </w:r>
       <w:r>
@@ -9283,7 +8007,6 @@
                 <w:sz w:val="20"/>
                 <w:szCs w:val="20"/>
               </w:rPr>
-              <w:lastRenderedPageBreak/>
               <w:t>Operation</w:t>
             </w:r>
           </w:p>
@@ -11439,25 +10162,7 @@
           <w:sz w:val="22"/>
           <w:szCs w:val="22"/>
         </w:rPr>
-        <w:t xml:space="preserve">1101 - 1100: Straightforward subtraction giving 1. No </w:t>
-      </w:r>
-      <w:proofErr w:type="gramStart"/>
-      <w:r>
-        <w:rPr>
-          <w:rFonts w:eastAsia="Times New Roman"/>
-          <w:sz w:val="22"/>
-          <w:szCs w:val="22"/>
-        </w:rPr>
-        <w:t>borrow</w:t>
-      </w:r>
-      <w:proofErr w:type="gramEnd"/>
-      <w:r>
-        <w:rPr>
-          <w:rFonts w:eastAsia="Times New Roman"/>
-          <w:sz w:val="22"/>
-          <w:szCs w:val="22"/>
-        </w:rPr>
-        <w:t xml:space="preserve"> needed (C=1).</w:t>
+        <w:t>1101 - 1100: Straightforward subtraction giving 1. No borrow needed (C=1).</w:t>
       </w:r>
     </w:p>
     <w:p>
@@ -11820,31 +10525,7 @@
                 <w:sz w:val="22"/>
                 <w:szCs w:val="22"/>
               </w:rPr>
-              <w:t xml:space="preserve"> in </w:t>
-            </w:r>
-            <w:proofErr w:type="spellStart"/>
-            <w:r>
-              <w:rPr>
-                <w:rFonts w:ascii="Times New Roman" w:eastAsia="inter" w:hAnsi="Times New Roman"/>
-                <w:b/>
-                <w:bCs/>
-                <w:color w:val="000000"/>
-                <w:sz w:val="22"/>
-                <w:szCs w:val="22"/>
-              </w:rPr>
-              <w:t>dest</w:t>
-            </w:r>
-            <w:proofErr w:type="spellEnd"/>
-            <w:r>
-              <w:rPr>
-                <w:rFonts w:ascii="Times New Roman" w:eastAsia="inter" w:hAnsi="Times New Roman"/>
-                <w:b/>
-                <w:bCs/>
-                <w:color w:val="000000"/>
-                <w:sz w:val="22"/>
-                <w:szCs w:val="22"/>
-              </w:rPr>
-              <w:t>. register R0</w:t>
+              <w:t xml:space="preserve"> in dest. register R0</w:t>
             </w:r>
           </w:p>
         </w:tc>
@@ -11902,9 +10583,61 @@
                 <w:sz w:val="20"/>
                 <w:szCs w:val="20"/>
               </w:rPr>
-              <w:t xml:space="preserve">MOVS </w:t>
-            </w:r>
-            <w:proofErr w:type="gramStart"/>
+              <w:t>MOVS R0, #0</w:t>
+            </w:r>
+          </w:p>
+        </w:tc>
+        <w:tc>
+          <w:tcPr>
+            <w:tcW w:w="3969" w:type="dxa"/>
+            <w:vAlign w:val="center"/>
+          </w:tcPr>
+          <w:p>
+            <w:pPr>
+              <w:spacing w:after="240" w:line="360" w:lineRule="auto"/>
+              <w:jc w:val="center"/>
+              <w:rPr>
+                <w:rFonts w:ascii="Courier New" w:hAnsi="Courier New" w:cs="Courier New"/>
+                <w:sz w:val="20"/>
+                <w:szCs w:val="20"/>
+              </w:rPr>
+            </w:pPr>
+          </w:p>
+        </w:tc>
+        <w:tc>
+          <w:tcPr>
+            <w:tcW w:w="2835" w:type="dxa"/>
+            <w:vAlign w:val="center"/>
+          </w:tcPr>
+          <w:p>
+            <w:pPr>
+              <w:spacing w:after="240" w:line="360" w:lineRule="auto"/>
+              <w:jc w:val="center"/>
+              <w:rPr>
+                <w:rFonts w:ascii="Courier New" w:hAnsi="Courier New" w:cs="Courier New"/>
+                <w:sz w:val="20"/>
+                <w:szCs w:val="20"/>
+              </w:rPr>
+            </w:pPr>
+          </w:p>
+        </w:tc>
+      </w:tr>
+      <w:tr>
+        <w:tc>
+          <w:tcPr>
+            <w:tcW w:w="3114" w:type="dxa"/>
+            <w:vAlign w:val="center"/>
+          </w:tcPr>
+          <w:p>
+            <w:pPr>
+              <w:spacing w:after="240" w:line="360" w:lineRule="auto"/>
+              <w:jc w:val="center"/>
+              <w:rPr>
+                <w:rFonts w:ascii="Courier New" w:hAnsi="Courier New" w:cs="Courier New"/>
+                <w:sz w:val="20"/>
+                <w:szCs w:val="20"/>
+              </w:rPr>
+            </w:pPr>
             <w:r>
               <w:rPr>
                 <w:rFonts w:ascii="Courier New" w:eastAsia="inter" w:hAnsi="Courier New" w:cs="Courier New"/>
@@ -11912,9 +10645,8 @@
                 <w:sz w:val="20"/>
                 <w:szCs w:val="20"/>
               </w:rPr>
-              <w:t>R0, #</w:t>
-            </w:r>
-            <w:proofErr w:type="gramEnd"/>
+              <w:t xml:space="preserve">ANDS R0, </w:t>
+            </w:r>
             <w:r>
               <w:rPr>
                 <w:rFonts w:ascii="Courier New" w:eastAsia="inter" w:hAnsi="Courier New" w:cs="Courier New"/>
@@ -11922,61 +10654,8 @@
                 <w:sz w:val="20"/>
                 <w:szCs w:val="20"/>
               </w:rPr>
-              <w:t>0</w:t>
-            </w:r>
-          </w:p>
-        </w:tc>
-        <w:tc>
-          <w:tcPr>
-            <w:tcW w:w="3969" w:type="dxa"/>
-            <w:vAlign w:val="center"/>
-          </w:tcPr>
-          <w:p>
-            <w:pPr>
-              <w:spacing w:after="240" w:line="360" w:lineRule="auto"/>
-              <w:jc w:val="center"/>
-              <w:rPr>
-                <w:rFonts w:ascii="Courier New" w:hAnsi="Courier New" w:cs="Courier New"/>
-                <w:sz w:val="20"/>
-                <w:szCs w:val="20"/>
-              </w:rPr>
-            </w:pPr>
-          </w:p>
-        </w:tc>
-        <w:tc>
-          <w:tcPr>
-            <w:tcW w:w="2835" w:type="dxa"/>
-            <w:vAlign w:val="center"/>
-          </w:tcPr>
-          <w:p>
-            <w:pPr>
-              <w:spacing w:after="240" w:line="360" w:lineRule="auto"/>
-              <w:jc w:val="center"/>
-              <w:rPr>
-                <w:rFonts w:ascii="Courier New" w:hAnsi="Courier New" w:cs="Courier New"/>
-                <w:sz w:val="20"/>
-                <w:szCs w:val="20"/>
-              </w:rPr>
-            </w:pPr>
-          </w:p>
-        </w:tc>
-      </w:tr>
-      <w:tr>
-        <w:tc>
-          <w:tcPr>
-            <w:tcW w:w="3114" w:type="dxa"/>
-            <w:vAlign w:val="center"/>
-          </w:tcPr>
-          <w:p>
-            <w:pPr>
-              <w:spacing w:after="240" w:line="360" w:lineRule="auto"/>
-              <w:jc w:val="center"/>
-              <w:rPr>
-                <w:rFonts w:ascii="Courier New" w:hAnsi="Courier New" w:cs="Courier New"/>
-                <w:sz w:val="20"/>
-                <w:szCs w:val="20"/>
-              </w:rPr>
-            </w:pPr>
+              <w:t xml:space="preserve">R0, </w:t>
+            </w:r>
             <w:r>
               <w:rPr>
                 <w:rFonts w:ascii="Courier New" w:eastAsia="inter" w:hAnsi="Courier New" w:cs="Courier New"/>
@@ -11984,9 +10663,61 @@
                 <w:sz w:val="20"/>
                 <w:szCs w:val="20"/>
               </w:rPr>
-              <w:t xml:space="preserve">ANDS R0, </w:t>
-            </w:r>
-            <w:proofErr w:type="gramStart"/>
+              <w:t>#0</w:t>
+            </w:r>
+          </w:p>
+        </w:tc>
+        <w:tc>
+          <w:tcPr>
+            <w:tcW w:w="3969" w:type="dxa"/>
+            <w:vAlign w:val="center"/>
+          </w:tcPr>
+          <w:p>
+            <w:pPr>
+              <w:spacing w:after="240" w:line="360" w:lineRule="auto"/>
+              <w:jc w:val="center"/>
+              <w:rPr>
+                <w:rFonts w:ascii="Courier New" w:hAnsi="Courier New" w:cs="Courier New"/>
+                <w:sz w:val="20"/>
+                <w:szCs w:val="20"/>
+              </w:rPr>
+            </w:pPr>
+          </w:p>
+        </w:tc>
+        <w:tc>
+          <w:tcPr>
+            <w:tcW w:w="2835" w:type="dxa"/>
+            <w:vAlign w:val="center"/>
+          </w:tcPr>
+          <w:p>
+            <w:pPr>
+              <w:spacing w:after="240" w:line="360" w:lineRule="auto"/>
+              <w:jc w:val="center"/>
+              <w:rPr>
+                <w:rFonts w:ascii="Courier New" w:hAnsi="Courier New" w:cs="Courier New"/>
+                <w:sz w:val="20"/>
+                <w:szCs w:val="20"/>
+              </w:rPr>
+            </w:pPr>
+          </w:p>
+        </w:tc>
+      </w:tr>
+      <w:tr>
+        <w:tc>
+          <w:tcPr>
+            <w:tcW w:w="3114" w:type="dxa"/>
+            <w:vAlign w:val="center"/>
+          </w:tcPr>
+          <w:p>
+            <w:pPr>
+              <w:spacing w:after="240" w:line="360" w:lineRule="auto"/>
+              <w:jc w:val="center"/>
+              <w:rPr>
+                <w:rFonts w:ascii="Courier New" w:hAnsi="Courier New" w:cs="Courier New"/>
+                <w:sz w:val="20"/>
+                <w:szCs w:val="20"/>
+              </w:rPr>
+            </w:pPr>
             <w:r>
               <w:rPr>
                 <w:rFonts w:ascii="Courier New" w:eastAsia="inter" w:hAnsi="Courier New" w:cs="Courier New"/>
@@ -11994,8 +10725,61 @@
                 <w:sz w:val="20"/>
                 <w:szCs w:val="20"/>
               </w:rPr>
-              <w:t xml:space="preserve">R0, </w:t>
-            </w:r>
+              <w:t>ORRS R0, R0, R1</w:t>
+            </w:r>
+          </w:p>
+        </w:tc>
+        <w:tc>
+          <w:tcPr>
+            <w:tcW w:w="3969" w:type="dxa"/>
+            <w:vAlign w:val="center"/>
+          </w:tcPr>
+          <w:p>
+            <w:pPr>
+              <w:spacing w:after="240" w:line="360" w:lineRule="auto"/>
+              <w:jc w:val="center"/>
+              <w:rPr>
+                <w:rFonts w:ascii="Courier New" w:hAnsi="Courier New" w:cs="Courier New"/>
+                <w:sz w:val="20"/>
+                <w:szCs w:val="20"/>
+              </w:rPr>
+            </w:pPr>
+          </w:p>
+        </w:tc>
+        <w:tc>
+          <w:tcPr>
+            <w:tcW w:w="2835" w:type="dxa"/>
+            <w:vAlign w:val="center"/>
+          </w:tcPr>
+          <w:p>
+            <w:pPr>
+              <w:spacing w:after="240" w:line="360" w:lineRule="auto"/>
+              <w:jc w:val="center"/>
+              <w:rPr>
+                <w:rFonts w:ascii="Courier New" w:hAnsi="Courier New" w:cs="Courier New"/>
+                <w:sz w:val="20"/>
+                <w:szCs w:val="20"/>
+              </w:rPr>
+            </w:pPr>
+          </w:p>
+        </w:tc>
+      </w:tr>
+      <w:tr>
+        <w:tc>
+          <w:tcPr>
+            <w:tcW w:w="3114" w:type="dxa"/>
+            <w:vAlign w:val="center"/>
+          </w:tcPr>
+          <w:p>
+            <w:pPr>
+              <w:spacing w:after="240" w:line="360" w:lineRule="auto"/>
+              <w:jc w:val="center"/>
+              <w:rPr>
+                <w:rFonts w:ascii="Courier New" w:hAnsi="Courier New" w:cs="Courier New"/>
+                <w:sz w:val="20"/>
+                <w:szCs w:val="20"/>
+              </w:rPr>
+            </w:pPr>
             <w:r>
               <w:rPr>
                 <w:rFonts w:ascii="Courier New" w:eastAsia="inter" w:hAnsi="Courier New" w:cs="Courier New"/>
@@ -12003,9 +10787,62 @@
                 <w:sz w:val="20"/>
                 <w:szCs w:val="20"/>
               </w:rPr>
-              <w:t>#</w:t>
-            </w:r>
-            <w:proofErr w:type="gramEnd"/>
+              <w:lastRenderedPageBreak/>
+              <w:t>ANDS R0, R0, R1</w:t>
+            </w:r>
+          </w:p>
+        </w:tc>
+        <w:tc>
+          <w:tcPr>
+            <w:tcW w:w="3969" w:type="dxa"/>
+            <w:vAlign w:val="center"/>
+          </w:tcPr>
+          <w:p>
+            <w:pPr>
+              <w:spacing w:after="240" w:line="360" w:lineRule="auto"/>
+              <w:jc w:val="center"/>
+              <w:rPr>
+                <w:rFonts w:ascii="Courier New" w:hAnsi="Courier New" w:cs="Courier New"/>
+                <w:sz w:val="20"/>
+                <w:szCs w:val="20"/>
+              </w:rPr>
+            </w:pPr>
+          </w:p>
+        </w:tc>
+        <w:tc>
+          <w:tcPr>
+            <w:tcW w:w="2835" w:type="dxa"/>
+            <w:vAlign w:val="center"/>
+          </w:tcPr>
+          <w:p>
+            <w:pPr>
+              <w:spacing w:after="240" w:line="360" w:lineRule="auto"/>
+              <w:jc w:val="center"/>
+              <w:rPr>
+                <w:rFonts w:ascii="Courier New" w:hAnsi="Courier New" w:cs="Courier New"/>
+                <w:sz w:val="20"/>
+                <w:szCs w:val="20"/>
+              </w:rPr>
+            </w:pPr>
+          </w:p>
+        </w:tc>
+      </w:tr>
+      <w:tr>
+        <w:tc>
+          <w:tcPr>
+            <w:tcW w:w="3114" w:type="dxa"/>
+            <w:vAlign w:val="center"/>
+          </w:tcPr>
+          <w:p>
+            <w:pPr>
+              <w:spacing w:after="240" w:line="360" w:lineRule="auto"/>
+              <w:jc w:val="center"/>
+              <w:rPr>
+                <w:rFonts w:ascii="Courier New" w:hAnsi="Courier New" w:cs="Courier New"/>
+                <w:sz w:val="20"/>
+                <w:szCs w:val="20"/>
+              </w:rPr>
+            </w:pPr>
             <w:r>
               <w:rPr>
                 <w:rFonts w:ascii="Courier New" w:eastAsia="inter" w:hAnsi="Courier New" w:cs="Courier New"/>
@@ -12013,193 +10850,6 @@
                 <w:sz w:val="20"/>
                 <w:szCs w:val="20"/>
               </w:rPr>
-              <w:t>0</w:t>
-            </w:r>
-          </w:p>
-        </w:tc>
-        <w:tc>
-          <w:tcPr>
-            <w:tcW w:w="3969" w:type="dxa"/>
-            <w:vAlign w:val="center"/>
-          </w:tcPr>
-          <w:p>
-            <w:pPr>
-              <w:spacing w:after="240" w:line="360" w:lineRule="auto"/>
-              <w:jc w:val="center"/>
-              <w:rPr>
-                <w:rFonts w:ascii="Courier New" w:hAnsi="Courier New" w:cs="Courier New"/>
-                <w:sz w:val="20"/>
-                <w:szCs w:val="20"/>
-              </w:rPr>
-            </w:pPr>
-          </w:p>
-        </w:tc>
-        <w:tc>
-          <w:tcPr>
-            <w:tcW w:w="2835" w:type="dxa"/>
-            <w:vAlign w:val="center"/>
-          </w:tcPr>
-          <w:p>
-            <w:pPr>
-              <w:spacing w:after="240" w:line="360" w:lineRule="auto"/>
-              <w:jc w:val="center"/>
-              <w:rPr>
-                <w:rFonts w:ascii="Courier New" w:hAnsi="Courier New" w:cs="Courier New"/>
-                <w:sz w:val="20"/>
-                <w:szCs w:val="20"/>
-              </w:rPr>
-            </w:pPr>
-          </w:p>
-        </w:tc>
-      </w:tr>
-      <w:tr>
-        <w:tc>
-          <w:tcPr>
-            <w:tcW w:w="3114" w:type="dxa"/>
-            <w:vAlign w:val="center"/>
-          </w:tcPr>
-          <w:p>
-            <w:pPr>
-              <w:spacing w:after="240" w:line="360" w:lineRule="auto"/>
-              <w:jc w:val="center"/>
-              <w:rPr>
-                <w:rFonts w:ascii="Courier New" w:hAnsi="Courier New" w:cs="Courier New"/>
-                <w:sz w:val="20"/>
-                <w:szCs w:val="20"/>
-              </w:rPr>
-            </w:pPr>
-            <w:r>
-              <w:rPr>
-                <w:rFonts w:ascii="Courier New" w:eastAsia="inter" w:hAnsi="Courier New" w:cs="Courier New"/>
-                <w:color w:val="000000"/>
-                <w:sz w:val="20"/>
-                <w:szCs w:val="20"/>
-              </w:rPr>
-              <w:t>ORRS R0, R0, R1</w:t>
-            </w:r>
-          </w:p>
-        </w:tc>
-        <w:tc>
-          <w:tcPr>
-            <w:tcW w:w="3969" w:type="dxa"/>
-            <w:vAlign w:val="center"/>
-          </w:tcPr>
-          <w:p>
-            <w:pPr>
-              <w:spacing w:after="240" w:line="360" w:lineRule="auto"/>
-              <w:jc w:val="center"/>
-              <w:rPr>
-                <w:rFonts w:ascii="Courier New" w:hAnsi="Courier New" w:cs="Courier New"/>
-                <w:sz w:val="20"/>
-                <w:szCs w:val="20"/>
-              </w:rPr>
-            </w:pPr>
-          </w:p>
-        </w:tc>
-        <w:tc>
-          <w:tcPr>
-            <w:tcW w:w="2835" w:type="dxa"/>
-            <w:vAlign w:val="center"/>
-          </w:tcPr>
-          <w:p>
-            <w:pPr>
-              <w:spacing w:after="240" w:line="360" w:lineRule="auto"/>
-              <w:jc w:val="center"/>
-              <w:rPr>
-                <w:rFonts w:ascii="Courier New" w:hAnsi="Courier New" w:cs="Courier New"/>
-                <w:sz w:val="20"/>
-                <w:szCs w:val="20"/>
-              </w:rPr>
-            </w:pPr>
-          </w:p>
-        </w:tc>
-      </w:tr>
-      <w:tr>
-        <w:tc>
-          <w:tcPr>
-            <w:tcW w:w="3114" w:type="dxa"/>
-            <w:vAlign w:val="center"/>
-          </w:tcPr>
-          <w:p>
-            <w:pPr>
-              <w:spacing w:after="240" w:line="360" w:lineRule="auto"/>
-              <w:jc w:val="center"/>
-              <w:rPr>
-                <w:rFonts w:ascii="Courier New" w:hAnsi="Courier New" w:cs="Courier New"/>
-                <w:sz w:val="20"/>
-                <w:szCs w:val="20"/>
-              </w:rPr>
-            </w:pPr>
-            <w:r>
-              <w:rPr>
-                <w:rFonts w:ascii="Courier New" w:eastAsia="inter" w:hAnsi="Courier New" w:cs="Courier New"/>
-                <w:color w:val="000000"/>
-                <w:sz w:val="20"/>
-                <w:szCs w:val="20"/>
-              </w:rPr>
-              <w:t>ANDS R0, R0, R1</w:t>
-            </w:r>
-          </w:p>
-        </w:tc>
-        <w:tc>
-          <w:tcPr>
-            <w:tcW w:w="3969" w:type="dxa"/>
-            <w:vAlign w:val="center"/>
-          </w:tcPr>
-          <w:p>
-            <w:pPr>
-              <w:spacing w:after="240" w:line="360" w:lineRule="auto"/>
-              <w:jc w:val="center"/>
-              <w:rPr>
-                <w:rFonts w:ascii="Courier New" w:hAnsi="Courier New" w:cs="Courier New"/>
-                <w:sz w:val="20"/>
-                <w:szCs w:val="20"/>
-              </w:rPr>
-            </w:pPr>
-          </w:p>
-        </w:tc>
-        <w:tc>
-          <w:tcPr>
-            <w:tcW w:w="2835" w:type="dxa"/>
-            <w:vAlign w:val="center"/>
-          </w:tcPr>
-          <w:p>
-            <w:pPr>
-              <w:spacing w:after="240" w:line="360" w:lineRule="auto"/>
-              <w:jc w:val="center"/>
-              <w:rPr>
-                <w:rFonts w:ascii="Courier New" w:hAnsi="Courier New" w:cs="Courier New"/>
-                <w:sz w:val="20"/>
-                <w:szCs w:val="20"/>
-              </w:rPr>
-            </w:pPr>
-          </w:p>
-        </w:tc>
-      </w:tr>
-      <w:tr>
-        <w:tc>
-          <w:tcPr>
-            <w:tcW w:w="3114" w:type="dxa"/>
-            <w:vAlign w:val="center"/>
-          </w:tcPr>
-          <w:p>
-            <w:pPr>
-              <w:spacing w:after="240" w:line="360" w:lineRule="auto"/>
-              <w:jc w:val="center"/>
-              <w:rPr>
-                <w:rFonts w:ascii="Courier New" w:hAnsi="Courier New" w:cs="Courier New"/>
-                <w:sz w:val="20"/>
-                <w:szCs w:val="20"/>
-              </w:rPr>
-            </w:pPr>
-            <w:r>
-              <w:rPr>
-                <w:rFonts w:ascii="Courier New" w:eastAsia="inter" w:hAnsi="Courier New" w:cs="Courier New"/>
-                <w:color w:val="000000"/>
-                <w:sz w:val="20"/>
-                <w:szCs w:val="20"/>
-              </w:rPr>
-              <w:lastRenderedPageBreak/>
               <w:t>ADDS R0, R0, R1</w:t>
             </w:r>
           </w:p>
@@ -12585,27 +11235,7 @@
                 <w:sz w:val="20"/>
                 <w:szCs w:val="20"/>
               </w:rPr>
-              <w:t xml:space="preserve">LSLS R0, </w:t>
-            </w:r>
-            <w:proofErr w:type="gramStart"/>
-            <w:r>
-              <w:rPr>
-                <w:rFonts w:ascii="Courier New" w:eastAsia="inter" w:hAnsi="Courier New" w:cs="Courier New"/>
-                <w:color w:val="000000"/>
-                <w:sz w:val="20"/>
-                <w:szCs w:val="20"/>
-              </w:rPr>
-              <w:t>R0, #</w:t>
-            </w:r>
-            <w:proofErr w:type="gramEnd"/>
-            <w:r>
-              <w:rPr>
-                <w:rFonts w:ascii="Courier New" w:eastAsia="inter" w:hAnsi="Courier New" w:cs="Courier New"/>
-                <w:color w:val="000000"/>
-                <w:sz w:val="20"/>
-                <w:szCs w:val="20"/>
-              </w:rPr>
-              <w:t>31</w:t>
+              <w:t>LSLS R0, R0, #31</w:t>
             </w:r>
           </w:p>
           <w:p>
@@ -12666,15 +11296,27 @@
     </w:p>
     <w:p>
       <w:pPr>
-        <w:rPr>
-          <w:sz w:val="22"/>
-          <w:szCs w:val="22"/>
-        </w:rPr>
-      </w:pPr>
-    </w:p>
-    <w:p>
-      <w:pPr>
-        <w:rPr>
+        <w:tabs>
+          <w:tab w:val="left" w:pos="916"/>
+          <w:tab w:val="left" w:pos="1832"/>
+          <w:tab w:val="left" w:pos="2748"/>
+          <w:tab w:val="left" w:pos="3664"/>
+          <w:tab w:val="left" w:pos="4580"/>
+          <w:tab w:val="left" w:pos="5496"/>
+          <w:tab w:val="left" w:pos="6412"/>
+          <w:tab w:val="left" w:pos="7328"/>
+          <w:tab w:val="left" w:pos="8244"/>
+          <w:tab w:val="left" w:pos="9160"/>
+          <w:tab w:val="left" w:pos="10076"/>
+          <w:tab w:val="left" w:pos="10992"/>
+          <w:tab w:val="left" w:pos="11908"/>
+          <w:tab w:val="left" w:pos="12824"/>
+          <w:tab w:val="left" w:pos="13740"/>
+          <w:tab w:val="left" w:pos="14656"/>
+        </w:tabs>
+        <w:spacing w:after="240"/>
+        <w:rPr>
+          <w:rFonts w:ascii="Courier New" w:eastAsia="Times New Roman" w:hAnsi="Courier New" w:cs="Courier New"/>
           <w:sz w:val="22"/>
           <w:szCs w:val="22"/>
         </w:rPr>
@@ -12685,6 +11327,60 @@
           <w:szCs w:val="22"/>
         </w:rPr>
         <w:t>ANS:</w:t>
+      </w:r>
+      <w:r>
+        <w:rPr>
+          <w:sz w:val="22"/>
+          <w:szCs w:val="22"/>
+        </w:rPr>
+        <w:t xml:space="preserve"> (</w:t>
+      </w:r>
+      <w:r>
+        <w:rPr>
+          <w:rFonts w:eastAsia="Times New Roman"/>
+          <w:sz w:val="22"/>
+          <w:szCs w:val="22"/>
+        </w:rPr>
+        <w:t>A</w:t>
+      </w:r>
+      <w:r>
+        <w:rPr>
+          <w:rFonts w:eastAsia="Times New Roman"/>
+          <w:sz w:val="22"/>
+          <w:szCs w:val="22"/>
+        </w:rPr>
+        <w:t xml:space="preserve">ssume </w:t>
+      </w:r>
+      <w:r>
+        <w:rPr>
+          <w:rFonts w:eastAsia="Times New Roman"/>
+          <w:sz w:val="22"/>
+          <w:szCs w:val="22"/>
+        </w:rPr>
+        <w:t xml:space="preserve">initially </w:t>
+      </w:r>
+      <w:r>
+        <w:rPr>
+          <w:rFonts w:eastAsia="Times New Roman"/>
+          <w:sz w:val="22"/>
+          <w:szCs w:val="22"/>
+        </w:rPr>
+        <w:t>R0=0xFFFFFFFF, R1=0x00000001</w:t>
+      </w:r>
+      <w:r>
+        <w:rPr>
+          <w:rFonts w:eastAsia="Times New Roman"/>
+          <w:sz w:val="22"/>
+          <w:szCs w:val="22"/>
+        </w:rPr>
+        <w:t>.</w:t>
+      </w:r>
+      <w:r>
+        <w:rPr>
+          <w:sz w:val="22"/>
+          <w:szCs w:val="22"/>
+        </w:rPr>
+        <w:t>)</w:t>
       </w:r>
     </w:p>
     <w:tbl>
@@ -12855,27 +11551,7 @@
                 <w:sz w:val="20"/>
                 <w:szCs w:val="20"/>
               </w:rPr>
-              <w:t xml:space="preserve">MOVS </w:t>
-            </w:r>
-            <w:proofErr w:type="gramStart"/>
-            <w:r>
-              <w:rPr>
-                <w:rFonts w:ascii="Courier New" w:eastAsia="inter" w:hAnsi="Courier New" w:cs="Courier New"/>
-                <w:color w:val="000000"/>
-                <w:sz w:val="20"/>
-                <w:szCs w:val="20"/>
-              </w:rPr>
-              <w:t>R0, #</w:t>
-            </w:r>
-            <w:proofErr w:type="gramEnd"/>
-            <w:r>
-              <w:rPr>
-                <w:rFonts w:ascii="Courier New" w:eastAsia="inter" w:hAnsi="Courier New" w:cs="Courier New"/>
-                <w:color w:val="000000"/>
-                <w:sz w:val="20"/>
-                <w:szCs w:val="20"/>
-              </w:rPr>
-              <w:t>0</w:t>
+              <w:t>MOVS R0, #0</w:t>
             </w:r>
           </w:p>
         </w:tc>
@@ -12996,27 +11672,7 @@
                 <w:sz w:val="20"/>
                 <w:szCs w:val="20"/>
               </w:rPr>
-              <w:t xml:space="preserve">ANDS R0, </w:t>
-            </w:r>
-            <w:proofErr w:type="gramStart"/>
-            <w:r>
-              <w:rPr>
-                <w:rFonts w:ascii="Courier New" w:eastAsia="inter" w:hAnsi="Courier New" w:cs="Courier New"/>
-                <w:color w:val="000000"/>
-                <w:sz w:val="20"/>
-                <w:szCs w:val="20"/>
-              </w:rPr>
-              <w:t>R0, #</w:t>
-            </w:r>
-            <w:proofErr w:type="gramEnd"/>
-            <w:r>
-              <w:rPr>
-                <w:rFonts w:ascii="Courier New" w:eastAsia="inter" w:hAnsi="Courier New" w:cs="Courier New"/>
-                <w:color w:val="000000"/>
-                <w:sz w:val="20"/>
-                <w:szCs w:val="20"/>
-              </w:rPr>
-              <w:t>0</w:t>
+              <w:t>ANDS R0, R0, #0</w:t>
             </w:r>
           </w:p>
         </w:tc>
@@ -13869,9 +12525,24 @@
                 <w:sz w:val="20"/>
                 <w:szCs w:val="20"/>
               </w:rPr>
-              <w:t xml:space="preserve">LSLS R0, </w:t>
-            </w:r>
-            <w:proofErr w:type="gramStart"/>
+              <w:t>LSLS R0, R0, #31</w:t>
+            </w:r>
+          </w:p>
+        </w:tc>
+        <w:tc>
+          <w:tcPr>
+            <w:tcW w:w="1420" w:type="dxa"/>
+            <w:vAlign w:val="center"/>
+          </w:tcPr>
+          <w:p>
+            <w:pPr>
+              <w:jc w:val="center"/>
+              <w:rPr>
+                <w:rFonts w:ascii="Courier New" w:hAnsi="Courier New" w:cs="Courier New"/>
+                <w:sz w:val="20"/>
+                <w:szCs w:val="20"/>
+              </w:rPr>
+            </w:pPr>
             <w:r>
               <w:rPr>
                 <w:rFonts w:ascii="Courier New" w:eastAsia="inter" w:hAnsi="Courier New" w:cs="Courier New"/>
@@ -13879,9 +12550,24 @@
                 <w:sz w:val="20"/>
                 <w:szCs w:val="20"/>
               </w:rPr>
-              <w:t>R0, #</w:t>
-            </w:r>
-            <w:proofErr w:type="gramEnd"/>
+              <w:t>0x80000000</w:t>
+            </w:r>
+          </w:p>
+        </w:tc>
+        <w:tc>
+          <w:tcPr>
+            <w:tcW w:w="848" w:type="dxa"/>
+            <w:vAlign w:val="center"/>
+          </w:tcPr>
+          <w:p>
+            <w:pPr>
+              <w:jc w:val="center"/>
+              <w:rPr>
+                <w:rFonts w:ascii="Courier New" w:hAnsi="Courier New" w:cs="Courier New"/>
+                <w:sz w:val="20"/>
+                <w:szCs w:val="20"/>
+              </w:rPr>
+            </w:pPr>
             <w:r>
               <w:rPr>
                 <w:rFonts w:ascii="Courier New" w:eastAsia="inter" w:hAnsi="Courier New" w:cs="Courier New"/>
@@ -13889,56 +12575,6 @@
                 <w:sz w:val="20"/>
                 <w:szCs w:val="20"/>
               </w:rPr>
-              <w:t>31</w:t>
-            </w:r>
-          </w:p>
-        </w:tc>
-        <w:tc>
-          <w:tcPr>
-            <w:tcW w:w="1420" w:type="dxa"/>
-            <w:vAlign w:val="center"/>
-          </w:tcPr>
-          <w:p>
-            <w:pPr>
-              <w:jc w:val="center"/>
-              <w:rPr>
-                <w:rFonts w:ascii="Courier New" w:hAnsi="Courier New" w:cs="Courier New"/>
-                <w:sz w:val="20"/>
-                <w:szCs w:val="20"/>
-              </w:rPr>
-            </w:pPr>
-            <w:r>
-              <w:rPr>
-                <w:rFonts w:ascii="Courier New" w:eastAsia="inter" w:hAnsi="Courier New" w:cs="Courier New"/>
-                <w:color w:val="000000"/>
-                <w:sz w:val="20"/>
-                <w:szCs w:val="20"/>
-              </w:rPr>
-              <w:t>0x80000000</w:t>
-            </w:r>
-          </w:p>
-        </w:tc>
-        <w:tc>
-          <w:tcPr>
-            <w:tcW w:w="848" w:type="dxa"/>
-            <w:vAlign w:val="center"/>
-          </w:tcPr>
-          <w:p>
-            <w:pPr>
-              <w:jc w:val="center"/>
-              <w:rPr>
-                <w:rFonts w:ascii="Courier New" w:hAnsi="Courier New" w:cs="Courier New"/>
-                <w:sz w:val="20"/>
-                <w:szCs w:val="20"/>
-              </w:rPr>
-            </w:pPr>
-            <w:r>
-              <w:rPr>
-                <w:rFonts w:ascii="Courier New" w:eastAsia="inter" w:hAnsi="Courier New" w:cs="Courier New"/>
-                <w:color w:val="000000"/>
-                <w:sz w:val="20"/>
-                <w:szCs w:val="20"/>
-              </w:rPr>
               <w:t>1010</w:t>
             </w:r>
           </w:p>
@@ -14160,27 +12796,7 @@
           <w:sz w:val="22"/>
           <w:szCs w:val="22"/>
         </w:rPr>
-        <w:t xml:space="preserve">LSLS R0, </w:t>
-      </w:r>
-      <w:proofErr w:type="gramStart"/>
-      <w:r>
-        <w:rPr>
-          <w:rFonts w:ascii="Courier New" w:eastAsia="inter" w:hAnsi="Courier New" w:cs="Courier New"/>
-          <w:color w:val="000000"/>
-          <w:sz w:val="22"/>
-          <w:szCs w:val="22"/>
-        </w:rPr>
-        <w:t>R0, #</w:t>
-      </w:r>
-      <w:proofErr w:type="gramEnd"/>
-      <w:r>
-        <w:rPr>
-          <w:rFonts w:ascii="Courier New" w:eastAsia="inter" w:hAnsi="Courier New" w:cs="Courier New"/>
-          <w:color w:val="000000"/>
-          <w:sz w:val="22"/>
-          <w:szCs w:val="22"/>
-        </w:rPr>
-        <w:t xml:space="preserve">31 </w:t>
+        <w:t xml:space="preserve">LSLS R0, R0, #31 </w:t>
       </w:r>
       <w:r>
         <w:rPr>
@@ -14493,6 +13109,7 @@
                 <w:rFonts w:ascii="Times New Roman" w:hAnsi="Times New Roman"/>
                 <w:bCs/>
               </w:rPr>
+              <w:lastRenderedPageBreak/>
               <w:t>0x</w:t>
             </w:r>
             <w:r>
@@ -14631,7 +13248,6 @@
                 <w:rFonts w:ascii="Times New Roman" w:hAnsi="Times New Roman"/>
                 <w:bCs/>
               </w:rPr>
-              <w:lastRenderedPageBreak/>
               <w:t>0x</w:t>
             </w:r>
             <w:r>
@@ -15341,46 +13957,7 @@
           <w:sz w:val="22"/>
           <w:szCs w:val="22"/>
         </w:rPr>
-        <w:t>LDR r</w:t>
-      </w:r>
-      <w:proofErr w:type="gramStart"/>
-      <w:r>
-        <w:rPr>
-          <w:sz w:val="22"/>
-          <w:szCs w:val="22"/>
-        </w:rPr>
-        <w:t>1,[</w:t>
-      </w:r>
-      <w:proofErr w:type="gramEnd"/>
-      <w:r>
-        <w:rPr>
-          <w:sz w:val="22"/>
-          <w:szCs w:val="22"/>
-        </w:rPr>
-        <w:t>r</w:t>
-      </w:r>
-      <w:proofErr w:type="gramStart"/>
-      <w:r>
-        <w:rPr>
-          <w:sz w:val="22"/>
-          <w:szCs w:val="22"/>
-        </w:rPr>
-        <w:t>0,#</w:t>
-      </w:r>
-      <w:proofErr w:type="gramEnd"/>
-      <w:r>
-        <w:rPr>
-          <w:sz w:val="22"/>
-          <w:szCs w:val="22"/>
-        </w:rPr>
-        <w:t xml:space="preserve">4] </w:t>
-      </w:r>
-      <w:r>
-        <w:rPr>
-          <w:sz w:val="22"/>
-          <w:szCs w:val="22"/>
-        </w:rPr>
-        <w:t>0</w:t>
+        <w:t>LDR r1,[r0,#4]</w:t>
       </w:r>
     </w:p>
     <w:p>
@@ -15403,43 +13980,7 @@
           <w:sz w:val="22"/>
           <w:szCs w:val="22"/>
         </w:rPr>
-        <w:t>LDR r</w:t>
-      </w:r>
-      <w:proofErr w:type="gramStart"/>
-      <w:r>
-        <w:rPr>
-          <w:rFonts w:ascii="Times New Roman" w:hAnsi="Times New Roman"/>
-          <w:sz w:val="22"/>
-          <w:szCs w:val="22"/>
-        </w:rPr>
-        <w:t>1,[</w:t>
-      </w:r>
-      <w:proofErr w:type="gramEnd"/>
-      <w:r>
-        <w:rPr>
-          <w:rFonts w:ascii="Times New Roman" w:hAnsi="Times New Roman"/>
-          <w:sz w:val="22"/>
-          <w:szCs w:val="22"/>
-        </w:rPr>
-        <w:t>r0</w:t>
-      </w:r>
-      <w:proofErr w:type="gramStart"/>
-      <w:r>
-        <w:rPr>
-          <w:rFonts w:ascii="Times New Roman" w:hAnsi="Times New Roman"/>
-          <w:sz w:val="22"/>
-          <w:szCs w:val="22"/>
-        </w:rPr>
-        <w:t>],#</w:t>
-      </w:r>
-      <w:proofErr w:type="gramEnd"/>
-      <w:r>
-        <w:rPr>
-          <w:rFonts w:ascii="Times New Roman" w:hAnsi="Times New Roman"/>
-          <w:sz w:val="22"/>
-          <w:szCs w:val="22"/>
-        </w:rPr>
-        <w:t>4</w:t>
+        <w:t>LDR r1,[r0],#4</w:t>
       </w:r>
     </w:p>
     <w:p>
@@ -15462,43 +14003,7 @@
           <w:sz w:val="22"/>
           <w:szCs w:val="22"/>
         </w:rPr>
-        <w:t>LDR r</w:t>
-      </w:r>
-      <w:proofErr w:type="gramStart"/>
-      <w:r>
-        <w:rPr>
-          <w:rFonts w:ascii="Times New Roman" w:hAnsi="Times New Roman"/>
-          <w:sz w:val="22"/>
-          <w:szCs w:val="22"/>
-        </w:rPr>
-        <w:t>1,[</w:t>
-      </w:r>
-      <w:proofErr w:type="gramEnd"/>
-      <w:r>
-        <w:rPr>
-          <w:rFonts w:ascii="Times New Roman" w:hAnsi="Times New Roman"/>
-          <w:sz w:val="22"/>
-          <w:szCs w:val="22"/>
-        </w:rPr>
-        <w:t>r</w:t>
-      </w:r>
-      <w:proofErr w:type="gramStart"/>
-      <w:r>
-        <w:rPr>
-          <w:rFonts w:ascii="Times New Roman" w:hAnsi="Times New Roman"/>
-          <w:sz w:val="22"/>
-          <w:szCs w:val="22"/>
-        </w:rPr>
-        <w:t>0,#</w:t>
-      </w:r>
-      <w:proofErr w:type="gramEnd"/>
-      <w:r>
-        <w:rPr>
-          <w:rFonts w:ascii="Times New Roman" w:hAnsi="Times New Roman"/>
-          <w:sz w:val="22"/>
-          <w:szCs w:val="22"/>
-        </w:rPr>
-        <w:t xml:space="preserve">4]! </w:t>
+        <w:t xml:space="preserve">LDR r1,[r0,#4]! </w:t>
       </w:r>
     </w:p>
     <w:p>
@@ -15515,43 +14020,7 @@
           <w:sz w:val="22"/>
           <w:szCs w:val="22"/>
         </w:rPr>
-        <w:t>After LDR r</w:t>
-      </w:r>
-      <w:proofErr w:type="gramStart"/>
-      <w:r>
-        <w:rPr>
-          <w:bCs/>
-          <w:sz w:val="22"/>
-          <w:szCs w:val="22"/>
-        </w:rPr>
-        <w:t>1,[</w:t>
-      </w:r>
-      <w:proofErr w:type="gramEnd"/>
-      <w:r>
-        <w:rPr>
-          <w:bCs/>
-          <w:sz w:val="22"/>
-          <w:szCs w:val="22"/>
-        </w:rPr>
-        <w:t>r</w:t>
-      </w:r>
-      <w:proofErr w:type="gramStart"/>
-      <w:r>
-        <w:rPr>
-          <w:bCs/>
-          <w:sz w:val="22"/>
-          <w:szCs w:val="22"/>
-        </w:rPr>
-        <w:t>0,#</w:t>
-      </w:r>
-      <w:proofErr w:type="gramEnd"/>
-      <w:r>
-        <w:rPr>
-          <w:bCs/>
-          <w:sz w:val="22"/>
-          <w:szCs w:val="22"/>
-        </w:rPr>
-        <w:t xml:space="preserve">4] </w:t>
+        <w:t xml:space="preserve">After LDR r1,[r0,#4] </w:t>
       </w:r>
     </w:p>
     <w:p>
@@ -15649,43 +14118,7 @@
           <w:sz w:val="22"/>
           <w:szCs w:val="22"/>
         </w:rPr>
-        <w:t>LDR r</w:t>
-      </w:r>
-      <w:proofErr w:type="gramStart"/>
-      <w:r>
-        <w:rPr>
-          <w:bCs/>
-          <w:sz w:val="22"/>
-          <w:szCs w:val="22"/>
-        </w:rPr>
-        <w:t>1,[</w:t>
-      </w:r>
-      <w:proofErr w:type="gramEnd"/>
-      <w:r>
-        <w:rPr>
-          <w:bCs/>
-          <w:sz w:val="22"/>
-          <w:szCs w:val="22"/>
-        </w:rPr>
-        <w:t>r0</w:t>
-      </w:r>
-      <w:proofErr w:type="gramStart"/>
-      <w:r>
-        <w:rPr>
-          <w:bCs/>
-          <w:sz w:val="22"/>
-          <w:szCs w:val="22"/>
-        </w:rPr>
-        <w:t>],#</w:t>
-      </w:r>
-      <w:proofErr w:type="gramEnd"/>
-      <w:r>
-        <w:rPr>
-          <w:bCs/>
-          <w:sz w:val="22"/>
-          <w:szCs w:val="22"/>
-        </w:rPr>
-        <w:t>4</w:t>
+        <w:t>LDR r1,[r0],#4</w:t>
       </w:r>
     </w:p>
     <w:p>
@@ -15783,43 +14216,7 @@
           <w:sz w:val="22"/>
           <w:szCs w:val="22"/>
         </w:rPr>
-        <w:t>LDR r</w:t>
-      </w:r>
-      <w:proofErr w:type="gramStart"/>
-      <w:r>
-        <w:rPr>
-          <w:bCs/>
-          <w:sz w:val="22"/>
-          <w:szCs w:val="22"/>
-        </w:rPr>
-        <w:t>1,[</w:t>
-      </w:r>
-      <w:proofErr w:type="gramEnd"/>
-      <w:r>
-        <w:rPr>
-          <w:bCs/>
-          <w:sz w:val="22"/>
-          <w:szCs w:val="22"/>
-        </w:rPr>
-        <w:t>r</w:t>
-      </w:r>
-      <w:proofErr w:type="gramStart"/>
-      <w:r>
-        <w:rPr>
-          <w:bCs/>
-          <w:sz w:val="22"/>
-          <w:szCs w:val="22"/>
-        </w:rPr>
-        <w:t>0,#</w:t>
-      </w:r>
-      <w:proofErr w:type="gramEnd"/>
-      <w:r>
-        <w:rPr>
-          <w:bCs/>
-          <w:sz w:val="22"/>
-          <w:szCs w:val="22"/>
-        </w:rPr>
-        <w:t xml:space="preserve">4]! </w:t>
+        <w:t xml:space="preserve">LDR r1,[r0,#4]! </w:t>
       </w:r>
     </w:p>
     <w:p>
@@ -15934,43 +14331,7 @@
           <w:sz w:val="22"/>
           <w:szCs w:val="22"/>
         </w:rPr>
-        <w:t>LDR r</w:t>
-      </w:r>
-      <w:proofErr w:type="gramStart"/>
-      <w:r>
-        <w:rPr>
-          <w:bCs/>
-          <w:sz w:val="22"/>
-          <w:szCs w:val="22"/>
-        </w:rPr>
-        <w:t>1,[</w:t>
-      </w:r>
-      <w:proofErr w:type="gramEnd"/>
-      <w:r>
-        <w:rPr>
-          <w:bCs/>
-          <w:sz w:val="22"/>
-          <w:szCs w:val="22"/>
-        </w:rPr>
-        <w:t>r</w:t>
-      </w:r>
-      <w:proofErr w:type="gramStart"/>
-      <w:r>
-        <w:rPr>
-          <w:bCs/>
-          <w:sz w:val="22"/>
-          <w:szCs w:val="22"/>
-        </w:rPr>
-        <w:t>0,#</w:t>
-      </w:r>
-      <w:proofErr w:type="gramEnd"/>
-      <w:r>
-        <w:rPr>
-          <w:bCs/>
-          <w:sz w:val="22"/>
-          <w:szCs w:val="22"/>
-        </w:rPr>
-        <w:t xml:space="preserve">4] </w:t>
+        <w:t xml:space="preserve">LDR r1,[r0,#4] </w:t>
       </w:r>
     </w:p>
     <w:p>
@@ -16067,43 +14428,7 @@
           <w:sz w:val="22"/>
           <w:szCs w:val="22"/>
         </w:rPr>
-        <w:t>LDR r</w:t>
-      </w:r>
-      <w:proofErr w:type="gramStart"/>
-      <w:r>
-        <w:rPr>
-          <w:bCs/>
-          <w:sz w:val="22"/>
-          <w:szCs w:val="22"/>
-        </w:rPr>
-        <w:t>1,[</w:t>
-      </w:r>
-      <w:proofErr w:type="gramEnd"/>
-      <w:r>
-        <w:rPr>
-          <w:bCs/>
-          <w:sz w:val="22"/>
-          <w:szCs w:val="22"/>
-        </w:rPr>
-        <w:t>r0</w:t>
-      </w:r>
-      <w:proofErr w:type="gramStart"/>
-      <w:r>
-        <w:rPr>
-          <w:bCs/>
-          <w:sz w:val="22"/>
-          <w:szCs w:val="22"/>
-        </w:rPr>
-        <w:t>],#</w:t>
-      </w:r>
-      <w:proofErr w:type="gramEnd"/>
-      <w:r>
-        <w:rPr>
-          <w:bCs/>
-          <w:sz w:val="22"/>
-          <w:szCs w:val="22"/>
-        </w:rPr>
-        <w:t>4</w:t>
+        <w:t>LDR r1,[r0],#4</w:t>
       </w:r>
     </w:p>
     <w:p>
@@ -16166,6 +14491,7 @@
           <w:sz w:val="22"/>
           <w:szCs w:val="22"/>
         </w:rPr>
+        <w:lastRenderedPageBreak/>
         <w:t xml:space="preserve">r1 = </w:t>
       </w:r>
       <w:r>
@@ -16200,43 +14526,7 @@
           <w:sz w:val="22"/>
           <w:szCs w:val="22"/>
         </w:rPr>
-        <w:t>LDR r</w:t>
-      </w:r>
-      <w:proofErr w:type="gramStart"/>
-      <w:r>
-        <w:rPr>
-          <w:bCs/>
-          <w:sz w:val="22"/>
-          <w:szCs w:val="22"/>
-        </w:rPr>
-        <w:t>1,[</w:t>
-      </w:r>
-      <w:proofErr w:type="gramEnd"/>
-      <w:r>
-        <w:rPr>
-          <w:bCs/>
-          <w:sz w:val="22"/>
-          <w:szCs w:val="22"/>
-        </w:rPr>
-        <w:t>r</w:t>
-      </w:r>
-      <w:proofErr w:type="gramStart"/>
-      <w:r>
-        <w:rPr>
-          <w:bCs/>
-          <w:sz w:val="22"/>
-          <w:szCs w:val="22"/>
-        </w:rPr>
-        <w:t>0,#</w:t>
-      </w:r>
-      <w:proofErr w:type="gramEnd"/>
-      <w:r>
-        <w:rPr>
-          <w:bCs/>
-          <w:sz w:val="22"/>
-          <w:szCs w:val="22"/>
-        </w:rPr>
-        <w:t xml:space="preserve">4]! </w:t>
+        <w:t xml:space="preserve">LDR r1,[r0,#4]! </w:t>
       </w:r>
     </w:p>
     <w:p>
@@ -16399,7 +14689,6 @@
         </w:rPr>
         <w:t xml:space="preserve">Suppose r0 = 0x2000,0000 and r1 = 0x12345678.  All bytes in memory are initialized to 0x00. </w:t>
       </w:r>
-      <w:proofErr w:type="gramStart"/>
       <w:r>
         <w:rPr>
           <w:sz w:val="22"/>
@@ -16407,7 +14696,6 @@
         </w:rPr>
         <w:t>Fill</w:t>
       </w:r>
-      <w:proofErr w:type="gramEnd"/>
       <w:r>
         <w:rPr>
           <w:sz w:val="22"/>
@@ -16467,25 +14755,7 @@
                 <w:sz w:val="22"/>
                 <w:szCs w:val="22"/>
               </w:rPr>
-              <w:t>STR r1, [r0</w:t>
-            </w:r>
-            <w:proofErr w:type="gramStart"/>
-            <w:r>
-              <w:rPr>
-                <w:bCs/>
-                <w:sz w:val="22"/>
-                <w:szCs w:val="22"/>
-              </w:rPr>
-              <w:t>], #</w:t>
-            </w:r>
-            <w:proofErr w:type="gramEnd"/>
-            <w:r>
-              <w:rPr>
-                <w:bCs/>
-                <w:sz w:val="22"/>
-                <w:szCs w:val="22"/>
-              </w:rPr>
-              <w:t>4</w:t>
+              <w:t>STR r1, [r0], #4</w:t>
             </w:r>
           </w:p>
           <w:p>
@@ -16503,25 +14773,7 @@
                 <w:sz w:val="22"/>
                 <w:szCs w:val="22"/>
               </w:rPr>
-              <w:t>STR r1, [</w:t>
-            </w:r>
-            <w:proofErr w:type="gramStart"/>
-            <w:r>
-              <w:rPr>
-                <w:bCs/>
-                <w:sz w:val="22"/>
-                <w:szCs w:val="22"/>
-              </w:rPr>
-              <w:t>r0, #</w:t>
-            </w:r>
-            <w:proofErr w:type="gramEnd"/>
-            <w:r>
-              <w:rPr>
-                <w:bCs/>
-                <w:sz w:val="22"/>
-                <w:szCs w:val="22"/>
-              </w:rPr>
-              <w:t>4]!</w:t>
+              <w:t>STR r1, [r0, #4]!</w:t>
             </w:r>
           </w:p>
           <w:p>
@@ -18783,7 +17035,6 @@
               </w:rPr>
               <w:t>[</w:t>
             </w:r>
-            <w:proofErr w:type="gramStart"/>
             <w:r>
               <w:rPr>
                 <w:sz w:val="22"/>
@@ -18798,7 +17049,6 @@
               </w:rPr>
               <w:t xml:space="preserve"> #</w:t>
             </w:r>
-            <w:proofErr w:type="gramEnd"/>
             <w:r>
               <w:rPr>
                 <w:sz w:val="22"/>
@@ -18843,17 +17093,8 @@
                 <w:sz w:val="22"/>
                 <w:szCs w:val="22"/>
               </w:rPr>
-              <w:t xml:space="preserve"> R4, </w:t>
-            </w:r>
-            <w:proofErr w:type="gramStart"/>
-            <w:r>
-              <w:rPr>
-                <w:sz w:val="22"/>
-                <w:szCs w:val="22"/>
-              </w:rPr>
-              <w:t>R2, #</w:t>
-            </w:r>
-            <w:proofErr w:type="gramEnd"/>
+              <w:t xml:space="preserve"> R4, R2, #</w:t>
+            </w:r>
             <w:r>
               <w:rPr>
                 <w:sz w:val="22"/>
@@ -18872,21 +17113,13 @@
                 <w:szCs w:val="22"/>
               </w:rPr>
             </w:pPr>
-            <w:proofErr w:type="gramStart"/>
-            <w:r>
-              <w:rPr>
-                <w:sz w:val="22"/>
-                <w:szCs w:val="22"/>
-              </w:rPr>
-              <w:t>MOVW  R</w:t>
-            </w:r>
-            <w:proofErr w:type="gramEnd"/>
-            <w:r>
-              <w:rPr>
-                <w:sz w:val="22"/>
-                <w:szCs w:val="22"/>
-              </w:rPr>
-              <w:t xml:space="preserve">5, </w:t>
+            <w:r>
+              <w:rPr>
+                <w:sz w:val="22"/>
+                <w:szCs w:val="22"/>
+              </w:rPr>
+              <w:lastRenderedPageBreak/>
+              <w:t xml:space="preserve">MOVW  R5, </w:t>
             </w:r>
             <w:r>
               <w:rPr>
@@ -18932,15 +17165,7 @@
                 <w:sz w:val="22"/>
                 <w:szCs w:val="22"/>
               </w:rPr>
-              <w:t xml:space="preserve"> R6, </w:t>
-            </w:r>
-            <w:proofErr w:type="gramStart"/>
-            <w:r>
-              <w:rPr>
-                <w:sz w:val="22"/>
-                <w:szCs w:val="22"/>
-              </w:rPr>
-              <w:t xml:space="preserve">R5, </w:t>
+              <w:t xml:space="preserve"> R6, R5, </w:t>
             </w:r>
             <w:r>
               <w:rPr>
@@ -18949,7 +17174,6 @@
               </w:rPr>
               <w:t>#</w:t>
             </w:r>
-            <w:proofErr w:type="gramEnd"/>
             <w:r>
               <w:rPr>
                 <w:sz w:val="22"/>
@@ -19000,7 +17224,6 @@
                 <w:szCs w:val="22"/>
               </w:rPr>
             </w:pPr>
-            <w:proofErr w:type="gramStart"/>
             <w:r>
               <w:rPr>
                 <w:sz w:val="22"/>
@@ -19020,15 +17243,7 @@
                 <w:sz w:val="22"/>
                 <w:szCs w:val="22"/>
               </w:rPr>
-              <w:t>R</w:t>
-            </w:r>
-            <w:proofErr w:type="gramEnd"/>
-            <w:r>
-              <w:rPr>
-                <w:sz w:val="22"/>
-                <w:szCs w:val="22"/>
-              </w:rPr>
-              <w:t>8, R7, R6</w:t>
+              <w:t>R8, R7, R6</w:t>
             </w:r>
           </w:p>
           <w:p>
@@ -19046,7 +17261,6 @@
                 <w:sz w:val="22"/>
                 <w:szCs w:val="22"/>
               </w:rPr>
-              <w:lastRenderedPageBreak/>
               <w:t xml:space="preserve">STR   R7, </w:t>
             </w:r>
             <w:r>
@@ -19056,7 +17270,6 @@
               </w:rPr>
               <w:t>[</w:t>
             </w:r>
-            <w:proofErr w:type="gramStart"/>
             <w:r>
               <w:rPr>
                 <w:sz w:val="22"/>
@@ -19069,15 +17282,7 @@
                 <w:sz w:val="22"/>
                 <w:szCs w:val="22"/>
               </w:rPr>
-              <w:t xml:space="preserve"> #</w:t>
-            </w:r>
-            <w:proofErr w:type="gramEnd"/>
-            <w:r>
-              <w:rPr>
-                <w:sz w:val="22"/>
-                <w:szCs w:val="22"/>
-              </w:rPr>
-              <w:t>8]</w:t>
+              <w:t xml:space="preserve"> #8]</w:t>
             </w:r>
           </w:p>
         </w:tc>
@@ -21751,6 +19956,7 @@
               <w:adjustRightInd w:val="0"/>
               <w:rPr>
                 <w:rFonts w:ascii="Times New Roman" w:hAnsi="Times New Roman"/>
+                <w:color w:val="EE0000"/>
                 <w:sz w:val="22"/>
                 <w:szCs w:val="22"/>
               </w:rPr>
@@ -21760,6 +19966,7 @@
                 <w:rFonts w:ascii="Times New Roman" w:hAnsi="Times New Roman"/>
                 <w:b/>
                 <w:bCs/>
+                <w:color w:val="EE0000"/>
                 <w:sz w:val="22"/>
                 <w:szCs w:val="22"/>
               </w:rPr>
@@ -21778,6 +19985,7 @@
               <w:adjustRightInd w:val="0"/>
               <w:rPr>
                 <w:rFonts w:ascii="Times New Roman" w:hAnsi="Times New Roman"/>
+                <w:color w:val="EE0000"/>
                 <w:sz w:val="22"/>
                 <w:szCs w:val="22"/>
               </w:rPr>
@@ -21787,6 +19995,7 @@
                 <w:rFonts w:ascii="Times New Roman" w:hAnsi="Times New Roman"/>
                 <w:b/>
                 <w:bCs/>
+                <w:color w:val="EE0000"/>
                 <w:sz w:val="22"/>
                 <w:szCs w:val="22"/>
               </w:rPr>
@@ -21805,6 +20014,7 @@
               <w:adjustRightInd w:val="0"/>
               <w:rPr>
                 <w:rFonts w:ascii="Times New Roman" w:hAnsi="Times New Roman"/>
+                <w:color w:val="EE0000"/>
                 <w:sz w:val="22"/>
                 <w:szCs w:val="22"/>
               </w:rPr>
@@ -21814,6 +20024,7 @@
                 <w:rFonts w:ascii="Times New Roman" w:hAnsi="Times New Roman"/>
                 <w:b/>
                 <w:bCs/>
+                <w:color w:val="EE0000"/>
                 <w:sz w:val="22"/>
                 <w:szCs w:val="22"/>
               </w:rPr>
@@ -21832,6 +20043,7 @@
               <w:adjustRightInd w:val="0"/>
               <w:rPr>
                 <w:rFonts w:ascii="Times New Roman" w:hAnsi="Times New Roman"/>
+                <w:color w:val="EE0000"/>
                 <w:sz w:val="22"/>
                 <w:szCs w:val="22"/>
               </w:rPr>
@@ -21841,6 +20053,7 @@
                 <w:rFonts w:ascii="Times New Roman" w:hAnsi="Times New Roman"/>
                 <w:b/>
                 <w:bCs/>
+                <w:color w:val="EE0000"/>
                 <w:sz w:val="22"/>
                 <w:szCs w:val="22"/>
               </w:rPr>
@@ -21928,23 +20141,39 @@
         </w:tabs>
         <w:spacing w:before="0" w:beforeAutospacing="0"/>
         <w:ind w:left="360"/>
+        <w:rPr>
+          <w:sz w:val="22"/>
+          <w:szCs w:val="22"/>
+        </w:rPr>
       </w:pPr>
       <w:r>
         <w:rPr>
           <w:rStyle w:val="HTMLCode"/>
+          <w:sz w:val="22"/>
+          <w:szCs w:val="22"/>
         </w:rPr>
         <w:t>LDR R1, =0x10000010</w:t>
       </w:r>
       <w:r>
+        <w:rPr>
+          <w:sz w:val="22"/>
+          <w:szCs w:val="22"/>
+        </w:rPr>
         <w:t xml:space="preserve"> → </w:t>
       </w:r>
       <w:r>
         <w:rPr>
           <w:rStyle w:val="HTMLCode"/>
+          <w:sz w:val="22"/>
+          <w:szCs w:val="22"/>
         </w:rPr>
         <w:t>R1 = 0x10000010</w:t>
       </w:r>
       <w:r>
+        <w:rPr>
+          <w:sz w:val="22"/>
+          <w:szCs w:val="22"/>
+        </w:rPr>
         <w:t>.</w:t>
       </w:r>
     </w:p>
@@ -21960,32 +20189,54 @@
           <w:tab w:val="num" w:pos="360"/>
         </w:tabs>
         <w:ind w:left="360"/>
+        <w:rPr>
+          <w:sz w:val="22"/>
+          <w:szCs w:val="22"/>
+        </w:rPr>
       </w:pPr>
       <w:r>
         <w:rPr>
           <w:rStyle w:val="HTMLCode"/>
+          <w:sz w:val="22"/>
+          <w:szCs w:val="22"/>
         </w:rPr>
         <w:t>LDR R2, [R1]</w:t>
       </w:r>
       <w:r>
+        <w:rPr>
+          <w:sz w:val="22"/>
+          <w:szCs w:val="22"/>
+        </w:rPr>
         <w:t xml:space="preserve"> → load bytes </w:t>
       </w:r>
       <w:r>
         <w:rPr>
           <w:rStyle w:val="HTMLCode"/>
+          <w:sz w:val="22"/>
+          <w:szCs w:val="22"/>
         </w:rPr>
         <w:t>FF EF CD AB</w:t>
       </w:r>
       <w:r>
+        <w:rPr>
+          <w:sz w:val="22"/>
+          <w:szCs w:val="22"/>
+        </w:rPr>
         <w:t xml:space="preserve"> → </w:t>
       </w:r>
       <w:r>
         <w:rPr>
           <w:rStyle w:val="HTMLCode"/>
+          <w:sz w:val="22"/>
+          <w:szCs w:val="22"/>
         </w:rPr>
         <w:t>R2 = 0xFFEFCDAB</w:t>
       </w:r>
       <w:r>
+        <w:rPr>
+          <w:sz w:val="22"/>
+          <w:szCs w:val="22"/>
+        </w:rPr>
         <w:t>.</w:t>
       </w:r>
     </w:p>
@@ -22001,79 +20252,113 @@
           <w:tab w:val="num" w:pos="360"/>
         </w:tabs>
         <w:ind w:left="360"/>
+        <w:rPr>
+          <w:sz w:val="22"/>
+          <w:szCs w:val="22"/>
+        </w:rPr>
       </w:pPr>
       <w:r>
         <w:rPr>
           <w:rStyle w:val="HTMLCode"/>
-        </w:rPr>
-        <w:t>LDR R3, [</w:t>
-      </w:r>
-      <w:proofErr w:type="gramStart"/>
+          <w:sz w:val="22"/>
+          <w:szCs w:val="22"/>
+        </w:rPr>
+        <w:t>LDR R3, [R1, #4]!</w:t>
+      </w:r>
+      <w:r>
+        <w:rPr>
+          <w:sz w:val="22"/>
+          <w:szCs w:val="22"/>
+        </w:rPr>
+        <w:t xml:space="preserve"> → </w:t>
+      </w:r>
+      <w:r>
+        <w:rPr>
+          <w:rStyle w:val="Strong"/>
+          <w:sz w:val="22"/>
+          <w:szCs w:val="22"/>
+        </w:rPr>
+        <w:t>pre-index</w:t>
+      </w:r>
+      <w:r>
+        <w:rPr>
+          <w:sz w:val="22"/>
+          <w:szCs w:val="22"/>
+        </w:rPr>
+        <w:t xml:space="preserve">: it increments </w:t>
+      </w:r>
       <w:r>
         <w:rPr>
           <w:rStyle w:val="HTMLCode"/>
-        </w:rPr>
-        <w:t>R1, #</w:t>
-      </w:r>
-      <w:proofErr w:type="gramEnd"/>
+          <w:sz w:val="22"/>
+          <w:szCs w:val="22"/>
+        </w:rPr>
+        <w:t>R1</w:t>
+      </w:r>
+      <w:r>
+        <w:rPr>
+          <w:sz w:val="22"/>
+          <w:szCs w:val="22"/>
+        </w:rPr>
+        <w:t xml:space="preserve"> to </w:t>
+      </w:r>
       <w:r>
         <w:rPr>
           <w:rStyle w:val="HTMLCode"/>
-        </w:rPr>
-        <w:t>4]!</w:t>
-      </w:r>
-      <w:r>
+          <w:sz w:val="22"/>
+          <w:szCs w:val="22"/>
+        </w:rPr>
+        <w:t>0x10000014</w:t>
+      </w:r>
+      <w:r>
+        <w:rPr>
+          <w:sz w:val="22"/>
+          <w:szCs w:val="22"/>
+        </w:rPr>
+        <w:t xml:space="preserve"> before the load.</w:t>
+      </w:r>
+      <w:r>
+        <w:rPr>
+          <w:sz w:val="22"/>
+          <w:szCs w:val="22"/>
+        </w:rPr>
+        <w:t xml:space="preserve"> L</w:t>
+      </w:r>
+      <w:r>
+        <w:rPr>
+          <w:sz w:val="22"/>
+          <w:szCs w:val="22"/>
+        </w:rPr>
+        <w:t xml:space="preserve">oad </w:t>
+      </w:r>
+      <w:r>
+        <w:rPr>
+          <w:rStyle w:val="HTMLCode"/>
+          <w:sz w:val="22"/>
+          <w:szCs w:val="22"/>
+        </w:rPr>
+        <w:t>00 00 CD AB</w:t>
+      </w:r>
+      <w:r>
+        <w:rPr>
+          <w:sz w:val="22"/>
+          <w:szCs w:val="22"/>
+        </w:rPr>
         <w:t xml:space="preserve"> → </w:t>
       </w:r>
       <w:r>
         <w:rPr>
-          <w:rStyle w:val="Strong"/>
-        </w:rPr>
-        <w:t>pre-index</w:t>
-      </w:r>
-      <w:r>
-        <w:t xml:space="preserve">: it increments </w:t>
-      </w:r>
-      <w:r>
-        <w:rPr>
           <w:rStyle w:val="HTMLCode"/>
-        </w:rPr>
-        <w:t>R1</w:t>
-      </w:r>
-      <w:r>
-        <w:t xml:space="preserve"> to </w:t>
-      </w:r>
-      <w:r>
-        <w:rPr>
-          <w:rStyle w:val="HTMLCode"/>
-        </w:rPr>
-        <w:t>0x10000014</w:t>
-      </w:r>
-      <w:r>
-        <w:t xml:space="preserve"> before the load.</w:t>
-      </w:r>
-      <w:r>
-        <w:t xml:space="preserve"> L</w:t>
-      </w:r>
-      <w:r>
-        <w:t xml:space="preserve">oad </w:t>
-      </w:r>
-      <w:r>
-        <w:rPr>
-          <w:rStyle w:val="HTMLCode"/>
-        </w:rPr>
-        <w:t>00 00 CD AB</w:t>
-      </w:r>
-      <w:r>
-        <w:t xml:space="preserve"> → </w:t>
-      </w:r>
-      <w:r>
-        <w:rPr>
-          <w:rStyle w:val="HTMLCode"/>
+          <w:sz w:val="22"/>
+          <w:szCs w:val="22"/>
         </w:rPr>
         <w:t>R3 = 0x0000CDAB</w:t>
       </w:r>
       <w:r>
+        <w:rPr>
+          <w:sz w:val="22"/>
+          <w:szCs w:val="22"/>
+        </w:rPr>
         <w:t>.</w:t>
       </w:r>
     </w:p>
@@ -22089,50 +20374,70 @@
           <w:tab w:val="num" w:pos="360"/>
         </w:tabs>
         <w:ind w:left="360"/>
+        <w:rPr>
+          <w:sz w:val="22"/>
+          <w:szCs w:val="22"/>
+        </w:rPr>
       </w:pPr>
       <w:r>
         <w:rPr>
           <w:rStyle w:val="HTMLCode"/>
+          <w:sz w:val="22"/>
+          <w:szCs w:val="22"/>
         </w:rPr>
         <w:t>ASR R4, R2, #12</w:t>
       </w:r>
       <w:r>
+        <w:rPr>
+          <w:sz w:val="22"/>
+          <w:szCs w:val="22"/>
+        </w:rPr>
         <w:t xml:space="preserve"> → arithmetic shift right 12 of </w:t>
       </w:r>
       <w:r>
         <w:rPr>
           <w:rStyle w:val="HTMLCode"/>
+          <w:sz w:val="22"/>
+          <w:szCs w:val="22"/>
         </w:rPr>
         <w:t>0xFFEFCDAB</w:t>
       </w:r>
       <w:r>
+        <w:rPr>
+          <w:sz w:val="22"/>
+          <w:szCs w:val="22"/>
+        </w:rPr>
         <w:t xml:space="preserve"> → </w:t>
       </w:r>
       <w:r>
         <w:rPr>
           <w:rStyle w:val="HTMLCode"/>
+          <w:sz w:val="22"/>
+          <w:szCs w:val="22"/>
         </w:rPr>
         <w:t>R4 = 0xFFFFFEFC</w:t>
       </w:r>
       <w:r>
+        <w:rPr>
+          <w:sz w:val="22"/>
+          <w:szCs w:val="22"/>
+        </w:rPr>
         <w:t xml:space="preserve">. </w:t>
       </w:r>
       <w:r>
         <w:rPr>
           <w:rStyle w:val="Strong"/>
+          <w:sz w:val="22"/>
+          <w:szCs w:val="22"/>
         </w:rPr>
         <w:t>NZCV changes here:</w:t>
       </w:r>
       <w:r>
-        <w:t xml:space="preserve"> N=1, Z=0, C=bit11(R</w:t>
-      </w:r>
-      <w:proofErr w:type="gramStart"/>
-      <w:r>
-        <w:t>2)=</w:t>
-      </w:r>
-      <w:proofErr w:type="gramEnd"/>
-      <w:r>
-        <w:t>1, V unchanged → NZCV = 1 0 1 0.</w:t>
+        <w:rPr>
+          <w:sz w:val="22"/>
+          <w:szCs w:val="22"/>
+        </w:rPr>
+        <w:t xml:space="preserve"> N=1, Z=0, C=bit11(R2)=1, V unchanged → NZCV = 1010.</w:t>
       </w:r>
     </w:p>
     <w:p>
@@ -22147,37 +20452,39 @@
           <w:tab w:val="num" w:pos="360"/>
         </w:tabs>
         <w:ind w:left="360"/>
+        <w:rPr>
+          <w:sz w:val="22"/>
+          <w:szCs w:val="22"/>
+        </w:rPr>
       </w:pPr>
       <w:r>
         <w:rPr>
           <w:rStyle w:val="HTMLCode"/>
-        </w:rPr>
-        <w:t xml:space="preserve">MOVW </w:t>
-      </w:r>
-      <w:proofErr w:type="gramStart"/>
+          <w:sz w:val="22"/>
+          <w:szCs w:val="22"/>
+        </w:rPr>
+        <w:t>MOVW R5, #14</w:t>
+      </w:r>
+      <w:r>
+        <w:rPr>
+          <w:sz w:val="22"/>
+          <w:szCs w:val="22"/>
+        </w:rPr>
+        <w:t xml:space="preserve"> → </w:t>
+      </w:r>
       <w:r>
         <w:rPr>
           <w:rStyle w:val="HTMLCode"/>
-        </w:rPr>
-        <w:t>R5, #</w:t>
-      </w:r>
-      <w:proofErr w:type="gramEnd"/>
-      <w:r>
-        <w:rPr>
-          <w:rStyle w:val="HTMLCode"/>
-        </w:rPr>
-        <w:t>14</w:t>
-      </w:r>
-      <w:r>
-        <w:t xml:space="preserve"> → </w:t>
-      </w:r>
-      <w:r>
-        <w:rPr>
-          <w:rStyle w:val="HTMLCode"/>
+          <w:sz w:val="22"/>
+          <w:szCs w:val="22"/>
         </w:rPr>
         <w:t>R5 = 0x0000000E</w:t>
       </w:r>
       <w:r>
+        <w:rPr>
+          <w:sz w:val="22"/>
+          <w:szCs w:val="22"/>
+        </w:rPr>
         <w:t>.</w:t>
       </w:r>
     </w:p>
@@ -22193,37 +20500,39 @@
           <w:tab w:val="num" w:pos="360"/>
         </w:tabs>
         <w:ind w:left="360"/>
+        <w:rPr>
+          <w:sz w:val="22"/>
+          <w:szCs w:val="22"/>
+        </w:rPr>
       </w:pPr>
       <w:r>
         <w:rPr>
           <w:rStyle w:val="HTMLCode"/>
-        </w:rPr>
-        <w:t xml:space="preserve">LSL R6, </w:t>
-      </w:r>
-      <w:proofErr w:type="gramStart"/>
+          <w:sz w:val="22"/>
+          <w:szCs w:val="22"/>
+        </w:rPr>
+        <w:t>LSL R6, R5, #9</w:t>
+      </w:r>
+      <w:r>
+        <w:rPr>
+          <w:sz w:val="22"/>
+          <w:szCs w:val="22"/>
+        </w:rPr>
+        <w:t xml:space="preserve"> → </w:t>
+      </w:r>
       <w:r>
         <w:rPr>
           <w:rStyle w:val="HTMLCode"/>
-        </w:rPr>
-        <w:t>R5, #</w:t>
-      </w:r>
-      <w:proofErr w:type="gramEnd"/>
-      <w:r>
-        <w:rPr>
-          <w:rStyle w:val="HTMLCode"/>
-        </w:rPr>
-        <w:t>9</w:t>
-      </w:r>
-      <w:r>
-        <w:t xml:space="preserve"> → </w:t>
-      </w:r>
-      <w:r>
-        <w:rPr>
-          <w:rStyle w:val="HTMLCode"/>
+          <w:sz w:val="22"/>
+          <w:szCs w:val="22"/>
         </w:rPr>
         <w:t>R6 = 0x00001C00</w:t>
       </w:r>
       <w:r>
+        <w:rPr>
+          <w:sz w:val="22"/>
+          <w:szCs w:val="22"/>
+        </w:rPr>
         <w:t>.</w:t>
       </w:r>
     </w:p>
@@ -22239,23 +20548,39 @@
           <w:tab w:val="num" w:pos="360"/>
         </w:tabs>
         <w:ind w:left="360"/>
+        <w:rPr>
+          <w:sz w:val="22"/>
+          <w:szCs w:val="22"/>
+        </w:rPr>
       </w:pPr>
       <w:r>
         <w:rPr>
           <w:rStyle w:val="HTMLCode"/>
+          <w:sz w:val="22"/>
+          <w:szCs w:val="22"/>
         </w:rPr>
         <w:t>BIC R7, R2, R6</w:t>
       </w:r>
       <w:r>
+        <w:rPr>
+          <w:sz w:val="22"/>
+          <w:szCs w:val="22"/>
+        </w:rPr>
         <w:t xml:space="preserve"> → </w:t>
       </w:r>
       <w:r>
         <w:rPr>
           <w:rStyle w:val="HTMLCode"/>
-        </w:rPr>
-        <w:t>R7 = R2 &amp; ~R6 = 0xFFEF C1AB</w:t>
-      </w:r>
-      <w:r>
+          <w:sz w:val="22"/>
+          <w:szCs w:val="22"/>
+        </w:rPr>
+        <w:t>R7 = R2 &amp; ~R6 = 0xFFEFC1AB</w:t>
+      </w:r>
+      <w:r>
+        <w:rPr>
+          <w:sz w:val="22"/>
+          <w:szCs w:val="22"/>
+        </w:rPr>
         <w:t>.</w:t>
       </w:r>
     </w:p>
@@ -22271,23 +20596,39 @@
           <w:tab w:val="num" w:pos="360"/>
         </w:tabs>
         <w:ind w:left="360"/>
+        <w:rPr>
+          <w:sz w:val="22"/>
+          <w:szCs w:val="22"/>
+        </w:rPr>
       </w:pPr>
       <w:r>
         <w:rPr>
           <w:rStyle w:val="HTMLCode"/>
+          <w:sz w:val="22"/>
+          <w:szCs w:val="22"/>
         </w:rPr>
         <w:t>AND R8, R7, R6</w:t>
       </w:r>
       <w:r>
+        <w:rPr>
+          <w:sz w:val="22"/>
+          <w:szCs w:val="22"/>
+        </w:rPr>
         <w:t xml:space="preserve"> → </w:t>
       </w:r>
       <w:r>
         <w:rPr>
           <w:rStyle w:val="HTMLCode"/>
+          <w:sz w:val="22"/>
+          <w:szCs w:val="22"/>
         </w:rPr>
         <w:t>R8 = 0x00000000</w:t>
       </w:r>
       <w:r>
+        <w:rPr>
+          <w:sz w:val="22"/>
+          <w:szCs w:val="22"/>
+        </w:rPr>
         <w:t>.</w:t>
       </w:r>
     </w:p>
@@ -22303,82 +20644,113 @@
           <w:tab w:val="num" w:pos="360"/>
         </w:tabs>
         <w:ind w:left="360"/>
+        <w:rPr>
+          <w:sz w:val="22"/>
+          <w:szCs w:val="22"/>
+        </w:rPr>
       </w:pPr>
       <w:r>
         <w:rPr>
           <w:rStyle w:val="HTMLCode"/>
-        </w:rPr>
-        <w:t>STR R7, [</w:t>
-      </w:r>
-      <w:proofErr w:type="gramStart"/>
+          <w:sz w:val="22"/>
+          <w:szCs w:val="22"/>
+        </w:rPr>
+        <w:t>STR R7, [R1, #8]</w:t>
+      </w:r>
+      <w:r>
+        <w:rPr>
+          <w:sz w:val="22"/>
+          <w:szCs w:val="22"/>
+        </w:rPr>
+        <w:t xml:space="preserve"> →</w:t>
+      </w:r>
+      <w:r>
+        <w:rPr>
+          <w:sz w:val="22"/>
+          <w:szCs w:val="22"/>
+        </w:rPr>
+        <w:t xml:space="preserve"> stores at address </w:t>
+      </w:r>
       <w:r>
         <w:rPr>
           <w:rStyle w:val="HTMLCode"/>
-        </w:rPr>
-        <w:t>R1, #</w:t>
-      </w:r>
-      <w:proofErr w:type="gramEnd"/>
+          <w:sz w:val="22"/>
+          <w:szCs w:val="22"/>
+        </w:rPr>
+        <w:t>R1 + 8</w:t>
+      </w:r>
+      <w:r>
+        <w:rPr>
+          <w:sz w:val="22"/>
+          <w:szCs w:val="22"/>
+        </w:rPr>
+        <w:t xml:space="preserve"> = </w:t>
+      </w:r>
       <w:r>
         <w:rPr>
           <w:rStyle w:val="HTMLCode"/>
-        </w:rPr>
-        <w:t>8]</w:t>
-      </w:r>
-      <w:r>
-        <w:t xml:space="preserve"> →</w:t>
-      </w:r>
-      <w:r>
-        <w:t xml:space="preserve"> </w:t>
-      </w:r>
-      <w:r>
-        <w:t xml:space="preserve">stores at address </w:t>
+          <w:sz w:val="22"/>
+          <w:szCs w:val="22"/>
+        </w:rPr>
+        <w:t>0x10000014 + 8 = 0x1000001C</w:t>
+      </w:r>
+      <w:r>
+        <w:rPr>
+          <w:sz w:val="22"/>
+          <w:szCs w:val="22"/>
+        </w:rPr>
+        <w:t>. W</w:t>
+      </w:r>
+      <w:r>
+        <w:rPr>
+          <w:sz w:val="22"/>
+          <w:szCs w:val="22"/>
+        </w:rPr>
+        <w:t xml:space="preserve">rite </w:t>
       </w:r>
       <w:r>
         <w:rPr>
           <w:rStyle w:val="HTMLCode"/>
-        </w:rPr>
-        <w:t>R1 + 8</w:t>
-      </w:r>
-      <w:r>
-        <w:t xml:space="preserve"> = </w:t>
+          <w:sz w:val="22"/>
+          <w:szCs w:val="22"/>
+        </w:rPr>
+        <w:t>0xFFEFC1AB</w:t>
+      </w:r>
+      <w:r>
+        <w:rPr>
+          <w:sz w:val="22"/>
+          <w:szCs w:val="22"/>
+        </w:rPr>
+        <w:t xml:space="preserve"> (big-endian bytes </w:t>
       </w:r>
       <w:r>
         <w:rPr>
           <w:rStyle w:val="HTMLCode"/>
-        </w:rPr>
-        <w:t>0x10000014 + 8 = 0x1000001C</w:t>
-      </w:r>
-      <w:r>
-        <w:t>. W</w:t>
-      </w:r>
-      <w:r>
-        <w:t xml:space="preserve">rite </w:t>
+          <w:sz w:val="22"/>
+          <w:szCs w:val="22"/>
+        </w:rPr>
+        <w:t>FF EF C1 AB</w:t>
+      </w:r>
+      <w:r>
+        <w:rPr>
+          <w:sz w:val="22"/>
+          <w:szCs w:val="22"/>
+        </w:rPr>
+        <w:t xml:space="preserve">) to </w:t>
       </w:r>
       <w:r>
         <w:rPr>
           <w:rStyle w:val="HTMLCode"/>
-        </w:rPr>
-        <w:t>0xFFEF C1AB</w:t>
-      </w:r>
-      <w:r>
-        <w:t xml:space="preserve"> (big-endian bytes </w:t>
-      </w:r>
-      <w:r>
-        <w:rPr>
-          <w:rStyle w:val="HTMLCode"/>
-        </w:rPr>
-        <w:t>FF EF C1 AB</w:t>
-      </w:r>
-      <w:r>
-        <w:t xml:space="preserve">) to </w:t>
-      </w:r>
-      <w:r>
-        <w:rPr>
-          <w:rStyle w:val="HTMLCode"/>
+          <w:sz w:val="22"/>
+          <w:szCs w:val="22"/>
         </w:rPr>
         <w:t>0x1000001C..0x1000001F</w:t>
       </w:r>
       <w:r>
+        <w:rPr>
+          <w:sz w:val="22"/>
+          <w:szCs w:val="22"/>
+        </w:rPr>
         <w:t>.</w:t>
       </w:r>
     </w:p>
@@ -22430,19 +20802,11 @@
         <w:rPr>
           <w:rStyle w:val="HTMLCode"/>
         </w:rPr>
-        <w:t>0x</w:t>
-      </w:r>
-      <w:proofErr w:type="gramStart"/>
-      <w:r>
-        <w:rPr>
-          <w:rStyle w:val="HTMLCode"/>
-        </w:rPr>
-        <w:t>10000010</w:t>
+        <w:t>0x10000010</w:t>
       </w:r>
       <w:r>
         <w:t>..</w:t>
       </w:r>
-      <w:proofErr w:type="gramEnd"/>
       <w:r>
         <w:rPr>
           <w:rStyle w:val="HTMLCode"/>
@@ -22476,19 +20840,11 @@
         <w:rPr>
           <w:rStyle w:val="HTMLCode"/>
         </w:rPr>
-        <w:t>0x</w:t>
-      </w:r>
-      <w:proofErr w:type="gramStart"/>
-      <w:r>
-        <w:rPr>
-          <w:rStyle w:val="HTMLCode"/>
-        </w:rPr>
-        <w:t>10000014</w:t>
+        <w:t>0x10000014</w:t>
       </w:r>
       <w:r>
         <w:t>..</w:t>
       </w:r>
-      <w:proofErr w:type="gramEnd"/>
       <w:r>
         <w:rPr>
           <w:rStyle w:val="HTMLCode"/>
@@ -22522,19 +20878,11 @@
         <w:rPr>
           <w:rStyle w:val="HTMLCode"/>
         </w:rPr>
-        <w:t>0x</w:t>
-      </w:r>
-      <w:proofErr w:type="gramStart"/>
-      <w:r>
-        <w:rPr>
-          <w:rStyle w:val="HTMLCode"/>
-        </w:rPr>
-        <w:t>10000018</w:t>
+        <w:t>0x10000018</w:t>
       </w:r>
       <w:r>
         <w:t>..</w:t>
       </w:r>
-      <w:proofErr w:type="gramEnd"/>
       <w:r>
         <w:rPr>
           <w:rStyle w:val="HTMLCode"/>
@@ -22690,9 +21038,29 @@
           <w:sz w:val="22"/>
           <w:szCs w:val="22"/>
         </w:rPr>
-        <w:t xml:space="preserve"> </w:t>
-      </w:r>
-      <w:proofErr w:type="gramStart"/>
+        <w:t xml:space="preserve"> array[] of 25 integers (each integer is 4 bytes). Assume register R2 holds the base</w:t>
+      </w:r>
+      <w:r>
+        <w:rPr>
+          <w:sz w:val="22"/>
+          <w:szCs w:val="22"/>
+        </w:rPr>
+        <w:t xml:space="preserve"> memory</w:t>
+      </w:r>
+      <w:r>
+        <w:rPr>
+          <w:sz w:val="22"/>
+          <w:szCs w:val="22"/>
+        </w:rPr>
+        <w:t xml:space="preserve"> address of array</w:t>
+      </w:r>
+      <w:r>
+        <w:rPr>
+          <w:sz w:val="22"/>
+          <w:szCs w:val="22"/>
+        </w:rPr>
+        <w:t xml:space="preserve">, i.e., </w:t>
+      </w:r>
       <w:r>
         <w:rPr>
           <w:sz w:val="22"/>
@@ -22700,43 +21068,26 @@
         </w:rPr>
         <w:t>array[</w:t>
       </w:r>
-      <w:proofErr w:type="gramEnd"/>
-      <w:r>
-        <w:rPr>
-          <w:sz w:val="22"/>
-          <w:szCs w:val="22"/>
-        </w:rPr>
-        <w:t>] of 25 integers (each integer is 4 bytes). Assume register R2 holds the base</w:t>
-      </w:r>
-      <w:r>
-        <w:rPr>
-          <w:sz w:val="22"/>
-          <w:szCs w:val="22"/>
-        </w:rPr>
-        <w:t xml:space="preserve"> memory</w:t>
-      </w:r>
-      <w:r>
-        <w:rPr>
-          <w:sz w:val="22"/>
-          <w:szCs w:val="22"/>
-        </w:rPr>
-        <w:t xml:space="preserve"> address of </w:t>
-      </w:r>
-      <w:proofErr w:type="gramStart"/>
-      <w:r>
-        <w:rPr>
-          <w:sz w:val="22"/>
-          <w:szCs w:val="22"/>
-        </w:rPr>
-        <w:t>array[</w:t>
-      </w:r>
-      <w:proofErr w:type="gramEnd"/>
-      <w:r>
-        <w:rPr>
-          <w:sz w:val="22"/>
-          <w:szCs w:val="22"/>
-        </w:rPr>
-        <w:t xml:space="preserve">]. A compiler associates variables x and y with registers R0 and R1, respectively. </w:t>
+      <w:r>
+        <w:rPr>
+          <w:sz w:val="22"/>
+          <w:szCs w:val="22"/>
+        </w:rPr>
+        <w:t>0</w:t>
+      </w:r>
+      <w:r>
+        <w:rPr>
+          <w:sz w:val="22"/>
+          <w:szCs w:val="22"/>
+        </w:rPr>
+        <w:t>]</w:t>
+      </w:r>
+      <w:r>
+        <w:rPr>
+          <w:sz w:val="22"/>
+          <w:szCs w:val="22"/>
+        </w:rPr>
+        <w:t xml:space="preserve">. A compiler associates variables x and y with registers R0 and R1, </w:t>
       </w:r>
       <w:r>
         <w:rPr>
@@ -22744,17 +21095,8 @@
           <w:szCs w:val="22"/>
         </w:rPr>
         <w:lastRenderedPageBreak/>
-        <w:t xml:space="preserve">Translate this C program into ARM assembly language based on the provided </w:t>
-      </w:r>
-      <w:proofErr w:type="gramStart"/>
-      <w:r>
-        <w:rPr>
-          <w:sz w:val="22"/>
-          <w:szCs w:val="22"/>
-        </w:rPr>
-        <w:t>comments..</w:t>
-      </w:r>
-      <w:proofErr w:type="gramEnd"/>
+        <w:t>respectively. Translate this C program into ARM assembly language based on the provided comments..</w:t>
+      </w:r>
       <w:r>
         <w:rPr>
           <w:sz w:val="22"/>
@@ -22933,33 +21275,8 @@
                 <w:sz w:val="22"/>
                 <w:szCs w:val="22"/>
               </w:rPr>
-              <w:t xml:space="preserve">x = </w:t>
-            </w:r>
-            <w:proofErr w:type="gramStart"/>
-            <w:r>
-              <w:rPr>
-                <w:sz w:val="22"/>
-                <w:szCs w:val="22"/>
-              </w:rPr>
-              <w:t>array[</w:t>
-            </w:r>
-            <w:proofErr w:type="gramEnd"/>
-            <w:r>
-              <w:rPr>
-                <w:sz w:val="22"/>
-                <w:szCs w:val="22"/>
-              </w:rPr>
-              <w:t xml:space="preserve">5] + </w:t>
-            </w:r>
-            <w:proofErr w:type="gramStart"/>
-            <w:r>
-              <w:rPr>
-                <w:sz w:val="22"/>
-                <w:szCs w:val="22"/>
-              </w:rPr>
-              <w:t>y;</w:t>
-            </w:r>
-            <w:proofErr w:type="gramEnd"/>
+              <w:t>x = array[5] + y;</w:t>
+            </w:r>
           </w:p>
           <w:p>
             <w:pPr>
@@ -22971,31 +21288,13 @@
                 <w:szCs w:val="22"/>
               </w:rPr>
             </w:pPr>
-            <w:proofErr w:type="gramStart"/>
-            <w:r>
-              <w:rPr>
-                <w:sz w:val="22"/>
-                <w:szCs w:val="22"/>
-              </w:rPr>
-              <w:t>array[</w:t>
-            </w:r>
-            <w:proofErr w:type="gramEnd"/>
-            <w:r>
-              <w:rPr>
-                <w:sz w:val="22"/>
-                <w:szCs w:val="22"/>
-              </w:rPr>
-              <w:t xml:space="preserve">6] = x * </w:t>
-            </w:r>
-            <w:proofErr w:type="gramStart"/>
-            <w:r>
-              <w:rPr>
-                <w:sz w:val="22"/>
-                <w:szCs w:val="22"/>
-              </w:rPr>
-              <w:t>4;</w:t>
-            </w:r>
-            <w:proofErr w:type="gramEnd"/>
+            <w:r>
+              <w:rPr>
+                <w:sz w:val="22"/>
+                <w:szCs w:val="22"/>
+              </w:rPr>
+              <w:t>array[6] = x * 4;</w:t>
+            </w:r>
           </w:p>
           <w:p>
             <w:pPr>
@@ -23007,31 +21306,13 @@
                 <w:szCs w:val="22"/>
               </w:rPr>
             </w:pPr>
-            <w:proofErr w:type="gramStart"/>
-            <w:r>
-              <w:rPr>
-                <w:sz w:val="22"/>
-                <w:szCs w:val="22"/>
-              </w:rPr>
-              <w:t>array[</w:t>
-            </w:r>
-            <w:proofErr w:type="gramEnd"/>
-            <w:r>
-              <w:rPr>
-                <w:sz w:val="22"/>
-                <w:szCs w:val="22"/>
-              </w:rPr>
-              <w:t xml:space="preserve">7] = x / </w:t>
-            </w:r>
-            <w:proofErr w:type="gramStart"/>
-            <w:r>
-              <w:rPr>
-                <w:sz w:val="22"/>
-                <w:szCs w:val="22"/>
-              </w:rPr>
-              <w:t>4;</w:t>
-            </w:r>
-            <w:proofErr w:type="gramEnd"/>
+            <w:r>
+              <w:rPr>
+                <w:sz w:val="22"/>
+                <w:szCs w:val="22"/>
+              </w:rPr>
+              <w:t>array[7] = x / 4;</w:t>
+            </w:r>
           </w:p>
           <w:p>
             <w:pPr>
@@ -23043,7 +21324,6 @@
                 <w:szCs w:val="22"/>
               </w:rPr>
             </w:pPr>
-            <w:proofErr w:type="gramStart"/>
             <w:r>
               <w:rPr>
                 <w:sz w:val="22"/>
@@ -23051,7 +21331,6 @@
               </w:rPr>
               <w:t>array[</w:t>
             </w:r>
-            <w:proofErr w:type="gramEnd"/>
             <w:r>
               <w:rPr>
                 <w:sz w:val="22"/>
@@ -23064,17 +21343,8 @@
                 <w:sz w:val="22"/>
                 <w:szCs w:val="22"/>
               </w:rPr>
-              <w:t xml:space="preserve">] = x - </w:t>
-            </w:r>
-            <w:proofErr w:type="gramStart"/>
-            <w:r>
-              <w:rPr>
-                <w:sz w:val="22"/>
-                <w:szCs w:val="22"/>
-              </w:rPr>
-              <w:t>10;</w:t>
-            </w:r>
-            <w:proofErr w:type="gramEnd"/>
+              <w:t>] = x - 10;</w:t>
+            </w:r>
           </w:p>
           <w:p>
             <w:pPr>
@@ -23086,7 +21356,6 @@
                 <w:szCs w:val="22"/>
               </w:rPr>
             </w:pPr>
-            <w:proofErr w:type="gramStart"/>
             <w:r>
               <w:rPr>
                 <w:sz w:val="22"/>
@@ -23094,7 +21363,6 @@
               </w:rPr>
               <w:t>array[</w:t>
             </w:r>
-            <w:proofErr w:type="gramEnd"/>
             <w:r>
               <w:rPr>
                 <w:sz w:val="22"/>
@@ -23161,23 +21429,7 @@
                 <w:sz w:val="22"/>
                 <w:szCs w:val="22"/>
               </w:rPr>
-              <w:t xml:space="preserve">; load </w:t>
-            </w:r>
-            <w:proofErr w:type="gramStart"/>
-            <w:r>
-              <w:rPr>
-                <w:sz w:val="22"/>
-                <w:szCs w:val="22"/>
-              </w:rPr>
-              <w:t>array[</w:t>
-            </w:r>
-            <w:proofErr w:type="gramEnd"/>
-            <w:r>
-              <w:rPr>
-                <w:sz w:val="22"/>
-                <w:szCs w:val="22"/>
-              </w:rPr>
-              <w:t>5]</w:t>
+              <w:t>; load array[5]</w:t>
             </w:r>
             <w:r>
               <w:rPr>
@@ -23256,23 +21508,7 @@
                 <w:sz w:val="22"/>
                 <w:szCs w:val="22"/>
               </w:rPr>
-              <w:t xml:space="preserve">; x = </w:t>
-            </w:r>
-            <w:proofErr w:type="gramStart"/>
-            <w:r>
-              <w:rPr>
-                <w:sz w:val="22"/>
-                <w:szCs w:val="22"/>
-              </w:rPr>
-              <w:t>array[</w:t>
-            </w:r>
-            <w:proofErr w:type="gramEnd"/>
-            <w:r>
-              <w:rPr>
-                <w:sz w:val="22"/>
-                <w:szCs w:val="22"/>
-              </w:rPr>
-              <w:t>5] + y</w:t>
+              <w:t>; x = array[5] + y</w:t>
             </w:r>
           </w:p>
           <w:p>
@@ -23344,23 +21580,7 @@
                 <w:sz w:val="22"/>
                 <w:szCs w:val="22"/>
               </w:rPr>
-              <w:t xml:space="preserve">; store into </w:t>
-            </w:r>
-            <w:proofErr w:type="gramStart"/>
-            <w:r>
-              <w:rPr>
-                <w:sz w:val="22"/>
-                <w:szCs w:val="22"/>
-              </w:rPr>
-              <w:t>array[</w:t>
-            </w:r>
-            <w:proofErr w:type="gramEnd"/>
-            <w:r>
-              <w:rPr>
-                <w:sz w:val="22"/>
-                <w:szCs w:val="22"/>
-              </w:rPr>
-              <w:t>6]</w:t>
+              <w:t>; store into array[6]</w:t>
             </w:r>
           </w:p>
           <w:p>
@@ -23446,23 +21666,7 @@
                 <w:sz w:val="22"/>
                 <w:szCs w:val="22"/>
               </w:rPr>
-              <w:t xml:space="preserve">; store into </w:t>
-            </w:r>
-            <w:proofErr w:type="gramStart"/>
-            <w:r>
-              <w:rPr>
-                <w:sz w:val="22"/>
-                <w:szCs w:val="22"/>
-              </w:rPr>
-              <w:t>array[</w:t>
-            </w:r>
-            <w:proofErr w:type="gramEnd"/>
-            <w:r>
-              <w:rPr>
-                <w:sz w:val="22"/>
-                <w:szCs w:val="22"/>
-              </w:rPr>
-              <w:t>7]</w:t>
+              <w:t>; store into array[7]</w:t>
             </w:r>
           </w:p>
           <w:p>
@@ -23541,17 +21745,8 @@
                 <w:sz w:val="22"/>
                 <w:szCs w:val="22"/>
               </w:rPr>
-              <w:t xml:space="preserve">; store into </w:t>
-            </w:r>
-            <w:proofErr w:type="gramStart"/>
-            <w:r>
-              <w:rPr>
-                <w:sz w:val="22"/>
-                <w:szCs w:val="22"/>
-              </w:rPr>
-              <w:t>array[</w:t>
-            </w:r>
-            <w:proofErr w:type="gramEnd"/>
+              <w:t>; store into array[</w:t>
+            </w:r>
             <w:r>
               <w:rPr>
                 <w:sz w:val="22"/>
@@ -23700,17 +21895,8 @@
                 <w:sz w:val="22"/>
                 <w:szCs w:val="22"/>
               </w:rPr>
-              <w:t xml:space="preserve">store into </w:t>
-            </w:r>
-            <w:proofErr w:type="gramStart"/>
-            <w:r>
-              <w:rPr>
-                <w:sz w:val="22"/>
-                <w:szCs w:val="22"/>
-              </w:rPr>
-              <w:t>array[</w:t>
-            </w:r>
-            <w:proofErr w:type="gramEnd"/>
+              <w:t>store into array[</w:t>
+            </w:r>
             <w:r>
               <w:rPr>
                 <w:sz w:val="22"/>
@@ -23893,33 +22079,8 @@
                 <w:sz w:val="22"/>
                 <w:szCs w:val="22"/>
               </w:rPr>
-              <w:t xml:space="preserve">x = </w:t>
-            </w:r>
-            <w:proofErr w:type="gramStart"/>
-            <w:r>
-              <w:rPr>
-                <w:sz w:val="22"/>
-                <w:szCs w:val="22"/>
-              </w:rPr>
-              <w:t>array[</w:t>
-            </w:r>
-            <w:proofErr w:type="gramEnd"/>
-            <w:r>
-              <w:rPr>
-                <w:sz w:val="22"/>
-                <w:szCs w:val="22"/>
-              </w:rPr>
-              <w:t xml:space="preserve">5] + </w:t>
-            </w:r>
-            <w:proofErr w:type="gramStart"/>
-            <w:r>
-              <w:rPr>
-                <w:sz w:val="22"/>
-                <w:szCs w:val="22"/>
-              </w:rPr>
-              <w:t>y;</w:t>
-            </w:r>
-            <w:proofErr w:type="gramEnd"/>
+              <w:t>x = array[5] + y;</w:t>
+            </w:r>
           </w:p>
           <w:p>
             <w:pPr>
@@ -23931,31 +22092,13 @@
                 <w:szCs w:val="22"/>
               </w:rPr>
             </w:pPr>
-            <w:proofErr w:type="gramStart"/>
-            <w:r>
-              <w:rPr>
-                <w:sz w:val="22"/>
-                <w:szCs w:val="22"/>
-              </w:rPr>
-              <w:t>array[</w:t>
-            </w:r>
-            <w:proofErr w:type="gramEnd"/>
-            <w:r>
-              <w:rPr>
-                <w:sz w:val="22"/>
-                <w:szCs w:val="22"/>
-              </w:rPr>
-              <w:t xml:space="preserve">6] = x * </w:t>
-            </w:r>
-            <w:proofErr w:type="gramStart"/>
-            <w:r>
-              <w:rPr>
-                <w:sz w:val="22"/>
-                <w:szCs w:val="22"/>
-              </w:rPr>
-              <w:t>4;</w:t>
-            </w:r>
-            <w:proofErr w:type="gramEnd"/>
+            <w:r>
+              <w:rPr>
+                <w:sz w:val="22"/>
+                <w:szCs w:val="22"/>
+              </w:rPr>
+              <w:t>array[6] = x * 4;</w:t>
+            </w:r>
           </w:p>
           <w:p>
             <w:pPr>
@@ -23967,31 +22110,13 @@
                 <w:szCs w:val="22"/>
               </w:rPr>
             </w:pPr>
-            <w:proofErr w:type="gramStart"/>
-            <w:r>
-              <w:rPr>
-                <w:sz w:val="22"/>
-                <w:szCs w:val="22"/>
-              </w:rPr>
-              <w:t>array[</w:t>
-            </w:r>
-            <w:proofErr w:type="gramEnd"/>
-            <w:r>
-              <w:rPr>
-                <w:sz w:val="22"/>
-                <w:szCs w:val="22"/>
-              </w:rPr>
-              <w:t xml:space="preserve">7] = x / </w:t>
-            </w:r>
-            <w:proofErr w:type="gramStart"/>
-            <w:r>
-              <w:rPr>
-                <w:sz w:val="22"/>
-                <w:szCs w:val="22"/>
-              </w:rPr>
-              <w:t>4;</w:t>
-            </w:r>
-            <w:proofErr w:type="gramEnd"/>
+            <w:r>
+              <w:rPr>
+                <w:sz w:val="22"/>
+                <w:szCs w:val="22"/>
+              </w:rPr>
+              <w:t>array[7] = x / 4;</w:t>
+            </w:r>
           </w:p>
           <w:p>
             <w:pPr>
@@ -24003,7 +22128,6 @@
                 <w:szCs w:val="22"/>
               </w:rPr>
             </w:pPr>
-            <w:proofErr w:type="gramStart"/>
             <w:r>
               <w:rPr>
                 <w:sz w:val="22"/>
@@ -24011,7 +22135,6 @@
               </w:rPr>
               <w:t>array[</w:t>
             </w:r>
-            <w:proofErr w:type="gramEnd"/>
             <w:r>
               <w:rPr>
                 <w:sz w:val="22"/>
@@ -24024,17 +22147,8 @@
                 <w:sz w:val="22"/>
                 <w:szCs w:val="22"/>
               </w:rPr>
-              <w:t xml:space="preserve">] = x - </w:t>
-            </w:r>
-            <w:proofErr w:type="gramStart"/>
-            <w:r>
-              <w:rPr>
-                <w:sz w:val="22"/>
-                <w:szCs w:val="22"/>
-              </w:rPr>
-              <w:t>10;</w:t>
-            </w:r>
-            <w:proofErr w:type="gramEnd"/>
+              <w:t>] = x - 10;</w:t>
+            </w:r>
           </w:p>
           <w:p>
             <w:pPr>
@@ -24046,7 +22160,6 @@
                 <w:szCs w:val="22"/>
               </w:rPr>
             </w:pPr>
-            <w:proofErr w:type="gramStart"/>
             <w:r>
               <w:rPr>
                 <w:sz w:val="22"/>
@@ -24054,7 +22167,6 @@
               </w:rPr>
               <w:t>array[</w:t>
             </w:r>
-            <w:proofErr w:type="gramEnd"/>
             <w:r>
               <w:rPr>
                 <w:sz w:val="22"/>
@@ -24098,37 +22210,12 @@
                 <w:szCs w:val="22"/>
               </w:rPr>
             </w:pPr>
-            <w:proofErr w:type="gramStart"/>
-            <w:r>
-              <w:rPr>
-                <w:sz w:val="22"/>
-                <w:szCs w:val="22"/>
-              </w:rPr>
-              <w:t>LDR  R</w:t>
-            </w:r>
-            <w:proofErr w:type="gramEnd"/>
-            <w:r>
-              <w:rPr>
-                <w:sz w:val="22"/>
-                <w:szCs w:val="22"/>
-              </w:rPr>
-              <w:t>3, [</w:t>
-            </w:r>
-            <w:proofErr w:type="gramStart"/>
-            <w:r>
-              <w:rPr>
-                <w:sz w:val="22"/>
-                <w:szCs w:val="22"/>
-              </w:rPr>
-              <w:t>R2, #</w:t>
-            </w:r>
-            <w:proofErr w:type="gramEnd"/>
-            <w:r>
-              <w:rPr>
-                <w:sz w:val="22"/>
-                <w:szCs w:val="22"/>
-              </w:rPr>
-              <w:t xml:space="preserve">20]  </w:t>
+            <w:r>
+              <w:rPr>
+                <w:sz w:val="22"/>
+                <w:szCs w:val="22"/>
+              </w:rPr>
+              <w:t xml:space="preserve">LDR  R3, [R2, #20]  </w:t>
             </w:r>
             <w:r>
               <w:rPr>
@@ -24137,37 +22224,12 @@
               </w:rPr>
               <w:t xml:space="preserve"> </w:t>
             </w:r>
-            <w:proofErr w:type="gramStart"/>
-            <w:r>
-              <w:rPr>
-                <w:sz w:val="22"/>
-                <w:szCs w:val="22"/>
-              </w:rPr>
-              <w:t xml:space="preserve">  ;</w:t>
-            </w:r>
-            <w:proofErr w:type="gramEnd"/>
-            <w:r>
-              <w:rPr>
-                <w:sz w:val="22"/>
-                <w:szCs w:val="22"/>
-              </w:rPr>
-              <w:t xml:space="preserve"> load </w:t>
-            </w:r>
-            <w:proofErr w:type="gramStart"/>
-            <w:r>
-              <w:rPr>
-                <w:sz w:val="22"/>
-                <w:szCs w:val="22"/>
-              </w:rPr>
-              <w:t>array[</w:t>
-            </w:r>
-            <w:proofErr w:type="gramEnd"/>
-            <w:r>
-              <w:rPr>
-                <w:sz w:val="22"/>
-                <w:szCs w:val="22"/>
-              </w:rPr>
-              <w:t>5]</w:t>
+            <w:r>
+              <w:rPr>
+                <w:sz w:val="22"/>
+                <w:szCs w:val="22"/>
+              </w:rPr>
+              <w:t xml:space="preserve">  ; load array[5]</w:t>
             </w:r>
             <w:r>
               <w:rPr>
@@ -24201,23 +22263,13 @@
                 <w:szCs w:val="22"/>
               </w:rPr>
             </w:pPr>
-            <w:proofErr w:type="gramStart"/>
-            <w:r>
-              <w:rPr>
-                <w:sz w:val="22"/>
-                <w:szCs w:val="22"/>
-              </w:rPr>
-              <w:t>ADD  R</w:t>
-            </w:r>
-            <w:proofErr w:type="gramEnd"/>
-            <w:r>
-              <w:rPr>
-                <w:sz w:val="22"/>
-                <w:szCs w:val="22"/>
-              </w:rPr>
-              <w:t xml:space="preserve">0, R3, R1       </w:t>
-            </w:r>
-            <w:proofErr w:type="gramStart"/>
+            <w:r>
+              <w:rPr>
+                <w:sz w:val="22"/>
+                <w:szCs w:val="22"/>
+              </w:rPr>
+              <w:t xml:space="preserve">ADD  R0, R3, R1       </w:t>
+            </w:r>
             <w:r>
               <w:rPr>
                 <w:sz w:val="22"/>
@@ -24230,31 +22282,7 @@
                 <w:sz w:val="22"/>
                 <w:szCs w:val="22"/>
               </w:rPr>
-              <w:t>;</w:t>
-            </w:r>
-            <w:proofErr w:type="gramEnd"/>
-            <w:r>
-              <w:rPr>
-                <w:sz w:val="22"/>
-                <w:szCs w:val="22"/>
-              </w:rPr>
-              <w:t xml:space="preserve"> x = </w:t>
-            </w:r>
-            <w:proofErr w:type="gramStart"/>
-            <w:r>
-              <w:rPr>
-                <w:sz w:val="22"/>
-                <w:szCs w:val="22"/>
-              </w:rPr>
-              <w:t>array[</w:t>
-            </w:r>
-            <w:proofErr w:type="gramEnd"/>
-            <w:r>
-              <w:rPr>
-                <w:sz w:val="22"/>
-                <w:szCs w:val="22"/>
-              </w:rPr>
-              <w:t>5] + y</w:t>
+              <w:t>; x = array[5] + y</w:t>
             </w:r>
           </w:p>
           <w:p>
@@ -24272,53 +22300,21 @@
                 <w:sz w:val="22"/>
                 <w:szCs w:val="22"/>
               </w:rPr>
-              <w:t xml:space="preserve">LSL R3, </w:t>
-            </w:r>
-            <w:proofErr w:type="gramStart"/>
-            <w:r>
-              <w:rPr>
-                <w:sz w:val="22"/>
-                <w:szCs w:val="22"/>
-              </w:rPr>
-              <w:t>R0, #</w:t>
-            </w:r>
-            <w:proofErr w:type="gramEnd"/>
-            <w:r>
-              <w:rPr>
-                <w:sz w:val="22"/>
-                <w:szCs w:val="22"/>
-              </w:rPr>
-              <w:t>2</w:t>
-            </w:r>
-            <w:r>
-              <w:rPr>
-                <w:sz w:val="22"/>
-                <w:szCs w:val="22"/>
-              </w:rPr>
-              <w:t xml:space="preserve">          </w:t>
-            </w:r>
-            <w:proofErr w:type="gramStart"/>
-            <w:r>
-              <w:rPr>
-                <w:sz w:val="22"/>
-                <w:szCs w:val="22"/>
-              </w:rPr>
-              <w:t xml:space="preserve">  </w:t>
-            </w:r>
-            <w:r>
-              <w:rPr>
-                <w:sz w:val="22"/>
-                <w:szCs w:val="22"/>
-              </w:rPr>
-              <w:t>;</w:t>
-            </w:r>
-            <w:proofErr w:type="gramEnd"/>
-            <w:r>
-              <w:rPr>
-                <w:sz w:val="22"/>
-                <w:szCs w:val="22"/>
-              </w:rPr>
-              <w:t xml:space="preserve"> R3 = x * 4</w:t>
+              <w:t>LSL R3, R0, #2</w:t>
+            </w:r>
+            <w:r>
+              <w:rPr>
+                <w:sz w:val="22"/>
+                <w:szCs w:val="22"/>
+              </w:rPr>
+              <w:t xml:space="preserve">            </w:t>
+            </w:r>
+            <w:r>
+              <w:rPr>
+                <w:sz w:val="22"/>
+                <w:szCs w:val="22"/>
+              </w:rPr>
+              <w:t>; R3 = x * 4</w:t>
             </w:r>
             <w:r>
               <w:rPr>
@@ -24361,23 +22357,7 @@
                 <w:sz w:val="22"/>
                 <w:szCs w:val="22"/>
               </w:rPr>
-              <w:t xml:space="preserve">MOV </w:t>
-            </w:r>
-            <w:proofErr w:type="gramStart"/>
-            <w:r>
-              <w:rPr>
-                <w:sz w:val="22"/>
-                <w:szCs w:val="22"/>
-              </w:rPr>
-              <w:t>R1, #</w:t>
-            </w:r>
-            <w:proofErr w:type="gramEnd"/>
-            <w:r>
-              <w:rPr>
-                <w:sz w:val="22"/>
-                <w:szCs w:val="22"/>
-              </w:rPr>
-              <w:t>4</w:t>
+              <w:t>MOV R1, #4</w:t>
             </w:r>
           </w:p>
           <w:p>
@@ -24402,30 +22382,14 @@
                 <w:sz w:val="22"/>
                 <w:szCs w:val="22"/>
               </w:rPr>
-              <w:t xml:space="preserve">   </w:t>
-            </w:r>
-            <w:proofErr w:type="gramStart"/>
-            <w:r>
-              <w:rPr>
-                <w:sz w:val="22"/>
-                <w:szCs w:val="22"/>
-              </w:rPr>
-              <w:t xml:space="preserve">  </w:t>
-            </w:r>
-            <w:r>
-              <w:rPr>
-                <w:sz w:val="22"/>
-                <w:szCs w:val="22"/>
-              </w:rPr>
-              <w:t>;</w:t>
-            </w:r>
-            <w:proofErr w:type="gramEnd"/>
-            <w:r>
-              <w:rPr>
-                <w:sz w:val="22"/>
-                <w:szCs w:val="22"/>
-              </w:rPr>
-              <w:t xml:space="preserve"> </w:t>
+              <w:t xml:space="preserve">     </w:t>
+            </w:r>
+            <w:r>
+              <w:rPr>
+                <w:sz w:val="22"/>
+                <w:szCs w:val="22"/>
+              </w:rPr>
+              <w:t xml:space="preserve">; </w:t>
             </w:r>
             <w:r>
               <w:rPr>
@@ -24439,30 +22403,14 @@
                 <w:sz w:val="22"/>
                 <w:szCs w:val="22"/>
               </w:rPr>
-              <w:t xml:space="preserve">MUL R3, </w:t>
-            </w:r>
-            <w:proofErr w:type="gramStart"/>
-            <w:r>
-              <w:rPr>
-                <w:sz w:val="22"/>
-                <w:szCs w:val="22"/>
-              </w:rPr>
-              <w:t xml:space="preserve">R0, </w:t>
-            </w:r>
-            <w:r>
-              <w:rPr>
-                <w:sz w:val="22"/>
-                <w:szCs w:val="22"/>
-              </w:rPr>
-              <w:t>#</w:t>
-            </w:r>
-            <w:proofErr w:type="gramEnd"/>
-            <w:r>
-              <w:rPr>
-                <w:sz w:val="22"/>
-                <w:szCs w:val="22"/>
-              </w:rPr>
-              <w:t>4 is not valid syntax</w:t>
+              <w:t xml:space="preserve">MUL R3, R0, </w:t>
+            </w:r>
+            <w:r>
+              <w:rPr>
+                <w:sz w:val="22"/>
+                <w:szCs w:val="22"/>
+              </w:rPr>
+              <w:t>#4 is not valid syntax</w:t>
             </w:r>
           </w:p>
           <w:p>
@@ -24491,23 +22439,7 @@
                 <w:sz w:val="22"/>
                 <w:szCs w:val="22"/>
               </w:rPr>
-              <w:t>STR R3, [</w:t>
-            </w:r>
-            <w:proofErr w:type="gramStart"/>
-            <w:r>
-              <w:rPr>
-                <w:sz w:val="22"/>
-                <w:szCs w:val="22"/>
-              </w:rPr>
-              <w:t>R2, #</w:t>
-            </w:r>
-            <w:proofErr w:type="gramEnd"/>
-            <w:r>
-              <w:rPr>
-                <w:sz w:val="22"/>
-                <w:szCs w:val="22"/>
-              </w:rPr>
-              <w:t xml:space="preserve">24]    </w:t>
+              <w:t xml:space="preserve">STR R3, [R2, #24]    </w:t>
             </w:r>
             <w:r>
               <w:rPr>
@@ -24516,7 +22448,6 @@
               </w:rPr>
               <w:t xml:space="preserve"> </w:t>
             </w:r>
-            <w:proofErr w:type="gramStart"/>
             <w:r>
               <w:rPr>
                 <w:sz w:val="22"/>
@@ -24536,31 +22467,7 @@
                 <w:sz w:val="22"/>
                 <w:szCs w:val="22"/>
               </w:rPr>
-              <w:t>;</w:t>
-            </w:r>
-            <w:proofErr w:type="gramEnd"/>
-            <w:r>
-              <w:rPr>
-                <w:sz w:val="22"/>
-                <w:szCs w:val="22"/>
-              </w:rPr>
-              <w:t xml:space="preserve"> store into </w:t>
-            </w:r>
-            <w:proofErr w:type="gramStart"/>
-            <w:r>
-              <w:rPr>
-                <w:sz w:val="22"/>
-                <w:szCs w:val="22"/>
-              </w:rPr>
-              <w:t>array[</w:t>
-            </w:r>
-            <w:proofErr w:type="gramEnd"/>
-            <w:r>
-              <w:rPr>
-                <w:sz w:val="22"/>
-                <w:szCs w:val="22"/>
-              </w:rPr>
-              <w:t>6]</w:t>
+              <w:t>; store into array[6]</w:t>
             </w:r>
           </w:p>
           <w:p>
@@ -24592,53 +22499,21 @@
                 <w:sz w:val="22"/>
                 <w:szCs w:val="22"/>
               </w:rPr>
-              <w:t xml:space="preserve"> R3, </w:t>
-            </w:r>
-            <w:proofErr w:type="gramStart"/>
-            <w:r>
-              <w:rPr>
-                <w:sz w:val="22"/>
-                <w:szCs w:val="22"/>
-              </w:rPr>
-              <w:t>R0, #</w:t>
-            </w:r>
-            <w:proofErr w:type="gramEnd"/>
-            <w:r>
-              <w:rPr>
-                <w:sz w:val="22"/>
-                <w:szCs w:val="22"/>
-              </w:rPr>
-              <w:t>2</w:t>
-            </w:r>
-            <w:r>
-              <w:rPr>
-                <w:sz w:val="22"/>
-                <w:szCs w:val="22"/>
-              </w:rPr>
-              <w:t xml:space="preserve">          </w:t>
-            </w:r>
-            <w:proofErr w:type="gramStart"/>
-            <w:r>
-              <w:rPr>
-                <w:sz w:val="22"/>
-                <w:szCs w:val="22"/>
-              </w:rPr>
-              <w:t xml:space="preserve">  </w:t>
-            </w:r>
-            <w:r>
-              <w:rPr>
-                <w:sz w:val="22"/>
-                <w:szCs w:val="22"/>
-              </w:rPr>
-              <w:t>;</w:t>
-            </w:r>
-            <w:proofErr w:type="gramEnd"/>
-            <w:r>
-              <w:rPr>
-                <w:sz w:val="22"/>
-                <w:szCs w:val="22"/>
-              </w:rPr>
-              <w:t xml:space="preserve"> R3 = x </w:t>
+              <w:t xml:space="preserve"> R3, R0, #2</w:t>
+            </w:r>
+            <w:r>
+              <w:rPr>
+                <w:sz w:val="22"/>
+                <w:szCs w:val="22"/>
+              </w:rPr>
+              <w:t xml:space="preserve">            </w:t>
+            </w:r>
+            <w:r>
+              <w:rPr>
+                <w:sz w:val="22"/>
+                <w:szCs w:val="22"/>
+              </w:rPr>
+              <w:t xml:space="preserve">; R3 = x </w:t>
             </w:r>
             <w:r>
               <w:rPr>
@@ -24666,15 +22541,7 @@
                 <w:sz w:val="22"/>
                 <w:szCs w:val="22"/>
               </w:rPr>
-              <w:t xml:space="preserve"> R3, </w:t>
-            </w:r>
-            <w:proofErr w:type="gramStart"/>
-            <w:r>
-              <w:rPr>
-                <w:sz w:val="22"/>
-                <w:szCs w:val="22"/>
-              </w:rPr>
-              <w:t xml:space="preserve">R0, </w:t>
+              <w:t xml:space="preserve"> R3, R0, </w:t>
             </w:r>
             <w:r>
               <w:rPr>
@@ -24683,7 +22550,6 @@
               </w:rPr>
               <w:t>#</w:t>
             </w:r>
-            <w:proofErr w:type="gramEnd"/>
             <w:r>
               <w:rPr>
                 <w:sz w:val="22"/>
@@ -24709,39 +22575,13 @@
                 <w:szCs w:val="22"/>
               </w:rPr>
             </w:pPr>
-            <w:proofErr w:type="gramStart"/>
-            <w:r>
-              <w:rPr>
-                <w:sz w:val="22"/>
-                <w:szCs w:val="22"/>
-              </w:rPr>
-              <w:t>STR  R</w:t>
-            </w:r>
-            <w:proofErr w:type="gramEnd"/>
-            <w:r>
-              <w:rPr>
-                <w:sz w:val="22"/>
-                <w:szCs w:val="22"/>
-              </w:rPr>
-              <w:t>3, [</w:t>
-            </w:r>
-            <w:proofErr w:type="gramStart"/>
-            <w:r>
-              <w:rPr>
-                <w:sz w:val="22"/>
-                <w:szCs w:val="22"/>
-              </w:rPr>
-              <w:t>R2, #</w:t>
-            </w:r>
-            <w:proofErr w:type="gramEnd"/>
-            <w:r>
-              <w:rPr>
-                <w:sz w:val="22"/>
-                <w:szCs w:val="22"/>
-              </w:rPr>
-              <w:t xml:space="preserve">28]     </w:t>
-            </w:r>
-            <w:proofErr w:type="gramStart"/>
+            <w:r>
+              <w:rPr>
+                <w:sz w:val="22"/>
+                <w:szCs w:val="22"/>
+              </w:rPr>
+              <w:t xml:space="preserve">STR  R3, [R2, #28]     </w:t>
+            </w:r>
             <w:r>
               <w:rPr>
                 <w:sz w:val="22"/>
@@ -24754,31 +22594,7 @@
                 <w:sz w:val="22"/>
                 <w:szCs w:val="22"/>
               </w:rPr>
-              <w:t>;</w:t>
-            </w:r>
-            <w:proofErr w:type="gramEnd"/>
-            <w:r>
-              <w:rPr>
-                <w:sz w:val="22"/>
-                <w:szCs w:val="22"/>
-              </w:rPr>
-              <w:t xml:space="preserve"> store into </w:t>
-            </w:r>
-            <w:proofErr w:type="gramStart"/>
-            <w:r>
-              <w:rPr>
-                <w:sz w:val="22"/>
-                <w:szCs w:val="22"/>
-              </w:rPr>
-              <w:t>array[</w:t>
-            </w:r>
-            <w:proofErr w:type="gramEnd"/>
-            <w:r>
-              <w:rPr>
-                <w:sz w:val="22"/>
-                <w:szCs w:val="22"/>
-              </w:rPr>
-              <w:t>7]</w:t>
+              <w:t>; store into array[7]</w:t>
             </w:r>
           </w:p>
           <w:p>
@@ -24791,60 +22607,19 @@
                 <w:szCs w:val="22"/>
               </w:rPr>
             </w:pPr>
-            <w:proofErr w:type="gramStart"/>
-            <w:r>
-              <w:rPr>
-                <w:sz w:val="22"/>
-                <w:szCs w:val="22"/>
-              </w:rPr>
-              <w:t>SUB  R</w:t>
-            </w:r>
-            <w:proofErr w:type="gramEnd"/>
-            <w:r>
-              <w:rPr>
-                <w:sz w:val="22"/>
-                <w:szCs w:val="22"/>
-              </w:rPr>
-              <w:t xml:space="preserve">3, </w:t>
-            </w:r>
-            <w:proofErr w:type="gramStart"/>
-            <w:r>
-              <w:rPr>
-                <w:sz w:val="22"/>
-                <w:szCs w:val="22"/>
-              </w:rPr>
-              <w:t>R0, #</w:t>
-            </w:r>
-            <w:proofErr w:type="gramEnd"/>
-            <w:r>
-              <w:rPr>
-                <w:sz w:val="22"/>
-                <w:szCs w:val="22"/>
-              </w:rPr>
-              <w:t>10</w:t>
-            </w:r>
-            <w:r>
-              <w:rPr>
-                <w:sz w:val="22"/>
-                <w:szCs w:val="22"/>
-              </w:rPr>
-              <w:t xml:space="preserve">       </w:t>
-            </w:r>
-            <w:proofErr w:type="gramStart"/>
-            <w:r>
-              <w:rPr>
-                <w:sz w:val="22"/>
-                <w:szCs w:val="22"/>
-              </w:rPr>
-              <w:t xml:space="preserve">  ;</w:t>
-            </w:r>
-            <w:proofErr w:type="gramEnd"/>
-            <w:r>
-              <w:rPr>
-                <w:sz w:val="22"/>
-                <w:szCs w:val="22"/>
-              </w:rPr>
-              <w:t xml:space="preserve"> </w:t>
+            <w:r>
+              <w:rPr>
+                <w:sz w:val="22"/>
+                <w:szCs w:val="22"/>
+              </w:rPr>
+              <w:t>SUB  R3, R0, #10</w:t>
+            </w:r>
+            <w:r>
+              <w:rPr>
+                <w:sz w:val="22"/>
+                <w:szCs w:val="22"/>
+              </w:rPr>
+              <w:t xml:space="preserve">         ; </w:t>
             </w:r>
             <w:r>
               <w:rPr>
@@ -24871,37 +22646,12 @@
                 <w:szCs w:val="22"/>
               </w:rPr>
             </w:pPr>
-            <w:proofErr w:type="gramStart"/>
-            <w:r>
-              <w:rPr>
-                <w:sz w:val="22"/>
-                <w:szCs w:val="22"/>
-              </w:rPr>
-              <w:t>STR  R</w:t>
-            </w:r>
-            <w:proofErr w:type="gramEnd"/>
-            <w:r>
-              <w:rPr>
-                <w:sz w:val="22"/>
-                <w:szCs w:val="22"/>
-              </w:rPr>
-              <w:t>3, [</w:t>
-            </w:r>
-            <w:proofErr w:type="gramStart"/>
-            <w:r>
-              <w:rPr>
-                <w:sz w:val="22"/>
-                <w:szCs w:val="22"/>
-              </w:rPr>
-              <w:t>R2, #</w:t>
-            </w:r>
-            <w:proofErr w:type="gramEnd"/>
-            <w:r>
-              <w:rPr>
-                <w:sz w:val="22"/>
-                <w:szCs w:val="22"/>
-              </w:rPr>
-              <w:t>3</w:t>
+            <w:r>
+              <w:rPr>
+                <w:sz w:val="22"/>
+                <w:szCs w:val="22"/>
+              </w:rPr>
+              <w:t>STR  R3, [R2, #3</w:t>
             </w:r>
             <w:r>
               <w:rPr>
@@ -24922,40 +22672,15 @@
                 <w:sz w:val="22"/>
                 <w:szCs w:val="22"/>
               </w:rPr>
-              <w:t xml:space="preserve">  </w:t>
-            </w:r>
-            <w:proofErr w:type="gramStart"/>
-            <w:r>
-              <w:rPr>
-                <w:sz w:val="22"/>
-                <w:szCs w:val="22"/>
-              </w:rPr>
-              <w:t xml:space="preserve">  </w:t>
-            </w:r>
-            <w:r>
-              <w:rPr>
-                <w:sz w:val="22"/>
-                <w:szCs w:val="22"/>
-              </w:rPr>
-              <w:t>;</w:t>
-            </w:r>
-            <w:proofErr w:type="gramEnd"/>
-            <w:r>
-              <w:rPr>
-                <w:sz w:val="22"/>
-                <w:szCs w:val="22"/>
-              </w:rPr>
-              <w:t xml:space="preserve"> store into </w:t>
-            </w:r>
-            <w:proofErr w:type="gramStart"/>
-            <w:r>
-              <w:rPr>
-                <w:sz w:val="22"/>
-                <w:szCs w:val="22"/>
-              </w:rPr>
-              <w:t>array[</w:t>
-            </w:r>
-            <w:proofErr w:type="gramEnd"/>
+              <w:t xml:space="preserve">    </w:t>
+            </w:r>
+            <w:r>
+              <w:rPr>
+                <w:sz w:val="22"/>
+                <w:szCs w:val="22"/>
+              </w:rPr>
+              <w:t>; store into array[</w:t>
+            </w:r>
             <w:r>
               <w:rPr>
                 <w:sz w:val="22"/>
@@ -24988,67 +22713,26 @@
                 <w:szCs w:val="22"/>
               </w:rPr>
             </w:pPr>
-            <w:proofErr w:type="gramStart"/>
-            <w:r>
-              <w:rPr>
-                <w:sz w:val="22"/>
-                <w:szCs w:val="22"/>
-              </w:rPr>
-              <w:t>SUB  R</w:t>
-            </w:r>
-            <w:proofErr w:type="gramEnd"/>
-            <w:r>
-              <w:rPr>
-                <w:sz w:val="22"/>
-                <w:szCs w:val="22"/>
-              </w:rPr>
-              <w:t xml:space="preserve">4, </w:t>
-            </w:r>
-            <w:proofErr w:type="gramStart"/>
-            <w:r>
-              <w:rPr>
-                <w:sz w:val="22"/>
-                <w:szCs w:val="22"/>
-              </w:rPr>
-              <w:t>R0, #</w:t>
-            </w:r>
-            <w:proofErr w:type="gramEnd"/>
-            <w:r>
-              <w:rPr>
-                <w:sz w:val="22"/>
-                <w:szCs w:val="22"/>
-              </w:rPr>
-              <w:t xml:space="preserve">1        </w:t>
-            </w:r>
-            <w:r>
-              <w:rPr>
-                <w:sz w:val="22"/>
-                <w:szCs w:val="22"/>
-              </w:rPr>
-              <w:t xml:space="preserve"> </w:t>
-            </w:r>
-            <w:proofErr w:type="gramStart"/>
-            <w:r>
-              <w:rPr>
-                <w:sz w:val="22"/>
-                <w:szCs w:val="22"/>
-              </w:rPr>
-              <w:t xml:space="preserve">  </w:t>
-            </w:r>
-            <w:r>
-              <w:rPr>
-                <w:sz w:val="22"/>
-                <w:szCs w:val="22"/>
-              </w:rPr>
-              <w:t>;</w:t>
-            </w:r>
-            <w:proofErr w:type="gramEnd"/>
-            <w:r>
-              <w:rPr>
-                <w:sz w:val="22"/>
-                <w:szCs w:val="22"/>
-              </w:rPr>
-              <w:t xml:space="preserve"> R4 = x - 1</w:t>
+            <w:r>
+              <w:rPr>
+                <w:sz w:val="22"/>
+                <w:szCs w:val="22"/>
+              </w:rPr>
+              <w:t xml:space="preserve">SUB  R4, R0, #1        </w:t>
+            </w:r>
+            <w:r>
+              <w:rPr>
+                <w:sz w:val="22"/>
+                <w:szCs w:val="22"/>
+              </w:rPr>
+              <w:t xml:space="preserve">   </w:t>
+            </w:r>
+            <w:r>
+              <w:rPr>
+                <w:sz w:val="22"/>
+                <w:szCs w:val="22"/>
+              </w:rPr>
+              <w:t>; R4 = x - 1</w:t>
             </w:r>
           </w:p>
           <w:p>
@@ -25073,30 +22757,14 @@
                 <w:sz w:val="22"/>
                 <w:szCs w:val="22"/>
               </w:rPr>
-              <w:t xml:space="preserve"> </w:t>
-            </w:r>
-            <w:proofErr w:type="gramStart"/>
-            <w:r>
-              <w:rPr>
-                <w:sz w:val="22"/>
-                <w:szCs w:val="22"/>
-              </w:rPr>
-              <w:t xml:space="preserve"> </w:t>
-            </w:r>
-            <w:r>
-              <w:rPr>
-                <w:sz w:val="22"/>
-                <w:szCs w:val="22"/>
-              </w:rPr>
-              <w:t xml:space="preserve"> ;</w:t>
-            </w:r>
-            <w:proofErr w:type="gramEnd"/>
-            <w:r>
-              <w:rPr>
-                <w:sz w:val="22"/>
-                <w:szCs w:val="22"/>
-              </w:rPr>
-              <w:t xml:space="preserve"> R3 = x * (x - 1)</w:t>
+              <w:t xml:space="preserve">  </w:t>
+            </w:r>
+            <w:r>
+              <w:rPr>
+                <w:sz w:val="22"/>
+                <w:szCs w:val="22"/>
+              </w:rPr>
+              <w:t xml:space="preserve"> ; R3 = x * (x - 1)</w:t>
             </w:r>
           </w:p>
           <w:p>
@@ -25114,23 +22782,7 @@
                 <w:sz w:val="22"/>
                 <w:szCs w:val="22"/>
               </w:rPr>
-              <w:t>STR   R3, [</w:t>
-            </w:r>
-            <w:proofErr w:type="gramStart"/>
-            <w:r>
-              <w:rPr>
-                <w:sz w:val="22"/>
-                <w:szCs w:val="22"/>
-              </w:rPr>
-              <w:t>R2, #</w:t>
-            </w:r>
-            <w:proofErr w:type="gramEnd"/>
-            <w:r>
-              <w:rPr>
-                <w:sz w:val="22"/>
-                <w:szCs w:val="22"/>
-              </w:rPr>
-              <w:t>3</w:t>
+              <w:t>STR   R3, [R2, #3</w:t>
             </w:r>
             <w:r>
               <w:rPr>
@@ -25146,7 +22798,6 @@
               </w:rPr>
               <w:t xml:space="preserve">]    </w:t>
             </w:r>
-            <w:proofErr w:type="gramStart"/>
             <w:r>
               <w:rPr>
                 <w:sz w:val="22"/>
@@ -25159,32 +22810,15 @@
                 <w:sz w:val="22"/>
                 <w:szCs w:val="22"/>
               </w:rPr>
-              <w:t>;</w:t>
-            </w:r>
-            <w:proofErr w:type="gramEnd"/>
-            <w:r>
-              <w:rPr>
-                <w:sz w:val="22"/>
-                <w:szCs w:val="22"/>
-              </w:rPr>
-              <w:t xml:space="preserve"> </w:t>
-            </w:r>
-            <w:r>
-              <w:rPr>
-                <w:sz w:val="22"/>
-                <w:szCs w:val="22"/>
-              </w:rPr>
-              <w:t xml:space="preserve">store into </w:t>
-            </w:r>
-            <w:proofErr w:type="gramStart"/>
-            <w:r>
-              <w:rPr>
-                <w:sz w:val="22"/>
-                <w:szCs w:val="22"/>
-              </w:rPr>
-              <w:t>array[</w:t>
-            </w:r>
-            <w:proofErr w:type="gramEnd"/>
+              <w:t xml:space="preserve">; </w:t>
+            </w:r>
+            <w:r>
+              <w:rPr>
+                <w:sz w:val="22"/>
+                <w:szCs w:val="22"/>
+              </w:rPr>
+              <w:t>store into array[</w:t>
+            </w:r>
             <w:r>
               <w:rPr>
                 <w:sz w:val="22"/>
@@ -25220,9 +22854,896 @@
         <w:autoSpaceDN w:val="0"/>
         <w:adjustRightInd w:val="0"/>
       </w:pPr>
+      <w:r>
+        <w:t>Or:</w:t>
+      </w:r>
     </w:p>
+    <w:tbl>
+      <w:tblPr>
+        <w:tblW w:w="10022" w:type="dxa"/>
+        <w:tblCellMar>
+          <w:left w:w="0" w:type="dxa"/>
+          <w:right w:w="0" w:type="dxa"/>
+        </w:tblCellMar>
+        <w:tblLook w:val="04A0" w:firstRow="1" w:lastRow="0" w:firstColumn="1" w:lastColumn="0" w:noHBand="0" w:noVBand="1"/>
+      </w:tblPr>
+      <w:tblGrid>
+        <w:gridCol w:w="2117"/>
+        <w:gridCol w:w="7905"/>
+      </w:tblGrid>
+      <w:tr>
+        <w:trPr>
+          <w:trHeight w:val="321"/>
+        </w:trPr>
+        <w:tc>
+          <w:tcPr>
+            <w:tcW w:w="2117" w:type="dxa"/>
+            <w:tcBorders>
+              <w:top w:val="single" w:sz="8" w:space="0" w:color="000000"/>
+              <w:left w:val="single" w:sz="8" w:space="0" w:color="000000"/>
+              <w:bottom w:val="single" w:sz="8" w:space="0" w:color="000000"/>
+              <w:right w:val="single" w:sz="8" w:space="0" w:color="000000"/>
+            </w:tcBorders>
+            <w:shd w:val="clear" w:color="auto" w:fill="F2F2F2" w:themeFill="background1" w:themeFillShade="F2"/>
+            <w:tcMar>
+              <w:top w:w="15" w:type="dxa"/>
+              <w:left w:w="108" w:type="dxa"/>
+              <w:bottom w:w="0" w:type="dxa"/>
+              <w:right w:w="108" w:type="dxa"/>
+            </w:tcMar>
+            <w:vAlign w:val="center"/>
+            <w:hideMark/>
+          </w:tcPr>
+          <w:p>
+            <w:pPr>
+              <w:autoSpaceDE w:val="0"/>
+              <w:autoSpaceDN w:val="0"/>
+              <w:adjustRightInd w:val="0"/>
+              <w:rPr>
+                <w:sz w:val="22"/>
+                <w:szCs w:val="22"/>
+              </w:rPr>
+            </w:pPr>
+            <w:r>
+              <w:rPr>
+                <w:b/>
+                <w:bCs/>
+                <w:sz w:val="22"/>
+                <w:szCs w:val="22"/>
+              </w:rPr>
+              <w:t>C program</w:t>
+            </w:r>
+          </w:p>
+        </w:tc>
+        <w:tc>
+          <w:tcPr>
+            <w:tcW w:w="7905" w:type="dxa"/>
+            <w:tcBorders>
+              <w:top w:val="single" w:sz="8" w:space="0" w:color="000000"/>
+              <w:left w:val="single" w:sz="8" w:space="0" w:color="000000"/>
+              <w:bottom w:val="single" w:sz="8" w:space="0" w:color="000000"/>
+              <w:right w:val="single" w:sz="8" w:space="0" w:color="000000"/>
+            </w:tcBorders>
+            <w:shd w:val="clear" w:color="auto" w:fill="F2F2F2" w:themeFill="background1" w:themeFillShade="F2"/>
+            <w:tcMar>
+              <w:top w:w="15" w:type="dxa"/>
+              <w:left w:w="108" w:type="dxa"/>
+              <w:bottom w:w="0" w:type="dxa"/>
+              <w:right w:w="108" w:type="dxa"/>
+            </w:tcMar>
+            <w:vAlign w:val="center"/>
+            <w:hideMark/>
+          </w:tcPr>
+          <w:p>
+            <w:pPr>
+              <w:autoSpaceDE w:val="0"/>
+              <w:autoSpaceDN w:val="0"/>
+              <w:adjustRightInd w:val="0"/>
+              <w:rPr>
+                <w:sz w:val="22"/>
+                <w:szCs w:val="22"/>
+              </w:rPr>
+            </w:pPr>
+            <w:r>
+              <w:rPr>
+                <w:b/>
+                <w:bCs/>
+                <w:sz w:val="22"/>
+                <w:szCs w:val="22"/>
+              </w:rPr>
+              <w:t>Assembly program</w:t>
+            </w:r>
+          </w:p>
+        </w:tc>
+      </w:tr>
+      <w:tr>
+        <w:trPr>
+          <w:trHeight w:val="693"/>
+        </w:trPr>
+        <w:tc>
+          <w:tcPr>
+            <w:tcW w:w="2117" w:type="dxa"/>
+            <w:tcBorders>
+              <w:top w:val="single" w:sz="8" w:space="0" w:color="000000"/>
+              <w:left w:val="single" w:sz="8" w:space="0" w:color="000000"/>
+              <w:bottom w:val="single" w:sz="8" w:space="0" w:color="000000"/>
+              <w:right w:val="single" w:sz="8" w:space="0" w:color="000000"/>
+            </w:tcBorders>
+            <w:tcMar>
+              <w:top w:w="15" w:type="dxa"/>
+              <w:left w:w="108" w:type="dxa"/>
+              <w:bottom w:w="0" w:type="dxa"/>
+              <w:right w:w="108" w:type="dxa"/>
+            </w:tcMar>
+            <w:hideMark/>
+          </w:tcPr>
+          <w:p>
+            <w:pPr>
+              <w:autoSpaceDE w:val="0"/>
+              <w:autoSpaceDN w:val="0"/>
+              <w:adjustRightInd w:val="0"/>
+              <w:rPr>
+                <w:sz w:val="22"/>
+                <w:szCs w:val="22"/>
+              </w:rPr>
+            </w:pPr>
+            <w:r>
+              <w:rPr>
+                <w:sz w:val="22"/>
+                <w:szCs w:val="22"/>
+              </w:rPr>
+              <w:t xml:space="preserve">uint32_t </w:t>
+            </w:r>
+            <w:r>
+              <w:rPr>
+                <w:sz w:val="22"/>
+                <w:szCs w:val="22"/>
+              </w:rPr>
+              <w:t>x = array[5] + y;</w:t>
+            </w:r>
+          </w:p>
+          <w:p>
+            <w:pPr>
+              <w:autoSpaceDE w:val="0"/>
+              <w:autoSpaceDN w:val="0"/>
+              <w:adjustRightInd w:val="0"/>
+              <w:rPr>
+                <w:sz w:val="22"/>
+                <w:szCs w:val="22"/>
+              </w:rPr>
+            </w:pPr>
+            <w:r>
+              <w:rPr>
+                <w:sz w:val="22"/>
+                <w:szCs w:val="22"/>
+              </w:rPr>
+              <w:t>array[6] = x * 4;</w:t>
+            </w:r>
+          </w:p>
+          <w:p>
+            <w:pPr>
+              <w:autoSpaceDE w:val="0"/>
+              <w:autoSpaceDN w:val="0"/>
+              <w:adjustRightInd w:val="0"/>
+              <w:rPr>
+                <w:sz w:val="22"/>
+                <w:szCs w:val="22"/>
+              </w:rPr>
+            </w:pPr>
+            <w:r>
+              <w:rPr>
+                <w:sz w:val="22"/>
+                <w:szCs w:val="22"/>
+              </w:rPr>
+              <w:t>array[7] = x / 4;</w:t>
+            </w:r>
+          </w:p>
+          <w:p>
+            <w:pPr>
+              <w:autoSpaceDE w:val="0"/>
+              <w:autoSpaceDN w:val="0"/>
+              <w:adjustRightInd w:val="0"/>
+              <w:rPr>
+                <w:sz w:val="22"/>
+                <w:szCs w:val="22"/>
+              </w:rPr>
+            </w:pPr>
+            <w:r>
+              <w:rPr>
+                <w:sz w:val="22"/>
+                <w:szCs w:val="22"/>
+              </w:rPr>
+              <w:t>array[</w:t>
+            </w:r>
+            <w:r>
+              <w:rPr>
+                <w:sz w:val="22"/>
+                <w:szCs w:val="22"/>
+              </w:rPr>
+              <w:t>8</w:t>
+            </w:r>
+            <w:r>
+              <w:rPr>
+                <w:sz w:val="22"/>
+                <w:szCs w:val="22"/>
+              </w:rPr>
+              <w:t>] = x - 10;</w:t>
+            </w:r>
+          </w:p>
+          <w:p>
+            <w:pPr>
+              <w:autoSpaceDE w:val="0"/>
+              <w:autoSpaceDN w:val="0"/>
+              <w:adjustRightInd w:val="0"/>
+              <w:rPr>
+                <w:sz w:val="22"/>
+                <w:szCs w:val="22"/>
+              </w:rPr>
+            </w:pPr>
+            <w:r>
+              <w:rPr>
+                <w:sz w:val="22"/>
+                <w:szCs w:val="22"/>
+              </w:rPr>
+              <w:lastRenderedPageBreak/>
+              <w:t>array[</w:t>
+            </w:r>
+            <w:r>
+              <w:rPr>
+                <w:sz w:val="22"/>
+                <w:szCs w:val="22"/>
+              </w:rPr>
+              <w:t>9</w:t>
+            </w:r>
+            <w:r>
+              <w:rPr>
+                <w:sz w:val="22"/>
+                <w:szCs w:val="22"/>
+              </w:rPr>
+              <w:t>] = x * (x - 1);</w:t>
+            </w:r>
+          </w:p>
+        </w:tc>
+        <w:tc>
+          <w:tcPr>
+            <w:tcW w:w="7905" w:type="dxa"/>
+            <w:tcBorders>
+              <w:top w:val="single" w:sz="8" w:space="0" w:color="000000"/>
+              <w:left w:val="single" w:sz="8" w:space="0" w:color="000000"/>
+              <w:bottom w:val="single" w:sz="8" w:space="0" w:color="000000"/>
+              <w:right w:val="single" w:sz="8" w:space="0" w:color="000000"/>
+            </w:tcBorders>
+            <w:tcMar>
+              <w:top w:w="15" w:type="dxa"/>
+              <w:left w:w="108" w:type="dxa"/>
+              <w:bottom w:w="0" w:type="dxa"/>
+              <w:right w:w="108" w:type="dxa"/>
+            </w:tcMar>
+            <w:hideMark/>
+          </w:tcPr>
+          <w:p>
+            <w:pPr>
+              <w:autoSpaceDE w:val="0"/>
+              <w:autoSpaceDN w:val="0"/>
+              <w:adjustRightInd w:val="0"/>
+              <w:rPr>
+                <w:sz w:val="22"/>
+                <w:szCs w:val="22"/>
+              </w:rPr>
+            </w:pPr>
+            <w:r>
+              <w:rPr>
+                <w:sz w:val="22"/>
+                <w:szCs w:val="22"/>
+              </w:rPr>
+              <w:lastRenderedPageBreak/>
+              <w:t xml:space="preserve">LDR  R3, [R2], #20  </w:t>
+            </w:r>
+            <w:r>
+              <w:rPr>
+                <w:sz w:val="22"/>
+                <w:szCs w:val="22"/>
+              </w:rPr>
+              <w:t xml:space="preserve"> </w:t>
+            </w:r>
+            <w:r>
+              <w:rPr>
+                <w:sz w:val="22"/>
+                <w:szCs w:val="22"/>
+              </w:rPr>
+              <w:t xml:space="preserve">  ; load array[5]</w:t>
+            </w:r>
+            <w:r>
+              <w:rPr>
+                <w:sz w:val="22"/>
+                <w:szCs w:val="22"/>
+              </w:rPr>
+              <w:t xml:space="preserve"> (with </w:t>
+            </w:r>
+            <w:r>
+              <w:rPr>
+                <w:sz w:val="22"/>
+                <w:szCs w:val="22"/>
+              </w:rPr>
+              <w:t>5*4 = 20 bytes offset)</w:t>
+            </w:r>
+            <w:r>
+              <w:rPr>
+                <w:sz w:val="22"/>
+                <w:szCs w:val="22"/>
+              </w:rPr>
+              <w:t xml:space="preserve"> into a temp register</w:t>
+            </w:r>
+          </w:p>
+          <w:p>
+            <w:pPr>
+              <w:autoSpaceDE w:val="0"/>
+              <w:autoSpaceDN w:val="0"/>
+              <w:adjustRightInd w:val="0"/>
+              <w:rPr>
+                <w:sz w:val="22"/>
+                <w:szCs w:val="22"/>
+              </w:rPr>
+            </w:pPr>
+            <w:r>
+              <w:rPr>
+                <w:sz w:val="22"/>
+                <w:szCs w:val="22"/>
+              </w:rPr>
+              <w:t xml:space="preserve">ADD  R0, R3, R1       </w:t>
+            </w:r>
+            <w:r>
+              <w:rPr>
+                <w:sz w:val="22"/>
+                <w:szCs w:val="22"/>
+              </w:rPr>
+              <w:t xml:space="preserve">  </w:t>
+            </w:r>
+            <w:r>
+              <w:rPr>
+                <w:sz w:val="22"/>
+                <w:szCs w:val="22"/>
+              </w:rPr>
+              <w:t>; x = array[5] + y</w:t>
+            </w:r>
+          </w:p>
+          <w:p>
+            <w:pPr>
+              <w:autoSpaceDE w:val="0"/>
+              <w:autoSpaceDN w:val="0"/>
+              <w:adjustRightInd w:val="0"/>
+              <w:rPr>
+                <w:sz w:val="22"/>
+                <w:szCs w:val="22"/>
+              </w:rPr>
+            </w:pPr>
+            <w:r>
+              <w:rPr>
+                <w:sz w:val="22"/>
+                <w:szCs w:val="22"/>
+              </w:rPr>
+              <w:t>LSL R3, R0, #2</w:t>
+            </w:r>
+            <w:r>
+              <w:rPr>
+                <w:sz w:val="22"/>
+                <w:szCs w:val="22"/>
+              </w:rPr>
+              <w:t xml:space="preserve">            </w:t>
+            </w:r>
+            <w:r>
+              <w:rPr>
+                <w:sz w:val="22"/>
+                <w:szCs w:val="22"/>
+              </w:rPr>
+              <w:t>; R3 = x * 4</w:t>
+            </w:r>
+            <w:r>
+              <w:rPr>
+                <w:sz w:val="22"/>
+                <w:szCs w:val="22"/>
+              </w:rPr>
+              <w:t xml:space="preserve">. </w:t>
+            </w:r>
+          </w:p>
+          <w:p>
+            <w:pPr>
+              <w:autoSpaceDE w:val="0"/>
+              <w:autoSpaceDN w:val="0"/>
+              <w:adjustRightInd w:val="0"/>
+              <w:rPr>
+                <w:sz w:val="22"/>
+                <w:szCs w:val="22"/>
+              </w:rPr>
+            </w:pPr>
+            <w:r>
+              <w:rPr>
+                <w:sz w:val="22"/>
+                <w:szCs w:val="22"/>
+              </w:rPr>
+              <w:t>STR R3, [R2</w:t>
+            </w:r>
+            <w:r>
+              <w:rPr>
+                <w:sz w:val="22"/>
+                <w:szCs w:val="22"/>
+              </w:rPr>
+              <w:t>]</w:t>
+            </w:r>
+            <w:r>
+              <w:rPr>
+                <w:sz w:val="22"/>
+                <w:szCs w:val="22"/>
+              </w:rPr>
+              <w:t>, #4</w:t>
+            </w:r>
+            <w:r>
+              <w:rPr>
+                <w:sz w:val="22"/>
+                <w:szCs w:val="22"/>
+              </w:rPr>
+              <w:t xml:space="preserve">  </w:t>
+            </w:r>
+            <w:r>
+              <w:rPr>
+                <w:sz w:val="22"/>
+                <w:szCs w:val="22"/>
+              </w:rPr>
+              <w:t xml:space="preserve">    </w:t>
+            </w:r>
+            <w:r>
+              <w:rPr>
+                <w:sz w:val="22"/>
+                <w:szCs w:val="22"/>
+              </w:rPr>
+              <w:t xml:space="preserve"> </w:t>
+            </w:r>
+            <w:r>
+              <w:rPr>
+                <w:sz w:val="22"/>
+                <w:szCs w:val="22"/>
+              </w:rPr>
+              <w:t xml:space="preserve"> </w:t>
+            </w:r>
+            <w:r>
+              <w:rPr>
+                <w:sz w:val="22"/>
+                <w:szCs w:val="22"/>
+              </w:rPr>
+              <w:t xml:space="preserve"> </w:t>
+            </w:r>
+            <w:r>
+              <w:rPr>
+                <w:sz w:val="22"/>
+                <w:szCs w:val="22"/>
+              </w:rPr>
+              <w:t>; store into array[6]</w:t>
+            </w:r>
+          </w:p>
+          <w:p>
+            <w:pPr>
+              <w:autoSpaceDE w:val="0"/>
+              <w:autoSpaceDN w:val="0"/>
+              <w:adjustRightInd w:val="0"/>
+              <w:rPr>
+                <w:sz w:val="22"/>
+                <w:szCs w:val="22"/>
+              </w:rPr>
+            </w:pPr>
+            <w:r>
+              <w:rPr>
+                <w:sz w:val="22"/>
+                <w:szCs w:val="22"/>
+              </w:rPr>
+              <w:t>LS</w:t>
+            </w:r>
+            <w:r>
+              <w:rPr>
+                <w:sz w:val="22"/>
+                <w:szCs w:val="22"/>
+              </w:rPr>
+              <w:t>R</w:t>
+            </w:r>
+            <w:r>
+              <w:rPr>
+                <w:sz w:val="22"/>
+                <w:szCs w:val="22"/>
+              </w:rPr>
+              <w:t xml:space="preserve"> R3, R0, #2</w:t>
+            </w:r>
+            <w:r>
+              <w:rPr>
+                <w:sz w:val="22"/>
+                <w:szCs w:val="22"/>
+              </w:rPr>
+              <w:t xml:space="preserve">            </w:t>
+            </w:r>
+            <w:r>
+              <w:rPr>
+                <w:sz w:val="22"/>
+                <w:szCs w:val="22"/>
+              </w:rPr>
+              <w:t xml:space="preserve">; R3 = x </w:t>
+            </w:r>
+            <w:r>
+              <w:rPr>
+                <w:sz w:val="22"/>
+                <w:szCs w:val="22"/>
+              </w:rPr>
+              <w:t>/</w:t>
+            </w:r>
+            <w:r>
+              <w:rPr>
+                <w:sz w:val="22"/>
+                <w:szCs w:val="22"/>
+              </w:rPr>
+              <w:t xml:space="preserve"> 4</w:t>
+            </w:r>
+            <w:r>
+              <w:rPr>
+                <w:sz w:val="22"/>
+                <w:szCs w:val="22"/>
+              </w:rPr>
+              <w:t>. Note that UDIV</w:t>
+            </w:r>
+            <w:r>
+              <w:rPr>
+                <w:sz w:val="22"/>
+                <w:szCs w:val="22"/>
+              </w:rPr>
+              <w:t xml:space="preserve"> R3, R0, </w:t>
+            </w:r>
+            <w:r>
+              <w:rPr>
+                <w:sz w:val="22"/>
+                <w:szCs w:val="22"/>
+              </w:rPr>
+              <w:t>#2 is not valid syntax</w:t>
+            </w:r>
+          </w:p>
+          <w:p>
+            <w:pPr>
+              <w:autoSpaceDE w:val="0"/>
+              <w:autoSpaceDN w:val="0"/>
+              <w:adjustRightInd w:val="0"/>
+              <w:rPr>
+                <w:sz w:val="22"/>
+                <w:szCs w:val="22"/>
+              </w:rPr>
+            </w:pPr>
+            <w:r>
+              <w:rPr>
+                <w:sz w:val="22"/>
+                <w:szCs w:val="22"/>
+              </w:rPr>
+              <w:lastRenderedPageBreak/>
+              <w:t>STR  R3, [R2</w:t>
+            </w:r>
+            <w:r>
+              <w:rPr>
+                <w:sz w:val="22"/>
+                <w:szCs w:val="22"/>
+              </w:rPr>
+              <w:t>]</w:t>
+            </w:r>
+            <w:r>
+              <w:rPr>
+                <w:sz w:val="22"/>
+                <w:szCs w:val="22"/>
+              </w:rPr>
+              <w:t>, #</w:t>
+            </w:r>
+            <w:r>
+              <w:rPr>
+                <w:sz w:val="22"/>
+                <w:szCs w:val="22"/>
+              </w:rPr>
+              <w:t xml:space="preserve">4 </w:t>
+            </w:r>
+            <w:r>
+              <w:rPr>
+                <w:sz w:val="22"/>
+                <w:szCs w:val="22"/>
+              </w:rPr>
+              <w:t xml:space="preserve">     </w:t>
+            </w:r>
+            <w:r>
+              <w:rPr>
+                <w:sz w:val="22"/>
+                <w:szCs w:val="22"/>
+              </w:rPr>
+              <w:t xml:space="preserve">  </w:t>
+            </w:r>
+            <w:r>
+              <w:rPr>
+                <w:sz w:val="22"/>
+                <w:szCs w:val="22"/>
+              </w:rPr>
+              <w:t>; store into array[7]</w:t>
+            </w:r>
+          </w:p>
+          <w:p>
+            <w:pPr>
+              <w:autoSpaceDE w:val="0"/>
+              <w:autoSpaceDN w:val="0"/>
+              <w:adjustRightInd w:val="0"/>
+              <w:rPr>
+                <w:sz w:val="22"/>
+                <w:szCs w:val="22"/>
+              </w:rPr>
+            </w:pPr>
+            <w:r>
+              <w:rPr>
+                <w:sz w:val="22"/>
+                <w:szCs w:val="22"/>
+              </w:rPr>
+              <w:t>SUB  R3, R0, #10</w:t>
+            </w:r>
+            <w:r>
+              <w:rPr>
+                <w:sz w:val="22"/>
+                <w:szCs w:val="22"/>
+              </w:rPr>
+              <w:t xml:space="preserve">         ; </w:t>
+            </w:r>
+            <w:r>
+              <w:rPr>
+                <w:sz w:val="22"/>
+                <w:szCs w:val="22"/>
+              </w:rPr>
+              <w:t xml:space="preserve">R3 = x </w:t>
+            </w:r>
+            <w:r>
+              <w:rPr>
+                <w:sz w:val="22"/>
+                <w:szCs w:val="22"/>
+              </w:rPr>
+              <w:t>- 10</w:t>
+            </w:r>
+          </w:p>
+          <w:p>
+            <w:pPr>
+              <w:autoSpaceDE w:val="0"/>
+              <w:autoSpaceDN w:val="0"/>
+              <w:adjustRightInd w:val="0"/>
+              <w:rPr>
+                <w:sz w:val="22"/>
+                <w:szCs w:val="22"/>
+              </w:rPr>
+            </w:pPr>
+            <w:r>
+              <w:rPr>
+                <w:sz w:val="22"/>
+                <w:szCs w:val="22"/>
+              </w:rPr>
+              <w:t>STR  R3, [R2</w:t>
+            </w:r>
+            <w:r>
+              <w:rPr>
+                <w:sz w:val="22"/>
+                <w:szCs w:val="22"/>
+              </w:rPr>
+              <w:t>]</w:t>
+            </w:r>
+            <w:r>
+              <w:rPr>
+                <w:sz w:val="22"/>
+                <w:szCs w:val="22"/>
+              </w:rPr>
+              <w:t>, #</w:t>
+            </w:r>
+            <w:r>
+              <w:rPr>
+                <w:sz w:val="22"/>
+                <w:szCs w:val="22"/>
+              </w:rPr>
+              <w:t>4</w:t>
+            </w:r>
+            <w:r>
+              <w:rPr>
+                <w:sz w:val="22"/>
+                <w:szCs w:val="22"/>
+              </w:rPr>
+              <w:t xml:space="preserve">   </w:t>
+            </w:r>
+            <w:r>
+              <w:rPr>
+                <w:sz w:val="22"/>
+                <w:szCs w:val="22"/>
+              </w:rPr>
+              <w:t xml:space="preserve">    </w:t>
+            </w:r>
+            <w:r>
+              <w:rPr>
+                <w:sz w:val="22"/>
+                <w:szCs w:val="22"/>
+              </w:rPr>
+              <w:t>; store into array[</w:t>
+            </w:r>
+            <w:r>
+              <w:rPr>
+                <w:sz w:val="22"/>
+                <w:szCs w:val="22"/>
+              </w:rPr>
+              <w:t>8</w:t>
+            </w:r>
+            <w:r>
+              <w:rPr>
+                <w:sz w:val="22"/>
+                <w:szCs w:val="22"/>
+              </w:rPr>
+              <w:t>]</w:t>
+            </w:r>
+            <w:r>
+              <w:rPr>
+                <w:sz w:val="22"/>
+                <w:szCs w:val="22"/>
+              </w:rPr>
+              <w:t xml:space="preserve">  </w:t>
+            </w:r>
+          </w:p>
+          <w:p>
+            <w:pPr>
+              <w:autoSpaceDE w:val="0"/>
+              <w:autoSpaceDN w:val="0"/>
+              <w:adjustRightInd w:val="0"/>
+              <w:rPr>
+                <w:sz w:val="22"/>
+                <w:szCs w:val="22"/>
+              </w:rPr>
+            </w:pPr>
+            <w:r>
+              <w:rPr>
+                <w:sz w:val="22"/>
+                <w:szCs w:val="22"/>
+              </w:rPr>
+              <w:t xml:space="preserve">SUB  R4, R0, #1        </w:t>
+            </w:r>
+            <w:r>
+              <w:rPr>
+                <w:sz w:val="22"/>
+                <w:szCs w:val="22"/>
+              </w:rPr>
+              <w:t xml:space="preserve">   </w:t>
+            </w:r>
+            <w:r>
+              <w:rPr>
+                <w:sz w:val="22"/>
+                <w:szCs w:val="22"/>
+              </w:rPr>
+              <w:t>; R4 = x - 1</w:t>
+            </w:r>
+          </w:p>
+          <w:p>
+            <w:pPr>
+              <w:autoSpaceDE w:val="0"/>
+              <w:autoSpaceDN w:val="0"/>
+              <w:adjustRightInd w:val="0"/>
+              <w:rPr>
+                <w:sz w:val="22"/>
+                <w:szCs w:val="22"/>
+              </w:rPr>
+            </w:pPr>
+            <w:r>
+              <w:rPr>
+                <w:sz w:val="22"/>
+                <w:szCs w:val="22"/>
+              </w:rPr>
+              <w:t xml:space="preserve">MUL R3, R0, R4       </w:t>
+            </w:r>
+            <w:r>
+              <w:rPr>
+                <w:sz w:val="22"/>
+                <w:szCs w:val="22"/>
+              </w:rPr>
+              <w:t xml:space="preserve">  </w:t>
+            </w:r>
+            <w:r>
+              <w:rPr>
+                <w:sz w:val="22"/>
+                <w:szCs w:val="22"/>
+              </w:rPr>
+              <w:t xml:space="preserve"> ; R3 = x * (x - 1)</w:t>
+            </w:r>
+          </w:p>
+          <w:p>
+            <w:pPr>
+              <w:autoSpaceDE w:val="0"/>
+              <w:autoSpaceDN w:val="0"/>
+              <w:adjustRightInd w:val="0"/>
+              <w:rPr>
+                <w:sz w:val="22"/>
+                <w:szCs w:val="22"/>
+              </w:rPr>
+            </w:pPr>
+            <w:r>
+              <w:rPr>
+                <w:sz w:val="22"/>
+                <w:szCs w:val="22"/>
+              </w:rPr>
+              <w:t>STR   R3, [R2</w:t>
+            </w:r>
+            <w:r>
+              <w:rPr>
+                <w:sz w:val="22"/>
+                <w:szCs w:val="22"/>
+              </w:rPr>
+              <w:t>]</w:t>
+            </w:r>
+            <w:r>
+              <w:rPr>
+                <w:sz w:val="22"/>
+                <w:szCs w:val="22"/>
+              </w:rPr>
+              <w:t>, #</w:t>
+            </w:r>
+            <w:r>
+              <w:rPr>
+                <w:sz w:val="22"/>
+                <w:szCs w:val="22"/>
+              </w:rPr>
+              <w:t>4</w:t>
+            </w:r>
+            <w:r>
+              <w:rPr>
+                <w:sz w:val="22"/>
+                <w:szCs w:val="22"/>
+              </w:rPr>
+              <w:t xml:space="preserve">    </w:t>
+            </w:r>
+            <w:r>
+              <w:rPr>
+                <w:sz w:val="22"/>
+                <w:szCs w:val="22"/>
+              </w:rPr>
+              <w:t xml:space="preserve">  </w:t>
+            </w:r>
+            <w:r>
+              <w:rPr>
+                <w:sz w:val="22"/>
+                <w:szCs w:val="22"/>
+              </w:rPr>
+              <w:t xml:space="preserve">; </w:t>
+            </w:r>
+            <w:r>
+              <w:rPr>
+                <w:sz w:val="22"/>
+                <w:szCs w:val="22"/>
+              </w:rPr>
+              <w:t>store into array[</w:t>
+            </w:r>
+            <w:r>
+              <w:rPr>
+                <w:sz w:val="22"/>
+                <w:szCs w:val="22"/>
+              </w:rPr>
+              <w:t>9</w:t>
+            </w:r>
+            <w:r>
+              <w:rPr>
+                <w:sz w:val="22"/>
+                <w:szCs w:val="22"/>
+              </w:rPr>
+              <w:t>]</w:t>
+            </w:r>
+          </w:p>
+          <w:p>
+            <w:pPr>
+              <w:autoSpaceDE w:val="0"/>
+              <w:autoSpaceDN w:val="0"/>
+              <w:adjustRightInd w:val="0"/>
+              <w:rPr>
+                <w:sz w:val="22"/>
+                <w:szCs w:val="22"/>
+              </w:rPr>
+            </w:pPr>
+          </w:p>
+        </w:tc>
+      </w:tr>
+    </w:tbl>
     <w:p>
       <w:r>
+        <w:lastRenderedPageBreak/>
         <w:br w:type="page"/>
       </w:r>
     </w:p>

--- a/PPTs/Exams/CSC111 Midterm Exam ANS Fa2025.docx
+++ b/PPTs/Exams/CSC111 Midterm Exam ANS Fa2025.docx
@@ -6721,7 +6721,7 @@
           <w:sz w:val="22"/>
           <w:szCs w:val="22"/>
         </w:rPr>
-        <w:t>#</w:t>
+        <w:t>0x</w:t>
       </w:r>
       <w:r>
         <w:rPr>
@@ -6729,7 +6729,7 @@
           <w:sz w:val="22"/>
           <w:szCs w:val="22"/>
         </w:rPr>
-        <w:t>7 &lt;&lt; 4</w:t>
+        <w:t>7</w:t>
       </w:r>
       <w:r>
         <w:rPr>
@@ -6737,6 +6737,14 @@
           <w:sz w:val="22"/>
           <w:szCs w:val="22"/>
         </w:rPr>
+        <w:t xml:space="preserve">0   </w:t>
+      </w:r>
+      <w:r>
+        <w:rPr>
+          <w:rFonts w:ascii="Courier New" w:eastAsia="Times New Roman" w:hAnsi="Courier New" w:cs="Courier New"/>
+          <w:sz w:val="22"/>
+          <w:szCs w:val="22"/>
+        </w:rPr>
         <w:t xml:space="preserve"> @ R</w:t>
       </w:r>
       <w:r>
@@ -6801,7 +6809,7 @@
           <w:sz w:val="22"/>
           <w:szCs w:val="22"/>
         </w:rPr>
-        <w:t xml:space="preserve"> 0000000001110000 </w:t>
+        <w:t xml:space="preserve"> 01110000 </w:t>
       </w:r>
       <w:r>
         <w:rPr>
@@ -10442,6 +10450,22 @@
           <w:sz w:val="22"/>
           <w:szCs w:val="22"/>
         </w:rPr>
+        <w:t xml:space="preserve">, </w:t>
+      </w:r>
+      <w:r>
+        <w:rPr>
+          <w:rFonts w:eastAsia="Times New Roman"/>
+          <w:sz w:val="22"/>
+          <w:szCs w:val="22"/>
+        </w:rPr>
+        <w:t>NZCV=0000</w:t>
+      </w:r>
+      <w:r>
+        <w:rPr>
+          <w:rFonts w:eastAsia="Times New Roman"/>
+          <w:sz w:val="22"/>
+          <w:szCs w:val="22"/>
+        </w:rPr>
         <w:t>.</w:t>
       </w:r>
     </w:p>
@@ -12800,12 +12824,21 @@
       </w:r>
       <w:r>
         <w:rPr>
+          <w:rFonts w:ascii="Courier New" w:eastAsia="inter" w:hAnsi="Courier New" w:cs="Courier New"/>
+          <w:color w:val="000000"/>
+          <w:sz w:val="22"/>
+          <w:szCs w:val="22"/>
+        </w:rPr>
+        <w:t xml:space="preserve">he </w:t>
+      </w:r>
+      <w:r>
+        <w:rPr>
           <w:rFonts w:eastAsia="inter"/>
           <w:color w:val="000000"/>
           <w:sz w:val="22"/>
           <w:szCs w:val="22"/>
         </w:rPr>
-        <w:t xml:space="preserve">sets </w:t>
+        <w:t>carry</w:t>
       </w:r>
       <w:r>
         <w:rPr>
@@ -12814,7 +12847,7 @@
           <w:sz w:val="22"/>
           <w:szCs w:val="22"/>
         </w:rPr>
-        <w:t>C</w:t>
+        <w:t xml:space="preserve"> flag C</w:t>
       </w:r>
       <w:r>
         <w:rPr>
@@ -12823,7 +12856,34 @@
           <w:sz w:val="22"/>
           <w:szCs w:val="22"/>
         </w:rPr>
-        <w:t xml:space="preserve"> because bit 0 (which was 1) gets shifted out</w:t>
+        <w:t xml:space="preserve"> receives the last bit shifted out, which for a shift of 31 is the original bit</w:t>
+      </w:r>
+      <w:r>
+        <w:rPr>
+          <w:rFonts w:eastAsia="inter"/>
+          <w:color w:val="000000"/>
+          <w:sz w:val="22"/>
+          <w:szCs w:val="22"/>
+        </w:rPr>
+        <w:t xml:space="preserve"> </w:t>
+      </w:r>
+      <w:r>
+        <w:rPr>
+          <w:rFonts w:eastAsia="inter"/>
+          <w:color w:val="000000"/>
+          <w:sz w:val="22"/>
+          <w:szCs w:val="22"/>
+        </w:rPr>
+        <w:t>1</w:t>
+      </w:r>
+      <w:r>
+        <w:rPr>
+          <w:rFonts w:eastAsia="inter"/>
+          <w:color w:val="000000"/>
+          <w:sz w:val="22"/>
+          <w:szCs w:val="22"/>
+        </w:rPr>
+        <w:t>, which is 1.</w:t>
       </w:r>
     </w:p>
     <w:p>
@@ -14578,7 +14638,6 @@
       <w:pPr>
         <w:ind w:firstLine="720"/>
         <w:rPr>
-          <w:bCs/>
           <w:sz w:val="22"/>
           <w:szCs w:val="22"/>
         </w:rPr>
@@ -14603,12 +14662,194 @@
     </w:p>
     <w:p>
       <w:pPr>
-        <w:ind w:firstLine="720"/>
-        <w:rPr>
-          <w:sz w:val="22"/>
-          <w:szCs w:val="22"/>
-        </w:rPr>
-      </w:pPr>
+        <w:spacing w:before="240"/>
+        <w:rPr>
+          <w:bCs/>
+          <w:sz w:val="22"/>
+          <w:szCs w:val="22"/>
+        </w:rPr>
+      </w:pPr>
+      <w:r>
+        <w:rPr>
+          <w:b/>
+          <w:sz w:val="22"/>
+          <w:szCs w:val="22"/>
+        </w:rPr>
+        <w:t>Explanations</w:t>
+      </w:r>
+      <w:r>
+        <w:rPr>
+          <w:bCs/>
+          <w:sz w:val="22"/>
+          <w:szCs w:val="22"/>
+        </w:rPr>
+        <w:t>:</w:t>
+      </w:r>
+    </w:p>
+    <w:p>
+      <w:pPr>
+        <w:pStyle w:val="NormalWeb"/>
+        <w:numPr>
+          <w:ilvl w:val="0"/>
+          <w:numId w:val="31"/>
+        </w:numPr>
+        <w:spacing w:before="0" w:beforeAutospacing="0"/>
+      </w:pPr>
+      <w:r>
+        <w:rPr>
+          <w:rStyle w:val="HTMLCode"/>
+        </w:rPr>
+        <w:t>LDR r1, [r0, #4]</w:t>
+      </w:r>
+      <w:r>
+        <w:t xml:space="preserve"> — </w:t>
+      </w:r>
+      <w:r>
+        <w:rPr>
+          <w:sz w:val="22"/>
+          <w:szCs w:val="22"/>
+        </w:rPr>
+        <w:t xml:space="preserve">loads from </w:t>
+      </w:r>
+      <w:r>
+        <w:rPr>
+          <w:rStyle w:val="HTMLCode"/>
+        </w:rPr>
+        <w:t>r0+4</w:t>
+      </w:r>
+      <w:r>
+        <w:t xml:space="preserve"> </w:t>
+      </w:r>
+      <w:r>
+        <w:rPr>
+          <w:sz w:val="22"/>
+          <w:szCs w:val="22"/>
+        </w:rPr>
+        <w:t xml:space="preserve">but </w:t>
+      </w:r>
+      <w:r>
+        <w:rPr>
+          <w:rStyle w:val="Strong"/>
+          <w:sz w:val="22"/>
+          <w:szCs w:val="22"/>
+        </w:rPr>
+        <w:t>does not</w:t>
+      </w:r>
+      <w:r>
+        <w:rPr>
+          <w:sz w:val="22"/>
+          <w:szCs w:val="22"/>
+        </w:rPr>
+        <w:t xml:space="preserve"> change </w:t>
+      </w:r>
+      <w:r>
+        <w:rPr>
+          <w:rStyle w:val="HTMLCode"/>
+        </w:rPr>
+        <w:t>r0</w:t>
+      </w:r>
+      <w:r>
+        <w:t xml:space="preserve">. </w:t>
+      </w:r>
+    </w:p>
+    <w:p>
+      <w:pPr>
+        <w:pStyle w:val="NormalWeb"/>
+        <w:numPr>
+          <w:ilvl w:val="0"/>
+          <w:numId w:val="31"/>
+        </w:numPr>
+        <w:spacing w:before="0" w:beforeAutospacing="0"/>
+      </w:pPr>
+      <w:r>
+        <w:rPr>
+          <w:rStyle w:val="HTMLCode"/>
+        </w:rPr>
+        <w:t>LDR r1, [r0], #4</w:t>
+      </w:r>
+      <w:r>
+        <w:t xml:space="preserve"> — </w:t>
+      </w:r>
+      <w:r>
+        <w:rPr>
+          <w:sz w:val="22"/>
+          <w:szCs w:val="22"/>
+        </w:rPr>
+        <w:t xml:space="preserve">post-index; load from </w:t>
+      </w:r>
+      <w:r>
+        <w:rPr>
+          <w:rStyle w:val="HTMLCode"/>
+        </w:rPr>
+        <w:t>r0</w:t>
+      </w:r>
+      <w:r>
+        <w:t xml:space="preserve">, </w:t>
+      </w:r>
+      <w:r>
+        <w:rPr>
+          <w:sz w:val="22"/>
+          <w:szCs w:val="22"/>
+        </w:rPr>
+        <w:t xml:space="preserve">then </w:t>
+      </w:r>
+      <w:r>
+        <w:rPr>
+          <w:rStyle w:val="HTMLCode"/>
+        </w:rPr>
+        <w:t>r0 += 4</w:t>
+      </w:r>
+      <w:r>
+        <w:t xml:space="preserve">. </w:t>
+      </w:r>
+    </w:p>
+    <w:p>
+      <w:pPr>
+        <w:pStyle w:val="NormalWeb"/>
+        <w:numPr>
+          <w:ilvl w:val="0"/>
+          <w:numId w:val="31"/>
+        </w:numPr>
+        <w:spacing w:before="0" w:beforeAutospacing="0"/>
+      </w:pPr>
+      <w:r>
+        <w:rPr>
+          <w:rStyle w:val="HTMLCode"/>
+        </w:rPr>
+        <w:t>LDR r1, [r0, #4]!</w:t>
+      </w:r>
+      <w:r>
+        <w:t xml:space="preserve"> — </w:t>
+      </w:r>
+      <w:r>
+        <w:rPr>
+          <w:sz w:val="22"/>
+          <w:szCs w:val="22"/>
+        </w:rPr>
+        <w:t xml:space="preserve">pre-index; </w:t>
+      </w:r>
+      <w:r>
+        <w:rPr>
+          <w:rStyle w:val="HTMLCode"/>
+        </w:rPr>
+        <w:t>r0 += 4</w:t>
+      </w:r>
+      <w:r>
+        <w:t xml:space="preserve"> </w:t>
+      </w:r>
+      <w:r>
+        <w:rPr>
+          <w:sz w:val="22"/>
+          <w:szCs w:val="22"/>
+        </w:rPr>
+        <w:t xml:space="preserve">then load from new </w:t>
+      </w:r>
+      <w:r>
+        <w:rPr>
+          <w:rStyle w:val="HTMLCode"/>
+        </w:rPr>
+        <w:t>r0</w:t>
+      </w:r>
     </w:p>
     <w:p>
       <w:pPr>
@@ -16914,6 +17155,7 @@
                 <w:sz w:val="22"/>
                 <w:szCs w:val="22"/>
               </w:rPr>
+              <w:lastRenderedPageBreak/>
               <w:t>Assembly program</w:t>
             </w:r>
           </w:p>
@@ -17118,7 +17360,6 @@
                 <w:sz w:val="22"/>
                 <w:szCs w:val="22"/>
               </w:rPr>
-              <w:lastRenderedPageBreak/>
               <w:t xml:space="preserve">MOVW  R5, </w:t>
             </w:r>
             <w:r>
@@ -17303,7 +17544,6 @@
           <w:sz w:val="22"/>
           <w:szCs w:val="22"/>
         </w:rPr>
-        <w:lastRenderedPageBreak/>
         <w:t>Initial m</w:t>
       </w:r>
       <w:r>
@@ -20878,6 +21118,7 @@
         <w:rPr>
           <w:rStyle w:val="HTMLCode"/>
         </w:rPr>
+        <w:lastRenderedPageBreak/>
         <w:t>0x10000018</w:t>
       </w:r>
       <w:r>
@@ -21087,15 +21328,7 @@
           <w:sz w:val="22"/>
           <w:szCs w:val="22"/>
         </w:rPr>
-        <w:t xml:space="preserve">. A compiler associates variables x and y with registers R0 and R1, </w:t>
-      </w:r>
-      <w:r>
-        <w:rPr>
-          <w:sz w:val="22"/>
-          <w:szCs w:val="22"/>
-        </w:rPr>
-        <w:lastRenderedPageBreak/>
-        <w:t>respectively. Translate this C program into ARM assembly language based on the provided comments..</w:t>
+        <w:t>. A compiler associates variables x and y with registers R0 and R1, respectively. Translate this C program into ARM assembly language based on the provided comments..</w:t>
       </w:r>
       <w:r>
         <w:rPr>
@@ -22911,6 +23144,7 @@
                 <w:sz w:val="22"/>
                 <w:szCs w:val="22"/>
               </w:rPr>
+              <w:lastRenderedPageBreak/>
               <w:t>C program</w:t>
             </w:r>
           </w:p>
@@ -23085,7 +23319,6 @@
                 <w:sz w:val="22"/>
                 <w:szCs w:val="22"/>
               </w:rPr>
-              <w:lastRenderedPageBreak/>
               <w:t>array[</w:t>
             </w:r>
             <w:r>
@@ -23136,7 +23369,6 @@
                 <w:sz w:val="22"/>
                 <w:szCs w:val="22"/>
               </w:rPr>
-              <w:lastRenderedPageBreak/>
               <w:t xml:space="preserve">LDR  R3, [R2], #20  </w:t>
             </w:r>
             <w:r>
@@ -23416,7 +23648,6 @@
                 <w:sz w:val="22"/>
                 <w:szCs w:val="22"/>
               </w:rPr>
-              <w:lastRenderedPageBreak/>
               <w:t>STR  R3, [R2</w:t>
             </w:r>
             <w:r>
@@ -23743,7 +23974,6 @@
     </w:tbl>
     <w:p>
       <w:r>
-        <w:lastRenderedPageBreak/>
         <w:br w:type="page"/>
       </w:r>
     </w:p>
@@ -27374,7 +27604,7 @@
   <w:abstractNum w:abstractNumId="12" w15:restartNumberingAfterBreak="0">
     <w:nsid w:val="2EF22EDA"/>
     <w:multiLevelType w:val="hybridMultilevel"/>
-    <w:tmpl w:val="435CA3D2"/>
+    <w:tmpl w:val="938E255C"/>
     <w:lvl w:ilvl="0" w:tplc="04090019">
       <w:start w:val="1"/>
       <w:numFmt w:val="lowerLetter"/>
@@ -27384,14 +27614,16 @@
         <w:ind w:left="1080" w:hanging="360"/>
       </w:pPr>
     </w:lvl>
-    <w:lvl w:ilvl="1" w:tplc="04090019" w:tentative="1">
-      <w:start w:val="1"/>
-      <w:numFmt w:val="lowerLetter"/>
-      <w:lvlText w:val="%2."/>
+    <w:lvl w:ilvl="1" w:tplc="A640973E">
+      <w:numFmt w:val="bullet"/>
+      <w:lvlText w:val=""/>
       <w:lvlJc w:val="left"/>
       <w:pPr>
         <w:ind w:left="1800" w:hanging="360"/>
       </w:pPr>
+      <w:rPr>
+        <w:rFonts w:ascii="Symbol" w:eastAsia="Times New Roman" w:hAnsi="Symbol" w:cs="Times New Roman" w:hint="default"/>
+      </w:rPr>
     </w:lvl>
     <w:lvl w:ilvl="2" w:tplc="0409001B" w:tentative="1">
       <w:start w:val="1"/>
@@ -27458,6 +27690,95 @@
     </w:lvl>
   </w:abstractNum>
   <w:abstractNum w:abstractNumId="13" w15:restartNumberingAfterBreak="0">
+    <w:nsid w:val="300607BD"/>
+    <w:multiLevelType w:val="hybridMultilevel"/>
+    <w:tmpl w:val="356E0800"/>
+    <w:lvl w:ilvl="0" w:tplc="859886B2">
+      <w:start w:val="1"/>
+      <w:numFmt w:val="decimal"/>
+      <w:lvlText w:val="[%1]"/>
+      <w:lvlJc w:val="left"/>
+      <w:pPr>
+        <w:ind w:left="360" w:hanging="360"/>
+      </w:pPr>
+      <w:rPr>
+        <w:rFonts w:hint="default"/>
+      </w:rPr>
+    </w:lvl>
+    <w:lvl w:ilvl="1" w:tplc="04090019">
+      <w:start w:val="1"/>
+      <w:numFmt w:val="lowerLetter"/>
+      <w:lvlText w:val="%2."/>
+      <w:lvlJc w:val="left"/>
+      <w:pPr>
+        <w:ind w:left="1080" w:hanging="360"/>
+      </w:pPr>
+    </w:lvl>
+    <w:lvl w:ilvl="2" w:tplc="0409001B" w:tentative="1">
+      <w:start w:val="1"/>
+      <w:numFmt w:val="lowerRoman"/>
+      <w:lvlText w:val="%3."/>
+      <w:lvlJc w:val="right"/>
+      <w:pPr>
+        <w:ind w:left="1800" w:hanging="180"/>
+      </w:pPr>
+    </w:lvl>
+    <w:lvl w:ilvl="3" w:tplc="0409000F" w:tentative="1">
+      <w:start w:val="1"/>
+      <w:numFmt w:val="decimal"/>
+      <w:lvlText w:val="%4."/>
+      <w:lvlJc w:val="left"/>
+      <w:pPr>
+        <w:ind w:left="2520" w:hanging="360"/>
+      </w:pPr>
+    </w:lvl>
+    <w:lvl w:ilvl="4" w:tplc="04090019" w:tentative="1">
+      <w:start w:val="1"/>
+      <w:numFmt w:val="lowerLetter"/>
+      <w:lvlText w:val="%5."/>
+      <w:lvlJc w:val="left"/>
+      <w:pPr>
+        <w:ind w:left="3240" w:hanging="360"/>
+      </w:pPr>
+    </w:lvl>
+    <w:lvl w:ilvl="5" w:tplc="0409001B" w:tentative="1">
+      <w:start w:val="1"/>
+      <w:numFmt w:val="lowerRoman"/>
+      <w:lvlText w:val="%6."/>
+      <w:lvlJc w:val="right"/>
+      <w:pPr>
+        <w:ind w:left="3960" w:hanging="180"/>
+      </w:pPr>
+    </w:lvl>
+    <w:lvl w:ilvl="6" w:tplc="0409000F" w:tentative="1">
+      <w:start w:val="1"/>
+      <w:numFmt w:val="decimal"/>
+      <w:lvlText w:val="%7."/>
+      <w:lvlJc w:val="left"/>
+      <w:pPr>
+        <w:ind w:left="4680" w:hanging="360"/>
+      </w:pPr>
+    </w:lvl>
+    <w:lvl w:ilvl="7" w:tplc="04090019" w:tentative="1">
+      <w:start w:val="1"/>
+      <w:numFmt w:val="lowerLetter"/>
+      <w:lvlText w:val="%8."/>
+      <w:lvlJc w:val="left"/>
+      <w:pPr>
+        <w:ind w:left="5400" w:hanging="360"/>
+      </w:pPr>
+    </w:lvl>
+    <w:lvl w:ilvl="8" w:tplc="0409001B" w:tentative="1">
+      <w:start w:val="1"/>
+      <w:numFmt w:val="lowerRoman"/>
+      <w:lvlText w:val="%9."/>
+      <w:lvlJc w:val="right"/>
+      <w:pPr>
+        <w:ind w:left="6120" w:hanging="180"/>
+      </w:pPr>
+    </w:lvl>
+  </w:abstractNum>
+  <w:abstractNum w:abstractNumId="14" w15:restartNumberingAfterBreak="0">
     <w:nsid w:val="35F07120"/>
     <w:multiLevelType w:val="hybridMultilevel"/>
     <w:tmpl w:val="F21A6704"/>
@@ -27546,7 +27867,7 @@
       </w:pPr>
     </w:lvl>
   </w:abstractNum>
-  <w:abstractNum w:abstractNumId="14" w15:restartNumberingAfterBreak="0">
+  <w:abstractNum w:abstractNumId="15" w15:restartNumberingAfterBreak="0">
     <w:nsid w:val="3DE833A3"/>
     <w:multiLevelType w:val="hybridMultilevel"/>
     <w:tmpl w:val="72E66A92"/>
@@ -27758,7 +28079,7 @@
       </w:rPr>
     </w:lvl>
   </w:abstractNum>
-  <w:abstractNum w:abstractNumId="15" w15:restartNumberingAfterBreak="0">
+  <w:abstractNum w:abstractNumId="16" w15:restartNumberingAfterBreak="0">
     <w:nsid w:val="3E7C5165"/>
     <w:multiLevelType w:val="multilevel"/>
     <w:tmpl w:val="9A2894EC"/>
@@ -27907,7 +28228,7 @@
       </w:rPr>
     </w:lvl>
   </w:abstractNum>
-  <w:abstractNum w:abstractNumId="16" w15:restartNumberingAfterBreak="0">
+  <w:abstractNum w:abstractNumId="17" w15:restartNumberingAfterBreak="0">
     <w:nsid w:val="410648F0"/>
     <w:multiLevelType w:val="hybridMultilevel"/>
     <w:tmpl w:val="A36E2296"/>
@@ -27964,7 +28285,96 @@
       <w:lvlJc w:val="left"/>
     </w:lvl>
   </w:abstractNum>
-  <w:abstractNum w:abstractNumId="17" w15:restartNumberingAfterBreak="0">
+  <w:abstractNum w:abstractNumId="18" w15:restartNumberingAfterBreak="0">
+    <w:nsid w:val="444D6F31"/>
+    <w:multiLevelType w:val="hybridMultilevel"/>
+    <w:tmpl w:val="91840DAC"/>
+    <w:lvl w:ilvl="0" w:tplc="04090011">
+      <w:start w:val="1"/>
+      <w:numFmt w:val="decimal"/>
+      <w:lvlText w:val="%1)"/>
+      <w:lvlJc w:val="left"/>
+      <w:pPr>
+        <w:ind w:left="360" w:hanging="360"/>
+      </w:pPr>
+      <w:rPr>
+        <w:rFonts w:hint="default"/>
+      </w:rPr>
+    </w:lvl>
+    <w:lvl w:ilvl="1" w:tplc="FFFFFFFF">
+      <w:start w:val="1"/>
+      <w:numFmt w:val="lowerLetter"/>
+      <w:lvlText w:val="%2."/>
+      <w:lvlJc w:val="left"/>
+      <w:pPr>
+        <w:ind w:left="1080" w:hanging="360"/>
+      </w:pPr>
+    </w:lvl>
+    <w:lvl w:ilvl="2" w:tplc="FFFFFFFF" w:tentative="1">
+      <w:start w:val="1"/>
+      <w:numFmt w:val="lowerRoman"/>
+      <w:lvlText w:val="%3."/>
+      <w:lvlJc w:val="right"/>
+      <w:pPr>
+        <w:ind w:left="1800" w:hanging="180"/>
+      </w:pPr>
+    </w:lvl>
+    <w:lvl w:ilvl="3" w:tplc="FFFFFFFF" w:tentative="1">
+      <w:start w:val="1"/>
+      <w:numFmt w:val="decimal"/>
+      <w:lvlText w:val="%4."/>
+      <w:lvlJc w:val="left"/>
+      <w:pPr>
+        <w:ind w:left="2520" w:hanging="360"/>
+      </w:pPr>
+    </w:lvl>
+    <w:lvl w:ilvl="4" w:tplc="FFFFFFFF" w:tentative="1">
+      <w:start w:val="1"/>
+      <w:numFmt w:val="lowerLetter"/>
+      <w:lvlText w:val="%5."/>
+      <w:lvlJc w:val="left"/>
+      <w:pPr>
+        <w:ind w:left="3240" w:hanging="360"/>
+      </w:pPr>
+    </w:lvl>
+    <w:lvl w:ilvl="5" w:tplc="FFFFFFFF" w:tentative="1">
+      <w:start w:val="1"/>
+      <w:numFmt w:val="lowerRoman"/>
+      <w:lvlText w:val="%6."/>
+      <w:lvlJc w:val="right"/>
+      <w:pPr>
+        <w:ind w:left="3960" w:hanging="180"/>
+      </w:pPr>
+    </w:lvl>
+    <w:lvl w:ilvl="6" w:tplc="FFFFFFFF" w:tentative="1">
+      <w:start w:val="1"/>
+      <w:numFmt w:val="decimal"/>
+      <w:lvlText w:val="%7."/>
+      <w:lvlJc w:val="left"/>
+      <w:pPr>
+        <w:ind w:left="4680" w:hanging="360"/>
+      </w:pPr>
+    </w:lvl>
+    <w:lvl w:ilvl="7" w:tplc="FFFFFFFF" w:tentative="1">
+      <w:start w:val="1"/>
+      <w:numFmt w:val="lowerLetter"/>
+      <w:lvlText w:val="%8."/>
+      <w:lvlJc w:val="left"/>
+      <w:pPr>
+        <w:ind w:left="5400" w:hanging="360"/>
+      </w:pPr>
+    </w:lvl>
+    <w:lvl w:ilvl="8" w:tplc="FFFFFFFF" w:tentative="1">
+      <w:start w:val="1"/>
+      <w:numFmt w:val="lowerRoman"/>
+      <w:lvlText w:val="%9."/>
+      <w:lvlJc w:val="right"/>
+      <w:pPr>
+        <w:ind w:left="6120" w:hanging="180"/>
+      </w:pPr>
+    </w:lvl>
+  </w:abstractNum>
+  <w:abstractNum w:abstractNumId="19" w15:restartNumberingAfterBreak="0">
     <w:nsid w:val="4D8360C6"/>
     <w:multiLevelType w:val="hybridMultilevel"/>
     <w:tmpl w:val="CFF21662"/>
@@ -28021,7 +28431,96 @@
       <w:lvlJc w:val="left"/>
     </w:lvl>
   </w:abstractNum>
-  <w:abstractNum w:abstractNumId="18" w15:restartNumberingAfterBreak="0">
+  <w:abstractNum w:abstractNumId="20" w15:restartNumberingAfterBreak="0">
+    <w:nsid w:val="4DB67940"/>
+    <w:multiLevelType w:val="hybridMultilevel"/>
+    <w:tmpl w:val="9334C728"/>
+    <w:lvl w:ilvl="0" w:tplc="04090001">
+      <w:start w:val="1"/>
+      <w:numFmt w:val="bullet"/>
+      <w:lvlText w:val=""/>
+      <w:lvlJc w:val="left"/>
+      <w:pPr>
+        <w:ind w:left="360" w:hanging="360"/>
+      </w:pPr>
+      <w:rPr>
+        <w:rFonts w:ascii="Symbol" w:hAnsi="Symbol" w:hint="default"/>
+      </w:rPr>
+    </w:lvl>
+    <w:lvl w:ilvl="1" w:tplc="FFFFFFFF">
+      <w:start w:val="1"/>
+      <w:numFmt w:val="lowerLetter"/>
+      <w:lvlText w:val="%2."/>
+      <w:lvlJc w:val="left"/>
+      <w:pPr>
+        <w:ind w:left="1080" w:hanging="360"/>
+      </w:pPr>
+    </w:lvl>
+    <w:lvl w:ilvl="2" w:tplc="FFFFFFFF" w:tentative="1">
+      <w:start w:val="1"/>
+      <w:numFmt w:val="lowerRoman"/>
+      <w:lvlText w:val="%3."/>
+      <w:lvlJc w:val="right"/>
+      <w:pPr>
+        <w:ind w:left="1800" w:hanging="180"/>
+      </w:pPr>
+    </w:lvl>
+    <w:lvl w:ilvl="3" w:tplc="FFFFFFFF" w:tentative="1">
+      <w:start w:val="1"/>
+      <w:numFmt w:val="decimal"/>
+      <w:lvlText w:val="%4."/>
+      <w:lvlJc w:val="left"/>
+      <w:pPr>
+        <w:ind w:left="2520" w:hanging="360"/>
+      </w:pPr>
+    </w:lvl>
+    <w:lvl w:ilvl="4" w:tplc="FFFFFFFF" w:tentative="1">
+      <w:start w:val="1"/>
+      <w:numFmt w:val="lowerLetter"/>
+      <w:lvlText w:val="%5."/>
+      <w:lvlJc w:val="left"/>
+      <w:pPr>
+        <w:ind w:left="3240" w:hanging="360"/>
+      </w:pPr>
+    </w:lvl>
+    <w:lvl w:ilvl="5" w:tplc="FFFFFFFF" w:tentative="1">
+      <w:start w:val="1"/>
+      <w:numFmt w:val="lowerRoman"/>
+      <w:lvlText w:val="%6."/>
+      <w:lvlJc w:val="right"/>
+      <w:pPr>
+        <w:ind w:left="3960" w:hanging="180"/>
+      </w:pPr>
+    </w:lvl>
+    <w:lvl w:ilvl="6" w:tplc="FFFFFFFF" w:tentative="1">
+      <w:start w:val="1"/>
+      <w:numFmt w:val="decimal"/>
+      <w:lvlText w:val="%7."/>
+      <w:lvlJc w:val="left"/>
+      <w:pPr>
+        <w:ind w:left="4680" w:hanging="360"/>
+      </w:pPr>
+    </w:lvl>
+    <w:lvl w:ilvl="7" w:tplc="FFFFFFFF" w:tentative="1">
+      <w:start w:val="1"/>
+      <w:numFmt w:val="lowerLetter"/>
+      <w:lvlText w:val="%8."/>
+      <w:lvlJc w:val="left"/>
+      <w:pPr>
+        <w:ind w:left="5400" w:hanging="360"/>
+      </w:pPr>
+    </w:lvl>
+    <w:lvl w:ilvl="8" w:tplc="FFFFFFFF" w:tentative="1">
+      <w:start w:val="1"/>
+      <w:numFmt w:val="lowerRoman"/>
+      <w:lvlText w:val="%9."/>
+      <w:lvlJc w:val="right"/>
+      <w:pPr>
+        <w:ind w:left="6120" w:hanging="180"/>
+      </w:pPr>
+    </w:lvl>
+  </w:abstractNum>
+  <w:abstractNum w:abstractNumId="21" w15:restartNumberingAfterBreak="0">
     <w:nsid w:val="54A63737"/>
     <w:multiLevelType w:val="hybridMultilevel"/>
     <w:tmpl w:val="FB184B74"/>
@@ -28107,7 +28606,7 @@
       </w:pPr>
     </w:lvl>
   </w:abstractNum>
-  <w:abstractNum w:abstractNumId="19" w15:restartNumberingAfterBreak="0">
+  <w:abstractNum w:abstractNumId="22" w15:restartNumberingAfterBreak="0">
     <w:nsid w:val="567624F1"/>
     <w:multiLevelType w:val="multilevel"/>
     <w:tmpl w:val="B7944AFA"/>
@@ -28256,7 +28755,7 @@
       </w:rPr>
     </w:lvl>
   </w:abstractNum>
-  <w:abstractNum w:abstractNumId="20" w15:restartNumberingAfterBreak="0">
+  <w:abstractNum w:abstractNumId="23" w15:restartNumberingAfterBreak="0">
     <w:nsid w:val="60752B41"/>
     <w:multiLevelType w:val="hybridMultilevel"/>
     <w:tmpl w:val="3486432C"/>
@@ -28316,7 +28815,7 @@
       <w:lvlJc w:val="left"/>
     </w:lvl>
   </w:abstractNum>
-  <w:abstractNum w:abstractNumId="21" w15:restartNumberingAfterBreak="0">
+  <w:abstractNum w:abstractNumId="24" w15:restartNumberingAfterBreak="0">
     <w:nsid w:val="62634AAD"/>
     <w:multiLevelType w:val="hybridMultilevel"/>
     <w:tmpl w:val="38EAB58A"/>
@@ -28373,7 +28872,7 @@
       <w:lvlJc w:val="left"/>
     </w:lvl>
   </w:abstractNum>
-  <w:abstractNum w:abstractNumId="22" w15:restartNumberingAfterBreak="0">
+  <w:abstractNum w:abstractNumId="25" w15:restartNumberingAfterBreak="0">
     <w:nsid w:val="63C6668C"/>
     <w:multiLevelType w:val="multilevel"/>
     <w:tmpl w:val="964C8BA2"/>
@@ -28486,7 +28985,7 @@
       </w:pPr>
     </w:lvl>
   </w:abstractNum>
-  <w:abstractNum w:abstractNumId="23" w15:restartNumberingAfterBreak="0">
+  <w:abstractNum w:abstractNumId="26" w15:restartNumberingAfterBreak="0">
     <w:nsid w:val="70F945C3"/>
     <w:multiLevelType w:val="hybridMultilevel"/>
     <w:tmpl w:val="31D062F2"/>
@@ -28572,7 +29071,7 @@
       </w:pPr>
     </w:lvl>
   </w:abstractNum>
-  <w:abstractNum w:abstractNumId="24" w15:restartNumberingAfterBreak="0">
+  <w:abstractNum w:abstractNumId="27" w15:restartNumberingAfterBreak="0">
     <w:nsid w:val="72FB66CC"/>
     <w:multiLevelType w:val="hybridMultilevel"/>
     <w:tmpl w:val="6AB4F6AE"/>
@@ -28664,7 +29163,7 @@
       </w:pPr>
     </w:lvl>
   </w:abstractNum>
-  <w:abstractNum w:abstractNumId="25" w15:restartNumberingAfterBreak="0">
+  <w:abstractNum w:abstractNumId="28" w15:restartNumberingAfterBreak="0">
     <w:nsid w:val="74A9481C"/>
     <w:multiLevelType w:val="multilevel"/>
     <w:tmpl w:val="4F004934"/>
@@ -28777,7 +29276,7 @@
       </w:pPr>
     </w:lvl>
   </w:abstractNum>
-  <w:abstractNum w:abstractNumId="26" w15:restartNumberingAfterBreak="0">
+  <w:abstractNum w:abstractNumId="29" w15:restartNumberingAfterBreak="0">
     <w:nsid w:val="78180DAA"/>
     <w:multiLevelType w:val="hybridMultilevel"/>
     <w:tmpl w:val="8F566B70"/>
@@ -28837,7 +29336,7 @@
       <w:lvlJc w:val="left"/>
     </w:lvl>
   </w:abstractNum>
-  <w:abstractNum w:abstractNumId="27" w15:restartNumberingAfterBreak="0">
+  <w:abstractNum w:abstractNumId="30" w15:restartNumberingAfterBreak="0">
     <w:nsid w:val="7ECC2CA9"/>
     <w:multiLevelType w:val="hybridMultilevel"/>
     <w:tmpl w:val="36689B38"/>
@@ -29050,16 +29549,16 @@
     </w:lvl>
   </w:abstractNum>
   <w:num w:numId="1" w16cid:durableId="869880473">
-    <w:abstractNumId w:val="27"/>
+    <w:abstractNumId w:val="30"/>
   </w:num>
   <w:num w:numId="2" w16cid:durableId="1189641046">
-    <w:abstractNumId w:val="14"/>
+    <w:abstractNumId w:val="15"/>
   </w:num>
   <w:num w:numId="3" w16cid:durableId="567038590">
-    <w:abstractNumId w:val="16"/>
+    <w:abstractNumId w:val="17"/>
   </w:num>
   <w:num w:numId="4" w16cid:durableId="566648378">
-    <w:abstractNumId w:val="21"/>
+    <w:abstractNumId w:val="24"/>
   </w:num>
   <w:num w:numId="5" w16cid:durableId="1354727078">
     <w:abstractNumId w:val="2"/>
@@ -29068,16 +29567,16 @@
     <w:abstractNumId w:val="9"/>
   </w:num>
   <w:num w:numId="7" w16cid:durableId="1401056986">
-    <w:abstractNumId w:val="13"/>
+    <w:abstractNumId w:val="14"/>
   </w:num>
   <w:num w:numId="8" w16cid:durableId="1826512395">
     <w:abstractNumId w:val="7"/>
   </w:num>
   <w:num w:numId="9" w16cid:durableId="1946496246">
-    <w:abstractNumId w:val="18"/>
+    <w:abstractNumId w:val="21"/>
   </w:num>
   <w:num w:numId="10" w16cid:durableId="807556886">
-    <w:abstractNumId w:val="24"/>
+    <w:abstractNumId w:val="27"/>
   </w:num>
   <w:num w:numId="11" w16cid:durableId="784424998">
     <w:abstractNumId w:val="8"/>
@@ -29089,25 +29588,25 @@
     <w:abstractNumId w:val="6"/>
   </w:num>
   <w:num w:numId="14" w16cid:durableId="720204653">
-    <w:abstractNumId w:val="23"/>
+    <w:abstractNumId w:val="26"/>
   </w:num>
   <w:num w:numId="15" w16cid:durableId="1854225983">
     <w:abstractNumId w:val="10"/>
   </w:num>
   <w:num w:numId="16" w16cid:durableId="2010403881">
-    <w:abstractNumId w:val="19"/>
+    <w:abstractNumId w:val="22"/>
   </w:num>
   <w:num w:numId="17" w16cid:durableId="1552110504">
-    <w:abstractNumId w:val="25"/>
+    <w:abstractNumId w:val="28"/>
   </w:num>
   <w:num w:numId="18" w16cid:durableId="859245807">
     <w:abstractNumId w:val="3"/>
   </w:num>
   <w:num w:numId="19" w16cid:durableId="372854047">
-    <w:abstractNumId w:val="22"/>
+    <w:abstractNumId w:val="25"/>
   </w:num>
   <w:num w:numId="20" w16cid:durableId="1626741402">
-    <w:abstractNumId w:val="15"/>
+    <w:abstractNumId w:val="16"/>
   </w:num>
   <w:num w:numId="21" w16cid:durableId="1620523617">
     <w:abstractNumId w:val="4"/>
@@ -29116,13 +29615,13 @@
     <w:abstractNumId w:val="5"/>
   </w:num>
   <w:num w:numId="23" w16cid:durableId="205407711">
-    <w:abstractNumId w:val="20"/>
+    <w:abstractNumId w:val="23"/>
   </w:num>
   <w:num w:numId="24" w16cid:durableId="1475878188">
-    <w:abstractNumId w:val="26"/>
+    <w:abstractNumId w:val="29"/>
   </w:num>
   <w:num w:numId="25" w16cid:durableId="1548178734">
-    <w:abstractNumId w:val="17"/>
+    <w:abstractNumId w:val="19"/>
   </w:num>
   <w:num w:numId="26" w16cid:durableId="427428946">
     <w:abstractNumId w:val="1"/>
@@ -29132,6 +29631,15 @@
   </w:num>
   <w:num w:numId="28" w16cid:durableId="386874519">
     <w:abstractNumId w:val="12"/>
+  </w:num>
+  <w:num w:numId="29" w16cid:durableId="2136681328">
+    <w:abstractNumId w:val="13"/>
+  </w:num>
+  <w:num w:numId="30" w16cid:durableId="1833794343">
+    <w:abstractNumId w:val="20"/>
+  </w:num>
+  <w:num w:numId="31" w16cid:durableId="39940385">
+    <w:abstractNumId w:val="18"/>
   </w:num>
   <w:numIdMacAtCleanup w:val="2"/>
 </w:numbering>

--- a/PPTs/Exams/CSC111 Midterm Exam ANS Fa2025.docx
+++ b/PPTs/Exams/CSC111 Midterm Exam ANS Fa2025.docx
@@ -15,6 +15,14 @@
         </w:rPr>
       </w:pPr>
       <w:bookmarkStart w:id="0" w:name="_Hlk535502541"/>
+      <w:r>
+        <w:rPr>
+          <w:rFonts w:hint="eastAsia"/>
+          <w:sz w:val="40"/>
+          <w:szCs w:val="40"/>
+        </w:rPr>
+        <w:t>7</w:t>
+      </w:r>
       <w:r>
         <w:rPr>
           <w:sz w:val="40"/>
@@ -1448,7 +1456,27 @@
           <w:sz w:val="22"/>
           <w:szCs w:val="22"/>
         </w:rPr>
-        <w:t>Fill in the answer keys in the table above</w:t>
+        <w:t xml:space="preserve">Fill in the answer keys </w:t>
+      </w:r>
+      <w:proofErr w:type="gramStart"/>
+      <w:r>
+        <w:rPr>
+          <w:rStyle w:val="Strong"/>
+          <w:rFonts w:eastAsiaTheme="majorEastAsia"/>
+          <w:sz w:val="22"/>
+          <w:szCs w:val="22"/>
+        </w:rPr>
+        <w:t>in</w:t>
+      </w:r>
+      <w:proofErr w:type="gramEnd"/>
+      <w:r>
+        <w:rPr>
+          <w:rStyle w:val="Strong"/>
+          <w:rFonts w:eastAsiaTheme="majorEastAsia"/>
+          <w:sz w:val="22"/>
+          <w:szCs w:val="22"/>
+        </w:rPr>
+        <w:t xml:space="preserve"> the table above</w:t>
       </w:r>
       <w:r>
         <w:rPr>
@@ -1540,7 +1568,27 @@
           <w:szCs w:val="22"/>
         </w:rPr>
         <w:br/>
-        <w:t>D. xPSR only</w:t>
+        <w:t xml:space="preserve">D. </w:t>
+      </w:r>
+      <w:proofErr w:type="spellStart"/>
+      <w:r>
+        <w:rPr>
+          <w:rFonts w:eastAsia="inter"/>
+          <w:color w:val="000000"/>
+          <w:sz w:val="22"/>
+          <w:szCs w:val="22"/>
+        </w:rPr>
+        <w:t>xPSR</w:t>
+      </w:r>
+      <w:proofErr w:type="spellEnd"/>
+      <w:r>
+        <w:rPr>
+          <w:rFonts w:eastAsia="inter"/>
+          <w:color w:val="000000"/>
+          <w:sz w:val="22"/>
+          <w:szCs w:val="22"/>
+        </w:rPr>
+        <w:t xml:space="preserve"> only</w:t>
       </w:r>
       <w:r>
         <w:rPr>
@@ -1878,7 +1926,27 @@
           <w:szCs w:val="22"/>
         </w:rPr>
         <w:br/>
-        <w:t>A. Its two’s complement is 00000₂</w:t>
+        <w:t xml:space="preserve">A. Its </w:t>
+      </w:r>
+      <w:proofErr w:type="gramStart"/>
+      <w:r>
+        <w:rPr>
+          <w:rFonts w:eastAsia="inter"/>
+          <w:color w:val="000000"/>
+          <w:sz w:val="22"/>
+          <w:szCs w:val="22"/>
+        </w:rPr>
+        <w:t>two’s</w:t>
+      </w:r>
+      <w:proofErr w:type="gramEnd"/>
+      <w:r>
+        <w:rPr>
+          <w:rFonts w:eastAsia="inter"/>
+          <w:color w:val="000000"/>
+          <w:sz w:val="22"/>
+          <w:szCs w:val="22"/>
+        </w:rPr>
+        <w:t xml:space="preserve"> complement is 00000₂</w:t>
       </w:r>
       <w:r>
         <w:rPr>
@@ -2325,15 +2393,47 @@
           <w:lang w:eastAsia="zh-CN"/>
         </w:rPr>
         <w:br/>
-        <w:t>C. ADD r1, r0, r0, ASR #3</w:t>
-      </w:r>
+        <w:t xml:space="preserve">C. ADD </w:t>
+      </w:r>
+      <w:proofErr w:type="gramStart"/>
       <w:r>
         <w:rPr>
           <w:rFonts w:ascii="Times New Roman" w:eastAsia="Times New Roman" w:hAnsi="Times New Roman"/>
           <w:lang w:eastAsia="zh-CN"/>
         </w:rPr>
+        <w:t>r1, r0</w:t>
+      </w:r>
+      <w:proofErr w:type="gramEnd"/>
+      <w:r>
+        <w:rPr>
+          <w:rFonts w:ascii="Times New Roman" w:eastAsia="Times New Roman" w:hAnsi="Times New Roman"/>
+          <w:lang w:eastAsia="zh-CN"/>
+        </w:rPr>
+        <w:t>, r0, ASR #3</w:t>
+      </w:r>
+      <w:r>
+        <w:rPr>
+          <w:rFonts w:ascii="Times New Roman" w:eastAsia="Times New Roman" w:hAnsi="Times New Roman"/>
+          <w:lang w:eastAsia="zh-CN"/>
+        </w:rPr>
         <w:br/>
-        <w:t>D. MUL r1, r0, #17</w:t>
+        <w:t xml:space="preserve">D. MUL r1, </w:t>
+      </w:r>
+      <w:proofErr w:type="gramStart"/>
+      <w:r>
+        <w:rPr>
+          <w:rFonts w:ascii="Times New Roman" w:eastAsia="Times New Roman" w:hAnsi="Times New Roman"/>
+          <w:lang w:eastAsia="zh-CN"/>
+        </w:rPr>
+        <w:t>r0, #</w:t>
+      </w:r>
+      <w:proofErr w:type="gramEnd"/>
+      <w:r>
+        <w:rPr>
+          <w:rFonts w:ascii="Times New Roman" w:eastAsia="Times New Roman" w:hAnsi="Times New Roman"/>
+          <w:lang w:eastAsia="zh-CN"/>
+        </w:rPr>
+        <w:t>17</w:t>
       </w:r>
     </w:p>
     <w:p>
@@ -3615,7 +3715,39 @@
           <w:sz w:val="22"/>
           <w:szCs w:val="22"/>
         </w:rPr>
-        <w:t xml:space="preserve"> bits 5..3 in R4 to be the rightmost bits of R5, and set </w:t>
+        <w:t xml:space="preserve"> bits </w:t>
+      </w:r>
+      <w:proofErr w:type="gramStart"/>
+      <w:r>
+        <w:rPr>
+          <w:sz w:val="22"/>
+          <w:szCs w:val="22"/>
+        </w:rPr>
+        <w:t>5..</w:t>
+      </w:r>
+      <w:proofErr w:type="gramEnd"/>
+      <w:r>
+        <w:rPr>
+          <w:sz w:val="22"/>
+          <w:szCs w:val="22"/>
+        </w:rPr>
+        <w:t xml:space="preserve">3 in R4 to be the rightmost bits of </w:t>
+      </w:r>
+      <w:proofErr w:type="gramStart"/>
+      <w:r>
+        <w:rPr>
+          <w:sz w:val="22"/>
+          <w:szCs w:val="22"/>
+        </w:rPr>
+        <w:t>R5, and</w:t>
+      </w:r>
+      <w:proofErr w:type="gramEnd"/>
+      <w:r>
+        <w:rPr>
+          <w:sz w:val="22"/>
+          <w:szCs w:val="22"/>
+        </w:rPr>
+        <w:t xml:space="preserve"> set </w:t>
       </w:r>
       <w:r>
         <w:rPr>
@@ -3714,6 +3846,7 @@
                                 <w:szCs w:val="22"/>
                               </w:rPr>
                             </w:pPr>
+                            <w:proofErr w:type="gramStart"/>
                             <w:r>
                               <w:rPr>
                                 <w:rFonts w:ascii="Courier New" w:eastAsia="MS PGothic" w:hAnsi="Courier New" w:cs="Courier New"/>
@@ -3722,7 +3855,18 @@
                                 <w:sz w:val="22"/>
                                 <w:szCs w:val="22"/>
                               </w:rPr>
-                              <w:t xml:space="preserve">MOV  R0, #0x38     </w:t>
+                              <w:t>MOV  R</w:t>
+                            </w:r>
+                            <w:proofErr w:type="gramEnd"/>
+                            <w:r>
+                              <w:rPr>
+                                <w:rFonts w:ascii="Courier New" w:eastAsia="MS PGothic" w:hAnsi="Courier New" w:cs="Courier New"/>
+                                <w:color w:val="000000"/>
+                                <w:spacing w:val="-10"/>
+                                <w:sz w:val="22"/>
+                                <w:szCs w:val="22"/>
+                              </w:rPr>
+                              <w:t xml:space="preserve">0, #0x38     </w:t>
                             </w:r>
                             <w:r>
                               <w:rPr>
@@ -3780,6 +3924,7 @@
                                 <w:szCs w:val="22"/>
                               </w:rPr>
                             </w:pPr>
+                            <w:proofErr w:type="gramStart"/>
                             <w:r>
                               <w:rPr>
                                 <w:rFonts w:ascii="Courier New" w:eastAsia="MS PGothic" w:hAnsi="Courier New" w:cs="Courier New"/>
@@ -3788,7 +3933,18 @@
                                 <w:sz w:val="22"/>
                                 <w:szCs w:val="22"/>
                               </w:rPr>
-                              <w:t>MOV  R0, #</w:t>
+                              <w:t>MOV  R</w:t>
+                            </w:r>
+                            <w:proofErr w:type="gramEnd"/>
+                            <w:r>
+                              <w:rPr>
+                                <w:rFonts w:ascii="Courier New" w:eastAsia="MS PGothic" w:hAnsi="Courier New" w:cs="Courier New"/>
+                                <w:color w:val="000000"/>
+                                <w:spacing w:val="-10"/>
+                                <w:sz w:val="22"/>
+                                <w:szCs w:val="22"/>
+                              </w:rPr>
+                              <w:t>0, #</w:t>
                             </w:r>
                             <w:r>
                               <w:rPr>
@@ -3886,6 +4042,7 @@
                               </w:rPr>
                               <w:t xml:space="preserve">    </w:t>
                             </w:r>
+                            <w:proofErr w:type="gramStart"/>
                             <w:r>
                               <w:rPr>
                                 <w:rFonts w:ascii="Courier New" w:eastAsia="MS PGothic" w:hAnsi="Courier New" w:cs="Courier New"/>
@@ -3894,7 +4051,18 @@
                                 <w:sz w:val="22"/>
                                 <w:szCs w:val="22"/>
                               </w:rPr>
-                              <w:t xml:space="preserve">MOV  R0, #7        </w:t>
+                              <w:t>MOV  R</w:t>
+                            </w:r>
+                            <w:proofErr w:type="gramEnd"/>
+                            <w:r>
+                              <w:rPr>
+                                <w:rFonts w:ascii="Courier New" w:eastAsia="MS PGothic" w:hAnsi="Courier New" w:cs="Courier New"/>
+                                <w:color w:val="000000"/>
+                                <w:spacing w:val="-10"/>
+                                <w:sz w:val="22"/>
+                                <w:szCs w:val="22"/>
+                              </w:rPr>
+                              <w:t xml:space="preserve">0, #7        </w:t>
                             </w:r>
                             <w:r>
                               <w:rPr>
@@ -3937,7 +4105,29 @@
                                 <w:sz w:val="22"/>
                                 <w:szCs w:val="22"/>
                               </w:rPr>
-                              <w:t xml:space="preserve">    LSL  R0, R0, #3   </w:t>
+                              <w:t xml:space="preserve">    </w:t>
+                            </w:r>
+                            <w:proofErr w:type="gramStart"/>
+                            <w:r>
+                              <w:rPr>
+                                <w:rFonts w:ascii="Courier New" w:eastAsia="MS PGothic" w:hAnsi="Courier New" w:cs="Courier New"/>
+                                <w:color w:val="000000"/>
+                                <w:spacing w:val="-10"/>
+                                <w:sz w:val="22"/>
+                                <w:szCs w:val="22"/>
+                              </w:rPr>
+                              <w:t>LSL  R</w:t>
+                            </w:r>
+                            <w:proofErr w:type="gramEnd"/>
+                            <w:r>
+                              <w:rPr>
+                                <w:rFonts w:ascii="Courier New" w:eastAsia="MS PGothic" w:hAnsi="Courier New" w:cs="Courier New"/>
+                                <w:color w:val="000000"/>
+                                <w:spacing w:val="-10"/>
+                                <w:sz w:val="22"/>
+                                <w:szCs w:val="22"/>
+                              </w:rPr>
+                              <w:t xml:space="preserve">0, R0, #3   </w:t>
                             </w:r>
                             <w:r>
                               <w:rPr>
@@ -3957,7 +4147,29 @@
                                 <w:sz w:val="22"/>
                                 <w:szCs w:val="22"/>
                               </w:rPr>
-                              <w:t xml:space="preserve"> @ R0 = 00111000  (now mask is 0x38)</w:t>
+                              <w:t xml:space="preserve"> @ R0 = </w:t>
+                            </w:r>
+                            <w:proofErr w:type="gramStart"/>
+                            <w:r>
+                              <w:rPr>
+                                <w:rFonts w:ascii="Courier New" w:eastAsia="MS PGothic" w:hAnsi="Courier New" w:cs="Courier New"/>
+                                <w:color w:val="000000"/>
+                                <w:spacing w:val="-10"/>
+                                <w:sz w:val="22"/>
+                                <w:szCs w:val="22"/>
+                              </w:rPr>
+                              <w:t>00111000  (</w:t>
+                            </w:r>
+                            <w:proofErr w:type="gramEnd"/>
+                            <w:r>
+                              <w:rPr>
+                                <w:rFonts w:ascii="Courier New" w:eastAsia="MS PGothic" w:hAnsi="Courier New" w:cs="Courier New"/>
+                                <w:color w:val="000000"/>
+                                <w:spacing w:val="-10"/>
+                                <w:sz w:val="22"/>
+                                <w:szCs w:val="22"/>
+                              </w:rPr>
+                              <w:t>now mask is 0x38)</w:t>
                             </w:r>
                           </w:p>
                           <w:p>
@@ -3993,7 +4205,51 @@
                                 <w:sz w:val="22"/>
                                 <w:szCs w:val="22"/>
                               </w:rPr>
-                              <w:t xml:space="preserve">    AND  R5, R4, R0     @ isolate bits 5..3</w:t>
+                              <w:t xml:space="preserve">    </w:t>
+                            </w:r>
+                            <w:proofErr w:type="gramStart"/>
+                            <w:r>
+                              <w:rPr>
+                                <w:rFonts w:ascii="Courier New" w:eastAsia="MS PGothic" w:hAnsi="Courier New" w:cs="Courier New"/>
+                                <w:color w:val="000000"/>
+                                <w:spacing w:val="-10"/>
+                                <w:sz w:val="22"/>
+                                <w:szCs w:val="22"/>
+                              </w:rPr>
+                              <w:t>AND  R</w:t>
+                            </w:r>
+                            <w:proofErr w:type="gramEnd"/>
+                            <w:r>
+                              <w:rPr>
+                                <w:rFonts w:ascii="Courier New" w:eastAsia="MS PGothic" w:hAnsi="Courier New" w:cs="Courier New"/>
+                                <w:color w:val="000000"/>
+                                <w:spacing w:val="-10"/>
+                                <w:sz w:val="22"/>
+                                <w:szCs w:val="22"/>
+                              </w:rPr>
+                              <w:t xml:space="preserve">5, R4, R0     @ isolate bits </w:t>
+                            </w:r>
+                            <w:proofErr w:type="gramStart"/>
+                            <w:r>
+                              <w:rPr>
+                                <w:rFonts w:ascii="Courier New" w:eastAsia="MS PGothic" w:hAnsi="Courier New" w:cs="Courier New"/>
+                                <w:color w:val="000000"/>
+                                <w:spacing w:val="-10"/>
+                                <w:sz w:val="22"/>
+                                <w:szCs w:val="22"/>
+                              </w:rPr>
+                              <w:t>5..</w:t>
+                            </w:r>
+                            <w:proofErr w:type="gramEnd"/>
+                            <w:r>
+                              <w:rPr>
+                                <w:rFonts w:ascii="Courier New" w:eastAsia="MS PGothic" w:hAnsi="Courier New" w:cs="Courier New"/>
+                                <w:color w:val="000000"/>
+                                <w:spacing w:val="-10"/>
+                                <w:sz w:val="22"/>
+                                <w:szCs w:val="22"/>
+                              </w:rPr>
+                              <w:t>3</w:t>
                             </w:r>
                             <w:r>
                               <w:rPr>
@@ -4005,6 +4261,7 @@
                               </w:rPr>
                               <w:t xml:space="preserve">. Or: </w:t>
                             </w:r>
+                            <w:proofErr w:type="gramStart"/>
                             <w:r>
                               <w:rPr>
                                 <w:rFonts w:ascii="Courier New" w:eastAsia="MS PGothic" w:hAnsi="Courier New" w:cs="Courier New"/>
@@ -4013,7 +4270,18 @@
                                 <w:sz w:val="22"/>
                                 <w:szCs w:val="22"/>
                               </w:rPr>
-                              <w:t>AND  R5, R4, #0x38</w:t>
+                              <w:t>AND  R</w:t>
+                            </w:r>
+                            <w:proofErr w:type="gramEnd"/>
+                            <w:r>
+                              <w:rPr>
+                                <w:rFonts w:ascii="Courier New" w:eastAsia="MS PGothic" w:hAnsi="Courier New" w:cs="Courier New"/>
+                                <w:color w:val="000000"/>
+                                <w:spacing w:val="-10"/>
+                                <w:sz w:val="22"/>
+                                <w:szCs w:val="22"/>
+                              </w:rPr>
+                              <w:t>5, R4, #0x38</w:t>
                             </w:r>
                           </w:p>
                           <w:p>
@@ -4036,7 +4304,51 @@
                                 <w:sz w:val="22"/>
                                 <w:szCs w:val="22"/>
                               </w:rPr>
-                              <w:t xml:space="preserve">    LSR  R5, R5, #3     @ shift them to bits 2..0</w:t>
+                              <w:t xml:space="preserve">    </w:t>
+                            </w:r>
+                            <w:proofErr w:type="gramStart"/>
+                            <w:r>
+                              <w:rPr>
+                                <w:rFonts w:ascii="Courier New" w:eastAsia="MS PGothic" w:hAnsi="Courier New" w:cs="Courier New"/>
+                                <w:color w:val="000000"/>
+                                <w:spacing w:val="-10"/>
+                                <w:sz w:val="22"/>
+                                <w:szCs w:val="22"/>
+                              </w:rPr>
+                              <w:t>LSR  R</w:t>
+                            </w:r>
+                            <w:proofErr w:type="gramEnd"/>
+                            <w:r>
+                              <w:rPr>
+                                <w:rFonts w:ascii="Courier New" w:eastAsia="MS PGothic" w:hAnsi="Courier New" w:cs="Courier New"/>
+                                <w:color w:val="000000"/>
+                                <w:spacing w:val="-10"/>
+                                <w:sz w:val="22"/>
+                                <w:szCs w:val="22"/>
+                              </w:rPr>
+                              <w:t xml:space="preserve">5, R5, #3     @ shift them to bits </w:t>
+                            </w:r>
+                            <w:proofErr w:type="gramStart"/>
+                            <w:r>
+                              <w:rPr>
+                                <w:rFonts w:ascii="Courier New" w:eastAsia="MS PGothic" w:hAnsi="Courier New" w:cs="Courier New"/>
+                                <w:color w:val="000000"/>
+                                <w:spacing w:val="-10"/>
+                                <w:sz w:val="22"/>
+                                <w:szCs w:val="22"/>
+                              </w:rPr>
+                              <w:t>2..</w:t>
+                            </w:r>
+                            <w:proofErr w:type="gramEnd"/>
+                            <w:r>
+                              <w:rPr>
+                                <w:rFonts w:ascii="Courier New" w:eastAsia="MS PGothic" w:hAnsi="Courier New" w:cs="Courier New"/>
+                                <w:color w:val="000000"/>
+                                <w:spacing w:val="-10"/>
+                                <w:sz w:val="22"/>
+                                <w:szCs w:val="22"/>
+                              </w:rPr>
+                              <w:t>0</w:t>
                             </w:r>
                           </w:p>
                         </w:txbxContent>
@@ -4074,6 +4386,7 @@
                           <w:szCs w:val="22"/>
                         </w:rPr>
                       </w:pPr>
+                      <w:proofErr w:type="gramStart"/>
                       <w:r>
                         <w:rPr>
                           <w:rFonts w:ascii="Courier New" w:eastAsia="MS PGothic" w:hAnsi="Courier New" w:cs="Courier New"/>
@@ -4082,7 +4395,18 @@
                           <w:sz w:val="22"/>
                           <w:szCs w:val="22"/>
                         </w:rPr>
-                        <w:t xml:space="preserve">MOV  R0, #0x38     </w:t>
+                        <w:t>MOV  R</w:t>
+                      </w:r>
+                      <w:proofErr w:type="gramEnd"/>
+                      <w:r>
+                        <w:rPr>
+                          <w:rFonts w:ascii="Courier New" w:eastAsia="MS PGothic" w:hAnsi="Courier New" w:cs="Courier New"/>
+                          <w:color w:val="000000"/>
+                          <w:spacing w:val="-10"/>
+                          <w:sz w:val="22"/>
+                          <w:szCs w:val="22"/>
+                        </w:rPr>
+                        <w:t xml:space="preserve">0, #0x38     </w:t>
                       </w:r>
                       <w:r>
                         <w:rPr>
@@ -4140,6 +4464,7 @@
                           <w:szCs w:val="22"/>
                         </w:rPr>
                       </w:pPr>
+                      <w:proofErr w:type="gramStart"/>
                       <w:r>
                         <w:rPr>
                           <w:rFonts w:ascii="Courier New" w:eastAsia="MS PGothic" w:hAnsi="Courier New" w:cs="Courier New"/>
@@ -4148,7 +4473,18 @@
                           <w:sz w:val="22"/>
                           <w:szCs w:val="22"/>
                         </w:rPr>
-                        <w:t>MOV  R0, #</w:t>
+                        <w:t>MOV  R</w:t>
+                      </w:r>
+                      <w:proofErr w:type="gramEnd"/>
+                      <w:r>
+                        <w:rPr>
+                          <w:rFonts w:ascii="Courier New" w:eastAsia="MS PGothic" w:hAnsi="Courier New" w:cs="Courier New"/>
+                          <w:color w:val="000000"/>
+                          <w:spacing w:val="-10"/>
+                          <w:sz w:val="22"/>
+                          <w:szCs w:val="22"/>
+                        </w:rPr>
+                        <w:t>0, #</w:t>
                       </w:r>
                       <w:r>
                         <w:rPr>
@@ -4246,6 +4582,7 @@
                         </w:rPr>
                         <w:t xml:space="preserve">    </w:t>
                       </w:r>
+                      <w:proofErr w:type="gramStart"/>
                       <w:r>
                         <w:rPr>
                           <w:rFonts w:ascii="Courier New" w:eastAsia="MS PGothic" w:hAnsi="Courier New" w:cs="Courier New"/>
@@ -4254,7 +4591,18 @@
                           <w:sz w:val="22"/>
                           <w:szCs w:val="22"/>
                         </w:rPr>
-                        <w:t xml:space="preserve">MOV  R0, #7        </w:t>
+                        <w:t>MOV  R</w:t>
+                      </w:r>
+                      <w:proofErr w:type="gramEnd"/>
+                      <w:r>
+                        <w:rPr>
+                          <w:rFonts w:ascii="Courier New" w:eastAsia="MS PGothic" w:hAnsi="Courier New" w:cs="Courier New"/>
+                          <w:color w:val="000000"/>
+                          <w:spacing w:val="-10"/>
+                          <w:sz w:val="22"/>
+                          <w:szCs w:val="22"/>
+                        </w:rPr>
+                        <w:t xml:space="preserve">0, #7        </w:t>
                       </w:r>
                       <w:r>
                         <w:rPr>
@@ -4297,7 +4645,29 @@
                           <w:sz w:val="22"/>
                           <w:szCs w:val="22"/>
                         </w:rPr>
-                        <w:t xml:space="preserve">    LSL  R0, R0, #3   </w:t>
+                        <w:t xml:space="preserve">    </w:t>
+                      </w:r>
+                      <w:proofErr w:type="gramStart"/>
+                      <w:r>
+                        <w:rPr>
+                          <w:rFonts w:ascii="Courier New" w:eastAsia="MS PGothic" w:hAnsi="Courier New" w:cs="Courier New"/>
+                          <w:color w:val="000000"/>
+                          <w:spacing w:val="-10"/>
+                          <w:sz w:val="22"/>
+                          <w:szCs w:val="22"/>
+                        </w:rPr>
+                        <w:t>LSL  R</w:t>
+                      </w:r>
+                      <w:proofErr w:type="gramEnd"/>
+                      <w:r>
+                        <w:rPr>
+                          <w:rFonts w:ascii="Courier New" w:eastAsia="MS PGothic" w:hAnsi="Courier New" w:cs="Courier New"/>
+                          <w:color w:val="000000"/>
+                          <w:spacing w:val="-10"/>
+                          <w:sz w:val="22"/>
+                          <w:szCs w:val="22"/>
+                        </w:rPr>
+                        <w:t xml:space="preserve">0, R0, #3   </w:t>
                       </w:r>
                       <w:r>
                         <w:rPr>
@@ -4317,7 +4687,29 @@
                           <w:sz w:val="22"/>
                           <w:szCs w:val="22"/>
                         </w:rPr>
-                        <w:t xml:space="preserve"> @ R0 = 00111000  (now mask is 0x38)</w:t>
+                        <w:t xml:space="preserve"> @ R0 = </w:t>
+                      </w:r>
+                      <w:proofErr w:type="gramStart"/>
+                      <w:r>
+                        <w:rPr>
+                          <w:rFonts w:ascii="Courier New" w:eastAsia="MS PGothic" w:hAnsi="Courier New" w:cs="Courier New"/>
+                          <w:color w:val="000000"/>
+                          <w:spacing w:val="-10"/>
+                          <w:sz w:val="22"/>
+                          <w:szCs w:val="22"/>
+                        </w:rPr>
+                        <w:t>00111000  (</w:t>
+                      </w:r>
+                      <w:proofErr w:type="gramEnd"/>
+                      <w:r>
+                        <w:rPr>
+                          <w:rFonts w:ascii="Courier New" w:eastAsia="MS PGothic" w:hAnsi="Courier New" w:cs="Courier New"/>
+                          <w:color w:val="000000"/>
+                          <w:spacing w:val="-10"/>
+                          <w:sz w:val="22"/>
+                          <w:szCs w:val="22"/>
+                        </w:rPr>
+                        <w:t>now mask is 0x38)</w:t>
                       </w:r>
                     </w:p>
                     <w:p>
@@ -4353,7 +4745,51 @@
                           <w:sz w:val="22"/>
                           <w:szCs w:val="22"/>
                         </w:rPr>
-                        <w:t xml:space="preserve">    AND  R5, R4, R0     @ isolate bits 5..3</w:t>
+                        <w:t xml:space="preserve">    </w:t>
+                      </w:r>
+                      <w:proofErr w:type="gramStart"/>
+                      <w:r>
+                        <w:rPr>
+                          <w:rFonts w:ascii="Courier New" w:eastAsia="MS PGothic" w:hAnsi="Courier New" w:cs="Courier New"/>
+                          <w:color w:val="000000"/>
+                          <w:spacing w:val="-10"/>
+                          <w:sz w:val="22"/>
+                          <w:szCs w:val="22"/>
+                        </w:rPr>
+                        <w:t>AND  R</w:t>
+                      </w:r>
+                      <w:proofErr w:type="gramEnd"/>
+                      <w:r>
+                        <w:rPr>
+                          <w:rFonts w:ascii="Courier New" w:eastAsia="MS PGothic" w:hAnsi="Courier New" w:cs="Courier New"/>
+                          <w:color w:val="000000"/>
+                          <w:spacing w:val="-10"/>
+                          <w:sz w:val="22"/>
+                          <w:szCs w:val="22"/>
+                        </w:rPr>
+                        <w:t xml:space="preserve">5, R4, R0     @ isolate bits </w:t>
+                      </w:r>
+                      <w:proofErr w:type="gramStart"/>
+                      <w:r>
+                        <w:rPr>
+                          <w:rFonts w:ascii="Courier New" w:eastAsia="MS PGothic" w:hAnsi="Courier New" w:cs="Courier New"/>
+                          <w:color w:val="000000"/>
+                          <w:spacing w:val="-10"/>
+                          <w:sz w:val="22"/>
+                          <w:szCs w:val="22"/>
+                        </w:rPr>
+                        <w:t>5..</w:t>
+                      </w:r>
+                      <w:proofErr w:type="gramEnd"/>
+                      <w:r>
+                        <w:rPr>
+                          <w:rFonts w:ascii="Courier New" w:eastAsia="MS PGothic" w:hAnsi="Courier New" w:cs="Courier New"/>
+                          <w:color w:val="000000"/>
+                          <w:spacing w:val="-10"/>
+                          <w:sz w:val="22"/>
+                          <w:szCs w:val="22"/>
+                        </w:rPr>
+                        <w:t>3</w:t>
                       </w:r>
                       <w:r>
                         <w:rPr>
@@ -4365,6 +4801,7 @@
                         </w:rPr>
                         <w:t xml:space="preserve">. Or: </w:t>
                       </w:r>
+                      <w:proofErr w:type="gramStart"/>
                       <w:r>
                         <w:rPr>
                           <w:rFonts w:ascii="Courier New" w:eastAsia="MS PGothic" w:hAnsi="Courier New" w:cs="Courier New"/>
@@ -4373,7 +4810,18 @@
                           <w:sz w:val="22"/>
                           <w:szCs w:val="22"/>
                         </w:rPr>
-                        <w:t>AND  R5, R4, #0x38</w:t>
+                        <w:t>AND  R</w:t>
+                      </w:r>
+                      <w:proofErr w:type="gramEnd"/>
+                      <w:r>
+                        <w:rPr>
+                          <w:rFonts w:ascii="Courier New" w:eastAsia="MS PGothic" w:hAnsi="Courier New" w:cs="Courier New"/>
+                          <w:color w:val="000000"/>
+                          <w:spacing w:val="-10"/>
+                          <w:sz w:val="22"/>
+                          <w:szCs w:val="22"/>
+                        </w:rPr>
+                        <w:t>5, R4, #0x38</w:t>
                       </w:r>
                     </w:p>
                     <w:p>
@@ -4396,7 +4844,51 @@
                           <w:sz w:val="22"/>
                           <w:szCs w:val="22"/>
                         </w:rPr>
-                        <w:t xml:space="preserve">    LSR  R5, R5, #3     @ shift them to bits 2..0</w:t>
+                        <w:t xml:space="preserve">    </w:t>
+                      </w:r>
+                      <w:proofErr w:type="gramStart"/>
+                      <w:r>
+                        <w:rPr>
+                          <w:rFonts w:ascii="Courier New" w:eastAsia="MS PGothic" w:hAnsi="Courier New" w:cs="Courier New"/>
+                          <w:color w:val="000000"/>
+                          <w:spacing w:val="-10"/>
+                          <w:sz w:val="22"/>
+                          <w:szCs w:val="22"/>
+                        </w:rPr>
+                        <w:t>LSR  R</w:t>
+                      </w:r>
+                      <w:proofErr w:type="gramEnd"/>
+                      <w:r>
+                        <w:rPr>
+                          <w:rFonts w:ascii="Courier New" w:eastAsia="MS PGothic" w:hAnsi="Courier New" w:cs="Courier New"/>
+                          <w:color w:val="000000"/>
+                          <w:spacing w:val="-10"/>
+                          <w:sz w:val="22"/>
+                          <w:szCs w:val="22"/>
+                        </w:rPr>
+                        <w:t xml:space="preserve">5, R5, #3     @ shift them to bits </w:t>
+                      </w:r>
+                      <w:proofErr w:type="gramStart"/>
+                      <w:r>
+                        <w:rPr>
+                          <w:rFonts w:ascii="Courier New" w:eastAsia="MS PGothic" w:hAnsi="Courier New" w:cs="Courier New"/>
+                          <w:color w:val="000000"/>
+                          <w:spacing w:val="-10"/>
+                          <w:sz w:val="22"/>
+                          <w:szCs w:val="22"/>
+                        </w:rPr>
+                        <w:t>2..</w:t>
+                      </w:r>
+                      <w:proofErr w:type="gramEnd"/>
+                      <w:r>
+                        <w:rPr>
+                          <w:rFonts w:ascii="Courier New" w:eastAsia="MS PGothic" w:hAnsi="Courier New" w:cs="Courier New"/>
+                          <w:color w:val="000000"/>
+                          <w:spacing w:val="-10"/>
+                          <w:sz w:val="22"/>
+                          <w:szCs w:val="22"/>
+                        </w:rPr>
+                        <w:t>0</w:t>
                       </w:r>
                     </w:p>
                   </w:txbxContent>
@@ -4525,6 +5017,7 @@
                                 <w:szCs w:val="22"/>
                               </w:rPr>
                             </w:pPr>
+                            <w:proofErr w:type="gramStart"/>
                             <w:r>
                               <w:rPr>
                                 <w:rFonts w:ascii="Courier New" w:eastAsia="MS PGothic" w:hAnsi="Courier New" w:cs="Courier New"/>
@@ -4533,7 +5026,40 @@
                                 <w:sz w:val="22"/>
                                 <w:szCs w:val="22"/>
                               </w:rPr>
-                              <w:t>MOV  R5, R4, LSR #3  @ R5 = R4 &gt;&gt; 3</w:t>
+                              <w:t>MOV  R</w:t>
+                            </w:r>
+                            <w:proofErr w:type="gramEnd"/>
+                            <w:r>
+                              <w:rPr>
+                                <w:rFonts w:ascii="Courier New" w:eastAsia="MS PGothic" w:hAnsi="Courier New" w:cs="Courier New"/>
+                                <w:color w:val="000000"/>
+                                <w:spacing w:val="-10"/>
+                                <w:sz w:val="22"/>
+                                <w:szCs w:val="22"/>
+                              </w:rPr>
+                              <w:t>5, R4, LSR #</w:t>
+                            </w:r>
+                            <w:proofErr w:type="gramStart"/>
+                            <w:r>
+                              <w:rPr>
+                                <w:rFonts w:ascii="Courier New" w:eastAsia="MS PGothic" w:hAnsi="Courier New" w:cs="Courier New"/>
+                                <w:color w:val="000000"/>
+                                <w:spacing w:val="-10"/>
+                                <w:sz w:val="22"/>
+                                <w:szCs w:val="22"/>
+                              </w:rPr>
+                              <w:t>3  @</w:t>
+                            </w:r>
+                            <w:proofErr w:type="gramEnd"/>
+                            <w:r>
+                              <w:rPr>
+                                <w:rFonts w:ascii="Courier New" w:eastAsia="MS PGothic" w:hAnsi="Courier New" w:cs="Courier New"/>
+                                <w:color w:val="000000"/>
+                                <w:spacing w:val="-10"/>
+                                <w:sz w:val="22"/>
+                                <w:szCs w:val="22"/>
+                              </w:rPr>
+                              <w:t xml:space="preserve"> R5 = R4 &gt;&gt; 3</w:t>
                             </w:r>
                           </w:p>
                           <w:p>
@@ -4571,6 +5097,7 @@
                                 <w:szCs w:val="22"/>
                               </w:rPr>
                             </w:pPr>
+                            <w:proofErr w:type="gramStart"/>
                             <w:r>
                               <w:rPr>
                                 <w:rFonts w:ascii="Courier New" w:eastAsia="MS PGothic" w:hAnsi="Courier New" w:cs="Courier New"/>
@@ -4579,7 +5106,18 @@
                                 <w:sz w:val="22"/>
                                 <w:szCs w:val="22"/>
                               </w:rPr>
-                              <w:t xml:space="preserve">LSR  R5, R4, #3      </w:t>
+                              <w:t>LSR  R</w:t>
+                            </w:r>
+                            <w:proofErr w:type="gramEnd"/>
+                            <w:r>
+                              <w:rPr>
+                                <w:rFonts w:ascii="Courier New" w:eastAsia="MS PGothic" w:hAnsi="Courier New" w:cs="Courier New"/>
+                                <w:color w:val="000000"/>
+                                <w:spacing w:val="-10"/>
+                                <w:sz w:val="22"/>
+                                <w:szCs w:val="22"/>
+                              </w:rPr>
+                              <w:t xml:space="preserve">5, R4, #3      </w:t>
                             </w:r>
                             <w:r>
                               <w:rPr>
@@ -4627,6 +5165,7 @@
                                 <w:szCs w:val="22"/>
                               </w:rPr>
                             </w:pPr>
+                            <w:proofErr w:type="gramStart"/>
                             <w:r>
                               <w:rPr>
                                 <w:rFonts w:ascii="Courier New" w:eastAsia="MS PGothic" w:hAnsi="Courier New" w:cs="Courier New"/>
@@ -4635,7 +5174,18 @@
                                 <w:sz w:val="22"/>
                                 <w:szCs w:val="22"/>
                               </w:rPr>
-                              <w:t>AND  R5, R5, #0x7    @ keep only lower 3 bits</w:t>
+                              <w:t>AND  R</w:t>
+                            </w:r>
+                            <w:proofErr w:type="gramEnd"/>
+                            <w:r>
+                              <w:rPr>
+                                <w:rFonts w:ascii="Courier New" w:eastAsia="MS PGothic" w:hAnsi="Courier New" w:cs="Courier New"/>
+                                <w:color w:val="000000"/>
+                                <w:spacing w:val="-10"/>
+                                <w:sz w:val="22"/>
+                                <w:szCs w:val="22"/>
+                              </w:rPr>
+                              <w:t>5, R5, #0x7    @ keep only lower 3 bits</w:t>
                             </w:r>
                           </w:p>
                         </w:txbxContent>
@@ -4669,6 +5219,7 @@
                           <w:szCs w:val="22"/>
                         </w:rPr>
                       </w:pPr>
+                      <w:proofErr w:type="gramStart"/>
                       <w:r>
                         <w:rPr>
                           <w:rFonts w:ascii="Courier New" w:eastAsia="MS PGothic" w:hAnsi="Courier New" w:cs="Courier New"/>
@@ -4677,7 +5228,40 @@
                           <w:sz w:val="22"/>
                           <w:szCs w:val="22"/>
                         </w:rPr>
-                        <w:t>MOV  R5, R4, LSR #3  @ R5 = R4 &gt;&gt; 3</w:t>
+                        <w:t>MOV  R</w:t>
+                      </w:r>
+                      <w:proofErr w:type="gramEnd"/>
+                      <w:r>
+                        <w:rPr>
+                          <w:rFonts w:ascii="Courier New" w:eastAsia="MS PGothic" w:hAnsi="Courier New" w:cs="Courier New"/>
+                          <w:color w:val="000000"/>
+                          <w:spacing w:val="-10"/>
+                          <w:sz w:val="22"/>
+                          <w:szCs w:val="22"/>
+                        </w:rPr>
+                        <w:t>5, R4, LSR #</w:t>
+                      </w:r>
+                      <w:proofErr w:type="gramStart"/>
+                      <w:r>
+                        <w:rPr>
+                          <w:rFonts w:ascii="Courier New" w:eastAsia="MS PGothic" w:hAnsi="Courier New" w:cs="Courier New"/>
+                          <w:color w:val="000000"/>
+                          <w:spacing w:val="-10"/>
+                          <w:sz w:val="22"/>
+                          <w:szCs w:val="22"/>
+                        </w:rPr>
+                        <w:t>3  @</w:t>
+                      </w:r>
+                      <w:proofErr w:type="gramEnd"/>
+                      <w:r>
+                        <w:rPr>
+                          <w:rFonts w:ascii="Courier New" w:eastAsia="MS PGothic" w:hAnsi="Courier New" w:cs="Courier New"/>
+                          <w:color w:val="000000"/>
+                          <w:spacing w:val="-10"/>
+                          <w:sz w:val="22"/>
+                          <w:szCs w:val="22"/>
+                        </w:rPr>
+                        <w:t xml:space="preserve"> R5 = R4 &gt;&gt; 3</w:t>
                       </w:r>
                     </w:p>
                     <w:p>
@@ -4715,6 +5299,7 @@
                           <w:szCs w:val="22"/>
                         </w:rPr>
                       </w:pPr>
+                      <w:proofErr w:type="gramStart"/>
                       <w:r>
                         <w:rPr>
                           <w:rFonts w:ascii="Courier New" w:eastAsia="MS PGothic" w:hAnsi="Courier New" w:cs="Courier New"/>
@@ -4723,7 +5308,18 @@
                           <w:sz w:val="22"/>
                           <w:szCs w:val="22"/>
                         </w:rPr>
-                        <w:t xml:space="preserve">LSR  R5, R4, #3      </w:t>
+                        <w:t>LSR  R</w:t>
+                      </w:r>
+                      <w:proofErr w:type="gramEnd"/>
+                      <w:r>
+                        <w:rPr>
+                          <w:rFonts w:ascii="Courier New" w:eastAsia="MS PGothic" w:hAnsi="Courier New" w:cs="Courier New"/>
+                          <w:color w:val="000000"/>
+                          <w:spacing w:val="-10"/>
+                          <w:sz w:val="22"/>
+                          <w:szCs w:val="22"/>
+                        </w:rPr>
+                        <w:t xml:space="preserve">5, R4, #3      </w:t>
                       </w:r>
                       <w:r>
                         <w:rPr>
@@ -4771,6 +5367,7 @@
                           <w:szCs w:val="22"/>
                         </w:rPr>
                       </w:pPr>
+                      <w:proofErr w:type="gramStart"/>
                       <w:r>
                         <w:rPr>
                           <w:rFonts w:ascii="Courier New" w:eastAsia="MS PGothic" w:hAnsi="Courier New" w:cs="Courier New"/>
@@ -4779,7 +5376,18 @@
                           <w:sz w:val="22"/>
                           <w:szCs w:val="22"/>
                         </w:rPr>
-                        <w:t>AND  R5, R5, #0x7    @ keep only lower 3 bits</w:t>
+                        <w:t>AND  R</w:t>
+                      </w:r>
+                      <w:proofErr w:type="gramEnd"/>
+                      <w:r>
+                        <w:rPr>
+                          <w:rFonts w:ascii="Courier New" w:eastAsia="MS PGothic" w:hAnsi="Courier New" w:cs="Courier New"/>
+                          <w:color w:val="000000"/>
+                          <w:spacing w:val="-10"/>
+                          <w:sz w:val="22"/>
+                          <w:szCs w:val="22"/>
+                        </w:rPr>
+                        <w:t>5, R5, #0x7    @ keep only lower 3 bits</w:t>
                       </w:r>
                     </w:p>
                   </w:txbxContent>
@@ -4869,7 +5477,23 @@
           <w:sz w:val="22"/>
           <w:szCs w:val="22"/>
         </w:rPr>
-        <w:t>bits 3..0 in R</w:t>
+        <w:t xml:space="preserve">bits </w:t>
+      </w:r>
+      <w:proofErr w:type="gramStart"/>
+      <w:r>
+        <w:rPr>
+          <w:sz w:val="22"/>
+          <w:szCs w:val="22"/>
+        </w:rPr>
+        <w:t>3..</w:t>
+      </w:r>
+      <w:proofErr w:type="gramEnd"/>
+      <w:r>
+        <w:rPr>
+          <w:sz w:val="22"/>
+          <w:szCs w:val="22"/>
+        </w:rPr>
+        <w:t>0 in R</w:t>
       </w:r>
       <w:r>
         <w:rPr>
@@ -4892,19 +5516,44 @@
         </w:rPr>
         <w:t xml:space="preserve">bits </w:t>
       </w:r>
-      <w:r>
-        <w:rPr>
-          <w:sz w:val="22"/>
-          <w:szCs w:val="22"/>
-        </w:rPr>
-        <w:t>6..3 in R1</w:t>
-      </w:r>
-      <w:r>
-        <w:rPr>
-          <w:sz w:val="22"/>
-          <w:szCs w:val="22"/>
-        </w:rPr>
-        <w:t xml:space="preserve">, and </w:t>
+      <w:proofErr w:type="gramStart"/>
+      <w:r>
+        <w:rPr>
+          <w:sz w:val="22"/>
+          <w:szCs w:val="22"/>
+        </w:rPr>
+        <w:t>6..</w:t>
+      </w:r>
+      <w:proofErr w:type="gramEnd"/>
+      <w:r>
+        <w:rPr>
+          <w:sz w:val="22"/>
+          <w:szCs w:val="22"/>
+        </w:rPr>
+        <w:t xml:space="preserve">3 in </w:t>
+      </w:r>
+      <w:proofErr w:type="gramStart"/>
+      <w:r>
+        <w:rPr>
+          <w:sz w:val="22"/>
+          <w:szCs w:val="22"/>
+        </w:rPr>
+        <w:t>R1</w:t>
+      </w:r>
+      <w:r>
+        <w:rPr>
+          <w:sz w:val="22"/>
+          <w:szCs w:val="22"/>
+        </w:rPr>
+        <w:t>, and</w:t>
+      </w:r>
+      <w:proofErr w:type="gramEnd"/>
+      <w:r>
+        <w:rPr>
+          <w:sz w:val="22"/>
+          <w:szCs w:val="22"/>
+        </w:rPr>
+        <w:t xml:space="preserve"> </w:t>
       </w:r>
       <w:r>
         <w:rPr>
@@ -5032,6 +5681,7 @@
                                 <w:szCs w:val="22"/>
                               </w:rPr>
                             </w:pPr>
+                            <w:proofErr w:type="gramStart"/>
                             <w:r>
                               <w:rPr>
                                 <w:rFonts w:ascii="Courier New" w:eastAsia="MS PGothic" w:hAnsi="Courier New" w:cs="Courier New"/>
@@ -5040,7 +5690,62 @@
                                 <w:sz w:val="22"/>
                                 <w:szCs w:val="22"/>
                               </w:rPr>
-                              <w:t>AND  R2, R0, #0x0F   ; take bits 3..0 from R0</w:t>
+                              <w:t>AND  R</w:t>
+                            </w:r>
+                            <w:proofErr w:type="gramEnd"/>
+                            <w:r>
+                              <w:rPr>
+                                <w:rFonts w:ascii="Courier New" w:eastAsia="MS PGothic" w:hAnsi="Courier New" w:cs="Courier New"/>
+                                <w:color w:val="000000"/>
+                                <w:spacing w:val="-10"/>
+                                <w:sz w:val="22"/>
+                                <w:szCs w:val="22"/>
+                              </w:rPr>
+                              <w:t xml:space="preserve">2, R0, #0x0F </w:t>
+                            </w:r>
+                            <w:proofErr w:type="gramStart"/>
+                            <w:r>
+                              <w:rPr>
+                                <w:rFonts w:ascii="Courier New" w:eastAsia="MS PGothic" w:hAnsi="Courier New" w:cs="Courier New"/>
+                                <w:color w:val="000000"/>
+                                <w:spacing w:val="-10"/>
+                                <w:sz w:val="22"/>
+                                <w:szCs w:val="22"/>
+                              </w:rPr>
+                              <w:t xml:space="preserve">  ;</w:t>
+                            </w:r>
+                            <w:proofErr w:type="gramEnd"/>
+                            <w:r>
+                              <w:rPr>
+                                <w:rFonts w:ascii="Courier New" w:eastAsia="MS PGothic" w:hAnsi="Courier New" w:cs="Courier New"/>
+                                <w:color w:val="000000"/>
+                                <w:spacing w:val="-10"/>
+                                <w:sz w:val="22"/>
+                                <w:szCs w:val="22"/>
+                              </w:rPr>
+                              <w:t xml:space="preserve"> take bits </w:t>
+                            </w:r>
+                            <w:proofErr w:type="gramStart"/>
+                            <w:r>
+                              <w:rPr>
+                                <w:rFonts w:ascii="Courier New" w:eastAsia="MS PGothic" w:hAnsi="Courier New" w:cs="Courier New"/>
+                                <w:color w:val="000000"/>
+                                <w:spacing w:val="-10"/>
+                                <w:sz w:val="22"/>
+                                <w:szCs w:val="22"/>
+                              </w:rPr>
+                              <w:t>3..</w:t>
+                            </w:r>
+                            <w:proofErr w:type="gramEnd"/>
+                            <w:r>
+                              <w:rPr>
+                                <w:rFonts w:ascii="Courier New" w:eastAsia="MS PGothic" w:hAnsi="Courier New" w:cs="Courier New"/>
+                                <w:color w:val="000000"/>
+                                <w:spacing w:val="-10"/>
+                                <w:sz w:val="22"/>
+                                <w:szCs w:val="22"/>
+                              </w:rPr>
+                              <w:t>0 from R0</w:t>
                             </w:r>
                             <w:r>
                               <w:rPr>
@@ -5065,6 +5770,7 @@
                                 <w:szCs w:val="22"/>
                               </w:rPr>
                             </w:pPr>
+                            <w:proofErr w:type="gramStart"/>
                             <w:r>
                               <w:rPr>
                                 <w:rFonts w:ascii="Courier New" w:eastAsia="MS PGothic" w:hAnsi="Courier New" w:cs="Courier New"/>
@@ -5073,7 +5779,62 @@
                                 <w:sz w:val="22"/>
                                 <w:szCs w:val="22"/>
                               </w:rPr>
-                              <w:t>LSL  R2, R2, #3      ; move into positions 6..3</w:t>
+                              <w:t>LSL  R</w:t>
+                            </w:r>
+                            <w:proofErr w:type="gramEnd"/>
+                            <w:r>
+                              <w:rPr>
+                                <w:rFonts w:ascii="Courier New" w:eastAsia="MS PGothic" w:hAnsi="Courier New" w:cs="Courier New"/>
+                                <w:color w:val="000000"/>
+                                <w:spacing w:val="-10"/>
+                                <w:sz w:val="22"/>
+                                <w:szCs w:val="22"/>
+                              </w:rPr>
+                              <w:t xml:space="preserve">2, R2, #3    </w:t>
+                            </w:r>
+                            <w:proofErr w:type="gramStart"/>
+                            <w:r>
+                              <w:rPr>
+                                <w:rFonts w:ascii="Courier New" w:eastAsia="MS PGothic" w:hAnsi="Courier New" w:cs="Courier New"/>
+                                <w:color w:val="000000"/>
+                                <w:spacing w:val="-10"/>
+                                <w:sz w:val="22"/>
+                                <w:szCs w:val="22"/>
+                              </w:rPr>
+                              <w:t xml:space="preserve">  ;</w:t>
+                            </w:r>
+                            <w:proofErr w:type="gramEnd"/>
+                            <w:r>
+                              <w:rPr>
+                                <w:rFonts w:ascii="Courier New" w:eastAsia="MS PGothic" w:hAnsi="Courier New" w:cs="Courier New"/>
+                                <w:color w:val="000000"/>
+                                <w:spacing w:val="-10"/>
+                                <w:sz w:val="22"/>
+                                <w:szCs w:val="22"/>
+                              </w:rPr>
+                              <w:t xml:space="preserve"> move into positions </w:t>
+                            </w:r>
+                            <w:proofErr w:type="gramStart"/>
+                            <w:r>
+                              <w:rPr>
+                                <w:rFonts w:ascii="Courier New" w:eastAsia="MS PGothic" w:hAnsi="Courier New" w:cs="Courier New"/>
+                                <w:color w:val="000000"/>
+                                <w:spacing w:val="-10"/>
+                                <w:sz w:val="22"/>
+                                <w:szCs w:val="22"/>
+                              </w:rPr>
+                              <w:t>6..</w:t>
+                            </w:r>
+                            <w:proofErr w:type="gramEnd"/>
+                            <w:r>
+                              <w:rPr>
+                                <w:rFonts w:ascii="Courier New" w:eastAsia="MS PGothic" w:hAnsi="Courier New" w:cs="Courier New"/>
+                                <w:color w:val="000000"/>
+                                <w:spacing w:val="-10"/>
+                                <w:sz w:val="22"/>
+                                <w:szCs w:val="22"/>
+                              </w:rPr>
+                              <w:t>3</w:t>
                             </w:r>
                             <w:r>
                               <w:rPr>
@@ -5098,6 +5859,7 @@
                                 <w:szCs w:val="22"/>
                               </w:rPr>
                             </w:pPr>
+                            <w:proofErr w:type="gramStart"/>
                             <w:r>
                               <w:rPr>
                                 <w:rFonts w:ascii="Courier New" w:eastAsia="MS PGothic" w:hAnsi="Courier New" w:cs="Courier New"/>
@@ -5106,7 +5868,62 @@
                                 <w:sz w:val="22"/>
                                 <w:szCs w:val="22"/>
                               </w:rPr>
-                              <w:t xml:space="preserve">AND  R1, R1, #0x87   ; clear bits 6..3 </w:t>
+                              <w:t>AND  R</w:t>
+                            </w:r>
+                            <w:proofErr w:type="gramEnd"/>
+                            <w:r>
+                              <w:rPr>
+                                <w:rFonts w:ascii="Courier New" w:eastAsia="MS PGothic" w:hAnsi="Courier New" w:cs="Courier New"/>
+                                <w:color w:val="000000"/>
+                                <w:spacing w:val="-10"/>
+                                <w:sz w:val="22"/>
+                                <w:szCs w:val="22"/>
+                              </w:rPr>
+                              <w:t xml:space="preserve">1, R1, #0x87 </w:t>
+                            </w:r>
+                            <w:proofErr w:type="gramStart"/>
+                            <w:r>
+                              <w:rPr>
+                                <w:rFonts w:ascii="Courier New" w:eastAsia="MS PGothic" w:hAnsi="Courier New" w:cs="Courier New"/>
+                                <w:color w:val="000000"/>
+                                <w:spacing w:val="-10"/>
+                                <w:sz w:val="22"/>
+                                <w:szCs w:val="22"/>
+                              </w:rPr>
+                              <w:t xml:space="preserve">  ;</w:t>
+                            </w:r>
+                            <w:proofErr w:type="gramEnd"/>
+                            <w:r>
+                              <w:rPr>
+                                <w:rFonts w:ascii="Courier New" w:eastAsia="MS PGothic" w:hAnsi="Courier New" w:cs="Courier New"/>
+                                <w:color w:val="000000"/>
+                                <w:spacing w:val="-10"/>
+                                <w:sz w:val="22"/>
+                                <w:szCs w:val="22"/>
+                              </w:rPr>
+                              <w:t xml:space="preserve"> clear bits </w:t>
+                            </w:r>
+                            <w:proofErr w:type="gramStart"/>
+                            <w:r>
+                              <w:rPr>
+                                <w:rFonts w:ascii="Courier New" w:eastAsia="MS PGothic" w:hAnsi="Courier New" w:cs="Courier New"/>
+                                <w:color w:val="000000"/>
+                                <w:spacing w:val="-10"/>
+                                <w:sz w:val="22"/>
+                                <w:szCs w:val="22"/>
+                              </w:rPr>
+                              <w:t>6..</w:t>
+                            </w:r>
+                            <w:proofErr w:type="gramEnd"/>
+                            <w:r>
+                              <w:rPr>
+                                <w:rFonts w:ascii="Courier New" w:eastAsia="MS PGothic" w:hAnsi="Courier New" w:cs="Courier New"/>
+                                <w:color w:val="000000"/>
+                                <w:spacing w:val="-10"/>
+                                <w:sz w:val="22"/>
+                                <w:szCs w:val="22"/>
+                              </w:rPr>
+                              <w:t xml:space="preserve">3 </w:t>
                             </w:r>
                             <w:r>
                               <w:rPr>
@@ -5197,6 +6014,7 @@
                                 <w:szCs w:val="22"/>
                               </w:rPr>
                             </w:pPr>
+                            <w:proofErr w:type="gramStart"/>
                             <w:r>
                               <w:rPr>
                                 <w:rFonts w:ascii="Courier New" w:eastAsia="MS PGothic" w:hAnsi="Courier New" w:cs="Courier New"/>
@@ -5225,7 +6043,62 @@
                                 <w:sz w:val="22"/>
                                 <w:szCs w:val="22"/>
                               </w:rPr>
-                              <w:t xml:space="preserve">R1, R1, #0x78   ; clear bits 6..3 in R1 </w:t>
+                              <w:t>R</w:t>
+                            </w:r>
+                            <w:proofErr w:type="gramEnd"/>
+                            <w:r>
+                              <w:rPr>
+                                <w:rFonts w:ascii="Courier New" w:eastAsia="MS PGothic" w:hAnsi="Courier New" w:cs="Courier New"/>
+                                <w:color w:val="000000"/>
+                                <w:spacing w:val="-10"/>
+                                <w:sz w:val="22"/>
+                                <w:szCs w:val="22"/>
+                              </w:rPr>
+                              <w:t xml:space="preserve">1, R1, #0x78 </w:t>
+                            </w:r>
+                            <w:proofErr w:type="gramStart"/>
+                            <w:r>
+                              <w:rPr>
+                                <w:rFonts w:ascii="Courier New" w:eastAsia="MS PGothic" w:hAnsi="Courier New" w:cs="Courier New"/>
+                                <w:color w:val="000000"/>
+                                <w:spacing w:val="-10"/>
+                                <w:sz w:val="22"/>
+                                <w:szCs w:val="22"/>
+                              </w:rPr>
+                              <w:t xml:space="preserve">  ;</w:t>
+                            </w:r>
+                            <w:proofErr w:type="gramEnd"/>
+                            <w:r>
+                              <w:rPr>
+                                <w:rFonts w:ascii="Courier New" w:eastAsia="MS PGothic" w:hAnsi="Courier New" w:cs="Courier New"/>
+                                <w:color w:val="000000"/>
+                                <w:spacing w:val="-10"/>
+                                <w:sz w:val="22"/>
+                                <w:szCs w:val="22"/>
+                              </w:rPr>
+                              <w:t xml:space="preserve"> clear bits </w:t>
+                            </w:r>
+                            <w:proofErr w:type="gramStart"/>
+                            <w:r>
+                              <w:rPr>
+                                <w:rFonts w:ascii="Courier New" w:eastAsia="MS PGothic" w:hAnsi="Courier New" w:cs="Courier New"/>
+                                <w:color w:val="000000"/>
+                                <w:spacing w:val="-10"/>
+                                <w:sz w:val="22"/>
+                                <w:szCs w:val="22"/>
+                              </w:rPr>
+                              <w:t>6..</w:t>
+                            </w:r>
+                            <w:proofErr w:type="gramEnd"/>
+                            <w:r>
+                              <w:rPr>
+                                <w:rFonts w:ascii="Courier New" w:eastAsia="MS PGothic" w:hAnsi="Courier New" w:cs="Courier New"/>
+                                <w:color w:val="000000"/>
+                                <w:spacing w:val="-10"/>
+                                <w:sz w:val="22"/>
+                                <w:szCs w:val="22"/>
+                              </w:rPr>
+                              <w:t xml:space="preserve">3 in R1 </w:t>
                             </w:r>
                             <w:r>
                               <w:rPr>
@@ -5263,6 +6136,7 @@
                                 <w:szCs w:val="22"/>
                               </w:rPr>
                             </w:pPr>
+                            <w:proofErr w:type="gramStart"/>
                             <w:r>
                               <w:rPr>
                                 <w:rFonts w:ascii="Courier New" w:eastAsia="MS PGothic" w:hAnsi="Courier New" w:cs="Courier New"/>
@@ -5271,7 +6145,40 @@
                                 <w:sz w:val="22"/>
                                 <w:szCs w:val="22"/>
                               </w:rPr>
-                              <w:t>ORR  R1, R1, R2      ; insert new bits</w:t>
+                              <w:t>ORR  R</w:t>
+                            </w:r>
+                            <w:proofErr w:type="gramEnd"/>
+                            <w:r>
+                              <w:rPr>
+                                <w:rFonts w:ascii="Courier New" w:eastAsia="MS PGothic" w:hAnsi="Courier New" w:cs="Courier New"/>
+                                <w:color w:val="000000"/>
+                                <w:spacing w:val="-10"/>
+                                <w:sz w:val="22"/>
+                                <w:szCs w:val="22"/>
+                              </w:rPr>
+                              <w:t xml:space="preserve">1, R1, R2    </w:t>
+                            </w:r>
+                            <w:proofErr w:type="gramStart"/>
+                            <w:r>
+                              <w:rPr>
+                                <w:rFonts w:ascii="Courier New" w:eastAsia="MS PGothic" w:hAnsi="Courier New" w:cs="Courier New"/>
+                                <w:color w:val="000000"/>
+                                <w:spacing w:val="-10"/>
+                                <w:sz w:val="22"/>
+                                <w:szCs w:val="22"/>
+                              </w:rPr>
+                              <w:t xml:space="preserve">  ;</w:t>
+                            </w:r>
+                            <w:proofErr w:type="gramEnd"/>
+                            <w:r>
+                              <w:rPr>
+                                <w:rFonts w:ascii="Courier New" w:eastAsia="MS PGothic" w:hAnsi="Courier New" w:cs="Courier New"/>
+                                <w:color w:val="000000"/>
+                                <w:spacing w:val="-10"/>
+                                <w:sz w:val="22"/>
+                                <w:szCs w:val="22"/>
+                              </w:rPr>
+                              <w:t xml:space="preserve"> insert new bits</w:t>
                             </w:r>
                           </w:p>
                         </w:txbxContent>
@@ -5305,6 +6212,7 @@
                           <w:szCs w:val="22"/>
                         </w:rPr>
                       </w:pPr>
+                      <w:proofErr w:type="gramStart"/>
                       <w:r>
                         <w:rPr>
                           <w:rFonts w:ascii="Courier New" w:eastAsia="MS PGothic" w:hAnsi="Courier New" w:cs="Courier New"/>
@@ -5313,7 +6221,62 @@
                           <w:sz w:val="22"/>
                           <w:szCs w:val="22"/>
                         </w:rPr>
-                        <w:t>AND  R2, R0, #0x0F   ; take bits 3..0 from R0</w:t>
+                        <w:t>AND  R</w:t>
+                      </w:r>
+                      <w:proofErr w:type="gramEnd"/>
+                      <w:r>
+                        <w:rPr>
+                          <w:rFonts w:ascii="Courier New" w:eastAsia="MS PGothic" w:hAnsi="Courier New" w:cs="Courier New"/>
+                          <w:color w:val="000000"/>
+                          <w:spacing w:val="-10"/>
+                          <w:sz w:val="22"/>
+                          <w:szCs w:val="22"/>
+                        </w:rPr>
+                        <w:t xml:space="preserve">2, R0, #0x0F </w:t>
+                      </w:r>
+                      <w:proofErr w:type="gramStart"/>
+                      <w:r>
+                        <w:rPr>
+                          <w:rFonts w:ascii="Courier New" w:eastAsia="MS PGothic" w:hAnsi="Courier New" w:cs="Courier New"/>
+                          <w:color w:val="000000"/>
+                          <w:spacing w:val="-10"/>
+                          <w:sz w:val="22"/>
+                          <w:szCs w:val="22"/>
+                        </w:rPr>
+                        <w:t xml:space="preserve">  ;</w:t>
+                      </w:r>
+                      <w:proofErr w:type="gramEnd"/>
+                      <w:r>
+                        <w:rPr>
+                          <w:rFonts w:ascii="Courier New" w:eastAsia="MS PGothic" w:hAnsi="Courier New" w:cs="Courier New"/>
+                          <w:color w:val="000000"/>
+                          <w:spacing w:val="-10"/>
+                          <w:sz w:val="22"/>
+                          <w:szCs w:val="22"/>
+                        </w:rPr>
+                        <w:t xml:space="preserve"> take bits </w:t>
+                      </w:r>
+                      <w:proofErr w:type="gramStart"/>
+                      <w:r>
+                        <w:rPr>
+                          <w:rFonts w:ascii="Courier New" w:eastAsia="MS PGothic" w:hAnsi="Courier New" w:cs="Courier New"/>
+                          <w:color w:val="000000"/>
+                          <w:spacing w:val="-10"/>
+                          <w:sz w:val="22"/>
+                          <w:szCs w:val="22"/>
+                        </w:rPr>
+                        <w:t>3..</w:t>
+                      </w:r>
+                      <w:proofErr w:type="gramEnd"/>
+                      <w:r>
+                        <w:rPr>
+                          <w:rFonts w:ascii="Courier New" w:eastAsia="MS PGothic" w:hAnsi="Courier New" w:cs="Courier New"/>
+                          <w:color w:val="000000"/>
+                          <w:spacing w:val="-10"/>
+                          <w:sz w:val="22"/>
+                          <w:szCs w:val="22"/>
+                        </w:rPr>
+                        <w:t>0 from R0</w:t>
                       </w:r>
                       <w:r>
                         <w:rPr>
@@ -5338,6 +6301,7 @@
                           <w:szCs w:val="22"/>
                         </w:rPr>
                       </w:pPr>
+                      <w:proofErr w:type="gramStart"/>
                       <w:r>
                         <w:rPr>
                           <w:rFonts w:ascii="Courier New" w:eastAsia="MS PGothic" w:hAnsi="Courier New" w:cs="Courier New"/>
@@ -5346,7 +6310,62 @@
                           <w:sz w:val="22"/>
                           <w:szCs w:val="22"/>
                         </w:rPr>
-                        <w:t>LSL  R2, R2, #3      ; move into positions 6..3</w:t>
+                        <w:t>LSL  R</w:t>
+                      </w:r>
+                      <w:proofErr w:type="gramEnd"/>
+                      <w:r>
+                        <w:rPr>
+                          <w:rFonts w:ascii="Courier New" w:eastAsia="MS PGothic" w:hAnsi="Courier New" w:cs="Courier New"/>
+                          <w:color w:val="000000"/>
+                          <w:spacing w:val="-10"/>
+                          <w:sz w:val="22"/>
+                          <w:szCs w:val="22"/>
+                        </w:rPr>
+                        <w:t xml:space="preserve">2, R2, #3    </w:t>
+                      </w:r>
+                      <w:proofErr w:type="gramStart"/>
+                      <w:r>
+                        <w:rPr>
+                          <w:rFonts w:ascii="Courier New" w:eastAsia="MS PGothic" w:hAnsi="Courier New" w:cs="Courier New"/>
+                          <w:color w:val="000000"/>
+                          <w:spacing w:val="-10"/>
+                          <w:sz w:val="22"/>
+                          <w:szCs w:val="22"/>
+                        </w:rPr>
+                        <w:t xml:space="preserve">  ;</w:t>
+                      </w:r>
+                      <w:proofErr w:type="gramEnd"/>
+                      <w:r>
+                        <w:rPr>
+                          <w:rFonts w:ascii="Courier New" w:eastAsia="MS PGothic" w:hAnsi="Courier New" w:cs="Courier New"/>
+                          <w:color w:val="000000"/>
+                          <w:spacing w:val="-10"/>
+                          <w:sz w:val="22"/>
+                          <w:szCs w:val="22"/>
+                        </w:rPr>
+                        <w:t xml:space="preserve"> move into positions </w:t>
+                      </w:r>
+                      <w:proofErr w:type="gramStart"/>
+                      <w:r>
+                        <w:rPr>
+                          <w:rFonts w:ascii="Courier New" w:eastAsia="MS PGothic" w:hAnsi="Courier New" w:cs="Courier New"/>
+                          <w:color w:val="000000"/>
+                          <w:spacing w:val="-10"/>
+                          <w:sz w:val="22"/>
+                          <w:szCs w:val="22"/>
+                        </w:rPr>
+                        <w:t>6..</w:t>
+                      </w:r>
+                      <w:proofErr w:type="gramEnd"/>
+                      <w:r>
+                        <w:rPr>
+                          <w:rFonts w:ascii="Courier New" w:eastAsia="MS PGothic" w:hAnsi="Courier New" w:cs="Courier New"/>
+                          <w:color w:val="000000"/>
+                          <w:spacing w:val="-10"/>
+                          <w:sz w:val="22"/>
+                          <w:szCs w:val="22"/>
+                        </w:rPr>
+                        <w:t>3</w:t>
                       </w:r>
                       <w:r>
                         <w:rPr>
@@ -5371,6 +6390,7 @@
                           <w:szCs w:val="22"/>
                         </w:rPr>
                       </w:pPr>
+                      <w:proofErr w:type="gramStart"/>
                       <w:r>
                         <w:rPr>
                           <w:rFonts w:ascii="Courier New" w:eastAsia="MS PGothic" w:hAnsi="Courier New" w:cs="Courier New"/>
@@ -5379,7 +6399,62 @@
                           <w:sz w:val="22"/>
                           <w:szCs w:val="22"/>
                         </w:rPr>
-                        <w:t xml:space="preserve">AND  R1, R1, #0x87   ; clear bits 6..3 </w:t>
+                        <w:t>AND  R</w:t>
+                      </w:r>
+                      <w:proofErr w:type="gramEnd"/>
+                      <w:r>
+                        <w:rPr>
+                          <w:rFonts w:ascii="Courier New" w:eastAsia="MS PGothic" w:hAnsi="Courier New" w:cs="Courier New"/>
+                          <w:color w:val="000000"/>
+                          <w:spacing w:val="-10"/>
+                          <w:sz w:val="22"/>
+                          <w:szCs w:val="22"/>
+                        </w:rPr>
+                        <w:t xml:space="preserve">1, R1, #0x87 </w:t>
+                      </w:r>
+                      <w:proofErr w:type="gramStart"/>
+                      <w:r>
+                        <w:rPr>
+                          <w:rFonts w:ascii="Courier New" w:eastAsia="MS PGothic" w:hAnsi="Courier New" w:cs="Courier New"/>
+                          <w:color w:val="000000"/>
+                          <w:spacing w:val="-10"/>
+                          <w:sz w:val="22"/>
+                          <w:szCs w:val="22"/>
+                        </w:rPr>
+                        <w:t xml:space="preserve">  ;</w:t>
+                      </w:r>
+                      <w:proofErr w:type="gramEnd"/>
+                      <w:r>
+                        <w:rPr>
+                          <w:rFonts w:ascii="Courier New" w:eastAsia="MS PGothic" w:hAnsi="Courier New" w:cs="Courier New"/>
+                          <w:color w:val="000000"/>
+                          <w:spacing w:val="-10"/>
+                          <w:sz w:val="22"/>
+                          <w:szCs w:val="22"/>
+                        </w:rPr>
+                        <w:t xml:space="preserve"> clear bits </w:t>
+                      </w:r>
+                      <w:proofErr w:type="gramStart"/>
+                      <w:r>
+                        <w:rPr>
+                          <w:rFonts w:ascii="Courier New" w:eastAsia="MS PGothic" w:hAnsi="Courier New" w:cs="Courier New"/>
+                          <w:color w:val="000000"/>
+                          <w:spacing w:val="-10"/>
+                          <w:sz w:val="22"/>
+                          <w:szCs w:val="22"/>
+                        </w:rPr>
+                        <w:t>6..</w:t>
+                      </w:r>
+                      <w:proofErr w:type="gramEnd"/>
+                      <w:r>
+                        <w:rPr>
+                          <w:rFonts w:ascii="Courier New" w:eastAsia="MS PGothic" w:hAnsi="Courier New" w:cs="Courier New"/>
+                          <w:color w:val="000000"/>
+                          <w:spacing w:val="-10"/>
+                          <w:sz w:val="22"/>
+                          <w:szCs w:val="22"/>
+                        </w:rPr>
+                        <w:t xml:space="preserve">3 </w:t>
                       </w:r>
                       <w:r>
                         <w:rPr>
@@ -5470,6 +6545,7 @@
                           <w:szCs w:val="22"/>
                         </w:rPr>
                       </w:pPr>
+                      <w:proofErr w:type="gramStart"/>
                       <w:r>
                         <w:rPr>
                           <w:rFonts w:ascii="Courier New" w:eastAsia="MS PGothic" w:hAnsi="Courier New" w:cs="Courier New"/>
@@ -5498,7 +6574,62 @@
                           <w:sz w:val="22"/>
                           <w:szCs w:val="22"/>
                         </w:rPr>
-                        <w:t xml:space="preserve">R1, R1, #0x78   ; clear bits 6..3 in R1 </w:t>
+                        <w:t>R</w:t>
+                      </w:r>
+                      <w:proofErr w:type="gramEnd"/>
+                      <w:r>
+                        <w:rPr>
+                          <w:rFonts w:ascii="Courier New" w:eastAsia="MS PGothic" w:hAnsi="Courier New" w:cs="Courier New"/>
+                          <w:color w:val="000000"/>
+                          <w:spacing w:val="-10"/>
+                          <w:sz w:val="22"/>
+                          <w:szCs w:val="22"/>
+                        </w:rPr>
+                        <w:t xml:space="preserve">1, R1, #0x78 </w:t>
+                      </w:r>
+                      <w:proofErr w:type="gramStart"/>
+                      <w:r>
+                        <w:rPr>
+                          <w:rFonts w:ascii="Courier New" w:eastAsia="MS PGothic" w:hAnsi="Courier New" w:cs="Courier New"/>
+                          <w:color w:val="000000"/>
+                          <w:spacing w:val="-10"/>
+                          <w:sz w:val="22"/>
+                          <w:szCs w:val="22"/>
+                        </w:rPr>
+                        <w:t xml:space="preserve">  ;</w:t>
+                      </w:r>
+                      <w:proofErr w:type="gramEnd"/>
+                      <w:r>
+                        <w:rPr>
+                          <w:rFonts w:ascii="Courier New" w:eastAsia="MS PGothic" w:hAnsi="Courier New" w:cs="Courier New"/>
+                          <w:color w:val="000000"/>
+                          <w:spacing w:val="-10"/>
+                          <w:sz w:val="22"/>
+                          <w:szCs w:val="22"/>
+                        </w:rPr>
+                        <w:t xml:space="preserve"> clear bits </w:t>
+                      </w:r>
+                      <w:proofErr w:type="gramStart"/>
+                      <w:r>
+                        <w:rPr>
+                          <w:rFonts w:ascii="Courier New" w:eastAsia="MS PGothic" w:hAnsi="Courier New" w:cs="Courier New"/>
+                          <w:color w:val="000000"/>
+                          <w:spacing w:val="-10"/>
+                          <w:sz w:val="22"/>
+                          <w:szCs w:val="22"/>
+                        </w:rPr>
+                        <w:t>6..</w:t>
+                      </w:r>
+                      <w:proofErr w:type="gramEnd"/>
+                      <w:r>
+                        <w:rPr>
+                          <w:rFonts w:ascii="Courier New" w:eastAsia="MS PGothic" w:hAnsi="Courier New" w:cs="Courier New"/>
+                          <w:color w:val="000000"/>
+                          <w:spacing w:val="-10"/>
+                          <w:sz w:val="22"/>
+                          <w:szCs w:val="22"/>
+                        </w:rPr>
+                        <w:t xml:space="preserve">3 in R1 </w:t>
                       </w:r>
                       <w:r>
                         <w:rPr>
@@ -5536,6 +6667,7 @@
                           <w:szCs w:val="22"/>
                         </w:rPr>
                       </w:pPr>
+                      <w:proofErr w:type="gramStart"/>
                       <w:r>
                         <w:rPr>
                           <w:rFonts w:ascii="Courier New" w:eastAsia="MS PGothic" w:hAnsi="Courier New" w:cs="Courier New"/>
@@ -5544,7 +6676,40 @@
                           <w:sz w:val="22"/>
                           <w:szCs w:val="22"/>
                         </w:rPr>
-                        <w:t>ORR  R1, R1, R2      ; insert new bits</w:t>
+                        <w:t>ORR  R</w:t>
+                      </w:r>
+                      <w:proofErr w:type="gramEnd"/>
+                      <w:r>
+                        <w:rPr>
+                          <w:rFonts w:ascii="Courier New" w:eastAsia="MS PGothic" w:hAnsi="Courier New" w:cs="Courier New"/>
+                          <w:color w:val="000000"/>
+                          <w:spacing w:val="-10"/>
+                          <w:sz w:val="22"/>
+                          <w:szCs w:val="22"/>
+                        </w:rPr>
+                        <w:t xml:space="preserve">1, R1, R2    </w:t>
+                      </w:r>
+                      <w:proofErr w:type="gramStart"/>
+                      <w:r>
+                        <w:rPr>
+                          <w:rFonts w:ascii="Courier New" w:eastAsia="MS PGothic" w:hAnsi="Courier New" w:cs="Courier New"/>
+                          <w:color w:val="000000"/>
+                          <w:spacing w:val="-10"/>
+                          <w:sz w:val="22"/>
+                          <w:szCs w:val="22"/>
+                        </w:rPr>
+                        <w:t xml:space="preserve">  ;</w:t>
+                      </w:r>
+                      <w:proofErr w:type="gramEnd"/>
+                      <w:r>
+                        <w:rPr>
+                          <w:rFonts w:ascii="Courier New" w:eastAsia="MS PGothic" w:hAnsi="Courier New" w:cs="Courier New"/>
+                          <w:color w:val="000000"/>
+                          <w:spacing w:val="-10"/>
+                          <w:sz w:val="22"/>
+                          <w:szCs w:val="22"/>
+                        </w:rPr>
+                        <w:t xml:space="preserve"> insert new bits</w:t>
                       </w:r>
                     </w:p>
                   </w:txbxContent>
@@ -5633,14 +6798,32 @@
           <w:szCs w:val="22"/>
           <w:lang w:val="en-GB"/>
         </w:rPr>
-        <w:t>Inserts them into &lt;Rd&gt;, starting at bit position &lt;lsb&gt;.</w:t>
-      </w:r>
+        <w:t>Inserts them into &lt;Rd&gt;, starting at bit position &lt;</w:t>
+      </w:r>
+      <w:proofErr w:type="spellStart"/>
       <w:r>
         <w:rPr>
           <w:sz w:val="22"/>
           <w:szCs w:val="22"/>
           <w:lang w:val="en-GB"/>
         </w:rPr>
+        <w:t>lsb</w:t>
+      </w:r>
+      <w:proofErr w:type="spellEnd"/>
+      <w:r>
+        <w:rPr>
+          <w:sz w:val="22"/>
+          <w:szCs w:val="22"/>
+          <w:lang w:val="en-GB"/>
+        </w:rPr>
+        <w:t>&gt;.</w:t>
+      </w:r>
+      <w:r>
+        <w:rPr>
+          <w:sz w:val="22"/>
+          <w:szCs w:val="22"/>
+          <w:lang w:val="en-GB"/>
+        </w:rPr>
         <w:t xml:space="preserve"> </w:t>
       </w:r>
       <w:r>
@@ -5649,7 +6832,25 @@
           <w:szCs w:val="22"/>
           <w:lang w:val="en-GB"/>
         </w:rPr>
-        <w:t>Bits outside the range [lsb, lsb+width−1] of &lt;Rd&gt; remain unchanged.</w:t>
+        <w:t>Bits outside the range [</w:t>
+      </w:r>
+      <w:proofErr w:type="spellStart"/>
+      <w:r>
+        <w:rPr>
+          <w:sz w:val="22"/>
+          <w:szCs w:val="22"/>
+          <w:lang w:val="en-GB"/>
+        </w:rPr>
+        <w:t>lsb</w:t>
+      </w:r>
+      <w:proofErr w:type="spellEnd"/>
+      <w:r>
+        <w:rPr>
+          <w:sz w:val="22"/>
+          <w:szCs w:val="22"/>
+          <w:lang w:val="en-GB"/>
+        </w:rPr>
+        <w:t>, lsb+width−1] of &lt;Rd&gt; remain unchanged.</w:t>
       </w:r>
     </w:p>
     <w:p>
@@ -5725,7 +6926,29 @@
                                 <w:sz w:val="22"/>
                                 <w:szCs w:val="22"/>
                               </w:rPr>
-                              <w:t>BFI R1, R0, #3, #4   ; copy 4 bits from R0 (starting at bit 0) into R1 at bit position 3</w:t>
+                              <w:t xml:space="preserve">BFI R1, R0, #3, #4 </w:t>
+                            </w:r>
+                            <w:proofErr w:type="gramStart"/>
+                            <w:r>
+                              <w:rPr>
+                                <w:rFonts w:ascii="Courier New" w:eastAsia="MS PGothic" w:hAnsi="Courier New" w:cs="Courier New"/>
+                                <w:color w:val="000000"/>
+                                <w:spacing w:val="-10"/>
+                                <w:sz w:val="22"/>
+                                <w:szCs w:val="22"/>
+                              </w:rPr>
+                              <w:t xml:space="preserve">  ;</w:t>
+                            </w:r>
+                            <w:proofErr w:type="gramEnd"/>
+                            <w:r>
+                              <w:rPr>
+                                <w:rFonts w:ascii="Courier New" w:eastAsia="MS PGothic" w:hAnsi="Courier New" w:cs="Courier New"/>
+                                <w:color w:val="000000"/>
+                                <w:spacing w:val="-10"/>
+                                <w:sz w:val="22"/>
+                                <w:szCs w:val="22"/>
+                              </w:rPr>
+                              <w:t xml:space="preserve"> copy 4 bits from R0 (starting at bit 0) into R1 at bit position 3</w:t>
                             </w:r>
                           </w:p>
                         </w:txbxContent>
@@ -5767,7 +6990,29 @@
                           <w:sz w:val="22"/>
                           <w:szCs w:val="22"/>
                         </w:rPr>
-                        <w:t>BFI R1, R0, #3, #4   ; copy 4 bits from R0 (starting at bit 0) into R1 at bit position 3</w:t>
+                        <w:t xml:space="preserve">BFI R1, R0, #3, #4 </w:t>
+                      </w:r>
+                      <w:proofErr w:type="gramStart"/>
+                      <w:r>
+                        <w:rPr>
+                          <w:rFonts w:ascii="Courier New" w:eastAsia="MS PGothic" w:hAnsi="Courier New" w:cs="Courier New"/>
+                          <w:color w:val="000000"/>
+                          <w:spacing w:val="-10"/>
+                          <w:sz w:val="22"/>
+                          <w:szCs w:val="22"/>
+                        </w:rPr>
+                        <w:t xml:space="preserve">  ;</w:t>
+                      </w:r>
+                      <w:proofErr w:type="gramEnd"/>
+                      <w:r>
+                        <w:rPr>
+                          <w:rFonts w:ascii="Courier New" w:eastAsia="MS PGothic" w:hAnsi="Courier New" w:cs="Courier New"/>
+                          <w:color w:val="000000"/>
+                          <w:spacing w:val="-10"/>
+                          <w:sz w:val="22"/>
+                          <w:szCs w:val="22"/>
+                        </w:rPr>
+                        <w:t xml:space="preserve"> copy 4 bits from R0 (starting at bit 0) into R1 at bit position 3</w:t>
                       </w:r>
                     </w:p>
                   </w:txbxContent>
@@ -7299,6 +8544,7 @@
           <w:szCs w:val="22"/>
         </w:rPr>
       </w:pPr>
+      <w:proofErr w:type="gramStart"/>
       <w:r>
         <w:rPr>
           <w:rFonts w:ascii="Courier New" w:eastAsia="Times New Roman" w:hAnsi="Courier New" w:cs="Courier New"/>
@@ -7313,7 +8559,16 @@
           <w:sz w:val="22"/>
           <w:szCs w:val="22"/>
         </w:rPr>
-        <w:t>R5</w:t>
+        <w:t>R</w:t>
+      </w:r>
+      <w:proofErr w:type="gramEnd"/>
+      <w:r>
+        <w:rPr>
+          <w:rFonts w:ascii="Courier New" w:eastAsia="Times New Roman" w:hAnsi="Courier New" w:cs="Courier New"/>
+          <w:sz w:val="22"/>
+          <w:szCs w:val="22"/>
+        </w:rPr>
+        <w:t>5</w:t>
       </w:r>
       <w:r>
         <w:rPr>
@@ -7460,6 +8715,7 @@
           <w:szCs w:val="22"/>
         </w:rPr>
       </w:pPr>
+      <w:proofErr w:type="gramStart"/>
       <w:r>
         <w:rPr>
           <w:rFonts w:ascii="Courier New" w:eastAsia="Times New Roman" w:hAnsi="Courier New" w:cs="Courier New"/>
@@ -7474,7 +8730,16 @@
           <w:sz w:val="22"/>
           <w:szCs w:val="22"/>
         </w:rPr>
-        <w:t>R5</w:t>
+        <w:t>R</w:t>
+      </w:r>
+      <w:proofErr w:type="gramEnd"/>
+      <w:r>
+        <w:rPr>
+          <w:rFonts w:ascii="Courier New" w:eastAsia="Times New Roman" w:hAnsi="Courier New" w:cs="Courier New"/>
+          <w:sz w:val="22"/>
+          <w:szCs w:val="22"/>
+        </w:rPr>
+        <w:t>5</w:t>
       </w:r>
       <w:r>
         <w:rPr>
@@ -7551,6 +8816,7 @@
           <w:szCs w:val="22"/>
         </w:rPr>
       </w:pPr>
+      <w:proofErr w:type="gramStart"/>
       <w:r>
         <w:rPr>
           <w:rFonts w:ascii="Courier New" w:eastAsia="Times New Roman" w:hAnsi="Courier New" w:cs="Courier New"/>
@@ -7565,15 +8831,16 @@
           <w:sz w:val="22"/>
           <w:szCs w:val="22"/>
         </w:rPr>
-        <w:t>R5</w:t>
-      </w:r>
+        <w:t>R</w:t>
+      </w:r>
+      <w:proofErr w:type="gramEnd"/>
       <w:r>
         <w:rPr>
           <w:rFonts w:ascii="Courier New" w:eastAsia="Times New Roman" w:hAnsi="Courier New" w:cs="Courier New"/>
           <w:sz w:val="22"/>
           <w:szCs w:val="22"/>
         </w:rPr>
-        <w:t xml:space="preserve">, R0, #24, #8  </w:t>
+        <w:t>5</w:t>
       </w:r>
       <w:r>
         <w:rPr>
@@ -7581,7 +8848,33 @@
           <w:sz w:val="22"/>
           <w:szCs w:val="22"/>
         </w:rPr>
-        <w:t xml:space="preserve">@ </w:t>
+        <w:t>, R0, #24, #</w:t>
+      </w:r>
+      <w:proofErr w:type="gramStart"/>
+      <w:r>
+        <w:rPr>
+          <w:rFonts w:ascii="Courier New" w:eastAsia="Times New Roman" w:hAnsi="Courier New" w:cs="Courier New"/>
+          <w:sz w:val="22"/>
+          <w:szCs w:val="22"/>
+        </w:rPr>
+        <w:t xml:space="preserve">8  </w:t>
+      </w:r>
+      <w:r>
+        <w:rPr>
+          <w:rFonts w:ascii="Courier New" w:eastAsia="Times New Roman" w:hAnsi="Courier New" w:cs="Courier New"/>
+          <w:sz w:val="22"/>
+          <w:szCs w:val="22"/>
+        </w:rPr>
+        <w:t>@</w:t>
+      </w:r>
+      <w:proofErr w:type="gramEnd"/>
+      <w:r>
+        <w:rPr>
+          <w:rFonts w:ascii="Courier New" w:eastAsia="Times New Roman" w:hAnsi="Courier New" w:cs="Courier New"/>
+          <w:sz w:val="22"/>
+          <w:szCs w:val="22"/>
+        </w:rPr>
+        <w:t xml:space="preserve"> </w:t>
       </w:r>
       <w:r>
         <w:rPr>
@@ -7715,11 +9008,48 @@
           <w:sz w:val="22"/>
           <w:szCs w:val="22"/>
         </w:rPr>
-        <w:t xml:space="preserve">value (c.f., last few slides of </w:t>
+        <w:t xml:space="preserve">value </w:t>
       </w:r>
       <w:r>
         <w:rPr>
           <w:rFonts w:eastAsia="Times New Roman"/>
+          <w:color w:val="EE0000"/>
+          <w:sz w:val="22"/>
+          <w:szCs w:val="22"/>
+        </w:rPr>
+        <w:t xml:space="preserve">(c.f., </w:t>
+      </w:r>
+      <w:r>
+        <w:rPr>
+          <w:rFonts w:eastAsia="Times New Roman"/>
+          <w:color w:val="EE0000"/>
+          <w:sz w:val="22"/>
+          <w:szCs w:val="22"/>
+        </w:rPr>
+        <w:t>pp. 78-80</w:t>
+      </w:r>
+      <w:r>
+        <w:rPr>
+          <w:rFonts w:eastAsia="Times New Roman"/>
+          <w:color w:val="EE0000"/>
+          <w:sz w:val="22"/>
+          <w:szCs w:val="22"/>
+        </w:rPr>
+        <w:t xml:space="preserve"> in</w:t>
+      </w:r>
+      <w:r>
+        <w:rPr>
+          <w:rFonts w:eastAsia="Times New Roman"/>
+          <w:color w:val="EE0000"/>
+          <w:sz w:val="22"/>
+          <w:szCs w:val="22"/>
+        </w:rPr>
+        <w:t xml:space="preserve"> </w:t>
+      </w:r>
+      <w:r>
+        <w:rPr>
+          <w:rFonts w:eastAsia="Times New Roman"/>
+          <w:color w:val="EE0000"/>
           <w:sz w:val="22"/>
           <w:szCs w:val="22"/>
         </w:rPr>
@@ -7728,6 +9058,7 @@
       <w:r>
         <w:rPr>
           <w:rFonts w:eastAsia="Times New Roman"/>
+          <w:color w:val="EE0000"/>
           <w:sz w:val="22"/>
           <w:szCs w:val="22"/>
         </w:rPr>
@@ -7790,14 +9121,23 @@
           <w:sz w:val="22"/>
           <w:szCs w:val="22"/>
         </w:rPr>
-        <w:t>, R</w:t>
-      </w:r>
+        <w:t xml:space="preserve">, </w:t>
+      </w:r>
+      <w:proofErr w:type="gramStart"/>
       <w:r>
         <w:rPr>
           <w:rFonts w:ascii="Courier New" w:eastAsia="Times New Roman" w:hAnsi="Courier New" w:cs="Courier New"/>
           <w:sz w:val="22"/>
           <w:szCs w:val="22"/>
         </w:rPr>
+        <w:t>R</w:t>
+      </w:r>
+      <w:r>
+        <w:rPr>
+          <w:rFonts w:ascii="Courier New" w:eastAsia="Times New Roman" w:hAnsi="Courier New" w:cs="Courier New"/>
+          <w:sz w:val="22"/>
+          <w:szCs w:val="22"/>
+        </w:rPr>
         <w:t>2</w:t>
       </w:r>
       <w:r>
@@ -7806,7 +9146,16 @@
           <w:sz w:val="22"/>
           <w:szCs w:val="22"/>
         </w:rPr>
-        <w:t>, #0xFFFFFF8F</w:t>
+        <w:t>, #</w:t>
+      </w:r>
+      <w:proofErr w:type="gramEnd"/>
+      <w:r>
+        <w:rPr>
+          <w:rFonts w:ascii="Courier New" w:eastAsia="Times New Roman" w:hAnsi="Courier New" w:cs="Courier New"/>
+          <w:sz w:val="22"/>
+          <w:szCs w:val="22"/>
+        </w:rPr>
+        <w:t>0xFFFFFF8F</w:t>
       </w:r>
     </w:p>
     <w:p>
@@ -10170,7 +11519,25 @@
           <w:sz w:val="22"/>
           <w:szCs w:val="22"/>
         </w:rPr>
-        <w:t>1101 - 1100: Straightforward subtraction giving 1. No borrow needed (C=1).</w:t>
+        <w:t xml:space="preserve">1101 - 1100: Straightforward subtraction giving 1. No </w:t>
+      </w:r>
+      <w:proofErr w:type="gramStart"/>
+      <w:r>
+        <w:rPr>
+          <w:rFonts w:eastAsia="Times New Roman"/>
+          <w:sz w:val="22"/>
+          <w:szCs w:val="22"/>
+        </w:rPr>
+        <w:t>borrow</w:t>
+      </w:r>
+      <w:proofErr w:type="gramEnd"/>
+      <w:r>
+        <w:rPr>
+          <w:rFonts w:eastAsia="Times New Roman"/>
+          <w:sz w:val="22"/>
+          <w:szCs w:val="22"/>
+        </w:rPr>
+        <w:t xml:space="preserve"> needed (C=1).</w:t>
       </w:r>
     </w:p>
     <w:p>
@@ -10549,27 +11916,9 @@
                 <w:sz w:val="22"/>
                 <w:szCs w:val="22"/>
               </w:rPr>
-              <w:t xml:space="preserve"> in dest. register R0</w:t>
-            </w:r>
-          </w:p>
-        </w:tc>
-        <w:tc>
-          <w:tcPr>
-            <w:tcW w:w="2835" w:type="dxa"/>
-            <w:shd w:val="clear" w:color="auto" w:fill="D9D9D9" w:themeFill="background1" w:themeFillShade="D9"/>
-            <w:vAlign w:val="center"/>
-          </w:tcPr>
-          <w:p>
-            <w:pPr>
-              <w:jc w:val="center"/>
-              <w:rPr>
-                <w:rFonts w:ascii="Times New Roman" w:hAnsi="Times New Roman"/>
-                <w:b/>
-                <w:bCs/>
-                <w:sz w:val="22"/>
-                <w:szCs w:val="22"/>
-              </w:rPr>
-            </w:pPr>
+              <w:t xml:space="preserve"> in </w:t>
+            </w:r>
+            <w:proofErr w:type="spellStart"/>
             <w:r>
               <w:rPr>
                 <w:rFonts w:ascii="Times New Roman" w:eastAsia="inter" w:hAnsi="Times New Roman"/>
@@ -10579,6 +11928,48 @@
                 <w:sz w:val="22"/>
                 <w:szCs w:val="22"/>
               </w:rPr>
+              <w:t>dest</w:t>
+            </w:r>
+            <w:proofErr w:type="spellEnd"/>
+            <w:r>
+              <w:rPr>
+                <w:rFonts w:ascii="Times New Roman" w:eastAsia="inter" w:hAnsi="Times New Roman"/>
+                <w:b/>
+                <w:bCs/>
+                <w:color w:val="000000"/>
+                <w:sz w:val="22"/>
+                <w:szCs w:val="22"/>
+              </w:rPr>
+              <w:t>. register R0</w:t>
+            </w:r>
+          </w:p>
+        </w:tc>
+        <w:tc>
+          <w:tcPr>
+            <w:tcW w:w="2835" w:type="dxa"/>
+            <w:shd w:val="clear" w:color="auto" w:fill="D9D9D9" w:themeFill="background1" w:themeFillShade="D9"/>
+            <w:vAlign w:val="center"/>
+          </w:tcPr>
+          <w:p>
+            <w:pPr>
+              <w:jc w:val="center"/>
+              <w:rPr>
+                <w:rFonts w:ascii="Times New Roman" w:hAnsi="Times New Roman"/>
+                <w:b/>
+                <w:bCs/>
+                <w:sz w:val="22"/>
+                <w:szCs w:val="22"/>
+              </w:rPr>
+            </w:pPr>
+            <w:r>
+              <w:rPr>
+                <w:rFonts w:ascii="Times New Roman" w:eastAsia="inter" w:hAnsi="Times New Roman"/>
+                <w:b/>
+                <w:bCs/>
+                <w:color w:val="000000"/>
+                <w:sz w:val="22"/>
+                <w:szCs w:val="22"/>
+              </w:rPr>
               <w:t>NZCV</w:t>
             </w:r>
           </w:p>
@@ -10607,61 +11998,9 @@
                 <w:sz w:val="20"/>
                 <w:szCs w:val="20"/>
               </w:rPr>
-              <w:t>MOVS R0, #0</w:t>
-            </w:r>
-          </w:p>
-        </w:tc>
-        <w:tc>
-          <w:tcPr>
-            <w:tcW w:w="3969" w:type="dxa"/>
-            <w:vAlign w:val="center"/>
-          </w:tcPr>
-          <w:p>
-            <w:pPr>
-              <w:spacing w:after="240" w:line="360" w:lineRule="auto"/>
-              <w:jc w:val="center"/>
-              <w:rPr>
-                <w:rFonts w:ascii="Courier New" w:hAnsi="Courier New" w:cs="Courier New"/>
-                <w:sz w:val="20"/>
-                <w:szCs w:val="20"/>
-              </w:rPr>
-            </w:pPr>
-          </w:p>
-        </w:tc>
-        <w:tc>
-          <w:tcPr>
-            <w:tcW w:w="2835" w:type="dxa"/>
-            <w:vAlign w:val="center"/>
-          </w:tcPr>
-          <w:p>
-            <w:pPr>
-              <w:spacing w:after="240" w:line="360" w:lineRule="auto"/>
-              <w:jc w:val="center"/>
-              <w:rPr>
-                <w:rFonts w:ascii="Courier New" w:hAnsi="Courier New" w:cs="Courier New"/>
-                <w:sz w:val="20"/>
-                <w:szCs w:val="20"/>
-              </w:rPr>
-            </w:pPr>
-          </w:p>
-        </w:tc>
-      </w:tr>
-      <w:tr>
-        <w:tc>
-          <w:tcPr>
-            <w:tcW w:w="3114" w:type="dxa"/>
-            <w:vAlign w:val="center"/>
-          </w:tcPr>
-          <w:p>
-            <w:pPr>
-              <w:spacing w:after="240" w:line="360" w:lineRule="auto"/>
-              <w:jc w:val="center"/>
-              <w:rPr>
-                <w:rFonts w:ascii="Courier New" w:hAnsi="Courier New" w:cs="Courier New"/>
-                <w:sz w:val="20"/>
-                <w:szCs w:val="20"/>
-              </w:rPr>
-            </w:pPr>
+              <w:t xml:space="preserve">MOVS </w:t>
+            </w:r>
+            <w:proofErr w:type="gramStart"/>
             <w:r>
               <w:rPr>
                 <w:rFonts w:ascii="Courier New" w:eastAsia="inter" w:hAnsi="Courier New" w:cs="Courier New"/>
@@ -10669,8 +12008,9 @@
                 <w:sz w:val="20"/>
                 <w:szCs w:val="20"/>
               </w:rPr>
-              <w:t xml:space="preserve">ANDS R0, </w:t>
-            </w:r>
+              <w:t>R0, #</w:t>
+            </w:r>
+            <w:proofErr w:type="gramEnd"/>
             <w:r>
               <w:rPr>
                 <w:rFonts w:ascii="Courier New" w:eastAsia="inter" w:hAnsi="Courier New" w:cs="Courier New"/>
@@ -10678,8 +12018,61 @@
                 <w:sz w:val="20"/>
                 <w:szCs w:val="20"/>
               </w:rPr>
-              <w:t xml:space="preserve">R0, </w:t>
-            </w:r>
+              <w:t>0</w:t>
+            </w:r>
+          </w:p>
+        </w:tc>
+        <w:tc>
+          <w:tcPr>
+            <w:tcW w:w="3969" w:type="dxa"/>
+            <w:vAlign w:val="center"/>
+          </w:tcPr>
+          <w:p>
+            <w:pPr>
+              <w:spacing w:after="240" w:line="360" w:lineRule="auto"/>
+              <w:jc w:val="center"/>
+              <w:rPr>
+                <w:rFonts w:ascii="Courier New" w:hAnsi="Courier New" w:cs="Courier New"/>
+                <w:sz w:val="20"/>
+                <w:szCs w:val="20"/>
+              </w:rPr>
+            </w:pPr>
+          </w:p>
+        </w:tc>
+        <w:tc>
+          <w:tcPr>
+            <w:tcW w:w="2835" w:type="dxa"/>
+            <w:vAlign w:val="center"/>
+          </w:tcPr>
+          <w:p>
+            <w:pPr>
+              <w:spacing w:after="240" w:line="360" w:lineRule="auto"/>
+              <w:jc w:val="center"/>
+              <w:rPr>
+                <w:rFonts w:ascii="Courier New" w:hAnsi="Courier New" w:cs="Courier New"/>
+                <w:sz w:val="20"/>
+                <w:szCs w:val="20"/>
+              </w:rPr>
+            </w:pPr>
+          </w:p>
+        </w:tc>
+      </w:tr>
+      <w:tr>
+        <w:tc>
+          <w:tcPr>
+            <w:tcW w:w="3114" w:type="dxa"/>
+            <w:vAlign w:val="center"/>
+          </w:tcPr>
+          <w:p>
+            <w:pPr>
+              <w:spacing w:after="240" w:line="360" w:lineRule="auto"/>
+              <w:jc w:val="center"/>
+              <w:rPr>
+                <w:rFonts w:ascii="Courier New" w:hAnsi="Courier New" w:cs="Courier New"/>
+                <w:sz w:val="20"/>
+                <w:szCs w:val="20"/>
+              </w:rPr>
+            </w:pPr>
             <w:r>
               <w:rPr>
                 <w:rFonts w:ascii="Courier New" w:eastAsia="inter" w:hAnsi="Courier New" w:cs="Courier New"/>
@@ -10687,7 +12080,36 @@
                 <w:sz w:val="20"/>
                 <w:szCs w:val="20"/>
               </w:rPr>
-              <w:t>#0</w:t>
+              <w:t xml:space="preserve">ANDS R0, </w:t>
+            </w:r>
+            <w:proofErr w:type="gramStart"/>
+            <w:r>
+              <w:rPr>
+                <w:rFonts w:ascii="Courier New" w:eastAsia="inter" w:hAnsi="Courier New" w:cs="Courier New"/>
+                <w:color w:val="000000"/>
+                <w:sz w:val="20"/>
+                <w:szCs w:val="20"/>
+              </w:rPr>
+              <w:t xml:space="preserve">R0, </w:t>
+            </w:r>
+            <w:r>
+              <w:rPr>
+                <w:rFonts w:ascii="Courier New" w:eastAsia="inter" w:hAnsi="Courier New" w:cs="Courier New"/>
+                <w:color w:val="000000"/>
+                <w:sz w:val="20"/>
+                <w:szCs w:val="20"/>
+              </w:rPr>
+              <w:t>#</w:t>
+            </w:r>
+            <w:proofErr w:type="gramEnd"/>
+            <w:r>
+              <w:rPr>
+                <w:rFonts w:ascii="Courier New" w:eastAsia="inter" w:hAnsi="Courier New" w:cs="Courier New"/>
+                <w:color w:val="000000"/>
+                <w:sz w:val="20"/>
+                <w:szCs w:val="20"/>
+              </w:rPr>
+              <w:t>0</w:t>
             </w:r>
           </w:p>
         </w:tc>
@@ -11259,7 +12681,27 @@
                 <w:sz w:val="20"/>
                 <w:szCs w:val="20"/>
               </w:rPr>
-              <w:t>LSLS R0, R0, #31</w:t>
+              <w:t xml:space="preserve">LSLS R0, </w:t>
+            </w:r>
+            <w:proofErr w:type="gramStart"/>
+            <w:r>
+              <w:rPr>
+                <w:rFonts w:ascii="Courier New" w:eastAsia="inter" w:hAnsi="Courier New" w:cs="Courier New"/>
+                <w:color w:val="000000"/>
+                <w:sz w:val="20"/>
+                <w:szCs w:val="20"/>
+              </w:rPr>
+              <w:t>R0, #</w:t>
+            </w:r>
+            <w:proofErr w:type="gramEnd"/>
+            <w:r>
+              <w:rPr>
+                <w:rFonts w:ascii="Courier New" w:eastAsia="inter" w:hAnsi="Courier New" w:cs="Courier New"/>
+                <w:color w:val="000000"/>
+                <w:sz w:val="20"/>
+                <w:szCs w:val="20"/>
+              </w:rPr>
+              <w:t>31</w:t>
             </w:r>
           </w:p>
           <w:p>
@@ -11575,7 +13017,27 @@
                 <w:sz w:val="20"/>
                 <w:szCs w:val="20"/>
               </w:rPr>
-              <w:t>MOVS R0, #0</w:t>
+              <w:t xml:space="preserve">MOVS </w:t>
+            </w:r>
+            <w:proofErr w:type="gramStart"/>
+            <w:r>
+              <w:rPr>
+                <w:rFonts w:ascii="Courier New" w:eastAsia="inter" w:hAnsi="Courier New" w:cs="Courier New"/>
+                <w:color w:val="000000"/>
+                <w:sz w:val="20"/>
+                <w:szCs w:val="20"/>
+              </w:rPr>
+              <w:t>R0, #</w:t>
+            </w:r>
+            <w:proofErr w:type="gramEnd"/>
+            <w:r>
+              <w:rPr>
+                <w:rFonts w:ascii="Courier New" w:eastAsia="inter" w:hAnsi="Courier New" w:cs="Courier New"/>
+                <w:color w:val="000000"/>
+                <w:sz w:val="20"/>
+                <w:szCs w:val="20"/>
+              </w:rPr>
+              <w:t>0</w:t>
             </w:r>
           </w:p>
         </w:tc>
@@ -11696,7 +13158,27 @@
                 <w:sz w:val="20"/>
                 <w:szCs w:val="20"/>
               </w:rPr>
-              <w:t>ANDS R0, R0, #0</w:t>
+              <w:t xml:space="preserve">ANDS R0, </w:t>
+            </w:r>
+            <w:proofErr w:type="gramStart"/>
+            <w:r>
+              <w:rPr>
+                <w:rFonts w:ascii="Courier New" w:eastAsia="inter" w:hAnsi="Courier New" w:cs="Courier New"/>
+                <w:color w:val="000000"/>
+                <w:sz w:val="20"/>
+                <w:szCs w:val="20"/>
+              </w:rPr>
+              <w:t>R0, #</w:t>
+            </w:r>
+            <w:proofErr w:type="gramEnd"/>
+            <w:r>
+              <w:rPr>
+                <w:rFonts w:ascii="Courier New" w:eastAsia="inter" w:hAnsi="Courier New" w:cs="Courier New"/>
+                <w:color w:val="000000"/>
+                <w:sz w:val="20"/>
+                <w:szCs w:val="20"/>
+              </w:rPr>
+              <w:t>0</w:t>
             </w:r>
           </w:p>
         </w:tc>
@@ -12549,24 +14031,9 @@
                 <w:sz w:val="20"/>
                 <w:szCs w:val="20"/>
               </w:rPr>
-              <w:t>LSLS R0, R0, #31</w:t>
-            </w:r>
-          </w:p>
-        </w:tc>
-        <w:tc>
-          <w:tcPr>
-            <w:tcW w:w="1420" w:type="dxa"/>
-            <w:vAlign w:val="center"/>
-          </w:tcPr>
-          <w:p>
-            <w:pPr>
-              <w:jc w:val="center"/>
-              <w:rPr>
-                <w:rFonts w:ascii="Courier New" w:hAnsi="Courier New" w:cs="Courier New"/>
-                <w:sz w:val="20"/>
-                <w:szCs w:val="20"/>
-              </w:rPr>
-            </w:pPr>
+              <w:t xml:space="preserve">LSLS R0, </w:t>
+            </w:r>
+            <w:proofErr w:type="gramStart"/>
             <w:r>
               <w:rPr>
                 <w:rFonts w:ascii="Courier New" w:eastAsia="inter" w:hAnsi="Courier New" w:cs="Courier New"/>
@@ -12574,24 +14041,9 @@
                 <w:sz w:val="20"/>
                 <w:szCs w:val="20"/>
               </w:rPr>
-              <w:t>0x80000000</w:t>
-            </w:r>
-          </w:p>
-        </w:tc>
-        <w:tc>
-          <w:tcPr>
-            <w:tcW w:w="848" w:type="dxa"/>
-            <w:vAlign w:val="center"/>
-          </w:tcPr>
-          <w:p>
-            <w:pPr>
-              <w:jc w:val="center"/>
-              <w:rPr>
-                <w:rFonts w:ascii="Courier New" w:hAnsi="Courier New" w:cs="Courier New"/>
-                <w:sz w:val="20"/>
-                <w:szCs w:val="20"/>
-              </w:rPr>
-            </w:pPr>
+              <w:t>R0, #</w:t>
+            </w:r>
+            <w:proofErr w:type="gramEnd"/>
             <w:r>
               <w:rPr>
                 <w:rFonts w:ascii="Courier New" w:eastAsia="inter" w:hAnsi="Courier New" w:cs="Courier New"/>
@@ -12599,6 +14051,56 @@
                 <w:sz w:val="20"/>
                 <w:szCs w:val="20"/>
               </w:rPr>
+              <w:t>31</w:t>
+            </w:r>
+          </w:p>
+        </w:tc>
+        <w:tc>
+          <w:tcPr>
+            <w:tcW w:w="1420" w:type="dxa"/>
+            <w:vAlign w:val="center"/>
+          </w:tcPr>
+          <w:p>
+            <w:pPr>
+              <w:jc w:val="center"/>
+              <w:rPr>
+                <w:rFonts w:ascii="Courier New" w:hAnsi="Courier New" w:cs="Courier New"/>
+                <w:sz w:val="20"/>
+                <w:szCs w:val="20"/>
+              </w:rPr>
+            </w:pPr>
+            <w:r>
+              <w:rPr>
+                <w:rFonts w:ascii="Courier New" w:eastAsia="inter" w:hAnsi="Courier New" w:cs="Courier New"/>
+                <w:color w:val="000000"/>
+                <w:sz w:val="20"/>
+                <w:szCs w:val="20"/>
+              </w:rPr>
+              <w:t>0x80000000</w:t>
+            </w:r>
+          </w:p>
+        </w:tc>
+        <w:tc>
+          <w:tcPr>
+            <w:tcW w:w="848" w:type="dxa"/>
+            <w:vAlign w:val="center"/>
+          </w:tcPr>
+          <w:p>
+            <w:pPr>
+              <w:jc w:val="center"/>
+              <w:rPr>
+                <w:rFonts w:ascii="Courier New" w:hAnsi="Courier New" w:cs="Courier New"/>
+                <w:sz w:val="20"/>
+                <w:szCs w:val="20"/>
+              </w:rPr>
+            </w:pPr>
+            <w:r>
+              <w:rPr>
+                <w:rFonts w:ascii="Courier New" w:eastAsia="inter" w:hAnsi="Courier New" w:cs="Courier New"/>
+                <w:color w:val="000000"/>
+                <w:sz w:val="20"/>
+                <w:szCs w:val="20"/>
+              </w:rPr>
               <w:t>1010</w:t>
             </w:r>
           </w:p>
@@ -12820,8 +14322,9 @@
           <w:sz w:val="22"/>
           <w:szCs w:val="22"/>
         </w:rPr>
-        <w:t xml:space="preserve">LSLS R0, R0, #31 </w:t>
-      </w:r>
+        <w:t xml:space="preserve">LSLS R0, </w:t>
+      </w:r>
+      <w:proofErr w:type="gramStart"/>
       <w:r>
         <w:rPr>
           <w:rFonts w:ascii="Courier New" w:eastAsia="inter" w:hAnsi="Courier New" w:cs="Courier New"/>
@@ -12829,8 +14332,28 @@
           <w:sz w:val="22"/>
           <w:szCs w:val="22"/>
         </w:rPr>
+        <w:t>R0, #</w:t>
+      </w:r>
+      <w:proofErr w:type="gramEnd"/>
+      <w:r>
+        <w:rPr>
+          <w:rFonts w:ascii="Courier New" w:eastAsia="inter" w:hAnsi="Courier New" w:cs="Courier New"/>
+          <w:color w:val="000000"/>
+          <w:sz w:val="22"/>
+          <w:szCs w:val="22"/>
+        </w:rPr>
+        <w:t xml:space="preserve">31 </w:t>
+      </w:r>
+      <w:r>
+        <w:rPr>
+          <w:rFonts w:ascii="Courier New" w:eastAsia="inter" w:hAnsi="Courier New" w:cs="Courier New"/>
+          <w:color w:val="000000"/>
+          <w:sz w:val="22"/>
+          <w:szCs w:val="22"/>
+        </w:rPr>
         <w:t xml:space="preserve">he </w:t>
       </w:r>
+      <w:proofErr w:type="gramStart"/>
       <w:r>
         <w:rPr>
           <w:rFonts w:eastAsia="inter"/>
@@ -12840,6 +14363,7 @@
         </w:rPr>
         <w:t>carry</w:t>
       </w:r>
+      <w:proofErr w:type="gramEnd"/>
       <w:r>
         <w:rPr>
           <w:rFonts w:eastAsia="inter"/>
@@ -14017,7 +15541,39 @@
           <w:sz w:val="22"/>
           <w:szCs w:val="22"/>
         </w:rPr>
-        <w:t>LDR r1,[r0,#4]</w:t>
+        <w:t>LDR r</w:t>
+      </w:r>
+      <w:proofErr w:type="gramStart"/>
+      <w:r>
+        <w:rPr>
+          <w:sz w:val="22"/>
+          <w:szCs w:val="22"/>
+        </w:rPr>
+        <w:t>1,[</w:t>
+      </w:r>
+      <w:proofErr w:type="gramEnd"/>
+      <w:r>
+        <w:rPr>
+          <w:sz w:val="22"/>
+          <w:szCs w:val="22"/>
+        </w:rPr>
+        <w:t>r</w:t>
+      </w:r>
+      <w:proofErr w:type="gramStart"/>
+      <w:r>
+        <w:rPr>
+          <w:sz w:val="22"/>
+          <w:szCs w:val="22"/>
+        </w:rPr>
+        <w:t>0,#</w:t>
+      </w:r>
+      <w:proofErr w:type="gramEnd"/>
+      <w:r>
+        <w:rPr>
+          <w:sz w:val="22"/>
+          <w:szCs w:val="22"/>
+        </w:rPr>
+        <w:t>4]</w:t>
       </w:r>
     </w:p>
     <w:p>
@@ -14040,7 +15596,43 @@
           <w:sz w:val="22"/>
           <w:szCs w:val="22"/>
         </w:rPr>
-        <w:t>LDR r1,[r0],#4</w:t>
+        <w:t>LDR r</w:t>
+      </w:r>
+      <w:proofErr w:type="gramStart"/>
+      <w:r>
+        <w:rPr>
+          <w:rFonts w:ascii="Times New Roman" w:hAnsi="Times New Roman"/>
+          <w:sz w:val="22"/>
+          <w:szCs w:val="22"/>
+        </w:rPr>
+        <w:t>1,[</w:t>
+      </w:r>
+      <w:proofErr w:type="gramEnd"/>
+      <w:r>
+        <w:rPr>
+          <w:rFonts w:ascii="Times New Roman" w:hAnsi="Times New Roman"/>
+          <w:sz w:val="22"/>
+          <w:szCs w:val="22"/>
+        </w:rPr>
+        <w:t>r0</w:t>
+      </w:r>
+      <w:proofErr w:type="gramStart"/>
+      <w:r>
+        <w:rPr>
+          <w:rFonts w:ascii="Times New Roman" w:hAnsi="Times New Roman"/>
+          <w:sz w:val="22"/>
+          <w:szCs w:val="22"/>
+        </w:rPr>
+        <w:t>],#</w:t>
+      </w:r>
+      <w:proofErr w:type="gramEnd"/>
+      <w:r>
+        <w:rPr>
+          <w:rFonts w:ascii="Times New Roman" w:hAnsi="Times New Roman"/>
+          <w:sz w:val="22"/>
+          <w:szCs w:val="22"/>
+        </w:rPr>
+        <w:t>4</w:t>
       </w:r>
     </w:p>
     <w:p>
@@ -14063,7 +15655,43 @@
           <w:sz w:val="22"/>
           <w:szCs w:val="22"/>
         </w:rPr>
-        <w:t xml:space="preserve">LDR r1,[r0,#4]! </w:t>
+        <w:t>LDR r</w:t>
+      </w:r>
+      <w:proofErr w:type="gramStart"/>
+      <w:r>
+        <w:rPr>
+          <w:rFonts w:ascii="Times New Roman" w:hAnsi="Times New Roman"/>
+          <w:sz w:val="22"/>
+          <w:szCs w:val="22"/>
+        </w:rPr>
+        <w:t>1,[</w:t>
+      </w:r>
+      <w:proofErr w:type="gramEnd"/>
+      <w:r>
+        <w:rPr>
+          <w:rFonts w:ascii="Times New Roman" w:hAnsi="Times New Roman"/>
+          <w:sz w:val="22"/>
+          <w:szCs w:val="22"/>
+        </w:rPr>
+        <w:t>r</w:t>
+      </w:r>
+      <w:proofErr w:type="gramStart"/>
+      <w:r>
+        <w:rPr>
+          <w:rFonts w:ascii="Times New Roman" w:hAnsi="Times New Roman"/>
+          <w:sz w:val="22"/>
+          <w:szCs w:val="22"/>
+        </w:rPr>
+        <w:t>0,#</w:t>
+      </w:r>
+      <w:proofErr w:type="gramEnd"/>
+      <w:r>
+        <w:rPr>
+          <w:rFonts w:ascii="Times New Roman" w:hAnsi="Times New Roman"/>
+          <w:sz w:val="22"/>
+          <w:szCs w:val="22"/>
+        </w:rPr>
+        <w:t xml:space="preserve">4]! </w:t>
       </w:r>
     </w:p>
     <w:p>
@@ -14080,7 +15708,43 @@
           <w:sz w:val="22"/>
           <w:szCs w:val="22"/>
         </w:rPr>
-        <w:t xml:space="preserve">After LDR r1,[r0,#4] </w:t>
+        <w:t>After LDR r</w:t>
+      </w:r>
+      <w:proofErr w:type="gramStart"/>
+      <w:r>
+        <w:rPr>
+          <w:bCs/>
+          <w:sz w:val="22"/>
+          <w:szCs w:val="22"/>
+        </w:rPr>
+        <w:t>1,[</w:t>
+      </w:r>
+      <w:proofErr w:type="gramEnd"/>
+      <w:r>
+        <w:rPr>
+          <w:bCs/>
+          <w:sz w:val="22"/>
+          <w:szCs w:val="22"/>
+        </w:rPr>
+        <w:t>r</w:t>
+      </w:r>
+      <w:proofErr w:type="gramStart"/>
+      <w:r>
+        <w:rPr>
+          <w:bCs/>
+          <w:sz w:val="22"/>
+          <w:szCs w:val="22"/>
+        </w:rPr>
+        <w:t>0,#</w:t>
+      </w:r>
+      <w:proofErr w:type="gramEnd"/>
+      <w:r>
+        <w:rPr>
+          <w:bCs/>
+          <w:sz w:val="22"/>
+          <w:szCs w:val="22"/>
+        </w:rPr>
+        <w:t xml:space="preserve">4] </w:t>
       </w:r>
     </w:p>
     <w:p>
@@ -14178,7 +15842,43 @@
           <w:sz w:val="22"/>
           <w:szCs w:val="22"/>
         </w:rPr>
-        <w:t>LDR r1,[r0],#4</w:t>
+        <w:t>LDR r</w:t>
+      </w:r>
+      <w:proofErr w:type="gramStart"/>
+      <w:r>
+        <w:rPr>
+          <w:bCs/>
+          <w:sz w:val="22"/>
+          <w:szCs w:val="22"/>
+        </w:rPr>
+        <w:t>1,[</w:t>
+      </w:r>
+      <w:proofErr w:type="gramEnd"/>
+      <w:r>
+        <w:rPr>
+          <w:bCs/>
+          <w:sz w:val="22"/>
+          <w:szCs w:val="22"/>
+        </w:rPr>
+        <w:t>r0</w:t>
+      </w:r>
+      <w:proofErr w:type="gramStart"/>
+      <w:r>
+        <w:rPr>
+          <w:bCs/>
+          <w:sz w:val="22"/>
+          <w:szCs w:val="22"/>
+        </w:rPr>
+        <w:t>],#</w:t>
+      </w:r>
+      <w:proofErr w:type="gramEnd"/>
+      <w:r>
+        <w:rPr>
+          <w:bCs/>
+          <w:sz w:val="22"/>
+          <w:szCs w:val="22"/>
+        </w:rPr>
+        <w:t>4</w:t>
       </w:r>
     </w:p>
     <w:p>
@@ -14276,7 +15976,43 @@
           <w:sz w:val="22"/>
           <w:szCs w:val="22"/>
         </w:rPr>
-        <w:t xml:space="preserve">LDR r1,[r0,#4]! </w:t>
+        <w:t>LDR r</w:t>
+      </w:r>
+      <w:proofErr w:type="gramStart"/>
+      <w:r>
+        <w:rPr>
+          <w:bCs/>
+          <w:sz w:val="22"/>
+          <w:szCs w:val="22"/>
+        </w:rPr>
+        <w:t>1,[</w:t>
+      </w:r>
+      <w:proofErr w:type="gramEnd"/>
+      <w:r>
+        <w:rPr>
+          <w:bCs/>
+          <w:sz w:val="22"/>
+          <w:szCs w:val="22"/>
+        </w:rPr>
+        <w:t>r</w:t>
+      </w:r>
+      <w:proofErr w:type="gramStart"/>
+      <w:r>
+        <w:rPr>
+          <w:bCs/>
+          <w:sz w:val="22"/>
+          <w:szCs w:val="22"/>
+        </w:rPr>
+        <w:t>0,#</w:t>
+      </w:r>
+      <w:proofErr w:type="gramEnd"/>
+      <w:r>
+        <w:rPr>
+          <w:bCs/>
+          <w:sz w:val="22"/>
+          <w:szCs w:val="22"/>
+        </w:rPr>
+        <w:t xml:space="preserve">4]! </w:t>
       </w:r>
     </w:p>
     <w:p>
@@ -14391,7 +16127,43 @@
           <w:sz w:val="22"/>
           <w:szCs w:val="22"/>
         </w:rPr>
-        <w:t xml:space="preserve">LDR r1,[r0,#4] </w:t>
+        <w:t>LDR r</w:t>
+      </w:r>
+      <w:proofErr w:type="gramStart"/>
+      <w:r>
+        <w:rPr>
+          <w:bCs/>
+          <w:sz w:val="22"/>
+          <w:szCs w:val="22"/>
+        </w:rPr>
+        <w:t>1,[</w:t>
+      </w:r>
+      <w:proofErr w:type="gramEnd"/>
+      <w:r>
+        <w:rPr>
+          <w:bCs/>
+          <w:sz w:val="22"/>
+          <w:szCs w:val="22"/>
+        </w:rPr>
+        <w:t>r</w:t>
+      </w:r>
+      <w:proofErr w:type="gramStart"/>
+      <w:r>
+        <w:rPr>
+          <w:bCs/>
+          <w:sz w:val="22"/>
+          <w:szCs w:val="22"/>
+        </w:rPr>
+        <w:t>0,#</w:t>
+      </w:r>
+      <w:proofErr w:type="gramEnd"/>
+      <w:r>
+        <w:rPr>
+          <w:bCs/>
+          <w:sz w:val="22"/>
+          <w:szCs w:val="22"/>
+        </w:rPr>
+        <w:t xml:space="preserve">4] </w:t>
       </w:r>
     </w:p>
     <w:p>
@@ -14488,7 +16260,43 @@
           <w:sz w:val="22"/>
           <w:szCs w:val="22"/>
         </w:rPr>
-        <w:t>LDR r1,[r0],#4</w:t>
+        <w:t>LDR r</w:t>
+      </w:r>
+      <w:proofErr w:type="gramStart"/>
+      <w:r>
+        <w:rPr>
+          <w:bCs/>
+          <w:sz w:val="22"/>
+          <w:szCs w:val="22"/>
+        </w:rPr>
+        <w:t>1,[</w:t>
+      </w:r>
+      <w:proofErr w:type="gramEnd"/>
+      <w:r>
+        <w:rPr>
+          <w:bCs/>
+          <w:sz w:val="22"/>
+          <w:szCs w:val="22"/>
+        </w:rPr>
+        <w:t>r0</w:t>
+      </w:r>
+      <w:proofErr w:type="gramStart"/>
+      <w:r>
+        <w:rPr>
+          <w:bCs/>
+          <w:sz w:val="22"/>
+          <w:szCs w:val="22"/>
+        </w:rPr>
+        <w:t>],#</w:t>
+      </w:r>
+      <w:proofErr w:type="gramEnd"/>
+      <w:r>
+        <w:rPr>
+          <w:bCs/>
+          <w:sz w:val="22"/>
+          <w:szCs w:val="22"/>
+        </w:rPr>
+        <w:t>4</w:t>
       </w:r>
     </w:p>
     <w:p>
@@ -14586,7 +16394,43 @@
           <w:sz w:val="22"/>
           <w:szCs w:val="22"/>
         </w:rPr>
-        <w:t xml:space="preserve">LDR r1,[r0,#4]! </w:t>
+        <w:t>LDR r</w:t>
+      </w:r>
+      <w:proofErr w:type="gramStart"/>
+      <w:r>
+        <w:rPr>
+          <w:bCs/>
+          <w:sz w:val="22"/>
+          <w:szCs w:val="22"/>
+        </w:rPr>
+        <w:t>1,[</w:t>
+      </w:r>
+      <w:proofErr w:type="gramEnd"/>
+      <w:r>
+        <w:rPr>
+          <w:bCs/>
+          <w:sz w:val="22"/>
+          <w:szCs w:val="22"/>
+        </w:rPr>
+        <w:t>r</w:t>
+      </w:r>
+      <w:proofErr w:type="gramStart"/>
+      <w:r>
+        <w:rPr>
+          <w:bCs/>
+          <w:sz w:val="22"/>
+          <w:szCs w:val="22"/>
+        </w:rPr>
+        <w:t>0,#</w:t>
+      </w:r>
+      <w:proofErr w:type="gramEnd"/>
+      <w:r>
+        <w:rPr>
+          <w:bCs/>
+          <w:sz w:val="22"/>
+          <w:szCs w:val="22"/>
+        </w:rPr>
+        <w:t xml:space="preserve">4]! </w:t>
       </w:r>
     </w:p>
     <w:p>
@@ -14699,10 +16543,21 @@
         <w:rPr>
           <w:rStyle w:val="HTMLCode"/>
         </w:rPr>
-        <w:t>LDR r1, [r0, #4]</w:t>
-      </w:r>
-      <w:r>
-        <w:t xml:space="preserve"> — </w:t>
+        <w:t>LDR r1, [</w:t>
+      </w:r>
+      <w:proofErr w:type="gramStart"/>
+      <w:r>
+        <w:rPr>
+          <w:rStyle w:val="HTMLCode"/>
+        </w:rPr>
+        <w:t>r0, #4]</w:t>
+      </w:r>
+      <w:r>
+        <w:t xml:space="preserve"> —</w:t>
+      </w:r>
+      <w:proofErr w:type="gramEnd"/>
+      <w:r>
+        <w:t xml:space="preserve"> </w:t>
       </w:r>
       <w:r>
         <w:rPr>
@@ -14765,7 +16620,21 @@
         <w:rPr>
           <w:rStyle w:val="HTMLCode"/>
         </w:rPr>
-        <w:t>LDR r1, [r0], #4</w:t>
+        <w:t>LDR r1, [r0</w:t>
+      </w:r>
+      <w:proofErr w:type="gramStart"/>
+      <w:r>
+        <w:rPr>
+          <w:rStyle w:val="HTMLCode"/>
+        </w:rPr>
+        <w:t>], #</w:t>
+      </w:r>
+      <w:proofErr w:type="gramEnd"/>
+      <w:r>
+        <w:rPr>
+          <w:rStyle w:val="HTMLCode"/>
+        </w:rPr>
+        <w:t>4</w:t>
       </w:r>
       <w:r>
         <w:t xml:space="preserve"> — </w:t>
@@ -14816,10 +16685,35 @@
         <w:rPr>
           <w:rStyle w:val="HTMLCode"/>
         </w:rPr>
-        <w:t>LDR r1, [r0, #4]!</w:t>
-      </w:r>
-      <w:r>
-        <w:t xml:space="preserve"> — </w:t>
+        <w:t>LDR r1, [</w:t>
+      </w:r>
+      <w:proofErr w:type="gramStart"/>
+      <w:r>
+        <w:rPr>
+          <w:rStyle w:val="HTMLCode"/>
+        </w:rPr>
+        <w:t>r0, #</w:t>
+      </w:r>
+      <w:proofErr w:type="gramEnd"/>
+      <w:r>
+        <w:rPr>
+          <w:rStyle w:val="HTMLCode"/>
+        </w:rPr>
+        <w:t>4</w:t>
+      </w:r>
+      <w:proofErr w:type="gramStart"/>
+      <w:r>
+        <w:rPr>
+          <w:rStyle w:val="HTMLCode"/>
+        </w:rPr>
+        <w:t>]!</w:t>
+      </w:r>
+      <w:r>
+        <w:t xml:space="preserve"> —</w:t>
+      </w:r>
+      <w:proofErr w:type="gramEnd"/>
+      <w:r>
+        <w:t xml:space="preserve"> </w:t>
       </w:r>
       <w:r>
         <w:rPr>
@@ -14930,6 +16824,7 @@
         </w:rPr>
         <w:t xml:space="preserve">Suppose r0 = 0x2000,0000 and r1 = 0x12345678.  All bytes in memory are initialized to 0x00. </w:t>
       </w:r>
+      <w:proofErr w:type="gramStart"/>
       <w:r>
         <w:rPr>
           <w:sz w:val="22"/>
@@ -14937,6 +16832,7 @@
         </w:rPr>
         <w:t>Fill</w:t>
       </w:r>
+      <w:proofErr w:type="gramEnd"/>
       <w:r>
         <w:rPr>
           <w:sz w:val="22"/>
@@ -14996,7 +16892,25 @@
                 <w:sz w:val="22"/>
                 <w:szCs w:val="22"/>
               </w:rPr>
-              <w:t>STR r1, [r0], #4</w:t>
+              <w:t>STR r1, [r0</w:t>
+            </w:r>
+            <w:proofErr w:type="gramStart"/>
+            <w:r>
+              <w:rPr>
+                <w:bCs/>
+                <w:sz w:val="22"/>
+                <w:szCs w:val="22"/>
+              </w:rPr>
+              <w:t>], #</w:t>
+            </w:r>
+            <w:proofErr w:type="gramEnd"/>
+            <w:r>
+              <w:rPr>
+                <w:bCs/>
+                <w:sz w:val="22"/>
+                <w:szCs w:val="22"/>
+              </w:rPr>
+              <w:t>4</w:t>
             </w:r>
           </w:p>
           <w:p>
@@ -15014,7 +16928,25 @@
                 <w:sz w:val="22"/>
                 <w:szCs w:val="22"/>
               </w:rPr>
-              <w:t>STR r1, [r0, #4]!</w:t>
+              <w:t>STR r1, [</w:t>
+            </w:r>
+            <w:proofErr w:type="gramStart"/>
+            <w:r>
+              <w:rPr>
+                <w:bCs/>
+                <w:sz w:val="22"/>
+                <w:szCs w:val="22"/>
+              </w:rPr>
+              <w:t>r0, #</w:t>
+            </w:r>
+            <w:proofErr w:type="gramEnd"/>
+            <w:r>
+              <w:rPr>
+                <w:bCs/>
+                <w:sz w:val="22"/>
+                <w:szCs w:val="22"/>
+              </w:rPr>
+              <w:t>4]!</w:t>
             </w:r>
           </w:p>
           <w:p>
@@ -17277,6 +19209,7 @@
               </w:rPr>
               <w:t>[</w:t>
             </w:r>
+            <w:proofErr w:type="gramStart"/>
             <w:r>
               <w:rPr>
                 <w:sz w:val="22"/>
@@ -17291,6 +19224,7 @@
               </w:rPr>
               <w:t xml:space="preserve"> #</w:t>
             </w:r>
+            <w:proofErr w:type="gramEnd"/>
             <w:r>
               <w:rPr>
                 <w:sz w:val="22"/>
@@ -17335,8 +19269,17 @@
                 <w:sz w:val="22"/>
                 <w:szCs w:val="22"/>
               </w:rPr>
-              <w:t xml:space="preserve"> R4, R2, #</w:t>
-            </w:r>
+              <w:t xml:space="preserve"> R4, </w:t>
+            </w:r>
+            <w:proofErr w:type="gramStart"/>
+            <w:r>
+              <w:rPr>
+                <w:sz w:val="22"/>
+                <w:szCs w:val="22"/>
+              </w:rPr>
+              <w:t>R2, #</w:t>
+            </w:r>
+            <w:proofErr w:type="gramEnd"/>
             <w:r>
               <w:rPr>
                 <w:sz w:val="22"/>
@@ -17355,12 +19298,21 @@
                 <w:szCs w:val="22"/>
               </w:rPr>
             </w:pPr>
-            <w:r>
-              <w:rPr>
-                <w:sz w:val="22"/>
-                <w:szCs w:val="22"/>
-              </w:rPr>
-              <w:t xml:space="preserve">MOVW  R5, </w:t>
+            <w:proofErr w:type="gramStart"/>
+            <w:r>
+              <w:rPr>
+                <w:sz w:val="22"/>
+                <w:szCs w:val="22"/>
+              </w:rPr>
+              <w:t>MOVW  R</w:t>
+            </w:r>
+            <w:proofErr w:type="gramEnd"/>
+            <w:r>
+              <w:rPr>
+                <w:sz w:val="22"/>
+                <w:szCs w:val="22"/>
+              </w:rPr>
+              <w:t xml:space="preserve">5, </w:t>
             </w:r>
             <w:r>
               <w:rPr>
@@ -17406,7 +19358,15 @@
                 <w:sz w:val="22"/>
                 <w:szCs w:val="22"/>
               </w:rPr>
-              <w:t xml:space="preserve"> R6, R5, </w:t>
+              <w:t xml:space="preserve"> R6, </w:t>
+            </w:r>
+            <w:proofErr w:type="gramStart"/>
+            <w:r>
+              <w:rPr>
+                <w:sz w:val="22"/>
+                <w:szCs w:val="22"/>
+              </w:rPr>
+              <w:t xml:space="preserve">R5, </w:t>
             </w:r>
             <w:r>
               <w:rPr>
@@ -17415,6 +19375,7 @@
               </w:rPr>
               <w:t>#</w:t>
             </w:r>
+            <w:proofErr w:type="gramEnd"/>
             <w:r>
               <w:rPr>
                 <w:sz w:val="22"/>
@@ -17465,6 +19426,7 @@
                 <w:szCs w:val="22"/>
               </w:rPr>
             </w:pPr>
+            <w:proofErr w:type="gramStart"/>
             <w:r>
               <w:rPr>
                 <w:sz w:val="22"/>
@@ -17484,7 +19446,15 @@
                 <w:sz w:val="22"/>
                 <w:szCs w:val="22"/>
               </w:rPr>
-              <w:t>R8, R7, R6</w:t>
+              <w:t>R</w:t>
+            </w:r>
+            <w:proofErr w:type="gramEnd"/>
+            <w:r>
+              <w:rPr>
+                <w:sz w:val="22"/>
+                <w:szCs w:val="22"/>
+              </w:rPr>
+              <w:t>8, R7, R6</w:t>
             </w:r>
           </w:p>
           <w:p>
@@ -17511,6 +19481,7 @@
               </w:rPr>
               <w:t>[</w:t>
             </w:r>
+            <w:proofErr w:type="gramStart"/>
             <w:r>
               <w:rPr>
                 <w:sz w:val="22"/>
@@ -17523,7 +19494,15 @@
                 <w:sz w:val="22"/>
                 <w:szCs w:val="22"/>
               </w:rPr>
-              <w:t xml:space="preserve"> #8]</w:t>
+              <w:t xml:space="preserve"> #</w:t>
+            </w:r>
+            <w:proofErr w:type="gramEnd"/>
+            <w:r>
+              <w:rPr>
+                <w:sz w:val="22"/>
+                <w:szCs w:val="22"/>
+              </w:rPr>
+              <w:t>8]</w:t>
             </w:r>
           </w:p>
         </w:tc>
@@ -20320,6 +22299,7 @@
         <w:autoSpaceDN w:val="0"/>
         <w:adjustRightInd w:val="0"/>
         <w:rPr>
+          <w:rFonts w:hint="eastAsia"/>
           <w:sz w:val="22"/>
           <w:szCs w:val="22"/>
         </w:rPr>
@@ -20333,10 +22313,11 @@
       </w:r>
       <w:r>
         <w:rPr>
-          <w:sz w:val="22"/>
-          <w:szCs w:val="22"/>
-        </w:rPr>
-        <w:t>1010</w:t>
+          <w:rFonts w:hint="eastAsia"/>
+          <w:sz w:val="22"/>
+          <w:szCs w:val="22"/>
+        </w:rPr>
+        <w:t>0000</w:t>
       </w:r>
     </w:p>
     <w:p>
@@ -20503,7 +22484,25 @@
           <w:sz w:val="22"/>
           <w:szCs w:val="22"/>
         </w:rPr>
-        <w:t>LDR R3, [R1, #4]!</w:t>
+        <w:t>LDR R3, [</w:t>
+      </w:r>
+      <w:proofErr w:type="gramStart"/>
+      <w:r>
+        <w:rPr>
+          <w:rStyle w:val="HTMLCode"/>
+          <w:sz w:val="22"/>
+          <w:szCs w:val="22"/>
+        </w:rPr>
+        <w:t>R1, #</w:t>
+      </w:r>
+      <w:proofErr w:type="gramEnd"/>
+      <w:r>
+        <w:rPr>
+          <w:rStyle w:val="HTMLCode"/>
+          <w:sz w:val="22"/>
+          <w:szCs w:val="22"/>
+        </w:rPr>
+        <w:t>4]!</w:t>
       </w:r>
       <w:r>
         <w:rPr>
@@ -20621,11 +22620,185 @@
       </w:pPr>
       <w:r>
         <w:rPr>
+          <w:rFonts w:eastAsiaTheme="minorEastAsia" w:hint="eastAsia"/>
+          <w:sz w:val="22"/>
+          <w:szCs w:val="22"/>
+        </w:rPr>
+        <w:t xml:space="preserve">ASR R4, R2, #12 </w:t>
+      </w:r>
+      <w:r>
+        <w:rPr>
+          <w:rFonts w:eastAsiaTheme="minorEastAsia" w:hint="eastAsia"/>
+          <w:sz w:val="22"/>
+          <w:szCs w:val="22"/>
+        </w:rPr>
+        <w:t>→</w:t>
+      </w:r>
+      <w:r>
+        <w:rPr>
+          <w:rFonts w:eastAsiaTheme="minorEastAsia" w:hint="eastAsia"/>
+          <w:sz w:val="22"/>
+          <w:szCs w:val="22"/>
+        </w:rPr>
+        <w:t xml:space="preserve"> arithmetic shift right 12 of </w:t>
+      </w:r>
+      <w:r>
+        <w:rPr>
           <w:rStyle w:val="HTMLCode"/>
-          <w:sz w:val="22"/>
-          <w:szCs w:val="22"/>
-        </w:rPr>
-        <w:t>ASR R4, R2, #12</w:t>
+          <w:rFonts w:hint="eastAsia"/>
+          <w:sz w:val="22"/>
+          <w:szCs w:val="22"/>
+        </w:rPr>
+        <w:t>0xFFEFCDAB → R4 = 0xFFFFFEFC</w:t>
+      </w:r>
+      <w:r>
+        <w:rPr>
+          <w:rFonts w:eastAsiaTheme="minorEastAsia" w:hint="eastAsia"/>
+          <w:sz w:val="22"/>
+          <w:szCs w:val="22"/>
+        </w:rPr>
+        <w:t>. NZCV unchanged (assume initial NZCV = 0000).</w:t>
+      </w:r>
+      <w:r>
+        <w:rPr>
+          <w:rFonts w:eastAsiaTheme="minorEastAsia"/>
+          <w:sz w:val="22"/>
+          <w:szCs w:val="22"/>
+        </w:rPr>
+        <w:t xml:space="preserve"> </w:t>
+      </w:r>
+      <w:r>
+        <w:rPr>
+          <w:rFonts w:eastAsiaTheme="minorEastAsia"/>
+          <w:color w:val="EE0000"/>
+          <w:sz w:val="22"/>
+          <w:szCs w:val="22"/>
+        </w:rPr>
+        <w:t xml:space="preserve">(Please refer to </w:t>
+      </w:r>
+      <w:r>
+        <w:rPr>
+          <w:rFonts w:eastAsiaTheme="minorEastAsia"/>
+          <w:color w:val="EE0000"/>
+          <w:sz w:val="22"/>
+          <w:szCs w:val="22"/>
+        </w:rPr>
+        <w:t xml:space="preserve">p. </w:t>
+      </w:r>
+      <w:r>
+        <w:rPr>
+          <w:rFonts w:eastAsiaTheme="minorEastAsia"/>
+          <w:color w:val="EE0000"/>
+          <w:sz w:val="22"/>
+          <w:szCs w:val="22"/>
+        </w:rPr>
+        <w:t>60 “</w:t>
+      </w:r>
+      <w:r>
+        <w:rPr>
+          <w:rFonts w:eastAsiaTheme="minorEastAsia"/>
+          <w:color w:val="EE0000"/>
+          <w:sz w:val="22"/>
+          <w:szCs w:val="22"/>
+        </w:rPr>
+        <w:t>Notes on Shifts and Flags</w:t>
+      </w:r>
+      <w:r>
+        <w:rPr>
+          <w:rFonts w:eastAsiaTheme="minorEastAsia"/>
+          <w:color w:val="EE0000"/>
+          <w:sz w:val="22"/>
+          <w:szCs w:val="22"/>
+        </w:rPr>
+        <w:t xml:space="preserve">” in </w:t>
+      </w:r>
+      <w:r>
+        <w:rPr>
+          <w:rFonts w:eastAsiaTheme="minorEastAsia"/>
+          <w:color w:val="EE0000"/>
+          <w:sz w:val="22"/>
+          <w:szCs w:val="22"/>
+        </w:rPr>
+        <w:t>Ch4 ARM Arithmetic Logic</w:t>
+      </w:r>
+      <w:r>
+        <w:rPr>
+          <w:rFonts w:eastAsiaTheme="minorEastAsia"/>
+          <w:color w:val="EE0000"/>
+          <w:sz w:val="22"/>
+          <w:szCs w:val="22"/>
+        </w:rPr>
+        <w:t>.</w:t>
+      </w:r>
+      <w:r>
+        <w:rPr>
+          <w:rFonts w:eastAsiaTheme="minorEastAsia"/>
+          <w:color w:val="EE0000"/>
+          <w:sz w:val="22"/>
+          <w:szCs w:val="22"/>
+        </w:rPr>
+        <w:t>)</w:t>
+      </w:r>
+    </w:p>
+    <w:p>
+      <w:pPr>
+        <w:pStyle w:val="NormalWeb"/>
+        <w:numPr>
+          <w:ilvl w:val="1"/>
+          <w:numId w:val="17"/>
+        </w:numPr>
+        <w:rPr>
+          <w:sz w:val="22"/>
+          <w:szCs w:val="22"/>
+        </w:rPr>
+      </w:pPr>
+      <w:r>
+        <w:rPr>
+          <w:rFonts w:eastAsiaTheme="minorEastAsia" w:hint="eastAsia"/>
+          <w:sz w:val="22"/>
+          <w:szCs w:val="22"/>
+        </w:rPr>
+        <w:t>Hypothetically, if we ha</w:t>
+      </w:r>
+      <w:r>
+        <w:rPr>
+          <w:rFonts w:eastAsiaTheme="minorEastAsia"/>
+          <w:sz w:val="22"/>
+          <w:szCs w:val="22"/>
+        </w:rPr>
+        <w:t>d</w:t>
+      </w:r>
+      <w:r>
+        <w:rPr>
+          <w:rFonts w:eastAsiaTheme="minorEastAsia" w:hint="eastAsia"/>
+          <w:sz w:val="22"/>
+          <w:szCs w:val="22"/>
+        </w:rPr>
+        <w:t xml:space="preserve"> ASRS instead of ASR, then </w:t>
+      </w:r>
+      <w:r>
+        <w:rPr>
+          <w:rStyle w:val="HTMLCode"/>
+          <w:sz w:val="22"/>
+          <w:szCs w:val="22"/>
+        </w:rPr>
+        <w:t>AS</w:t>
+      </w:r>
+      <w:r>
+        <w:rPr>
+          <w:rStyle w:val="HTMLCode"/>
+          <w:sz w:val="22"/>
+          <w:szCs w:val="22"/>
+        </w:rPr>
+        <w:t>RS</w:t>
+      </w:r>
+      <w:r>
+        <w:rPr>
+          <w:rStyle w:val="HTMLCode"/>
+          <w:sz w:val="22"/>
+          <w:szCs w:val="22"/>
+        </w:rPr>
+        <w:t xml:space="preserve"> R4, R2, #12</w:t>
       </w:r>
       <w:r>
         <w:rPr>
@@ -20667,17 +22840,92 @@
       <w:r>
         <w:rPr>
           <w:rStyle w:val="Strong"/>
-          <w:sz w:val="22"/>
-          <w:szCs w:val="22"/>
-        </w:rPr>
-        <w:t>NZCV changes here:</w:t>
-      </w:r>
-      <w:r>
-        <w:rPr>
-          <w:sz w:val="22"/>
-          <w:szCs w:val="22"/>
-        </w:rPr>
-        <w:t xml:space="preserve"> N=1, Z=0, C=bit11(R2)=1, V unchanged → NZCV = 1010.</w:t>
+          <w:b w:val="0"/>
+          <w:bCs w:val="0"/>
+          <w:sz w:val="22"/>
+          <w:szCs w:val="22"/>
+        </w:rPr>
+        <w:t>Flags:</w:t>
+      </w:r>
+      <w:r>
+        <w:rPr>
+          <w:rStyle w:val="Strong"/>
+          <w:sz w:val="22"/>
+          <w:szCs w:val="22"/>
+        </w:rPr>
+        <w:t xml:space="preserve"> </w:t>
+      </w:r>
+      <w:r>
+        <w:rPr>
+          <w:sz w:val="22"/>
+          <w:szCs w:val="22"/>
+        </w:rPr>
+        <w:t>N=1, Z=0, C=bit11(R</w:t>
+      </w:r>
+      <w:proofErr w:type="gramStart"/>
+      <w:r>
+        <w:rPr>
+          <w:sz w:val="22"/>
+          <w:szCs w:val="22"/>
+        </w:rPr>
+        <w:t>2)=</w:t>
+      </w:r>
+      <w:proofErr w:type="gramEnd"/>
+      <w:r>
+        <w:rPr>
+          <w:sz w:val="22"/>
+          <w:szCs w:val="22"/>
+        </w:rPr>
+        <w:t>1</w:t>
+      </w:r>
+      <w:r>
+        <w:rPr>
+          <w:sz w:val="22"/>
+          <w:szCs w:val="22"/>
+        </w:rPr>
+        <w:t xml:space="preserve"> (</w:t>
+      </w:r>
+      <w:r>
+        <w:rPr>
+          <w:sz w:val="22"/>
+          <w:szCs w:val="22"/>
+        </w:rPr>
+        <w:t xml:space="preserve">last bit shifted out is the </w:t>
+      </w:r>
+      <w:r>
+        <w:rPr>
+          <w:sz w:val="22"/>
+          <w:szCs w:val="22"/>
+        </w:rPr>
+        <w:t>leftmost</w:t>
+      </w:r>
+      <w:r>
+        <w:rPr>
+          <w:sz w:val="22"/>
+          <w:szCs w:val="22"/>
+        </w:rPr>
+        <w:t xml:space="preserve"> bit of D</w:t>
+      </w:r>
+      <w:r>
+        <w:rPr>
+          <w:sz w:val="22"/>
+          <w:szCs w:val="22"/>
+        </w:rPr>
+        <w:t>AB</w:t>
+      </w:r>
+      <w:r>
+        <w:rPr>
+          <w:sz w:val="22"/>
+          <w:szCs w:val="22"/>
+        </w:rPr>
+        <w:t>)</w:t>
+      </w:r>
+      <w:r>
+        <w:rPr>
+          <w:sz w:val="22"/>
+          <w:szCs w:val="22"/>
+        </w:rPr>
+        <w:t>, V unchanged → NZCV = 1010.</w:t>
       </w:r>
     </w:p>
     <w:p>
@@ -20703,7 +22951,25 @@
           <w:sz w:val="22"/>
           <w:szCs w:val="22"/>
         </w:rPr>
-        <w:t>MOVW R5, #14</w:t>
+        <w:t xml:space="preserve">MOVW </w:t>
+      </w:r>
+      <w:proofErr w:type="gramStart"/>
+      <w:r>
+        <w:rPr>
+          <w:rStyle w:val="HTMLCode"/>
+          <w:sz w:val="22"/>
+          <w:szCs w:val="22"/>
+        </w:rPr>
+        <w:t>R5, #</w:t>
+      </w:r>
+      <w:proofErr w:type="gramEnd"/>
+      <w:r>
+        <w:rPr>
+          <w:rStyle w:val="HTMLCode"/>
+          <w:sz w:val="22"/>
+          <w:szCs w:val="22"/>
+        </w:rPr>
+        <w:t>14</w:t>
       </w:r>
       <w:r>
         <w:rPr>
@@ -20751,7 +23017,25 @@
           <w:sz w:val="22"/>
           <w:szCs w:val="22"/>
         </w:rPr>
-        <w:t>LSL R6, R5, #9</w:t>
+        <w:t xml:space="preserve">LSL R6, </w:t>
+      </w:r>
+      <w:proofErr w:type="gramStart"/>
+      <w:r>
+        <w:rPr>
+          <w:rStyle w:val="HTMLCode"/>
+          <w:sz w:val="22"/>
+          <w:szCs w:val="22"/>
+        </w:rPr>
+        <w:t>R5, #</w:t>
+      </w:r>
+      <w:proofErr w:type="gramEnd"/>
+      <w:r>
+        <w:rPr>
+          <w:rStyle w:val="HTMLCode"/>
+          <w:sz w:val="22"/>
+          <w:szCs w:val="22"/>
+        </w:rPr>
+        <w:t>9</w:t>
       </w:r>
       <w:r>
         <w:rPr>
@@ -20895,7 +23179,25 @@
           <w:sz w:val="22"/>
           <w:szCs w:val="22"/>
         </w:rPr>
-        <w:t>STR R7, [R1, #8]</w:t>
+        <w:t>STR R7, [</w:t>
+      </w:r>
+      <w:proofErr w:type="gramStart"/>
+      <w:r>
+        <w:rPr>
+          <w:rStyle w:val="HTMLCode"/>
+          <w:sz w:val="22"/>
+          <w:szCs w:val="22"/>
+        </w:rPr>
+        <w:t>R1, #</w:t>
+      </w:r>
+      <w:proofErr w:type="gramEnd"/>
+      <w:r>
+        <w:rPr>
+          <w:rStyle w:val="HTMLCode"/>
+          <w:sz w:val="22"/>
+          <w:szCs w:val="22"/>
+        </w:rPr>
+        <w:t>8]</w:t>
       </w:r>
       <w:r>
         <w:rPr>
@@ -21007,6 +23309,7 @@
           <w:sz w:val="22"/>
           <w:szCs w:val="22"/>
         </w:rPr>
+        <w:lastRenderedPageBreak/>
         <w:t xml:space="preserve">Final memory (address order from </w:t>
       </w:r>
       <w:r>
@@ -21042,11 +23345,19 @@
         <w:rPr>
           <w:rStyle w:val="HTMLCode"/>
         </w:rPr>
-        <w:t>0x10000010</w:t>
+        <w:t>0x</w:t>
+      </w:r>
+      <w:proofErr w:type="gramStart"/>
+      <w:r>
+        <w:rPr>
+          <w:rStyle w:val="HTMLCode"/>
+        </w:rPr>
+        <w:t>10000010</w:t>
       </w:r>
       <w:r>
         <w:t>..</w:t>
       </w:r>
+      <w:proofErr w:type="gramEnd"/>
       <w:r>
         <w:rPr>
           <w:rStyle w:val="HTMLCode"/>
@@ -21080,11 +23391,19 @@
         <w:rPr>
           <w:rStyle w:val="HTMLCode"/>
         </w:rPr>
-        <w:t>0x10000014</w:t>
+        <w:t>0x</w:t>
+      </w:r>
+      <w:proofErr w:type="gramStart"/>
+      <w:r>
+        <w:rPr>
+          <w:rStyle w:val="HTMLCode"/>
+        </w:rPr>
+        <w:t>10000014</w:t>
       </w:r>
       <w:r>
         <w:t>..</w:t>
       </w:r>
+      <w:proofErr w:type="gramEnd"/>
       <w:r>
         <w:rPr>
           <w:rStyle w:val="HTMLCode"/>
@@ -21118,12 +23437,19 @@
         <w:rPr>
           <w:rStyle w:val="HTMLCode"/>
         </w:rPr>
-        <w:lastRenderedPageBreak/>
-        <w:t>0x10000018</w:t>
+        <w:t>0x</w:t>
+      </w:r>
+      <w:proofErr w:type="gramStart"/>
+      <w:r>
+        <w:rPr>
+          <w:rStyle w:val="HTMLCode"/>
+        </w:rPr>
+        <w:t>10000018</w:t>
       </w:r>
       <w:r>
         <w:t>..</w:t>
       </w:r>
+      <w:proofErr w:type="gramEnd"/>
       <w:r>
         <w:rPr>
           <w:rStyle w:val="HTMLCode"/>
@@ -21279,7 +23605,23 @@
           <w:sz w:val="22"/>
           <w:szCs w:val="22"/>
         </w:rPr>
-        <w:t xml:space="preserve"> array[] of 25 integers (each integer is 4 bytes). Assume register R2 holds the base</w:t>
+        <w:t xml:space="preserve"> </w:t>
+      </w:r>
+      <w:proofErr w:type="gramStart"/>
+      <w:r>
+        <w:rPr>
+          <w:sz w:val="22"/>
+          <w:szCs w:val="22"/>
+        </w:rPr>
+        <w:t>array[</w:t>
+      </w:r>
+      <w:proofErr w:type="gramEnd"/>
+      <w:r>
+        <w:rPr>
+          <w:sz w:val="22"/>
+          <w:szCs w:val="22"/>
+        </w:rPr>
+        <w:t>] of 25 integers (each integer is 4 bytes). Assume register R2 holds the base</w:t>
       </w:r>
       <w:r>
         <w:rPr>
@@ -21302,6 +23644,7 @@
         </w:rPr>
         <w:t xml:space="preserve">, i.e., </w:t>
       </w:r>
+      <w:proofErr w:type="gramStart"/>
       <w:r>
         <w:rPr>
           <w:sz w:val="22"/>
@@ -21309,6 +23652,7 @@
         </w:rPr>
         <w:t>array[</w:t>
       </w:r>
+      <w:proofErr w:type="gramEnd"/>
       <w:r>
         <w:rPr>
           <w:sz w:val="22"/>
@@ -21328,8 +23672,17 @@
           <w:sz w:val="22"/>
           <w:szCs w:val="22"/>
         </w:rPr>
-        <w:t>. A compiler associates variables x and y with registers R0 and R1, respectively. Translate this C program into ARM assembly language based on the provided comments..</w:t>
-      </w:r>
+        <w:t xml:space="preserve">. A compiler associates variables x and y with registers R0 and R1, respectively. Translate this C program into ARM assembly language based on the provided </w:t>
+      </w:r>
+      <w:proofErr w:type="gramStart"/>
+      <w:r>
+        <w:rPr>
+          <w:sz w:val="22"/>
+          <w:szCs w:val="22"/>
+        </w:rPr>
+        <w:t>comments..</w:t>
+      </w:r>
+      <w:proofErr w:type="gramEnd"/>
       <w:r>
         <w:rPr>
           <w:sz w:val="22"/>
@@ -21508,8 +23861,33 @@
                 <w:sz w:val="22"/>
                 <w:szCs w:val="22"/>
               </w:rPr>
-              <w:t>x = array[5] + y;</w:t>
-            </w:r>
+              <w:t xml:space="preserve">x = </w:t>
+            </w:r>
+            <w:proofErr w:type="gramStart"/>
+            <w:r>
+              <w:rPr>
+                <w:sz w:val="22"/>
+                <w:szCs w:val="22"/>
+              </w:rPr>
+              <w:t>array[</w:t>
+            </w:r>
+            <w:proofErr w:type="gramEnd"/>
+            <w:r>
+              <w:rPr>
+                <w:sz w:val="22"/>
+                <w:szCs w:val="22"/>
+              </w:rPr>
+              <w:t xml:space="preserve">5] + </w:t>
+            </w:r>
+            <w:proofErr w:type="gramStart"/>
+            <w:r>
+              <w:rPr>
+                <w:sz w:val="22"/>
+                <w:szCs w:val="22"/>
+              </w:rPr>
+              <w:t>y;</w:t>
+            </w:r>
+            <w:proofErr w:type="gramEnd"/>
           </w:p>
           <w:p>
             <w:pPr>
@@ -21521,13 +23899,31 @@
                 <w:szCs w:val="22"/>
               </w:rPr>
             </w:pPr>
-            <w:r>
-              <w:rPr>
-                <w:sz w:val="22"/>
-                <w:szCs w:val="22"/>
-              </w:rPr>
-              <w:t>array[6] = x * 4;</w:t>
-            </w:r>
+            <w:proofErr w:type="gramStart"/>
+            <w:r>
+              <w:rPr>
+                <w:sz w:val="22"/>
+                <w:szCs w:val="22"/>
+              </w:rPr>
+              <w:t>array[</w:t>
+            </w:r>
+            <w:proofErr w:type="gramEnd"/>
+            <w:r>
+              <w:rPr>
+                <w:sz w:val="22"/>
+                <w:szCs w:val="22"/>
+              </w:rPr>
+              <w:t xml:space="preserve">6] = x * </w:t>
+            </w:r>
+            <w:proofErr w:type="gramStart"/>
+            <w:r>
+              <w:rPr>
+                <w:sz w:val="22"/>
+                <w:szCs w:val="22"/>
+              </w:rPr>
+              <w:t>4;</w:t>
+            </w:r>
+            <w:proofErr w:type="gramEnd"/>
           </w:p>
           <w:p>
             <w:pPr>
@@ -21539,13 +23935,31 @@
                 <w:szCs w:val="22"/>
               </w:rPr>
             </w:pPr>
-            <w:r>
-              <w:rPr>
-                <w:sz w:val="22"/>
-                <w:szCs w:val="22"/>
-              </w:rPr>
-              <w:t>array[7] = x / 4;</w:t>
-            </w:r>
+            <w:proofErr w:type="gramStart"/>
+            <w:r>
+              <w:rPr>
+                <w:sz w:val="22"/>
+                <w:szCs w:val="22"/>
+              </w:rPr>
+              <w:t>array[</w:t>
+            </w:r>
+            <w:proofErr w:type="gramEnd"/>
+            <w:r>
+              <w:rPr>
+                <w:sz w:val="22"/>
+                <w:szCs w:val="22"/>
+              </w:rPr>
+              <w:t xml:space="preserve">7] = x / </w:t>
+            </w:r>
+            <w:proofErr w:type="gramStart"/>
+            <w:r>
+              <w:rPr>
+                <w:sz w:val="22"/>
+                <w:szCs w:val="22"/>
+              </w:rPr>
+              <w:t>4;</w:t>
+            </w:r>
+            <w:proofErr w:type="gramEnd"/>
           </w:p>
           <w:p>
             <w:pPr>
@@ -21557,6 +23971,7 @@
                 <w:szCs w:val="22"/>
               </w:rPr>
             </w:pPr>
+            <w:proofErr w:type="gramStart"/>
             <w:r>
               <w:rPr>
                 <w:sz w:val="22"/>
@@ -21564,6 +23979,7 @@
               </w:rPr>
               <w:t>array[</w:t>
             </w:r>
+            <w:proofErr w:type="gramEnd"/>
             <w:r>
               <w:rPr>
                 <w:sz w:val="22"/>
@@ -21576,8 +23992,17 @@
                 <w:sz w:val="22"/>
                 <w:szCs w:val="22"/>
               </w:rPr>
-              <w:t>] = x - 10;</w:t>
-            </w:r>
+              <w:t xml:space="preserve">] = x - </w:t>
+            </w:r>
+            <w:proofErr w:type="gramStart"/>
+            <w:r>
+              <w:rPr>
+                <w:sz w:val="22"/>
+                <w:szCs w:val="22"/>
+              </w:rPr>
+              <w:t>10;</w:t>
+            </w:r>
+            <w:proofErr w:type="gramEnd"/>
           </w:p>
           <w:p>
             <w:pPr>
@@ -21589,6 +24014,7 @@
                 <w:szCs w:val="22"/>
               </w:rPr>
             </w:pPr>
+            <w:proofErr w:type="gramStart"/>
             <w:r>
               <w:rPr>
                 <w:sz w:val="22"/>
@@ -21596,6 +24022,7 @@
               </w:rPr>
               <w:t>array[</w:t>
             </w:r>
+            <w:proofErr w:type="gramEnd"/>
             <w:r>
               <w:rPr>
                 <w:sz w:val="22"/>
@@ -21662,7 +24089,23 @@
                 <w:sz w:val="22"/>
                 <w:szCs w:val="22"/>
               </w:rPr>
-              <w:t>; load array[5]</w:t>
+              <w:t xml:space="preserve">; load </w:t>
+            </w:r>
+            <w:proofErr w:type="gramStart"/>
+            <w:r>
+              <w:rPr>
+                <w:sz w:val="22"/>
+                <w:szCs w:val="22"/>
+              </w:rPr>
+              <w:t>array[</w:t>
+            </w:r>
+            <w:proofErr w:type="gramEnd"/>
+            <w:r>
+              <w:rPr>
+                <w:sz w:val="22"/>
+                <w:szCs w:val="22"/>
+              </w:rPr>
+              <w:t>5]</w:t>
             </w:r>
             <w:r>
               <w:rPr>
@@ -21741,7 +24184,23 @@
                 <w:sz w:val="22"/>
                 <w:szCs w:val="22"/>
               </w:rPr>
-              <w:t>; x = array[5] + y</w:t>
+              <w:t xml:space="preserve">; x = </w:t>
+            </w:r>
+            <w:proofErr w:type="gramStart"/>
+            <w:r>
+              <w:rPr>
+                <w:sz w:val="22"/>
+                <w:szCs w:val="22"/>
+              </w:rPr>
+              <w:t>array[</w:t>
+            </w:r>
+            <w:proofErr w:type="gramEnd"/>
+            <w:r>
+              <w:rPr>
+                <w:sz w:val="22"/>
+                <w:szCs w:val="22"/>
+              </w:rPr>
+              <w:t>5] + y</w:t>
             </w:r>
           </w:p>
           <w:p>
@@ -21813,7 +24272,23 @@
                 <w:sz w:val="22"/>
                 <w:szCs w:val="22"/>
               </w:rPr>
-              <w:t>; store into array[6]</w:t>
+              <w:t xml:space="preserve">; store into </w:t>
+            </w:r>
+            <w:proofErr w:type="gramStart"/>
+            <w:r>
+              <w:rPr>
+                <w:sz w:val="22"/>
+                <w:szCs w:val="22"/>
+              </w:rPr>
+              <w:t>array[</w:t>
+            </w:r>
+            <w:proofErr w:type="gramEnd"/>
+            <w:r>
+              <w:rPr>
+                <w:sz w:val="22"/>
+                <w:szCs w:val="22"/>
+              </w:rPr>
+              <w:t>6]</w:t>
             </w:r>
           </w:p>
           <w:p>
@@ -21899,7 +24374,23 @@
                 <w:sz w:val="22"/>
                 <w:szCs w:val="22"/>
               </w:rPr>
-              <w:t>; store into array[7]</w:t>
+              <w:t xml:space="preserve">; store into </w:t>
+            </w:r>
+            <w:proofErr w:type="gramStart"/>
+            <w:r>
+              <w:rPr>
+                <w:sz w:val="22"/>
+                <w:szCs w:val="22"/>
+              </w:rPr>
+              <w:t>array[</w:t>
+            </w:r>
+            <w:proofErr w:type="gramEnd"/>
+            <w:r>
+              <w:rPr>
+                <w:sz w:val="22"/>
+                <w:szCs w:val="22"/>
+              </w:rPr>
+              <w:t>7]</w:t>
             </w:r>
           </w:p>
           <w:p>
@@ -21978,8 +24469,17 @@
                 <w:sz w:val="22"/>
                 <w:szCs w:val="22"/>
               </w:rPr>
-              <w:t>; store into array[</w:t>
-            </w:r>
+              <w:t xml:space="preserve">; store into </w:t>
+            </w:r>
+            <w:proofErr w:type="gramStart"/>
+            <w:r>
+              <w:rPr>
+                <w:sz w:val="22"/>
+                <w:szCs w:val="22"/>
+              </w:rPr>
+              <w:t>array[</w:t>
+            </w:r>
+            <w:proofErr w:type="gramEnd"/>
             <w:r>
               <w:rPr>
                 <w:sz w:val="22"/>
@@ -22128,8 +24628,17 @@
                 <w:sz w:val="22"/>
                 <w:szCs w:val="22"/>
               </w:rPr>
-              <w:t>store into array[</w:t>
-            </w:r>
+              <w:t xml:space="preserve">store into </w:t>
+            </w:r>
+            <w:proofErr w:type="gramStart"/>
+            <w:r>
+              <w:rPr>
+                <w:sz w:val="22"/>
+                <w:szCs w:val="22"/>
+              </w:rPr>
+              <w:t>array[</w:t>
+            </w:r>
+            <w:proofErr w:type="gramEnd"/>
             <w:r>
               <w:rPr>
                 <w:sz w:val="22"/>
@@ -22312,8 +24821,33 @@
                 <w:sz w:val="22"/>
                 <w:szCs w:val="22"/>
               </w:rPr>
-              <w:t>x = array[5] + y;</w:t>
-            </w:r>
+              <w:t xml:space="preserve">x = </w:t>
+            </w:r>
+            <w:proofErr w:type="gramStart"/>
+            <w:r>
+              <w:rPr>
+                <w:sz w:val="22"/>
+                <w:szCs w:val="22"/>
+              </w:rPr>
+              <w:t>array[</w:t>
+            </w:r>
+            <w:proofErr w:type="gramEnd"/>
+            <w:r>
+              <w:rPr>
+                <w:sz w:val="22"/>
+                <w:szCs w:val="22"/>
+              </w:rPr>
+              <w:t xml:space="preserve">5] + </w:t>
+            </w:r>
+            <w:proofErr w:type="gramStart"/>
+            <w:r>
+              <w:rPr>
+                <w:sz w:val="22"/>
+                <w:szCs w:val="22"/>
+              </w:rPr>
+              <w:t>y;</w:t>
+            </w:r>
+            <w:proofErr w:type="gramEnd"/>
           </w:p>
           <w:p>
             <w:pPr>
@@ -22325,13 +24859,31 @@
                 <w:szCs w:val="22"/>
               </w:rPr>
             </w:pPr>
-            <w:r>
-              <w:rPr>
-                <w:sz w:val="22"/>
-                <w:szCs w:val="22"/>
-              </w:rPr>
-              <w:t>array[6] = x * 4;</w:t>
-            </w:r>
+            <w:proofErr w:type="gramStart"/>
+            <w:r>
+              <w:rPr>
+                <w:sz w:val="22"/>
+                <w:szCs w:val="22"/>
+              </w:rPr>
+              <w:t>array[</w:t>
+            </w:r>
+            <w:proofErr w:type="gramEnd"/>
+            <w:r>
+              <w:rPr>
+                <w:sz w:val="22"/>
+                <w:szCs w:val="22"/>
+              </w:rPr>
+              <w:t xml:space="preserve">6] = x * </w:t>
+            </w:r>
+            <w:proofErr w:type="gramStart"/>
+            <w:r>
+              <w:rPr>
+                <w:sz w:val="22"/>
+                <w:szCs w:val="22"/>
+              </w:rPr>
+              <w:t>4;</w:t>
+            </w:r>
+            <w:proofErr w:type="gramEnd"/>
           </w:p>
           <w:p>
             <w:pPr>
@@ -22343,13 +24895,31 @@
                 <w:szCs w:val="22"/>
               </w:rPr>
             </w:pPr>
-            <w:r>
-              <w:rPr>
-                <w:sz w:val="22"/>
-                <w:szCs w:val="22"/>
-              </w:rPr>
-              <w:t>array[7] = x / 4;</w:t>
-            </w:r>
+            <w:proofErr w:type="gramStart"/>
+            <w:r>
+              <w:rPr>
+                <w:sz w:val="22"/>
+                <w:szCs w:val="22"/>
+              </w:rPr>
+              <w:t>array[</w:t>
+            </w:r>
+            <w:proofErr w:type="gramEnd"/>
+            <w:r>
+              <w:rPr>
+                <w:sz w:val="22"/>
+                <w:szCs w:val="22"/>
+              </w:rPr>
+              <w:t xml:space="preserve">7] = x / </w:t>
+            </w:r>
+            <w:proofErr w:type="gramStart"/>
+            <w:r>
+              <w:rPr>
+                <w:sz w:val="22"/>
+                <w:szCs w:val="22"/>
+              </w:rPr>
+              <w:t>4;</w:t>
+            </w:r>
+            <w:proofErr w:type="gramEnd"/>
           </w:p>
           <w:p>
             <w:pPr>
@@ -22361,6 +24931,7 @@
                 <w:szCs w:val="22"/>
               </w:rPr>
             </w:pPr>
+            <w:proofErr w:type="gramStart"/>
             <w:r>
               <w:rPr>
                 <w:sz w:val="22"/>
@@ -22368,6 +24939,7 @@
               </w:rPr>
               <w:t>array[</w:t>
             </w:r>
+            <w:proofErr w:type="gramEnd"/>
             <w:r>
               <w:rPr>
                 <w:sz w:val="22"/>
@@ -22380,8 +24952,17 @@
                 <w:sz w:val="22"/>
                 <w:szCs w:val="22"/>
               </w:rPr>
-              <w:t>] = x - 10;</w:t>
-            </w:r>
+              <w:t xml:space="preserve">] = x - </w:t>
+            </w:r>
+            <w:proofErr w:type="gramStart"/>
+            <w:r>
+              <w:rPr>
+                <w:sz w:val="22"/>
+                <w:szCs w:val="22"/>
+              </w:rPr>
+              <w:t>10;</w:t>
+            </w:r>
+            <w:proofErr w:type="gramEnd"/>
           </w:p>
           <w:p>
             <w:pPr>
@@ -22393,6 +24974,7 @@
                 <w:szCs w:val="22"/>
               </w:rPr>
             </w:pPr>
+            <w:proofErr w:type="gramStart"/>
             <w:r>
               <w:rPr>
                 <w:sz w:val="22"/>
@@ -22400,6 +24982,7 @@
               </w:rPr>
               <w:t>array[</w:t>
             </w:r>
+            <w:proofErr w:type="gramEnd"/>
             <w:r>
               <w:rPr>
                 <w:sz w:val="22"/>
@@ -22443,12 +25026,37 @@
                 <w:szCs w:val="22"/>
               </w:rPr>
             </w:pPr>
-            <w:r>
-              <w:rPr>
-                <w:sz w:val="22"/>
-                <w:szCs w:val="22"/>
-              </w:rPr>
-              <w:t xml:space="preserve">LDR  R3, [R2, #20]  </w:t>
+            <w:proofErr w:type="gramStart"/>
+            <w:r>
+              <w:rPr>
+                <w:sz w:val="22"/>
+                <w:szCs w:val="22"/>
+              </w:rPr>
+              <w:t>LDR  R</w:t>
+            </w:r>
+            <w:proofErr w:type="gramEnd"/>
+            <w:r>
+              <w:rPr>
+                <w:sz w:val="22"/>
+                <w:szCs w:val="22"/>
+              </w:rPr>
+              <w:t>3, [</w:t>
+            </w:r>
+            <w:proofErr w:type="gramStart"/>
+            <w:r>
+              <w:rPr>
+                <w:sz w:val="22"/>
+                <w:szCs w:val="22"/>
+              </w:rPr>
+              <w:t>R2, #</w:t>
+            </w:r>
+            <w:proofErr w:type="gramEnd"/>
+            <w:r>
+              <w:rPr>
+                <w:sz w:val="22"/>
+                <w:szCs w:val="22"/>
+              </w:rPr>
+              <w:t xml:space="preserve">20]  </w:t>
             </w:r>
             <w:r>
               <w:rPr>
@@ -22457,12 +25065,37 @@
               </w:rPr>
               <w:t xml:space="preserve"> </w:t>
             </w:r>
-            <w:r>
-              <w:rPr>
-                <w:sz w:val="22"/>
-                <w:szCs w:val="22"/>
-              </w:rPr>
-              <w:t xml:space="preserve">  ; load array[5]</w:t>
+            <w:proofErr w:type="gramStart"/>
+            <w:r>
+              <w:rPr>
+                <w:sz w:val="22"/>
+                <w:szCs w:val="22"/>
+              </w:rPr>
+              <w:t xml:space="preserve">  ;</w:t>
+            </w:r>
+            <w:proofErr w:type="gramEnd"/>
+            <w:r>
+              <w:rPr>
+                <w:sz w:val="22"/>
+                <w:szCs w:val="22"/>
+              </w:rPr>
+              <w:t xml:space="preserve"> load </w:t>
+            </w:r>
+            <w:proofErr w:type="gramStart"/>
+            <w:r>
+              <w:rPr>
+                <w:sz w:val="22"/>
+                <w:szCs w:val="22"/>
+              </w:rPr>
+              <w:t>array[</w:t>
+            </w:r>
+            <w:proofErr w:type="gramEnd"/>
+            <w:r>
+              <w:rPr>
+                <w:sz w:val="22"/>
+                <w:szCs w:val="22"/>
+              </w:rPr>
+              <w:t>5]</w:t>
             </w:r>
             <w:r>
               <w:rPr>
@@ -22496,13 +25129,23 @@
                 <w:szCs w:val="22"/>
               </w:rPr>
             </w:pPr>
-            <w:r>
-              <w:rPr>
-                <w:sz w:val="22"/>
-                <w:szCs w:val="22"/>
-              </w:rPr>
-              <w:t xml:space="preserve">ADD  R0, R3, R1       </w:t>
-            </w:r>
+            <w:proofErr w:type="gramStart"/>
+            <w:r>
+              <w:rPr>
+                <w:sz w:val="22"/>
+                <w:szCs w:val="22"/>
+              </w:rPr>
+              <w:t>ADD  R</w:t>
+            </w:r>
+            <w:proofErr w:type="gramEnd"/>
+            <w:r>
+              <w:rPr>
+                <w:sz w:val="22"/>
+                <w:szCs w:val="22"/>
+              </w:rPr>
+              <w:t xml:space="preserve">0, R3, R1       </w:t>
+            </w:r>
+            <w:proofErr w:type="gramStart"/>
             <w:r>
               <w:rPr>
                 <w:sz w:val="22"/>
@@ -22515,7 +25158,31 @@
                 <w:sz w:val="22"/>
                 <w:szCs w:val="22"/>
               </w:rPr>
-              <w:t>; x = array[5] + y</w:t>
+              <w:t>;</w:t>
+            </w:r>
+            <w:proofErr w:type="gramEnd"/>
+            <w:r>
+              <w:rPr>
+                <w:sz w:val="22"/>
+                <w:szCs w:val="22"/>
+              </w:rPr>
+              <w:t xml:space="preserve"> x = </w:t>
+            </w:r>
+            <w:proofErr w:type="gramStart"/>
+            <w:r>
+              <w:rPr>
+                <w:sz w:val="22"/>
+                <w:szCs w:val="22"/>
+              </w:rPr>
+              <w:t>array[</w:t>
+            </w:r>
+            <w:proofErr w:type="gramEnd"/>
+            <w:r>
+              <w:rPr>
+                <w:sz w:val="22"/>
+                <w:szCs w:val="22"/>
+              </w:rPr>
+              <w:t>5] + y</w:t>
             </w:r>
           </w:p>
           <w:p>
@@ -22533,21 +25200,53 @@
                 <w:sz w:val="22"/>
                 <w:szCs w:val="22"/>
               </w:rPr>
-              <w:t>LSL R3, R0, #2</w:t>
-            </w:r>
-            <w:r>
-              <w:rPr>
-                <w:sz w:val="22"/>
-                <w:szCs w:val="22"/>
-              </w:rPr>
-              <w:t xml:space="preserve">            </w:t>
-            </w:r>
-            <w:r>
-              <w:rPr>
-                <w:sz w:val="22"/>
-                <w:szCs w:val="22"/>
-              </w:rPr>
-              <w:t>; R3 = x * 4</w:t>
+              <w:t xml:space="preserve">LSL R3, </w:t>
+            </w:r>
+            <w:proofErr w:type="gramStart"/>
+            <w:r>
+              <w:rPr>
+                <w:sz w:val="22"/>
+                <w:szCs w:val="22"/>
+              </w:rPr>
+              <w:t>R0, #</w:t>
+            </w:r>
+            <w:proofErr w:type="gramEnd"/>
+            <w:r>
+              <w:rPr>
+                <w:sz w:val="22"/>
+                <w:szCs w:val="22"/>
+              </w:rPr>
+              <w:t>2</w:t>
+            </w:r>
+            <w:r>
+              <w:rPr>
+                <w:sz w:val="22"/>
+                <w:szCs w:val="22"/>
+              </w:rPr>
+              <w:t xml:space="preserve">          </w:t>
+            </w:r>
+            <w:proofErr w:type="gramStart"/>
+            <w:r>
+              <w:rPr>
+                <w:sz w:val="22"/>
+                <w:szCs w:val="22"/>
+              </w:rPr>
+              <w:t xml:space="preserve">  </w:t>
+            </w:r>
+            <w:r>
+              <w:rPr>
+                <w:sz w:val="22"/>
+                <w:szCs w:val="22"/>
+              </w:rPr>
+              <w:t>;</w:t>
+            </w:r>
+            <w:proofErr w:type="gramEnd"/>
+            <w:r>
+              <w:rPr>
+                <w:sz w:val="22"/>
+                <w:szCs w:val="22"/>
+              </w:rPr>
+              <w:t xml:space="preserve"> R3 = x * 4</w:t>
             </w:r>
             <w:r>
               <w:rPr>
@@ -22590,7 +25289,23 @@
                 <w:sz w:val="22"/>
                 <w:szCs w:val="22"/>
               </w:rPr>
-              <w:t>MOV R1, #4</w:t>
+              <w:t xml:space="preserve">MOV </w:t>
+            </w:r>
+            <w:proofErr w:type="gramStart"/>
+            <w:r>
+              <w:rPr>
+                <w:sz w:val="22"/>
+                <w:szCs w:val="22"/>
+              </w:rPr>
+              <w:t>R1, #</w:t>
+            </w:r>
+            <w:proofErr w:type="gramEnd"/>
+            <w:r>
+              <w:rPr>
+                <w:sz w:val="22"/>
+                <w:szCs w:val="22"/>
+              </w:rPr>
+              <w:t>4</w:t>
             </w:r>
           </w:p>
           <w:p>
@@ -22615,14 +25330,30 @@
                 <w:sz w:val="22"/>
                 <w:szCs w:val="22"/>
               </w:rPr>
-              <w:t xml:space="preserve">     </w:t>
-            </w:r>
-            <w:r>
-              <w:rPr>
-                <w:sz w:val="22"/>
-                <w:szCs w:val="22"/>
-              </w:rPr>
-              <w:t xml:space="preserve">; </w:t>
+              <w:t xml:space="preserve">   </w:t>
+            </w:r>
+            <w:proofErr w:type="gramStart"/>
+            <w:r>
+              <w:rPr>
+                <w:sz w:val="22"/>
+                <w:szCs w:val="22"/>
+              </w:rPr>
+              <w:t xml:space="preserve">  </w:t>
+            </w:r>
+            <w:r>
+              <w:rPr>
+                <w:sz w:val="22"/>
+                <w:szCs w:val="22"/>
+              </w:rPr>
+              <w:t>;</w:t>
+            </w:r>
+            <w:proofErr w:type="gramEnd"/>
+            <w:r>
+              <w:rPr>
+                <w:sz w:val="22"/>
+                <w:szCs w:val="22"/>
+              </w:rPr>
+              <w:t xml:space="preserve"> </w:t>
             </w:r>
             <w:r>
               <w:rPr>
@@ -22636,14 +25367,30 @@
                 <w:sz w:val="22"/>
                 <w:szCs w:val="22"/>
               </w:rPr>
-              <w:t xml:space="preserve">MUL R3, R0, </w:t>
-            </w:r>
-            <w:r>
-              <w:rPr>
-                <w:sz w:val="22"/>
-                <w:szCs w:val="22"/>
-              </w:rPr>
-              <w:t>#4 is not valid syntax</w:t>
+              <w:t xml:space="preserve">MUL R3, </w:t>
+            </w:r>
+            <w:proofErr w:type="gramStart"/>
+            <w:r>
+              <w:rPr>
+                <w:sz w:val="22"/>
+                <w:szCs w:val="22"/>
+              </w:rPr>
+              <w:t xml:space="preserve">R0, </w:t>
+            </w:r>
+            <w:r>
+              <w:rPr>
+                <w:sz w:val="22"/>
+                <w:szCs w:val="22"/>
+              </w:rPr>
+              <w:t>#</w:t>
+            </w:r>
+            <w:proofErr w:type="gramEnd"/>
+            <w:r>
+              <w:rPr>
+                <w:sz w:val="22"/>
+                <w:szCs w:val="22"/>
+              </w:rPr>
+              <w:t>4 is not valid syntax</w:t>
             </w:r>
           </w:p>
           <w:p>
@@ -22672,7 +25419,23 @@
                 <w:sz w:val="22"/>
                 <w:szCs w:val="22"/>
               </w:rPr>
-              <w:t xml:space="preserve">STR R3, [R2, #24]    </w:t>
+              <w:t>STR R3, [</w:t>
+            </w:r>
+            <w:proofErr w:type="gramStart"/>
+            <w:r>
+              <w:rPr>
+                <w:sz w:val="22"/>
+                <w:szCs w:val="22"/>
+              </w:rPr>
+              <w:t>R2, #</w:t>
+            </w:r>
+            <w:proofErr w:type="gramEnd"/>
+            <w:r>
+              <w:rPr>
+                <w:sz w:val="22"/>
+                <w:szCs w:val="22"/>
+              </w:rPr>
+              <w:t xml:space="preserve">24]    </w:t>
             </w:r>
             <w:r>
               <w:rPr>
@@ -22681,6 +25444,7 @@
               </w:rPr>
               <w:t xml:space="preserve"> </w:t>
             </w:r>
+            <w:proofErr w:type="gramStart"/>
             <w:r>
               <w:rPr>
                 <w:sz w:val="22"/>
@@ -22700,7 +25464,31 @@
                 <w:sz w:val="22"/>
                 <w:szCs w:val="22"/>
               </w:rPr>
-              <w:t>; store into array[6]</w:t>
+              <w:t>;</w:t>
+            </w:r>
+            <w:proofErr w:type="gramEnd"/>
+            <w:r>
+              <w:rPr>
+                <w:sz w:val="22"/>
+                <w:szCs w:val="22"/>
+              </w:rPr>
+              <w:t xml:space="preserve"> store into </w:t>
+            </w:r>
+            <w:proofErr w:type="gramStart"/>
+            <w:r>
+              <w:rPr>
+                <w:sz w:val="22"/>
+                <w:szCs w:val="22"/>
+              </w:rPr>
+              <w:t>array[</w:t>
+            </w:r>
+            <w:proofErr w:type="gramEnd"/>
+            <w:r>
+              <w:rPr>
+                <w:sz w:val="22"/>
+                <w:szCs w:val="22"/>
+              </w:rPr>
+              <w:t>6]</w:t>
             </w:r>
           </w:p>
           <w:p>
@@ -22732,21 +25520,53 @@
                 <w:sz w:val="22"/>
                 <w:szCs w:val="22"/>
               </w:rPr>
-              <w:t xml:space="preserve"> R3, R0, #2</w:t>
-            </w:r>
-            <w:r>
-              <w:rPr>
-                <w:sz w:val="22"/>
-                <w:szCs w:val="22"/>
-              </w:rPr>
-              <w:t xml:space="preserve">            </w:t>
-            </w:r>
-            <w:r>
-              <w:rPr>
-                <w:sz w:val="22"/>
-                <w:szCs w:val="22"/>
-              </w:rPr>
-              <w:t xml:space="preserve">; R3 = x </w:t>
+              <w:t xml:space="preserve"> R3, </w:t>
+            </w:r>
+            <w:proofErr w:type="gramStart"/>
+            <w:r>
+              <w:rPr>
+                <w:sz w:val="22"/>
+                <w:szCs w:val="22"/>
+              </w:rPr>
+              <w:t>R0, #</w:t>
+            </w:r>
+            <w:proofErr w:type="gramEnd"/>
+            <w:r>
+              <w:rPr>
+                <w:sz w:val="22"/>
+                <w:szCs w:val="22"/>
+              </w:rPr>
+              <w:t>2</w:t>
+            </w:r>
+            <w:r>
+              <w:rPr>
+                <w:sz w:val="22"/>
+                <w:szCs w:val="22"/>
+              </w:rPr>
+              <w:t xml:space="preserve">          </w:t>
+            </w:r>
+            <w:proofErr w:type="gramStart"/>
+            <w:r>
+              <w:rPr>
+                <w:sz w:val="22"/>
+                <w:szCs w:val="22"/>
+              </w:rPr>
+              <w:t xml:space="preserve">  </w:t>
+            </w:r>
+            <w:r>
+              <w:rPr>
+                <w:sz w:val="22"/>
+                <w:szCs w:val="22"/>
+              </w:rPr>
+              <w:t>;</w:t>
+            </w:r>
+            <w:proofErr w:type="gramEnd"/>
+            <w:r>
+              <w:rPr>
+                <w:sz w:val="22"/>
+                <w:szCs w:val="22"/>
+              </w:rPr>
+              <w:t xml:space="preserve"> R3 = x </w:t>
             </w:r>
             <w:r>
               <w:rPr>
@@ -22774,7 +25594,15 @@
                 <w:sz w:val="22"/>
                 <w:szCs w:val="22"/>
               </w:rPr>
-              <w:t xml:space="preserve"> R3, R0, </w:t>
+              <w:t xml:space="preserve"> R3, </w:t>
+            </w:r>
+            <w:proofErr w:type="gramStart"/>
+            <w:r>
+              <w:rPr>
+                <w:sz w:val="22"/>
+                <w:szCs w:val="22"/>
+              </w:rPr>
+              <w:t xml:space="preserve">R0, </w:t>
             </w:r>
             <w:r>
               <w:rPr>
@@ -22783,6 +25611,7 @@
               </w:rPr>
               <w:t>#</w:t>
             </w:r>
+            <w:proofErr w:type="gramEnd"/>
             <w:r>
               <w:rPr>
                 <w:sz w:val="22"/>
@@ -22808,13 +25637,39 @@
                 <w:szCs w:val="22"/>
               </w:rPr>
             </w:pPr>
-            <w:r>
-              <w:rPr>
-                <w:sz w:val="22"/>
-                <w:szCs w:val="22"/>
-              </w:rPr>
-              <w:t xml:space="preserve">STR  R3, [R2, #28]     </w:t>
-            </w:r>
+            <w:proofErr w:type="gramStart"/>
+            <w:r>
+              <w:rPr>
+                <w:sz w:val="22"/>
+                <w:szCs w:val="22"/>
+              </w:rPr>
+              <w:t>STR  R</w:t>
+            </w:r>
+            <w:proofErr w:type="gramEnd"/>
+            <w:r>
+              <w:rPr>
+                <w:sz w:val="22"/>
+                <w:szCs w:val="22"/>
+              </w:rPr>
+              <w:t>3, [</w:t>
+            </w:r>
+            <w:proofErr w:type="gramStart"/>
+            <w:r>
+              <w:rPr>
+                <w:sz w:val="22"/>
+                <w:szCs w:val="22"/>
+              </w:rPr>
+              <w:t>R2, #</w:t>
+            </w:r>
+            <w:proofErr w:type="gramEnd"/>
+            <w:r>
+              <w:rPr>
+                <w:sz w:val="22"/>
+                <w:szCs w:val="22"/>
+              </w:rPr>
+              <w:t xml:space="preserve">28]     </w:t>
+            </w:r>
+            <w:proofErr w:type="gramStart"/>
             <w:r>
               <w:rPr>
                 <w:sz w:val="22"/>
@@ -22827,7 +25682,31 @@
                 <w:sz w:val="22"/>
                 <w:szCs w:val="22"/>
               </w:rPr>
-              <w:t>; store into array[7]</w:t>
+              <w:t>;</w:t>
+            </w:r>
+            <w:proofErr w:type="gramEnd"/>
+            <w:r>
+              <w:rPr>
+                <w:sz w:val="22"/>
+                <w:szCs w:val="22"/>
+              </w:rPr>
+              <w:t xml:space="preserve"> store into </w:t>
+            </w:r>
+            <w:proofErr w:type="gramStart"/>
+            <w:r>
+              <w:rPr>
+                <w:sz w:val="22"/>
+                <w:szCs w:val="22"/>
+              </w:rPr>
+              <w:t>array[</w:t>
+            </w:r>
+            <w:proofErr w:type="gramEnd"/>
+            <w:r>
+              <w:rPr>
+                <w:sz w:val="22"/>
+                <w:szCs w:val="22"/>
+              </w:rPr>
+              <w:t>7]</w:t>
             </w:r>
           </w:p>
           <w:p>
@@ -22840,19 +25719,60 @@
                 <w:szCs w:val="22"/>
               </w:rPr>
             </w:pPr>
-            <w:r>
-              <w:rPr>
-                <w:sz w:val="22"/>
-                <w:szCs w:val="22"/>
-              </w:rPr>
-              <w:t>SUB  R3, R0, #10</w:t>
-            </w:r>
-            <w:r>
-              <w:rPr>
-                <w:sz w:val="22"/>
-                <w:szCs w:val="22"/>
-              </w:rPr>
-              <w:t xml:space="preserve">         ; </w:t>
+            <w:proofErr w:type="gramStart"/>
+            <w:r>
+              <w:rPr>
+                <w:sz w:val="22"/>
+                <w:szCs w:val="22"/>
+              </w:rPr>
+              <w:t>SUB  R</w:t>
+            </w:r>
+            <w:proofErr w:type="gramEnd"/>
+            <w:r>
+              <w:rPr>
+                <w:sz w:val="22"/>
+                <w:szCs w:val="22"/>
+              </w:rPr>
+              <w:t xml:space="preserve">3, </w:t>
+            </w:r>
+            <w:proofErr w:type="gramStart"/>
+            <w:r>
+              <w:rPr>
+                <w:sz w:val="22"/>
+                <w:szCs w:val="22"/>
+              </w:rPr>
+              <w:t>R0, #</w:t>
+            </w:r>
+            <w:proofErr w:type="gramEnd"/>
+            <w:r>
+              <w:rPr>
+                <w:sz w:val="22"/>
+                <w:szCs w:val="22"/>
+              </w:rPr>
+              <w:t>10</w:t>
+            </w:r>
+            <w:r>
+              <w:rPr>
+                <w:sz w:val="22"/>
+                <w:szCs w:val="22"/>
+              </w:rPr>
+              <w:t xml:space="preserve">       </w:t>
+            </w:r>
+            <w:proofErr w:type="gramStart"/>
+            <w:r>
+              <w:rPr>
+                <w:sz w:val="22"/>
+                <w:szCs w:val="22"/>
+              </w:rPr>
+              <w:t xml:space="preserve">  ;</w:t>
+            </w:r>
+            <w:proofErr w:type="gramEnd"/>
+            <w:r>
+              <w:rPr>
+                <w:sz w:val="22"/>
+                <w:szCs w:val="22"/>
+              </w:rPr>
+              <w:t xml:space="preserve"> </w:t>
             </w:r>
             <w:r>
               <w:rPr>
@@ -22879,12 +25799,37 @@
                 <w:szCs w:val="22"/>
               </w:rPr>
             </w:pPr>
-            <w:r>
-              <w:rPr>
-                <w:sz w:val="22"/>
-                <w:szCs w:val="22"/>
-              </w:rPr>
-              <w:t>STR  R3, [R2, #3</w:t>
+            <w:proofErr w:type="gramStart"/>
+            <w:r>
+              <w:rPr>
+                <w:sz w:val="22"/>
+                <w:szCs w:val="22"/>
+              </w:rPr>
+              <w:t>STR  R</w:t>
+            </w:r>
+            <w:proofErr w:type="gramEnd"/>
+            <w:r>
+              <w:rPr>
+                <w:sz w:val="22"/>
+                <w:szCs w:val="22"/>
+              </w:rPr>
+              <w:t>3, [</w:t>
+            </w:r>
+            <w:proofErr w:type="gramStart"/>
+            <w:r>
+              <w:rPr>
+                <w:sz w:val="22"/>
+                <w:szCs w:val="22"/>
+              </w:rPr>
+              <w:t>R2, #</w:t>
+            </w:r>
+            <w:proofErr w:type="gramEnd"/>
+            <w:r>
+              <w:rPr>
+                <w:sz w:val="22"/>
+                <w:szCs w:val="22"/>
+              </w:rPr>
+              <w:t>3</w:t>
             </w:r>
             <w:r>
               <w:rPr>
@@ -22905,15 +25850,40 @@
                 <w:sz w:val="22"/>
                 <w:szCs w:val="22"/>
               </w:rPr>
-              <w:t xml:space="preserve">    </w:t>
-            </w:r>
-            <w:r>
-              <w:rPr>
-                <w:sz w:val="22"/>
-                <w:szCs w:val="22"/>
-              </w:rPr>
-              <w:t>; store into array[</w:t>
-            </w:r>
+              <w:t xml:space="preserve">  </w:t>
+            </w:r>
+            <w:proofErr w:type="gramStart"/>
+            <w:r>
+              <w:rPr>
+                <w:sz w:val="22"/>
+                <w:szCs w:val="22"/>
+              </w:rPr>
+              <w:t xml:space="preserve">  </w:t>
+            </w:r>
+            <w:r>
+              <w:rPr>
+                <w:sz w:val="22"/>
+                <w:szCs w:val="22"/>
+              </w:rPr>
+              <w:t>;</w:t>
+            </w:r>
+            <w:proofErr w:type="gramEnd"/>
+            <w:r>
+              <w:rPr>
+                <w:sz w:val="22"/>
+                <w:szCs w:val="22"/>
+              </w:rPr>
+              <w:t xml:space="preserve"> store into </w:t>
+            </w:r>
+            <w:proofErr w:type="gramStart"/>
+            <w:r>
+              <w:rPr>
+                <w:sz w:val="22"/>
+                <w:szCs w:val="22"/>
+              </w:rPr>
+              <w:t>array[</w:t>
+            </w:r>
+            <w:proofErr w:type="gramEnd"/>
             <w:r>
               <w:rPr>
                 <w:sz w:val="22"/>
@@ -22946,26 +25916,67 @@
                 <w:szCs w:val="22"/>
               </w:rPr>
             </w:pPr>
-            <w:r>
-              <w:rPr>
-                <w:sz w:val="22"/>
-                <w:szCs w:val="22"/>
-              </w:rPr>
-              <w:t xml:space="preserve">SUB  R4, R0, #1        </w:t>
-            </w:r>
-            <w:r>
-              <w:rPr>
-                <w:sz w:val="22"/>
-                <w:szCs w:val="22"/>
-              </w:rPr>
-              <w:t xml:space="preserve">   </w:t>
-            </w:r>
-            <w:r>
-              <w:rPr>
-                <w:sz w:val="22"/>
-                <w:szCs w:val="22"/>
-              </w:rPr>
-              <w:t>; R4 = x - 1</w:t>
+            <w:proofErr w:type="gramStart"/>
+            <w:r>
+              <w:rPr>
+                <w:sz w:val="22"/>
+                <w:szCs w:val="22"/>
+              </w:rPr>
+              <w:t>SUB  R</w:t>
+            </w:r>
+            <w:proofErr w:type="gramEnd"/>
+            <w:r>
+              <w:rPr>
+                <w:sz w:val="22"/>
+                <w:szCs w:val="22"/>
+              </w:rPr>
+              <w:t xml:space="preserve">4, </w:t>
+            </w:r>
+            <w:proofErr w:type="gramStart"/>
+            <w:r>
+              <w:rPr>
+                <w:sz w:val="22"/>
+                <w:szCs w:val="22"/>
+              </w:rPr>
+              <w:t>R0, #</w:t>
+            </w:r>
+            <w:proofErr w:type="gramEnd"/>
+            <w:r>
+              <w:rPr>
+                <w:sz w:val="22"/>
+                <w:szCs w:val="22"/>
+              </w:rPr>
+              <w:t xml:space="preserve">1        </w:t>
+            </w:r>
+            <w:r>
+              <w:rPr>
+                <w:sz w:val="22"/>
+                <w:szCs w:val="22"/>
+              </w:rPr>
+              <w:t xml:space="preserve"> </w:t>
+            </w:r>
+            <w:proofErr w:type="gramStart"/>
+            <w:r>
+              <w:rPr>
+                <w:sz w:val="22"/>
+                <w:szCs w:val="22"/>
+              </w:rPr>
+              <w:t xml:space="preserve">  </w:t>
+            </w:r>
+            <w:r>
+              <w:rPr>
+                <w:sz w:val="22"/>
+                <w:szCs w:val="22"/>
+              </w:rPr>
+              <w:t>;</w:t>
+            </w:r>
+            <w:proofErr w:type="gramEnd"/>
+            <w:r>
+              <w:rPr>
+                <w:sz w:val="22"/>
+                <w:szCs w:val="22"/>
+              </w:rPr>
+              <w:t xml:space="preserve"> R4 = x - 1</w:t>
             </w:r>
           </w:p>
           <w:p>
@@ -22983,6 +25994,7 @@
                 <w:sz w:val="22"/>
                 <w:szCs w:val="22"/>
               </w:rPr>
+              <w:lastRenderedPageBreak/>
               <w:t xml:space="preserve">MUL R3, R0, R4       </w:t>
             </w:r>
             <w:r>
@@ -22990,14 +26002,30 @@
                 <w:sz w:val="22"/>
                 <w:szCs w:val="22"/>
               </w:rPr>
-              <w:t xml:space="preserve">  </w:t>
-            </w:r>
-            <w:r>
-              <w:rPr>
-                <w:sz w:val="22"/>
-                <w:szCs w:val="22"/>
-              </w:rPr>
-              <w:t xml:space="preserve"> ; R3 = x * (x - 1)</w:t>
+              <w:t xml:space="preserve"> </w:t>
+            </w:r>
+            <w:proofErr w:type="gramStart"/>
+            <w:r>
+              <w:rPr>
+                <w:sz w:val="22"/>
+                <w:szCs w:val="22"/>
+              </w:rPr>
+              <w:t xml:space="preserve"> </w:t>
+            </w:r>
+            <w:r>
+              <w:rPr>
+                <w:sz w:val="22"/>
+                <w:szCs w:val="22"/>
+              </w:rPr>
+              <w:t xml:space="preserve"> ;</w:t>
+            </w:r>
+            <w:proofErr w:type="gramEnd"/>
+            <w:r>
+              <w:rPr>
+                <w:sz w:val="22"/>
+                <w:szCs w:val="22"/>
+              </w:rPr>
+              <w:t xml:space="preserve"> R3 = x * (x - 1)</w:t>
             </w:r>
           </w:p>
           <w:p>
@@ -23015,7 +26043,23 @@
                 <w:sz w:val="22"/>
                 <w:szCs w:val="22"/>
               </w:rPr>
-              <w:t>STR   R3, [R2, #3</w:t>
+              <w:t>STR   R3, [</w:t>
+            </w:r>
+            <w:proofErr w:type="gramStart"/>
+            <w:r>
+              <w:rPr>
+                <w:sz w:val="22"/>
+                <w:szCs w:val="22"/>
+              </w:rPr>
+              <w:t>R2, #</w:t>
+            </w:r>
+            <w:proofErr w:type="gramEnd"/>
+            <w:r>
+              <w:rPr>
+                <w:sz w:val="22"/>
+                <w:szCs w:val="22"/>
+              </w:rPr>
+              <w:t>3</w:t>
             </w:r>
             <w:r>
               <w:rPr>
@@ -23031,6 +26075,7 @@
               </w:rPr>
               <w:t xml:space="preserve">]    </w:t>
             </w:r>
+            <w:proofErr w:type="gramStart"/>
             <w:r>
               <w:rPr>
                 <w:sz w:val="22"/>
@@ -23043,15 +26088,32 @@
                 <w:sz w:val="22"/>
                 <w:szCs w:val="22"/>
               </w:rPr>
-              <w:t xml:space="preserve">; </w:t>
-            </w:r>
-            <w:r>
-              <w:rPr>
-                <w:sz w:val="22"/>
-                <w:szCs w:val="22"/>
-              </w:rPr>
-              <w:t>store into array[</w:t>
-            </w:r>
+              <w:t>;</w:t>
+            </w:r>
+            <w:proofErr w:type="gramEnd"/>
+            <w:r>
+              <w:rPr>
+                <w:sz w:val="22"/>
+                <w:szCs w:val="22"/>
+              </w:rPr>
+              <w:t xml:space="preserve"> </w:t>
+            </w:r>
+            <w:r>
+              <w:rPr>
+                <w:sz w:val="22"/>
+                <w:szCs w:val="22"/>
+              </w:rPr>
+              <w:t xml:space="preserve">store into </w:t>
+            </w:r>
+            <w:proofErr w:type="gramStart"/>
+            <w:r>
+              <w:rPr>
+                <w:sz w:val="22"/>
+                <w:szCs w:val="22"/>
+              </w:rPr>
+              <w:t>array[</w:t>
+            </w:r>
+            <w:proofErr w:type="gramEnd"/>
             <w:r>
               <w:rPr>
                 <w:sz w:val="22"/>
@@ -23088,6 +26150,7 @@
         <w:adjustRightInd w:val="0"/>
       </w:pPr>
       <w:r>
+        <w:lastRenderedPageBreak/>
         <w:t>Or:</w:t>
       </w:r>
     </w:p>
@@ -23144,7 +26207,6 @@
                 <w:sz w:val="22"/>
                 <w:szCs w:val="22"/>
               </w:rPr>
-              <w:lastRenderedPageBreak/>
               <w:t>C program</w:t>
             </w:r>
           </w:p>
@@ -23233,8 +26295,33 @@
                 <w:sz w:val="22"/>
                 <w:szCs w:val="22"/>
               </w:rPr>
-              <w:t>x = array[5] + y;</w:t>
-            </w:r>
+              <w:t xml:space="preserve">x = </w:t>
+            </w:r>
+            <w:proofErr w:type="gramStart"/>
+            <w:r>
+              <w:rPr>
+                <w:sz w:val="22"/>
+                <w:szCs w:val="22"/>
+              </w:rPr>
+              <w:t>array[</w:t>
+            </w:r>
+            <w:proofErr w:type="gramEnd"/>
+            <w:r>
+              <w:rPr>
+                <w:sz w:val="22"/>
+                <w:szCs w:val="22"/>
+              </w:rPr>
+              <w:t xml:space="preserve">5] + </w:t>
+            </w:r>
+            <w:proofErr w:type="gramStart"/>
+            <w:r>
+              <w:rPr>
+                <w:sz w:val="22"/>
+                <w:szCs w:val="22"/>
+              </w:rPr>
+              <w:t>y;</w:t>
+            </w:r>
+            <w:proofErr w:type="gramEnd"/>
           </w:p>
           <w:p>
             <w:pPr>
@@ -23246,13 +26333,31 @@
                 <w:szCs w:val="22"/>
               </w:rPr>
             </w:pPr>
-            <w:r>
-              <w:rPr>
-                <w:sz w:val="22"/>
-                <w:szCs w:val="22"/>
-              </w:rPr>
-              <w:t>array[6] = x * 4;</w:t>
-            </w:r>
+            <w:proofErr w:type="gramStart"/>
+            <w:r>
+              <w:rPr>
+                <w:sz w:val="22"/>
+                <w:szCs w:val="22"/>
+              </w:rPr>
+              <w:t>array[</w:t>
+            </w:r>
+            <w:proofErr w:type="gramEnd"/>
+            <w:r>
+              <w:rPr>
+                <w:sz w:val="22"/>
+                <w:szCs w:val="22"/>
+              </w:rPr>
+              <w:t xml:space="preserve">6] = x * </w:t>
+            </w:r>
+            <w:proofErr w:type="gramStart"/>
+            <w:r>
+              <w:rPr>
+                <w:sz w:val="22"/>
+                <w:szCs w:val="22"/>
+              </w:rPr>
+              <w:t>4;</w:t>
+            </w:r>
+            <w:proofErr w:type="gramEnd"/>
           </w:p>
           <w:p>
             <w:pPr>
@@ -23264,13 +26369,31 @@
                 <w:szCs w:val="22"/>
               </w:rPr>
             </w:pPr>
-            <w:r>
-              <w:rPr>
-                <w:sz w:val="22"/>
-                <w:szCs w:val="22"/>
-              </w:rPr>
-              <w:t>array[7] = x / 4;</w:t>
-            </w:r>
+            <w:proofErr w:type="gramStart"/>
+            <w:r>
+              <w:rPr>
+                <w:sz w:val="22"/>
+                <w:szCs w:val="22"/>
+              </w:rPr>
+              <w:t>array[</w:t>
+            </w:r>
+            <w:proofErr w:type="gramEnd"/>
+            <w:r>
+              <w:rPr>
+                <w:sz w:val="22"/>
+                <w:szCs w:val="22"/>
+              </w:rPr>
+              <w:t xml:space="preserve">7] = x / </w:t>
+            </w:r>
+            <w:proofErr w:type="gramStart"/>
+            <w:r>
+              <w:rPr>
+                <w:sz w:val="22"/>
+                <w:szCs w:val="22"/>
+              </w:rPr>
+              <w:t>4;</w:t>
+            </w:r>
+            <w:proofErr w:type="gramEnd"/>
           </w:p>
           <w:p>
             <w:pPr>
@@ -23282,6 +26405,7 @@
                 <w:szCs w:val="22"/>
               </w:rPr>
             </w:pPr>
+            <w:proofErr w:type="gramStart"/>
             <w:r>
               <w:rPr>
                 <w:sz w:val="22"/>
@@ -23289,6 +26413,7 @@
               </w:rPr>
               <w:t>array[</w:t>
             </w:r>
+            <w:proofErr w:type="gramEnd"/>
             <w:r>
               <w:rPr>
                 <w:sz w:val="22"/>
@@ -23301,8 +26426,17 @@
                 <w:sz w:val="22"/>
                 <w:szCs w:val="22"/>
               </w:rPr>
-              <w:t>] = x - 10;</w:t>
-            </w:r>
+              <w:t xml:space="preserve">] = x - </w:t>
+            </w:r>
+            <w:proofErr w:type="gramStart"/>
+            <w:r>
+              <w:rPr>
+                <w:sz w:val="22"/>
+                <w:szCs w:val="22"/>
+              </w:rPr>
+              <w:t>10;</w:t>
+            </w:r>
+            <w:proofErr w:type="gramEnd"/>
           </w:p>
           <w:p>
             <w:pPr>
@@ -23314,6 +26448,7 @@
                 <w:szCs w:val="22"/>
               </w:rPr>
             </w:pPr>
+            <w:proofErr w:type="gramStart"/>
             <w:r>
               <w:rPr>
                 <w:sz w:val="22"/>
@@ -23321,6 +26456,7 @@
               </w:rPr>
               <w:t>array[</w:t>
             </w:r>
+            <w:proofErr w:type="gramEnd"/>
             <w:r>
               <w:rPr>
                 <w:sz w:val="22"/>
@@ -23364,12 +26500,37 @@
                 <w:szCs w:val="22"/>
               </w:rPr>
             </w:pPr>
-            <w:r>
-              <w:rPr>
-                <w:sz w:val="22"/>
-                <w:szCs w:val="22"/>
-              </w:rPr>
-              <w:t xml:space="preserve">LDR  R3, [R2], #20  </w:t>
+            <w:proofErr w:type="gramStart"/>
+            <w:r>
+              <w:rPr>
+                <w:sz w:val="22"/>
+                <w:szCs w:val="22"/>
+              </w:rPr>
+              <w:t>LDR  R</w:t>
+            </w:r>
+            <w:proofErr w:type="gramEnd"/>
+            <w:r>
+              <w:rPr>
+                <w:sz w:val="22"/>
+                <w:szCs w:val="22"/>
+              </w:rPr>
+              <w:t>3, [R2</w:t>
+            </w:r>
+            <w:proofErr w:type="gramStart"/>
+            <w:r>
+              <w:rPr>
+                <w:sz w:val="22"/>
+                <w:szCs w:val="22"/>
+              </w:rPr>
+              <w:t>], #</w:t>
+            </w:r>
+            <w:proofErr w:type="gramEnd"/>
+            <w:r>
+              <w:rPr>
+                <w:sz w:val="22"/>
+                <w:szCs w:val="22"/>
+              </w:rPr>
+              <w:t xml:space="preserve">20  </w:t>
             </w:r>
             <w:r>
               <w:rPr>
@@ -23378,12 +26539,37 @@
               </w:rPr>
               <w:t xml:space="preserve"> </w:t>
             </w:r>
-            <w:r>
-              <w:rPr>
-                <w:sz w:val="22"/>
-                <w:szCs w:val="22"/>
-              </w:rPr>
-              <w:t xml:space="preserve">  ; load array[5]</w:t>
+            <w:proofErr w:type="gramStart"/>
+            <w:r>
+              <w:rPr>
+                <w:sz w:val="22"/>
+                <w:szCs w:val="22"/>
+              </w:rPr>
+              <w:t xml:space="preserve">  ;</w:t>
+            </w:r>
+            <w:proofErr w:type="gramEnd"/>
+            <w:r>
+              <w:rPr>
+                <w:sz w:val="22"/>
+                <w:szCs w:val="22"/>
+              </w:rPr>
+              <w:t xml:space="preserve"> load </w:t>
+            </w:r>
+            <w:proofErr w:type="gramStart"/>
+            <w:r>
+              <w:rPr>
+                <w:sz w:val="22"/>
+                <w:szCs w:val="22"/>
+              </w:rPr>
+              <w:t>array[</w:t>
+            </w:r>
+            <w:proofErr w:type="gramEnd"/>
+            <w:r>
+              <w:rPr>
+                <w:sz w:val="22"/>
+                <w:szCs w:val="22"/>
+              </w:rPr>
+              <w:t>5]</w:t>
             </w:r>
             <w:r>
               <w:rPr>
@@ -23417,13 +26603,23 @@
                 <w:szCs w:val="22"/>
               </w:rPr>
             </w:pPr>
-            <w:r>
-              <w:rPr>
-                <w:sz w:val="22"/>
-                <w:szCs w:val="22"/>
-              </w:rPr>
-              <w:t xml:space="preserve">ADD  R0, R3, R1       </w:t>
-            </w:r>
+            <w:proofErr w:type="gramStart"/>
+            <w:r>
+              <w:rPr>
+                <w:sz w:val="22"/>
+                <w:szCs w:val="22"/>
+              </w:rPr>
+              <w:t>ADD  R</w:t>
+            </w:r>
+            <w:proofErr w:type="gramEnd"/>
+            <w:r>
+              <w:rPr>
+                <w:sz w:val="22"/>
+                <w:szCs w:val="22"/>
+              </w:rPr>
+              <w:t xml:space="preserve">0, R3, R1       </w:t>
+            </w:r>
+            <w:proofErr w:type="gramStart"/>
             <w:r>
               <w:rPr>
                 <w:sz w:val="22"/>
@@ -23436,7 +26632,31 @@
                 <w:sz w:val="22"/>
                 <w:szCs w:val="22"/>
               </w:rPr>
-              <w:t>; x = array[5] + y</w:t>
+              <w:t>;</w:t>
+            </w:r>
+            <w:proofErr w:type="gramEnd"/>
+            <w:r>
+              <w:rPr>
+                <w:sz w:val="22"/>
+                <w:szCs w:val="22"/>
+              </w:rPr>
+              <w:t xml:space="preserve"> x = </w:t>
+            </w:r>
+            <w:proofErr w:type="gramStart"/>
+            <w:r>
+              <w:rPr>
+                <w:sz w:val="22"/>
+                <w:szCs w:val="22"/>
+              </w:rPr>
+              <w:t>array[</w:t>
+            </w:r>
+            <w:proofErr w:type="gramEnd"/>
+            <w:r>
+              <w:rPr>
+                <w:sz w:val="22"/>
+                <w:szCs w:val="22"/>
+              </w:rPr>
+              <w:t>5] + y</w:t>
             </w:r>
           </w:p>
           <w:p>
@@ -23454,21 +26674,53 @@
                 <w:sz w:val="22"/>
                 <w:szCs w:val="22"/>
               </w:rPr>
-              <w:t>LSL R3, R0, #2</w:t>
-            </w:r>
-            <w:r>
-              <w:rPr>
-                <w:sz w:val="22"/>
-                <w:szCs w:val="22"/>
-              </w:rPr>
-              <w:t xml:space="preserve">            </w:t>
-            </w:r>
-            <w:r>
-              <w:rPr>
-                <w:sz w:val="22"/>
-                <w:szCs w:val="22"/>
-              </w:rPr>
-              <w:t>; R3 = x * 4</w:t>
+              <w:t xml:space="preserve">LSL R3, </w:t>
+            </w:r>
+            <w:proofErr w:type="gramStart"/>
+            <w:r>
+              <w:rPr>
+                <w:sz w:val="22"/>
+                <w:szCs w:val="22"/>
+              </w:rPr>
+              <w:t>R0, #</w:t>
+            </w:r>
+            <w:proofErr w:type="gramEnd"/>
+            <w:r>
+              <w:rPr>
+                <w:sz w:val="22"/>
+                <w:szCs w:val="22"/>
+              </w:rPr>
+              <w:t>2</w:t>
+            </w:r>
+            <w:r>
+              <w:rPr>
+                <w:sz w:val="22"/>
+                <w:szCs w:val="22"/>
+              </w:rPr>
+              <w:t xml:space="preserve">          </w:t>
+            </w:r>
+            <w:proofErr w:type="gramStart"/>
+            <w:r>
+              <w:rPr>
+                <w:sz w:val="22"/>
+                <w:szCs w:val="22"/>
+              </w:rPr>
+              <w:t xml:space="preserve">  </w:t>
+            </w:r>
+            <w:r>
+              <w:rPr>
+                <w:sz w:val="22"/>
+                <w:szCs w:val="22"/>
+              </w:rPr>
+              <w:t>;</w:t>
+            </w:r>
+            <w:proofErr w:type="gramEnd"/>
+            <w:r>
+              <w:rPr>
+                <w:sz w:val="22"/>
+                <w:szCs w:val="22"/>
+              </w:rPr>
+              <w:t xml:space="preserve"> R3 = x * 4</w:t>
             </w:r>
             <w:r>
               <w:rPr>
@@ -23495,6 +26747,7 @@
               </w:rPr>
               <w:t>STR R3, [R2</w:t>
             </w:r>
+            <w:proofErr w:type="gramStart"/>
             <w:r>
               <w:rPr>
                 <w:sz w:val="22"/>
@@ -23507,7 +26760,15 @@
                 <w:sz w:val="22"/>
                 <w:szCs w:val="22"/>
               </w:rPr>
-              <w:t>, #4</w:t>
+              <w:t>, #</w:t>
+            </w:r>
+            <w:proofErr w:type="gramEnd"/>
+            <w:r>
+              <w:rPr>
+                <w:sz w:val="22"/>
+                <w:szCs w:val="22"/>
+              </w:rPr>
+              <w:t>4</w:t>
             </w:r>
             <w:r>
               <w:rPr>
@@ -23530,6 +26791,7 @@
               </w:rPr>
               <w:t xml:space="preserve"> </w:t>
             </w:r>
+            <w:proofErr w:type="gramStart"/>
             <w:r>
               <w:rPr>
                 <w:sz w:val="22"/>
@@ -23549,7 +26811,31 @@
                 <w:sz w:val="22"/>
                 <w:szCs w:val="22"/>
               </w:rPr>
-              <w:t>; store into array[6]</w:t>
+              <w:t>;</w:t>
+            </w:r>
+            <w:proofErr w:type="gramEnd"/>
+            <w:r>
+              <w:rPr>
+                <w:sz w:val="22"/>
+                <w:szCs w:val="22"/>
+              </w:rPr>
+              <w:t xml:space="preserve"> store into </w:t>
+            </w:r>
+            <w:proofErr w:type="gramStart"/>
+            <w:r>
+              <w:rPr>
+                <w:sz w:val="22"/>
+                <w:szCs w:val="22"/>
+              </w:rPr>
+              <w:t>array[</w:t>
+            </w:r>
+            <w:proofErr w:type="gramEnd"/>
+            <w:r>
+              <w:rPr>
+                <w:sz w:val="22"/>
+                <w:szCs w:val="22"/>
+              </w:rPr>
+              <w:t>6]</w:t>
             </w:r>
           </w:p>
           <w:p>
@@ -23581,21 +26867,53 @@
                 <w:sz w:val="22"/>
                 <w:szCs w:val="22"/>
               </w:rPr>
-              <w:t xml:space="preserve"> R3, R0, #2</w:t>
-            </w:r>
-            <w:r>
-              <w:rPr>
-                <w:sz w:val="22"/>
-                <w:szCs w:val="22"/>
-              </w:rPr>
-              <w:t xml:space="preserve">            </w:t>
-            </w:r>
-            <w:r>
-              <w:rPr>
-                <w:sz w:val="22"/>
-                <w:szCs w:val="22"/>
-              </w:rPr>
-              <w:t xml:space="preserve">; R3 = x </w:t>
+              <w:t xml:space="preserve"> R3, </w:t>
+            </w:r>
+            <w:proofErr w:type="gramStart"/>
+            <w:r>
+              <w:rPr>
+                <w:sz w:val="22"/>
+                <w:szCs w:val="22"/>
+              </w:rPr>
+              <w:t>R0, #</w:t>
+            </w:r>
+            <w:proofErr w:type="gramEnd"/>
+            <w:r>
+              <w:rPr>
+                <w:sz w:val="22"/>
+                <w:szCs w:val="22"/>
+              </w:rPr>
+              <w:t>2</w:t>
+            </w:r>
+            <w:r>
+              <w:rPr>
+                <w:sz w:val="22"/>
+                <w:szCs w:val="22"/>
+              </w:rPr>
+              <w:t xml:space="preserve">          </w:t>
+            </w:r>
+            <w:proofErr w:type="gramStart"/>
+            <w:r>
+              <w:rPr>
+                <w:sz w:val="22"/>
+                <w:szCs w:val="22"/>
+              </w:rPr>
+              <w:t xml:space="preserve">  </w:t>
+            </w:r>
+            <w:r>
+              <w:rPr>
+                <w:sz w:val="22"/>
+                <w:szCs w:val="22"/>
+              </w:rPr>
+              <w:t>;</w:t>
+            </w:r>
+            <w:proofErr w:type="gramEnd"/>
+            <w:r>
+              <w:rPr>
+                <w:sz w:val="22"/>
+                <w:szCs w:val="22"/>
+              </w:rPr>
+              <w:t xml:space="preserve"> R3 = x </w:t>
             </w:r>
             <w:r>
               <w:rPr>
@@ -23623,14 +26941,30 @@
                 <w:sz w:val="22"/>
                 <w:szCs w:val="22"/>
               </w:rPr>
-              <w:t xml:space="preserve"> R3, R0, </w:t>
-            </w:r>
-            <w:r>
-              <w:rPr>
-                <w:sz w:val="22"/>
-                <w:szCs w:val="22"/>
-              </w:rPr>
-              <w:t>#2 is not valid syntax</w:t>
+              <w:t xml:space="preserve"> R3, </w:t>
+            </w:r>
+            <w:proofErr w:type="gramStart"/>
+            <w:r>
+              <w:rPr>
+                <w:sz w:val="22"/>
+                <w:szCs w:val="22"/>
+              </w:rPr>
+              <w:t xml:space="preserve">R0, </w:t>
+            </w:r>
+            <w:r>
+              <w:rPr>
+                <w:sz w:val="22"/>
+                <w:szCs w:val="22"/>
+              </w:rPr>
+              <w:t>#</w:t>
+            </w:r>
+            <w:proofErr w:type="gramEnd"/>
+            <w:r>
+              <w:rPr>
+                <w:sz w:val="22"/>
+                <w:szCs w:val="22"/>
+              </w:rPr>
+              <w:t>2 is not valid syntax</w:t>
             </w:r>
           </w:p>
           <w:p>
@@ -23643,13 +26977,23 @@
                 <w:szCs w:val="22"/>
               </w:rPr>
             </w:pPr>
-            <w:r>
-              <w:rPr>
-                <w:sz w:val="22"/>
-                <w:szCs w:val="22"/>
-              </w:rPr>
-              <w:t>STR  R3, [R2</w:t>
-            </w:r>
+            <w:proofErr w:type="gramStart"/>
+            <w:r>
+              <w:rPr>
+                <w:sz w:val="22"/>
+                <w:szCs w:val="22"/>
+              </w:rPr>
+              <w:t>STR  R</w:t>
+            </w:r>
+            <w:proofErr w:type="gramEnd"/>
+            <w:r>
+              <w:rPr>
+                <w:sz w:val="22"/>
+                <w:szCs w:val="22"/>
+              </w:rPr>
+              <w:t>3, [R2</w:t>
+            </w:r>
+            <w:proofErr w:type="gramStart"/>
             <w:r>
               <w:rPr>
                 <w:sz w:val="22"/>
@@ -23664,6 +27008,7 @@
               </w:rPr>
               <w:t>, #</w:t>
             </w:r>
+            <w:proofErr w:type="gramEnd"/>
             <w:r>
               <w:rPr>
                 <w:sz w:val="22"/>
@@ -23678,6 +27023,7 @@
               </w:rPr>
               <w:t xml:space="preserve">     </w:t>
             </w:r>
+            <w:proofErr w:type="gramStart"/>
             <w:r>
               <w:rPr>
                 <w:sz w:val="22"/>
@@ -23690,7 +27036,31 @@
                 <w:sz w:val="22"/>
                 <w:szCs w:val="22"/>
               </w:rPr>
-              <w:t>; store into array[7]</w:t>
+              <w:t>;</w:t>
+            </w:r>
+            <w:proofErr w:type="gramEnd"/>
+            <w:r>
+              <w:rPr>
+                <w:sz w:val="22"/>
+                <w:szCs w:val="22"/>
+              </w:rPr>
+              <w:t xml:space="preserve"> store into </w:t>
+            </w:r>
+            <w:proofErr w:type="gramStart"/>
+            <w:r>
+              <w:rPr>
+                <w:sz w:val="22"/>
+                <w:szCs w:val="22"/>
+              </w:rPr>
+              <w:t>array[</w:t>
+            </w:r>
+            <w:proofErr w:type="gramEnd"/>
+            <w:r>
+              <w:rPr>
+                <w:sz w:val="22"/>
+                <w:szCs w:val="22"/>
+              </w:rPr>
+              <w:t>7]</w:t>
             </w:r>
           </w:p>
           <w:p>
@@ -23703,19 +27073,60 @@
                 <w:szCs w:val="22"/>
               </w:rPr>
             </w:pPr>
-            <w:r>
-              <w:rPr>
-                <w:sz w:val="22"/>
-                <w:szCs w:val="22"/>
-              </w:rPr>
-              <w:t>SUB  R3, R0, #10</w:t>
-            </w:r>
-            <w:r>
-              <w:rPr>
-                <w:sz w:val="22"/>
-                <w:szCs w:val="22"/>
-              </w:rPr>
-              <w:t xml:space="preserve">         ; </w:t>
+            <w:proofErr w:type="gramStart"/>
+            <w:r>
+              <w:rPr>
+                <w:sz w:val="22"/>
+                <w:szCs w:val="22"/>
+              </w:rPr>
+              <w:t>SUB  R</w:t>
+            </w:r>
+            <w:proofErr w:type="gramEnd"/>
+            <w:r>
+              <w:rPr>
+                <w:sz w:val="22"/>
+                <w:szCs w:val="22"/>
+              </w:rPr>
+              <w:t xml:space="preserve">3, </w:t>
+            </w:r>
+            <w:proofErr w:type="gramStart"/>
+            <w:r>
+              <w:rPr>
+                <w:sz w:val="22"/>
+                <w:szCs w:val="22"/>
+              </w:rPr>
+              <w:t>R0, #</w:t>
+            </w:r>
+            <w:proofErr w:type="gramEnd"/>
+            <w:r>
+              <w:rPr>
+                <w:sz w:val="22"/>
+                <w:szCs w:val="22"/>
+              </w:rPr>
+              <w:t>10</w:t>
+            </w:r>
+            <w:r>
+              <w:rPr>
+                <w:sz w:val="22"/>
+                <w:szCs w:val="22"/>
+              </w:rPr>
+              <w:t xml:space="preserve">       </w:t>
+            </w:r>
+            <w:proofErr w:type="gramStart"/>
+            <w:r>
+              <w:rPr>
+                <w:sz w:val="22"/>
+                <w:szCs w:val="22"/>
+              </w:rPr>
+              <w:t xml:space="preserve">  ;</w:t>
+            </w:r>
+            <w:proofErr w:type="gramEnd"/>
+            <w:r>
+              <w:rPr>
+                <w:sz w:val="22"/>
+                <w:szCs w:val="22"/>
+              </w:rPr>
+              <w:t xml:space="preserve"> </w:t>
             </w:r>
             <w:r>
               <w:rPr>
@@ -23742,13 +27153,23 @@
                 <w:szCs w:val="22"/>
               </w:rPr>
             </w:pPr>
-            <w:r>
-              <w:rPr>
-                <w:sz w:val="22"/>
-                <w:szCs w:val="22"/>
-              </w:rPr>
-              <w:t>STR  R3, [R2</w:t>
-            </w:r>
+            <w:proofErr w:type="gramStart"/>
+            <w:r>
+              <w:rPr>
+                <w:sz w:val="22"/>
+                <w:szCs w:val="22"/>
+              </w:rPr>
+              <w:t>STR  R</w:t>
+            </w:r>
+            <w:proofErr w:type="gramEnd"/>
+            <w:r>
+              <w:rPr>
+                <w:sz w:val="22"/>
+                <w:szCs w:val="22"/>
+              </w:rPr>
+              <w:t>3, [R2</w:t>
+            </w:r>
+            <w:proofErr w:type="gramStart"/>
             <w:r>
               <w:rPr>
                 <w:sz w:val="22"/>
@@ -23763,6 +27184,7 @@
               </w:rPr>
               <w:t>, #</w:t>
             </w:r>
+            <w:proofErr w:type="gramEnd"/>
             <w:r>
               <w:rPr>
                 <w:sz w:val="22"/>
@@ -23782,15 +27204,40 @@
                 <w:sz w:val="22"/>
                 <w:szCs w:val="22"/>
               </w:rPr>
-              <w:t xml:space="preserve">    </w:t>
-            </w:r>
-            <w:r>
-              <w:rPr>
-                <w:sz w:val="22"/>
-                <w:szCs w:val="22"/>
-              </w:rPr>
-              <w:t>; store into array[</w:t>
-            </w:r>
+              <w:t xml:space="preserve">  </w:t>
+            </w:r>
+            <w:proofErr w:type="gramStart"/>
+            <w:r>
+              <w:rPr>
+                <w:sz w:val="22"/>
+                <w:szCs w:val="22"/>
+              </w:rPr>
+              <w:t xml:space="preserve">  </w:t>
+            </w:r>
+            <w:r>
+              <w:rPr>
+                <w:sz w:val="22"/>
+                <w:szCs w:val="22"/>
+              </w:rPr>
+              <w:t>;</w:t>
+            </w:r>
+            <w:proofErr w:type="gramEnd"/>
+            <w:r>
+              <w:rPr>
+                <w:sz w:val="22"/>
+                <w:szCs w:val="22"/>
+              </w:rPr>
+              <w:t xml:space="preserve"> store into </w:t>
+            </w:r>
+            <w:proofErr w:type="gramStart"/>
+            <w:r>
+              <w:rPr>
+                <w:sz w:val="22"/>
+                <w:szCs w:val="22"/>
+              </w:rPr>
+              <w:t>array[</w:t>
+            </w:r>
+            <w:proofErr w:type="gramEnd"/>
             <w:r>
               <w:rPr>
                 <w:sz w:val="22"/>
@@ -23823,26 +27270,67 @@
                 <w:szCs w:val="22"/>
               </w:rPr>
             </w:pPr>
-            <w:r>
-              <w:rPr>
-                <w:sz w:val="22"/>
-                <w:szCs w:val="22"/>
-              </w:rPr>
-              <w:t xml:space="preserve">SUB  R4, R0, #1        </w:t>
-            </w:r>
-            <w:r>
-              <w:rPr>
-                <w:sz w:val="22"/>
-                <w:szCs w:val="22"/>
-              </w:rPr>
-              <w:t xml:space="preserve">   </w:t>
-            </w:r>
-            <w:r>
-              <w:rPr>
-                <w:sz w:val="22"/>
-                <w:szCs w:val="22"/>
-              </w:rPr>
-              <w:t>; R4 = x - 1</w:t>
+            <w:proofErr w:type="gramStart"/>
+            <w:r>
+              <w:rPr>
+                <w:sz w:val="22"/>
+                <w:szCs w:val="22"/>
+              </w:rPr>
+              <w:t>SUB  R</w:t>
+            </w:r>
+            <w:proofErr w:type="gramEnd"/>
+            <w:r>
+              <w:rPr>
+                <w:sz w:val="22"/>
+                <w:szCs w:val="22"/>
+              </w:rPr>
+              <w:t xml:space="preserve">4, </w:t>
+            </w:r>
+            <w:proofErr w:type="gramStart"/>
+            <w:r>
+              <w:rPr>
+                <w:sz w:val="22"/>
+                <w:szCs w:val="22"/>
+              </w:rPr>
+              <w:t>R0, #</w:t>
+            </w:r>
+            <w:proofErr w:type="gramEnd"/>
+            <w:r>
+              <w:rPr>
+                <w:sz w:val="22"/>
+                <w:szCs w:val="22"/>
+              </w:rPr>
+              <w:t xml:space="preserve">1        </w:t>
+            </w:r>
+            <w:r>
+              <w:rPr>
+                <w:sz w:val="22"/>
+                <w:szCs w:val="22"/>
+              </w:rPr>
+              <w:t xml:space="preserve"> </w:t>
+            </w:r>
+            <w:proofErr w:type="gramStart"/>
+            <w:r>
+              <w:rPr>
+                <w:sz w:val="22"/>
+                <w:szCs w:val="22"/>
+              </w:rPr>
+              <w:t xml:space="preserve">  </w:t>
+            </w:r>
+            <w:r>
+              <w:rPr>
+                <w:sz w:val="22"/>
+                <w:szCs w:val="22"/>
+              </w:rPr>
+              <w:t>;</w:t>
+            </w:r>
+            <w:proofErr w:type="gramEnd"/>
+            <w:r>
+              <w:rPr>
+                <w:sz w:val="22"/>
+                <w:szCs w:val="22"/>
+              </w:rPr>
+              <w:t xml:space="preserve"> R4 = x - 1</w:t>
             </w:r>
           </w:p>
           <w:p>
@@ -23867,14 +27355,30 @@
                 <w:sz w:val="22"/>
                 <w:szCs w:val="22"/>
               </w:rPr>
-              <w:t xml:space="preserve">  </w:t>
-            </w:r>
-            <w:r>
-              <w:rPr>
-                <w:sz w:val="22"/>
-                <w:szCs w:val="22"/>
-              </w:rPr>
-              <w:t xml:space="preserve"> ; R3 = x * (x - 1)</w:t>
+              <w:t xml:space="preserve"> </w:t>
+            </w:r>
+            <w:proofErr w:type="gramStart"/>
+            <w:r>
+              <w:rPr>
+                <w:sz w:val="22"/>
+                <w:szCs w:val="22"/>
+              </w:rPr>
+              <w:t xml:space="preserve"> </w:t>
+            </w:r>
+            <w:r>
+              <w:rPr>
+                <w:sz w:val="22"/>
+                <w:szCs w:val="22"/>
+              </w:rPr>
+              <w:t xml:space="preserve"> ;</w:t>
+            </w:r>
+            <w:proofErr w:type="gramEnd"/>
+            <w:r>
+              <w:rPr>
+                <w:sz w:val="22"/>
+                <w:szCs w:val="22"/>
+              </w:rPr>
+              <w:t xml:space="preserve"> R3 = x * (x - 1)</w:t>
             </w:r>
           </w:p>
           <w:p>
@@ -23894,6 +27398,7 @@
               </w:rPr>
               <w:t>STR   R3, [R2</w:t>
             </w:r>
+            <w:proofErr w:type="gramStart"/>
             <w:r>
               <w:rPr>
                 <w:sz w:val="22"/>
@@ -23908,6 +27413,7 @@
               </w:rPr>
               <w:t>, #</w:t>
             </w:r>
+            <w:proofErr w:type="gramEnd"/>
             <w:r>
               <w:rPr>
                 <w:sz w:val="22"/>
@@ -23922,6 +27428,7 @@
               </w:rPr>
               <w:t xml:space="preserve">    </w:t>
             </w:r>
+            <w:proofErr w:type="gramStart"/>
             <w:r>
               <w:rPr>
                 <w:sz w:val="22"/>
@@ -23934,15 +27441,32 @@
                 <w:sz w:val="22"/>
                 <w:szCs w:val="22"/>
               </w:rPr>
-              <w:t xml:space="preserve">; </w:t>
-            </w:r>
-            <w:r>
-              <w:rPr>
-                <w:sz w:val="22"/>
-                <w:szCs w:val="22"/>
-              </w:rPr>
-              <w:t>store into array[</w:t>
-            </w:r>
+              <w:t>;</w:t>
+            </w:r>
+            <w:proofErr w:type="gramEnd"/>
+            <w:r>
+              <w:rPr>
+                <w:sz w:val="22"/>
+                <w:szCs w:val="22"/>
+              </w:rPr>
+              <w:t xml:space="preserve"> </w:t>
+            </w:r>
+            <w:r>
+              <w:rPr>
+                <w:sz w:val="22"/>
+                <w:szCs w:val="22"/>
+              </w:rPr>
+              <w:t xml:space="preserve">store into </w:t>
+            </w:r>
+            <w:proofErr w:type="gramStart"/>
+            <w:r>
+              <w:rPr>
+                <w:sz w:val="22"/>
+                <w:szCs w:val="22"/>
+              </w:rPr>
+              <w:t>array[</w:t>
+            </w:r>
+            <w:proofErr w:type="gramEnd"/>
             <w:r>
               <w:rPr>
                 <w:sz w:val="22"/>
@@ -29179,7 +32703,7 @@
         <w:ind w:left="720" w:hanging="360"/>
       </w:pPr>
     </w:lvl>
-    <w:lvl w:ilvl="1" w:tentative="1">
+    <w:lvl w:ilvl="1">
       <w:start w:val="1"/>
       <w:numFmt w:val="decimal"/>
       <w:lvlText w:val="%2."/>
@@ -30004,7 +33528,6 @@
   <w:style w:type="character" w:default="1" w:styleId="DefaultParagraphFont">
     <w:name w:val="Default Paragraph Font"/>
     <w:uiPriority w:val="1"/>
-    <w:semiHidden/>
     <w:unhideWhenUsed/>
   </w:style>
   <w:style w:type="table" w:default="1" w:styleId="TableNormal">
